--- a/mentes/Bevezető.docx
+++ b/mentes/Bevezető.docx
@@ -3855,16 +3855,7 @@
           <w:sz w:val="32"/>
           <w:szCs w:val="32"/>
         </w:rPr>
-        <w:t>Az adatbázis felépítése egy autókereskedő rendszer működését modellezi. A tervezés során elkülönítésre kerültek a törzsadatok (márka, váltó, üzemanyag, szín, fizetési mód) és az üzleti adatok (autók, ve</w:t>
-      </w:r>
-      <w:bookmarkStart w:id="4" w:name="_GoBack"/>
-      <w:bookmarkEnd w:id="4"/>
-      <w:r>
-        <w:rPr>
-          <w:sz w:val="32"/>
-          <w:szCs w:val="32"/>
-        </w:rPr>
-        <w:t>vők, rendelések, számlák, érdeklődések, üzenetek), ami biztosítja az adatok átláthatóságát és a redundancia csökkentését.</w:t>
+        <w:t>Az adatbázis felépítése egy autókereskedő rendszer működését modellezi. A tervezés során elkülönítésre kerültek a törzsadatok (márka, váltó, üzemanyag, szín, fizetési mód) és az üzleti adatok (autók, vevők, rendelések, számlák, érdeklődések, üzenetek), ami biztosítja az adatok átláthatóságát és a redundancia csökkentését.</w:t>
       </w:r>
     </w:p>
     <w:p>
@@ -3929,6 +3920,11 @@
     </w:p>
     <w:p>
       <w:pPr>
+        <w:pStyle w:val="Listaszerbekezds"/>
+        <w:numPr>
+          <w:ilvl w:val="0"/>
+          <w:numId w:val="36"/>
+        </w:numPr>
         <w:rPr>
           <w:sz w:val="32"/>
           <w:szCs w:val="32"/>
@@ -3941,11 +3937,16 @@
           <w:szCs w:val="32"/>
           <w:u w:val="single"/>
         </w:rPr>
-        <w:t>3. Frontend</w:t>
-      </w:r>
-    </w:p>
-    <w:p>
-      <w:pPr>
+        <w:t>Frontend</w:t>
+      </w:r>
+    </w:p>
+    <w:p>
+      <w:pPr>
+        <w:pStyle w:val="Listaszerbekezds"/>
+        <w:numPr>
+          <w:ilvl w:val="1"/>
+          <w:numId w:val="36"/>
+        </w:numPr>
         <w:rPr>
           <w:sz w:val="32"/>
           <w:szCs w:val="32"/>
@@ -3958,7 +3959,7 @@
           <w:szCs w:val="32"/>
           <w:u w:val="single"/>
         </w:rPr>
-        <w:t xml:space="preserve">3.0 </w:t>
+        <w:t>Rövid ö</w:t>
       </w:r>
       <w:r>
         <w:rPr>
@@ -3966,7 +3967,7 @@
           <w:szCs w:val="32"/>
           <w:u w:val="single"/>
         </w:rPr>
-        <w:t>Rövid ö</w:t>
+        <w:t>sszegzés:</w:t>
       </w:r>
       <w:r>
         <w:rPr>
@@ -3974,54 +3975,43 @@
           <w:szCs w:val="32"/>
           <w:u w:val="single"/>
         </w:rPr>
-        <w:t>sszegzés:</w:t>
-      </w:r>
-      <w:r>
+        <w:t xml:space="preserve"> </w:t>
+      </w:r>
+    </w:p>
+    <w:p>
+      <w:pPr>
+        <w:rPr>
+          <w:sz w:val="32"/>
+          <w:szCs w:val="32"/>
+        </w:rPr>
+      </w:pPr>
+      <w:r>
+        <w:rPr>
+          <w:sz w:val="32"/>
+          <w:szCs w:val="32"/>
+        </w:rPr>
+        <w:t>Az Ndidi Autókereskedés frontend egy modern React-alapú webalkalmazás, amely lehetővé teszi autók böngészését, szűrését, részletek megtekintését, valamint felhasználói és adminisztrációs funkciókat is biztosít. A projekt jól strukturált, komponens-alapú felépítéssel, reszponzív megjelenéssel és könnyen bővíthető architektúrával rendelkezik. A felhasználók regisztrálhatnak, bejelentkezhetnek, profiljukat kezelhetik, üzeneteket küldhetnek, míg az adminisztrátorok külön felületen menedzselhetik az autókat, felhasználókat és üzeneteket.</w:t>
+      </w:r>
+    </w:p>
+    <w:p>
+      <w:pPr>
+        <w:pStyle w:val="Listaszerbekezds"/>
+        <w:numPr>
+          <w:ilvl w:val="1"/>
+          <w:numId w:val="36"/>
+        </w:numPr>
         <w:rPr>
           <w:sz w:val="32"/>
           <w:szCs w:val="32"/>
           <w:u w:val="single"/>
         </w:rPr>
-        <w:t xml:space="preserve"> </w:t>
-      </w:r>
-    </w:p>
-    <w:p>
-      <w:pPr>
-        <w:rPr>
-          <w:sz w:val="32"/>
-          <w:szCs w:val="32"/>
-        </w:rPr>
-      </w:pPr>
-      <w:r>
-        <w:rPr>
-          <w:sz w:val="32"/>
-          <w:szCs w:val="32"/>
-        </w:rPr>
-        <w:t>Az Ndidi Autókereskedés frontend egy modern React-alapú webalkalmazás, amely lehetővé teszi autók böngészését, szűrését, részletek megtekintését, valamint felhasználói és adminisztrációs funkciókat is biztosít. A projekt jól strukturált, komponens-alapú felépítéssel, reszponzív megjelenéssel és könnyen bővíthető architektúrával rendelkezik. A felhasználók regisztrálhatnak, bejelentkezhetnek, profiljukat kezelhetik, üzeneteket küldhetnek, míg az adminisztrátorok külön felületen menedzselhetik az autókat, felhasználókat és üzeneteket.</w:t>
-      </w:r>
-    </w:p>
-    <w:p>
-      <w:pPr>
+      </w:pPr>
+      <w:r>
         <w:rPr>
           <w:sz w:val="32"/>
           <w:szCs w:val="32"/>
           <w:u w:val="single"/>
         </w:rPr>
-      </w:pPr>
-      <w:r>
-        <w:rPr>
-          <w:sz w:val="32"/>
-          <w:szCs w:val="32"/>
-          <w:u w:val="single"/>
-        </w:rPr>
-        <w:t xml:space="preserve">3.1 </w:t>
-      </w:r>
-      <w:r>
-        <w:rPr>
-          <w:sz w:val="32"/>
-          <w:szCs w:val="32"/>
-          <w:u w:val="single"/>
-        </w:rPr>
         <w:t xml:space="preserve">A frontend felépítésének vizuális ábrája: </w:t>
       </w:r>
     </w:p>
@@ -4038,7 +4028,6 @@
           <w:sz w:val="32"/>
           <w:szCs w:val="32"/>
         </w:rPr>
-        <w:lastRenderedPageBreak/>
         <w:drawing>
           <wp:inline distT="0" distB="0" distL="0" distR="0" wp14:anchorId="79C3D934" wp14:editId="155A0119">
             <wp:extent cx="5760720" cy="4953000"/>
@@ -4078,6 +4067,11 @@
     </w:p>
     <w:p>
       <w:pPr>
+        <w:pStyle w:val="Listaszerbekezds"/>
+        <w:numPr>
+          <w:ilvl w:val="1"/>
+          <w:numId w:val="36"/>
+        </w:numPr>
         <w:rPr>
           <w:sz w:val="32"/>
           <w:szCs w:val="32"/>
@@ -4090,7 +4084,8 @@
           <w:szCs w:val="32"/>
           <w:u w:val="single"/>
         </w:rPr>
-        <w:t>3.2 Projekt áttekintése:</w:t>
+        <w:lastRenderedPageBreak/>
+        <w:t>Projekt áttekintése:</w:t>
       </w:r>
     </w:p>
     <w:p>
@@ -4191,7 +4186,6 @@
           <w:sz w:val="32"/>
           <w:szCs w:val="32"/>
         </w:rPr>
-        <w:lastRenderedPageBreak/>
         <w:t>Magánszemélyek, akik autót keresnek vagy szeretnének érdeklődni</w:t>
       </w:r>
     </w:p>
@@ -4354,62 +4348,31 @@
     </w:p>
     <w:p>
       <w:pPr>
-        <w:rPr>
-          <w:sz w:val="28"/>
-          <w:szCs w:val="32"/>
-        </w:rPr>
-      </w:pPr>
-    </w:p>
-    <w:p>
-      <w:pPr>
-        <w:rPr>
-          <w:sz w:val="28"/>
-          <w:szCs w:val="32"/>
-        </w:rPr>
-      </w:pPr>
-    </w:p>
-    <w:p>
-      <w:pPr>
-        <w:rPr>
-          <w:sz w:val="28"/>
-          <w:szCs w:val="32"/>
-        </w:rPr>
-      </w:pPr>
-    </w:p>
-    <w:p>
-      <w:pPr>
-        <w:rPr>
-          <w:sz w:val="28"/>
-          <w:szCs w:val="32"/>
-        </w:rPr>
-      </w:pPr>
-    </w:p>
-    <w:p>
-      <w:pPr>
-        <w:rPr>
-          <w:sz w:val="28"/>
-          <w:szCs w:val="32"/>
-        </w:rPr>
-      </w:pPr>
-    </w:p>
-    <w:p>
-      <w:pPr>
-        <w:rPr>
-          <w:sz w:val="28"/>
-          <w:szCs w:val="32"/>
-        </w:rPr>
-      </w:pPr>
-    </w:p>
-    <w:p>
-      <w:pPr>
-        <w:rPr>
-          <w:sz w:val="28"/>
-          <w:szCs w:val="32"/>
-        </w:rPr>
-      </w:pPr>
-    </w:p>
-    <w:p>
-      <w:pPr>
+        <w:pStyle w:val="Listaszerbekezds"/>
+        <w:numPr>
+          <w:ilvl w:val="0"/>
+          <w:numId w:val="14"/>
+        </w:numPr>
+        <w:rPr>
+          <w:sz w:val="32"/>
+          <w:szCs w:val="32"/>
+        </w:rPr>
+      </w:pPr>
+      <w:r>
+        <w:rPr>
+          <w:sz w:val="32"/>
+          <w:szCs w:val="32"/>
+        </w:rPr>
+        <w:br w:type="page"/>
+      </w:r>
+    </w:p>
+    <w:p>
+      <w:pPr>
+        <w:pStyle w:val="Listaszerbekezds"/>
+        <w:numPr>
+          <w:ilvl w:val="1"/>
+          <w:numId w:val="36"/>
+        </w:numPr>
         <w:rPr>
           <w:sz w:val="32"/>
           <w:szCs w:val="32"/>
@@ -4422,7 +4385,8 @@
           <w:szCs w:val="32"/>
           <w:u w:val="single"/>
         </w:rPr>
-        <w:t>3.3 Technológiai környezet:</w:t>
+        <w:lastRenderedPageBreak/>
+        <w:t>Technológiai környezet:</w:t>
       </w:r>
     </w:p>
     <w:p>
@@ -4642,7 +4606,6 @@
           <w:sz w:val="32"/>
           <w:szCs w:val="32"/>
         </w:rPr>
-        <w:lastRenderedPageBreak/>
         <w:t>rc-slider – tartományválasztó slider</w:t>
       </w:r>
     </w:p>
@@ -4676,6 +4639,11 @@
     </w:p>
     <w:p>
       <w:pPr>
+        <w:pStyle w:val="Listaszerbekezds"/>
+        <w:numPr>
+          <w:ilvl w:val="1"/>
+          <w:numId w:val="36"/>
+        </w:numPr>
         <w:rPr>
           <w:sz w:val="32"/>
           <w:szCs w:val="32"/>
@@ -4688,7 +4656,7 @@
           <w:szCs w:val="32"/>
           <w:u w:val="single"/>
         </w:rPr>
-        <w:t>3.4 Projekt struktúra:</w:t>
+        <w:t>Projekt struktúra:</w:t>
       </w:r>
     </w:p>
     <w:p>
@@ -4825,28 +4793,31 @@
     </w:p>
     <w:p>
       <w:pPr>
+        <w:pStyle w:val="Listaszerbekezds"/>
+        <w:numPr>
+          <w:ilvl w:val="1"/>
+          <w:numId w:val="36"/>
+        </w:numPr>
+        <w:rPr>
+          <w:sz w:val="32"/>
+          <w:szCs w:val="32"/>
+        </w:rPr>
+      </w:pPr>
+      <w:r>
+        <w:rPr>
+          <w:sz w:val="32"/>
+          <w:szCs w:val="32"/>
+        </w:rPr>
+        <w:br w:type="page"/>
+      </w:r>
+      <w:r>
         <w:rPr>
           <w:sz w:val="32"/>
           <w:szCs w:val="32"/>
           <w:u w:val="single"/>
         </w:rPr>
-      </w:pPr>
-    </w:p>
-    <w:p>
-      <w:pPr>
-        <w:rPr>
-          <w:sz w:val="32"/>
-          <w:szCs w:val="32"/>
-          <w:u w:val="single"/>
-        </w:rPr>
-      </w:pPr>
-      <w:r>
-        <w:rPr>
-          <w:sz w:val="32"/>
-          <w:szCs w:val="32"/>
-          <w:u w:val="single"/>
-        </w:rPr>
-        <w:t>3.5 Telepítés és futtatás:</w:t>
+        <w:lastRenderedPageBreak/>
+        <w:t>Telepítés és futtatás:</w:t>
       </w:r>
     </w:p>
     <w:p>
@@ -5096,7 +5067,6 @@
           <w:sz w:val="32"/>
           <w:szCs w:val="32"/>
         </w:rPr>
-        <w:lastRenderedPageBreak/>
         <w:drawing>
           <wp:inline distT="0" distB="0" distL="0" distR="0" wp14:anchorId="4BEF6AA1" wp14:editId="6C7E6190">
             <wp:extent cx="1810003" cy="419158"/>
@@ -5207,6 +5177,11 @@
     </w:p>
     <w:p>
       <w:pPr>
+        <w:pStyle w:val="Listaszerbekezds"/>
+        <w:numPr>
+          <w:ilvl w:val="1"/>
+          <w:numId w:val="36"/>
+        </w:numPr>
         <w:rPr>
           <w:sz w:val="32"/>
           <w:szCs w:val="32"/>
@@ -5219,7 +5194,7 @@
           <w:szCs w:val="32"/>
           <w:u w:val="single"/>
         </w:rPr>
-        <w:t>3.6 Alkalmazás működése:</w:t>
+        <w:t>Alkalmazás működése:</w:t>
       </w:r>
     </w:p>
     <w:p>
@@ -5395,6 +5370,19 @@
         <w:rPr>
           <w:sz w:val="32"/>
           <w:szCs w:val="32"/>
+        </w:rPr>
+      </w:pPr>
+    </w:p>
+    <w:p>
+      <w:pPr>
+        <w:pStyle w:val="Listaszerbekezds"/>
+        <w:numPr>
+          <w:ilvl w:val="1"/>
+          <w:numId w:val="36"/>
+        </w:numPr>
+        <w:rPr>
+          <w:sz w:val="32"/>
+          <w:szCs w:val="32"/>
           <w:u w:val="single"/>
         </w:rPr>
       </w:pPr>
@@ -5404,7 +5392,8 @@
           <w:szCs w:val="32"/>
           <w:u w:val="single"/>
         </w:rPr>
-        <w:t>3.7 Főbb komponensek bemutatása:</w:t>
+        <w:lastRenderedPageBreak/>
+        <w:t>Főbb komponensek bemutatása:</w:t>
       </w:r>
     </w:p>
     <w:p>
@@ -5581,7 +5570,6 @@
           <w:sz w:val="32"/>
           <w:szCs w:val="32"/>
         </w:rPr>
-        <w:lastRenderedPageBreak/>
         <w:t>loading (boolean): betöltési állapot</w:t>
       </w:r>
     </w:p>
@@ -5866,6 +5854,7 @@
           <w:szCs w:val="32"/>
           <w:u w:val="wave"/>
         </w:rPr>
+        <w:lastRenderedPageBreak/>
         <w:t>Autok.jsx:</w:t>
       </w:r>
     </w:p>
@@ -6044,7 +6033,6 @@
           <w:sz w:val="32"/>
           <w:szCs w:val="32"/>
         </w:rPr>
-        <w:lastRenderedPageBreak/>
         <w:t>Egy autó részletes adatlapja, képgaléria, ajánlott autók.</w:t>
       </w:r>
     </w:p>
@@ -6363,6 +6351,7 @@
           <w:szCs w:val="32"/>
           <w:u w:val="wave"/>
         </w:rPr>
+        <w:lastRenderedPageBreak/>
         <w:t>U</w:t>
       </w:r>
       <w:r>
@@ -6556,33 +6545,45 @@
           <w:sz w:val="32"/>
           <w:szCs w:val="32"/>
         </w:rPr>
+        <w:t>Védett útvonalak: csak bejelentkezett vagy admin felhasználók férhetnek hozzá.</w:t>
+      </w:r>
+    </w:p>
+    <w:p>
+      <w:pPr>
+        <w:rPr>
+          <w:sz w:val="32"/>
+          <w:szCs w:val="32"/>
+        </w:rPr>
+      </w:pPr>
+      <w:r>
+        <w:rPr>
+          <w:sz w:val="32"/>
+          <w:szCs w:val="32"/>
+        </w:rPr>
+        <w:br w:type="page"/>
+      </w:r>
+    </w:p>
+    <w:p>
+      <w:pPr>
+        <w:pStyle w:val="Listaszerbekezds"/>
+        <w:numPr>
+          <w:ilvl w:val="1"/>
+          <w:numId w:val="36"/>
+        </w:numPr>
+        <w:rPr>
+          <w:sz w:val="32"/>
+          <w:szCs w:val="32"/>
+          <w:u w:val="single"/>
+        </w:rPr>
+      </w:pPr>
+      <w:r>
+        <w:rPr>
+          <w:sz w:val="32"/>
+          <w:szCs w:val="32"/>
+          <w:u w:val="single"/>
+        </w:rPr>
         <w:lastRenderedPageBreak/>
-        <w:t>Védett útvonalak: csak bejelentkezett vagy admin felhasználók férhetnek hozzá.</w:t>
-      </w:r>
-    </w:p>
-    <w:p>
-      <w:pPr>
-        <w:rPr>
-          <w:sz w:val="32"/>
-          <w:szCs w:val="32"/>
-        </w:rPr>
-      </w:pPr>
-    </w:p>
-    <w:p>
-      <w:pPr>
-        <w:rPr>
-          <w:sz w:val="32"/>
-          <w:szCs w:val="32"/>
-          <w:u w:val="single"/>
-        </w:rPr>
-      </w:pPr>
-      <w:r>
-        <w:rPr>
-          <w:sz w:val="32"/>
-          <w:szCs w:val="32"/>
-          <w:u w:val="single"/>
-        </w:rPr>
-        <w:t>3.8 Oldalak/nézetek:</w:t>
+        <w:t>Oldalak/nézetek:</w:t>
       </w:r>
     </w:p>
     <w:p>
@@ -6964,6 +6965,11 @@
     </w:p>
     <w:p>
       <w:pPr>
+        <w:pStyle w:val="Listaszerbekezds"/>
+        <w:numPr>
+          <w:ilvl w:val="1"/>
+          <w:numId w:val="36"/>
+        </w:numPr>
         <w:rPr>
           <w:sz w:val="32"/>
           <w:szCs w:val="32"/>
@@ -6976,7 +6982,7 @@
           <w:szCs w:val="32"/>
           <w:u w:val="single"/>
         </w:rPr>
-        <w:t>3.9 Állapotkezelés:</w:t>
+        <w:t>Állapotkezelés:</w:t>
       </w:r>
     </w:p>
     <w:p>
@@ -7076,7 +7082,6 @@
           <w:sz w:val="32"/>
           <w:szCs w:val="32"/>
         </w:rPr>
-        <w:lastRenderedPageBreak/>
         <w:t>Közös state:</w:t>
       </w:r>
     </w:p>
@@ -7150,6 +7155,11 @@
     </w:p>
     <w:p>
       <w:pPr>
+        <w:pStyle w:val="Listaszerbekezds"/>
+        <w:numPr>
+          <w:ilvl w:val="1"/>
+          <w:numId w:val="36"/>
+        </w:numPr>
         <w:rPr>
           <w:sz w:val="32"/>
           <w:szCs w:val="32"/>
@@ -7162,7 +7172,7 @@
           <w:szCs w:val="32"/>
           <w:u w:val="single"/>
         </w:rPr>
-        <w:t>3.10 API kommunikáció:</w:t>
+        <w:t>API kommunikáció:</w:t>
       </w:r>
     </w:p>
     <w:p>
@@ -7327,43 +7337,31 @@
     </w:p>
     <w:p>
       <w:pPr>
-        <w:rPr>
-          <w:sz w:val="32"/>
-          <w:szCs w:val="32"/>
-        </w:rPr>
-      </w:pPr>
-    </w:p>
-    <w:p>
-      <w:pPr>
+        <w:pStyle w:val="Listaszerbekezds"/>
+        <w:numPr>
+          <w:ilvl w:val="1"/>
+          <w:numId w:val="36"/>
+        </w:numPr>
+        <w:rPr>
+          <w:sz w:val="32"/>
+          <w:szCs w:val="32"/>
+        </w:rPr>
+      </w:pPr>
+      <w:r>
+        <w:rPr>
+          <w:sz w:val="32"/>
+          <w:szCs w:val="32"/>
+        </w:rPr>
+        <w:br w:type="page"/>
+      </w:r>
+      <w:r>
         <w:rPr>
           <w:sz w:val="32"/>
           <w:szCs w:val="32"/>
           <w:u w:val="single"/>
         </w:rPr>
-      </w:pPr>
-      <w:r>
-        <w:rPr>
-          <w:sz w:val="32"/>
-          <w:szCs w:val="32"/>
-          <w:u w:val="single"/>
-        </w:rPr>
-        <w:t>3.1</w:t>
-      </w:r>
-      <w:r>
-        <w:rPr>
-          <w:sz w:val="32"/>
-          <w:szCs w:val="32"/>
-          <w:u w:val="single"/>
-        </w:rPr>
-        <w:t>1</w:t>
-      </w:r>
-      <w:r>
-        <w:rPr>
-          <w:sz w:val="32"/>
-          <w:szCs w:val="32"/>
-          <w:u w:val="single"/>
-        </w:rPr>
-        <w:t xml:space="preserve"> Felhasználói interakció:</w:t>
+        <w:lastRenderedPageBreak/>
+        <w:t>Felhasználói interakció:</w:t>
       </w:r>
     </w:p>
     <w:p>
@@ -7536,6 +7534,11 @@
     </w:p>
     <w:p>
       <w:pPr>
+        <w:pStyle w:val="Listaszerbekezds"/>
+        <w:numPr>
+          <w:ilvl w:val="1"/>
+          <w:numId w:val="36"/>
+        </w:numPr>
         <w:rPr>
           <w:sz w:val="32"/>
           <w:szCs w:val="32"/>
@@ -7548,8 +7551,7 @@
           <w:szCs w:val="32"/>
           <w:u w:val="single"/>
         </w:rPr>
-        <w:lastRenderedPageBreak/>
-        <w:t>3.12 Stílus és megjelenés</w:t>
+        <w:t>Stílus és megjelenés</w:t>
       </w:r>
     </w:p>
     <w:p>
@@ -7714,54 +7716,20 @@
     </w:p>
     <w:p>
       <w:pPr>
-        <w:rPr>
-          <w:sz w:val="32"/>
-          <w:szCs w:val="32"/>
-        </w:rPr>
-      </w:pPr>
-    </w:p>
-    <w:p>
-      <w:pPr>
-        <w:rPr>
-          <w:sz w:val="32"/>
-          <w:szCs w:val="32"/>
-        </w:rPr>
-      </w:pPr>
-    </w:p>
-    <w:p>
-      <w:pPr>
-        <w:rPr>
-          <w:sz w:val="32"/>
-          <w:szCs w:val="32"/>
-        </w:rPr>
-      </w:pPr>
-    </w:p>
-    <w:p>
-      <w:pPr>
-        <w:rPr>
-          <w:sz w:val="32"/>
-          <w:szCs w:val="32"/>
-        </w:rPr>
-      </w:pPr>
-    </w:p>
-    <w:p>
-      <w:pPr>
-        <w:rPr>
-          <w:sz w:val="32"/>
-          <w:szCs w:val="32"/>
-        </w:rPr>
-      </w:pPr>
-    </w:p>
-    <w:p>
-      <w:pPr>
-        <w:rPr>
-          <w:sz w:val="32"/>
-          <w:szCs w:val="32"/>
-        </w:rPr>
-      </w:pPr>
-    </w:p>
-    <w:p>
-      <w:pPr>
+        <w:ind w:left="1080"/>
+        <w:rPr>
+          <w:sz w:val="32"/>
+          <w:szCs w:val="32"/>
+        </w:rPr>
+      </w:pPr>
+    </w:p>
+    <w:p>
+      <w:pPr>
+        <w:pStyle w:val="Listaszerbekezds"/>
+        <w:numPr>
+          <w:ilvl w:val="1"/>
+          <w:numId w:val="36"/>
+        </w:numPr>
         <w:rPr>
           <w:sz w:val="32"/>
           <w:szCs w:val="32"/>
@@ -7774,7 +7742,7 @@
           <w:szCs w:val="32"/>
           <w:u w:val="single"/>
         </w:rPr>
-        <w:t>3.13 Hibakezelés:</w:t>
+        <w:t>Hibakezelés:</w:t>
       </w:r>
     </w:p>
     <w:p>
@@ -7899,26 +7867,31 @@
     </w:p>
     <w:p>
       <w:pPr>
-        <w:rPr>
-          <w:sz w:val="32"/>
-          <w:szCs w:val="32"/>
-        </w:rPr>
-      </w:pPr>
-    </w:p>
-    <w:p>
-      <w:pPr>
-        <w:rPr>
-          <w:sz w:val="32"/>
-          <w:szCs w:val="32"/>
-        </w:rPr>
-      </w:pPr>
+        <w:pStyle w:val="Listaszerbekezds"/>
+        <w:numPr>
+          <w:ilvl w:val="1"/>
+          <w:numId w:val="36"/>
+        </w:numPr>
+        <w:rPr>
+          <w:sz w:val="32"/>
+          <w:szCs w:val="32"/>
+        </w:rPr>
+      </w:pPr>
+      <w:r>
+        <w:rPr>
+          <w:sz w:val="32"/>
+          <w:szCs w:val="32"/>
+        </w:rPr>
+        <w:br w:type="page"/>
+      </w:r>
       <w:r>
         <w:rPr>
           <w:sz w:val="32"/>
           <w:szCs w:val="32"/>
           <w:u w:val="single"/>
         </w:rPr>
-        <w:t>3.14 Biztonsági megoldások:</w:t>
+        <w:lastRenderedPageBreak/>
+        <w:t>Biztonsági megoldások:</w:t>
       </w:r>
     </w:p>
     <w:p>
@@ -7998,7 +7971,6 @@
           <w:sz w:val="32"/>
           <w:szCs w:val="32"/>
         </w:rPr>
-        <w:lastRenderedPageBreak/>
         <w:t>accessToken csak memóriában, nem localStorage-ban.</w:t>
       </w:r>
     </w:p>
@@ -8052,6 +8024,11 @@
     </w:p>
     <w:p>
       <w:pPr>
+        <w:pStyle w:val="Listaszerbekezds"/>
+        <w:numPr>
+          <w:ilvl w:val="1"/>
+          <w:numId w:val="36"/>
+        </w:numPr>
         <w:rPr>
           <w:sz w:val="32"/>
           <w:szCs w:val="32"/>
@@ -8063,7 +8040,7 @@
           <w:szCs w:val="32"/>
           <w:u w:val="single"/>
         </w:rPr>
-        <w:t>3.15 Tesztelés:</w:t>
+        <w:t>Tesztelés:</w:t>
       </w:r>
     </w:p>
     <w:p>
@@ -8253,17 +8230,21 @@
           <w:szCs w:val="32"/>
         </w:rPr>
       </w:pPr>
-    </w:p>
-    <w:p>
-      <w:pPr>
-        <w:rPr>
-          <w:sz w:val="32"/>
-          <w:szCs w:val="32"/>
-        </w:rPr>
-      </w:pPr>
-    </w:p>
-    <w:p>
-      <w:pPr>
+      <w:r>
+        <w:rPr>
+          <w:sz w:val="32"/>
+          <w:szCs w:val="32"/>
+        </w:rPr>
+        <w:br w:type="page"/>
+      </w:r>
+    </w:p>
+    <w:p>
+      <w:pPr>
+        <w:pStyle w:val="Listaszerbekezds"/>
+        <w:numPr>
+          <w:ilvl w:val="1"/>
+          <w:numId w:val="36"/>
+        </w:numPr>
         <w:rPr>
           <w:sz w:val="32"/>
           <w:szCs w:val="32"/>
@@ -8275,7 +8256,8 @@
           <w:szCs w:val="32"/>
           <w:u w:val="single"/>
         </w:rPr>
-        <w:t>3.16 Továbbfejlesztési lehetőségek:</w:t>
+        <w:lastRenderedPageBreak/>
+        <w:t>Továbbfejlesztési lehetőségek:</w:t>
       </w:r>
     </w:p>
     <w:p>
@@ -8528,6 +8510,11 @@
     </w:p>
     <w:p>
       <w:pPr>
+        <w:pStyle w:val="Listaszerbekezds"/>
+        <w:numPr>
+          <w:ilvl w:val="1"/>
+          <w:numId w:val="36"/>
+        </w:numPr>
         <w:rPr>
           <w:sz w:val="32"/>
           <w:szCs w:val="32"/>
@@ -8539,7 +8526,7 @@
           <w:szCs w:val="32"/>
           <w:u w:val="single"/>
         </w:rPr>
-        <w:t>3.17 Lezárás:</w:t>
+        <w:t>Lezárás:</w:t>
       </w:r>
     </w:p>
     <w:p>
@@ -8556,6 +8543,16 @@
         </w:rPr>
         <w:t>Az Ndidi Autókereskedés frontendje egy átlátható, jól strukturált React-alapú alkalmazás, amely mind a felhasználók, mind az adminisztrátorok számára kényelmes és biztonságos felületet biztosít az autókereskedés online menedzseléséhez. A komponens-alapú felépítés, a modern technológiák és a reszponzív dizájn lehetővé teszi a projekt könnyű továbbfejlesztését, karbantartását és bővítését. A dokumentáció célja, hogy segítse a fejlesztőket a rendszer megértésében és a további fejlesztések hatékony megvalósításában.</w:t>
       </w:r>
+    </w:p>
+    <w:p>
+      <w:pPr>
+        <w:rPr>
+          <w:sz w:val="32"/>
+          <w:szCs w:val="32"/>
+        </w:rPr>
+      </w:pPr>
+      <w:bookmarkStart w:id="4" w:name="_GoBack"/>
+      <w:bookmarkEnd w:id="4"/>
     </w:p>
     <w:sectPr>
       <w:pgSz w:w="11906" w:h="16838"/>
@@ -9185,6 +9182,119 @@
     </w:lvl>
   </w:abstractNum>
   <w:abstractNum w:abstractNumId="5" w15:restartNumberingAfterBreak="0">
+    <w:nsid w:val="10EE3047"/>
+    <w:multiLevelType w:val="multilevel"/>
+    <w:tmpl w:val="159A093E"/>
+    <w:lvl w:ilvl="0">
+      <w:start w:val="1"/>
+      <w:numFmt w:val="decimal"/>
+      <w:lvlText w:val="%1."/>
+      <w:lvlJc w:val="left"/>
+      <w:pPr>
+        <w:ind w:left="360" w:hanging="360"/>
+      </w:pPr>
+      <w:rPr>
+        <w:rFonts w:hint="default"/>
+      </w:rPr>
+    </w:lvl>
+    <w:lvl w:ilvl="1">
+      <w:start w:val="1"/>
+      <w:numFmt w:val="decimal"/>
+      <w:lvlText w:val="%1.%2."/>
+      <w:lvlJc w:val="left"/>
+      <w:pPr>
+        <w:ind w:left="964" w:hanging="851"/>
+      </w:pPr>
+      <w:rPr>
+        <w:rFonts w:hint="default"/>
+      </w:rPr>
+    </w:lvl>
+    <w:lvl w:ilvl="2">
+      <w:start w:val="1"/>
+      <w:numFmt w:val="decimal"/>
+      <w:lvlText w:val="%1.%2.%3."/>
+      <w:lvlJc w:val="left"/>
+      <w:pPr>
+        <w:ind w:left="1224" w:hanging="504"/>
+      </w:pPr>
+      <w:rPr>
+        <w:rFonts w:hint="default"/>
+      </w:rPr>
+    </w:lvl>
+    <w:lvl w:ilvl="3">
+      <w:start w:val="1"/>
+      <w:numFmt w:val="decimal"/>
+      <w:lvlText w:val="%1.%2.%3.%4."/>
+      <w:lvlJc w:val="left"/>
+      <w:pPr>
+        <w:ind w:left="1728" w:hanging="648"/>
+      </w:pPr>
+      <w:rPr>
+        <w:rFonts w:hint="default"/>
+      </w:rPr>
+    </w:lvl>
+    <w:lvl w:ilvl="4">
+      <w:start w:val="1"/>
+      <w:numFmt w:val="decimal"/>
+      <w:lvlText w:val="%1.%2.%3.%4.%5."/>
+      <w:lvlJc w:val="left"/>
+      <w:pPr>
+        <w:ind w:left="2232" w:hanging="792"/>
+      </w:pPr>
+      <w:rPr>
+        <w:rFonts w:hint="default"/>
+      </w:rPr>
+    </w:lvl>
+    <w:lvl w:ilvl="5">
+      <w:start w:val="1"/>
+      <w:numFmt w:val="decimal"/>
+      <w:lvlText w:val="%1.%2.%3.%4.%5.%6."/>
+      <w:lvlJc w:val="left"/>
+      <w:pPr>
+        <w:ind w:left="2736" w:hanging="936"/>
+      </w:pPr>
+      <w:rPr>
+        <w:rFonts w:hint="default"/>
+      </w:rPr>
+    </w:lvl>
+    <w:lvl w:ilvl="6">
+      <w:start w:val="1"/>
+      <w:numFmt w:val="decimal"/>
+      <w:lvlText w:val="%1.%2.%3.%4.%5.%6.%7."/>
+      <w:lvlJc w:val="left"/>
+      <w:pPr>
+        <w:ind w:left="3240" w:hanging="1080"/>
+      </w:pPr>
+      <w:rPr>
+        <w:rFonts w:hint="default"/>
+      </w:rPr>
+    </w:lvl>
+    <w:lvl w:ilvl="7">
+      <w:start w:val="1"/>
+      <w:numFmt w:val="decimal"/>
+      <w:lvlText w:val="%1.%2.%3.%4.%5.%6.%7.%8."/>
+      <w:lvlJc w:val="left"/>
+      <w:pPr>
+        <w:ind w:left="3744" w:hanging="1224"/>
+      </w:pPr>
+      <w:rPr>
+        <w:rFonts w:hint="default"/>
+      </w:rPr>
+    </w:lvl>
+    <w:lvl w:ilvl="8">
+      <w:start w:val="1"/>
+      <w:numFmt w:val="decimal"/>
+      <w:lvlText w:val="%1.%2.%3.%4.%5.%6.%7.%8.%9."/>
+      <w:lvlJc w:val="left"/>
+      <w:pPr>
+        <w:ind w:left="4320" w:hanging="1440"/>
+      </w:pPr>
+      <w:rPr>
+        <w:rFonts w:hint="default"/>
+      </w:rPr>
+    </w:lvl>
+  </w:abstractNum>
+  <w:abstractNum w:abstractNumId="6" w15:restartNumberingAfterBreak="0">
     <w:nsid w:val="17497EE9"/>
     <w:multiLevelType w:val="hybridMultilevel"/>
     <w:tmpl w:val="2D3EE832"/>
@@ -9297,7 +9407,7 @@
       </w:rPr>
     </w:lvl>
   </w:abstractNum>
-  <w:abstractNum w:abstractNumId="6" w15:restartNumberingAfterBreak="0">
+  <w:abstractNum w:abstractNumId="7" w15:restartNumberingAfterBreak="0">
     <w:nsid w:val="1A7B0D23"/>
     <w:multiLevelType w:val="hybridMultilevel"/>
     <w:tmpl w:val="31C4A79C"/>
@@ -9410,7 +9520,7 @@
       </w:rPr>
     </w:lvl>
   </w:abstractNum>
-  <w:abstractNum w:abstractNumId="7" w15:restartNumberingAfterBreak="0">
+  <w:abstractNum w:abstractNumId="8" w15:restartNumberingAfterBreak="0">
     <w:nsid w:val="22815E14"/>
     <w:multiLevelType w:val="hybridMultilevel"/>
     <w:tmpl w:val="A0B82F4E"/>
@@ -9523,7 +9633,120 @@
       </w:rPr>
     </w:lvl>
   </w:abstractNum>
-  <w:abstractNum w:abstractNumId="8" w15:restartNumberingAfterBreak="0">
+  <w:abstractNum w:abstractNumId="9" w15:restartNumberingAfterBreak="0">
+    <w:nsid w:val="25421BB8"/>
+    <w:multiLevelType w:val="multilevel"/>
+    <w:tmpl w:val="159A093E"/>
+    <w:lvl w:ilvl="0">
+      <w:start w:val="1"/>
+      <w:numFmt w:val="decimal"/>
+      <w:lvlText w:val="%1."/>
+      <w:lvlJc w:val="left"/>
+      <w:pPr>
+        <w:ind w:left="1068" w:hanging="360"/>
+      </w:pPr>
+      <w:rPr>
+        <w:rFonts w:hint="default"/>
+      </w:rPr>
+    </w:lvl>
+    <w:lvl w:ilvl="1">
+      <w:start w:val="1"/>
+      <w:numFmt w:val="decimal"/>
+      <w:lvlText w:val="%1.%2."/>
+      <w:lvlJc w:val="left"/>
+      <w:pPr>
+        <w:ind w:left="1672" w:hanging="851"/>
+      </w:pPr>
+      <w:rPr>
+        <w:rFonts w:hint="default"/>
+      </w:rPr>
+    </w:lvl>
+    <w:lvl w:ilvl="2">
+      <w:start w:val="1"/>
+      <w:numFmt w:val="decimal"/>
+      <w:lvlText w:val="%1.%2.%3."/>
+      <w:lvlJc w:val="left"/>
+      <w:pPr>
+        <w:ind w:left="1932" w:hanging="504"/>
+      </w:pPr>
+      <w:rPr>
+        <w:rFonts w:hint="default"/>
+      </w:rPr>
+    </w:lvl>
+    <w:lvl w:ilvl="3">
+      <w:start w:val="1"/>
+      <w:numFmt w:val="decimal"/>
+      <w:lvlText w:val="%1.%2.%3.%4."/>
+      <w:lvlJc w:val="left"/>
+      <w:pPr>
+        <w:ind w:left="2436" w:hanging="648"/>
+      </w:pPr>
+      <w:rPr>
+        <w:rFonts w:hint="default"/>
+      </w:rPr>
+    </w:lvl>
+    <w:lvl w:ilvl="4">
+      <w:start w:val="1"/>
+      <w:numFmt w:val="decimal"/>
+      <w:lvlText w:val="%1.%2.%3.%4.%5."/>
+      <w:lvlJc w:val="left"/>
+      <w:pPr>
+        <w:ind w:left="2940" w:hanging="792"/>
+      </w:pPr>
+      <w:rPr>
+        <w:rFonts w:hint="default"/>
+      </w:rPr>
+    </w:lvl>
+    <w:lvl w:ilvl="5">
+      <w:start w:val="1"/>
+      <w:numFmt w:val="decimal"/>
+      <w:lvlText w:val="%1.%2.%3.%4.%5.%6."/>
+      <w:lvlJc w:val="left"/>
+      <w:pPr>
+        <w:ind w:left="3444" w:hanging="936"/>
+      </w:pPr>
+      <w:rPr>
+        <w:rFonts w:hint="default"/>
+      </w:rPr>
+    </w:lvl>
+    <w:lvl w:ilvl="6">
+      <w:start w:val="1"/>
+      <w:numFmt w:val="decimal"/>
+      <w:lvlText w:val="%1.%2.%3.%4.%5.%6.%7."/>
+      <w:lvlJc w:val="left"/>
+      <w:pPr>
+        <w:ind w:left="3948" w:hanging="1080"/>
+      </w:pPr>
+      <w:rPr>
+        <w:rFonts w:hint="default"/>
+      </w:rPr>
+    </w:lvl>
+    <w:lvl w:ilvl="7">
+      <w:start w:val="1"/>
+      <w:numFmt w:val="decimal"/>
+      <w:lvlText w:val="%1.%2.%3.%4.%5.%6.%7.%8."/>
+      <w:lvlJc w:val="left"/>
+      <w:pPr>
+        <w:ind w:left="4452" w:hanging="1224"/>
+      </w:pPr>
+      <w:rPr>
+        <w:rFonts w:hint="default"/>
+      </w:rPr>
+    </w:lvl>
+    <w:lvl w:ilvl="8">
+      <w:start w:val="1"/>
+      <w:numFmt w:val="decimal"/>
+      <w:lvlText w:val="%1.%2.%3.%4.%5.%6.%7.%8.%9."/>
+      <w:lvlJc w:val="left"/>
+      <w:pPr>
+        <w:ind w:left="5028" w:hanging="1440"/>
+      </w:pPr>
+      <w:rPr>
+        <w:rFonts w:hint="default"/>
+      </w:rPr>
+    </w:lvl>
+  </w:abstractNum>
+  <w:abstractNum w:abstractNumId="10" w15:restartNumberingAfterBreak="0">
     <w:nsid w:val="25B54211"/>
     <w:multiLevelType w:val="hybridMultilevel"/>
     <w:tmpl w:val="A9FA6EE0"/>
@@ -9636,7 +9859,7 @@
       </w:rPr>
     </w:lvl>
   </w:abstractNum>
-  <w:abstractNum w:abstractNumId="9" w15:restartNumberingAfterBreak="0">
+  <w:abstractNum w:abstractNumId="11" w15:restartNumberingAfterBreak="0">
     <w:nsid w:val="29427E31"/>
     <w:multiLevelType w:val="hybridMultilevel"/>
     <w:tmpl w:val="C088A8A0"/>
@@ -9749,7 +9972,7 @@
       </w:rPr>
     </w:lvl>
   </w:abstractNum>
-  <w:abstractNum w:abstractNumId="10" w15:restartNumberingAfterBreak="0">
+  <w:abstractNum w:abstractNumId="12" w15:restartNumberingAfterBreak="0">
     <w:nsid w:val="2B1743D3"/>
     <w:multiLevelType w:val="hybridMultilevel"/>
     <w:tmpl w:val="A644F1BA"/>
@@ -9862,7 +10085,7 @@
       </w:rPr>
     </w:lvl>
   </w:abstractNum>
-  <w:abstractNum w:abstractNumId="11" w15:restartNumberingAfterBreak="0">
+  <w:abstractNum w:abstractNumId="13" w15:restartNumberingAfterBreak="0">
     <w:nsid w:val="2D507EEA"/>
     <w:multiLevelType w:val="hybridMultilevel"/>
     <w:tmpl w:val="6FF6C850"/>
@@ -9975,7 +10198,7 @@
       </w:rPr>
     </w:lvl>
   </w:abstractNum>
-  <w:abstractNum w:abstractNumId="12" w15:restartNumberingAfterBreak="0">
+  <w:abstractNum w:abstractNumId="14" w15:restartNumberingAfterBreak="0">
     <w:nsid w:val="2FC021B5"/>
     <w:multiLevelType w:val="hybridMultilevel"/>
     <w:tmpl w:val="CEB6CB28"/>
@@ -10088,7 +10311,7 @@
       </w:rPr>
     </w:lvl>
   </w:abstractNum>
-  <w:abstractNum w:abstractNumId="13" w15:restartNumberingAfterBreak="0">
+  <w:abstractNum w:abstractNumId="15" w15:restartNumberingAfterBreak="0">
     <w:nsid w:val="31694DA0"/>
     <w:multiLevelType w:val="hybridMultilevel"/>
     <w:tmpl w:val="6EB46800"/>
@@ -10201,7 +10424,7 @@
       </w:rPr>
     </w:lvl>
   </w:abstractNum>
-  <w:abstractNum w:abstractNumId="14" w15:restartNumberingAfterBreak="0">
+  <w:abstractNum w:abstractNumId="16" w15:restartNumberingAfterBreak="0">
     <w:nsid w:val="32BB61DF"/>
     <w:multiLevelType w:val="multilevel"/>
     <w:tmpl w:val="159A093E"/>
@@ -10314,7 +10537,7 @@
       </w:rPr>
     </w:lvl>
   </w:abstractNum>
-  <w:abstractNum w:abstractNumId="15" w15:restartNumberingAfterBreak="0">
+  <w:abstractNum w:abstractNumId="17" w15:restartNumberingAfterBreak="0">
     <w:nsid w:val="35832791"/>
     <w:multiLevelType w:val="hybridMultilevel"/>
     <w:tmpl w:val="60CE1A28"/>
@@ -10427,7 +10650,7 @@
       </w:rPr>
     </w:lvl>
   </w:abstractNum>
-  <w:abstractNum w:abstractNumId="16" w15:restartNumberingAfterBreak="0">
+  <w:abstractNum w:abstractNumId="18" w15:restartNumberingAfterBreak="0">
     <w:nsid w:val="3CD45C3B"/>
     <w:multiLevelType w:val="hybridMultilevel"/>
     <w:tmpl w:val="950C6F02"/>
@@ -10513,7 +10736,7 @@
       </w:pPr>
     </w:lvl>
   </w:abstractNum>
-  <w:abstractNum w:abstractNumId="17" w15:restartNumberingAfterBreak="0">
+  <w:abstractNum w:abstractNumId="19" w15:restartNumberingAfterBreak="0">
     <w:nsid w:val="41ED554E"/>
     <w:multiLevelType w:val="hybridMultilevel"/>
     <w:tmpl w:val="B1CC4AF0"/>
@@ -10626,7 +10849,7 @@
       </w:rPr>
     </w:lvl>
   </w:abstractNum>
-  <w:abstractNum w:abstractNumId="18" w15:restartNumberingAfterBreak="0">
+  <w:abstractNum w:abstractNumId="20" w15:restartNumberingAfterBreak="0">
     <w:nsid w:val="42351D2F"/>
     <w:multiLevelType w:val="hybridMultilevel"/>
     <w:tmpl w:val="BC468356"/>
@@ -10739,7 +10962,7 @@
       </w:rPr>
     </w:lvl>
   </w:abstractNum>
-  <w:abstractNum w:abstractNumId="19" w15:restartNumberingAfterBreak="0">
+  <w:abstractNum w:abstractNumId="21" w15:restartNumberingAfterBreak="0">
     <w:nsid w:val="433A3E7B"/>
     <w:multiLevelType w:val="hybridMultilevel"/>
     <w:tmpl w:val="5F9EAD58"/>
@@ -10852,7 +11075,7 @@
       </w:rPr>
     </w:lvl>
   </w:abstractNum>
-  <w:abstractNum w:abstractNumId="20" w15:restartNumberingAfterBreak="0">
+  <w:abstractNum w:abstractNumId="22" w15:restartNumberingAfterBreak="0">
     <w:nsid w:val="47624BFC"/>
     <w:multiLevelType w:val="hybridMultilevel"/>
     <w:tmpl w:val="7A208018"/>
@@ -10965,7 +11188,7 @@
       </w:rPr>
     </w:lvl>
   </w:abstractNum>
-  <w:abstractNum w:abstractNumId="21" w15:restartNumberingAfterBreak="0">
+  <w:abstractNum w:abstractNumId="23" w15:restartNumberingAfterBreak="0">
     <w:nsid w:val="48D13337"/>
     <w:multiLevelType w:val="hybridMultilevel"/>
     <w:tmpl w:val="C36A4F2C"/>
@@ -11078,7 +11301,7 @@
       </w:rPr>
     </w:lvl>
   </w:abstractNum>
-  <w:abstractNum w:abstractNumId="22" w15:restartNumberingAfterBreak="0">
+  <w:abstractNum w:abstractNumId="24" w15:restartNumberingAfterBreak="0">
     <w:nsid w:val="4AD221CF"/>
     <w:multiLevelType w:val="hybridMultilevel"/>
     <w:tmpl w:val="5B5A2314"/>
@@ -11191,7 +11414,7 @@
       </w:rPr>
     </w:lvl>
   </w:abstractNum>
-  <w:abstractNum w:abstractNumId="23" w15:restartNumberingAfterBreak="0">
+  <w:abstractNum w:abstractNumId="25" w15:restartNumberingAfterBreak="0">
     <w:nsid w:val="4D8B16B6"/>
     <w:multiLevelType w:val="hybridMultilevel"/>
     <w:tmpl w:val="ED9E482E"/>
@@ -11304,7 +11527,7 @@
       </w:rPr>
     </w:lvl>
   </w:abstractNum>
-  <w:abstractNum w:abstractNumId="24" w15:restartNumberingAfterBreak="0">
+  <w:abstractNum w:abstractNumId="26" w15:restartNumberingAfterBreak="0">
     <w:nsid w:val="51FC7733"/>
     <w:multiLevelType w:val="hybridMultilevel"/>
     <w:tmpl w:val="4C945BAC"/>
@@ -11417,7 +11640,7 @@
       </w:rPr>
     </w:lvl>
   </w:abstractNum>
-  <w:abstractNum w:abstractNumId="25" w15:restartNumberingAfterBreak="0">
+  <w:abstractNum w:abstractNumId="27" w15:restartNumberingAfterBreak="0">
     <w:nsid w:val="54E05A39"/>
     <w:multiLevelType w:val="hybridMultilevel"/>
     <w:tmpl w:val="073AA156"/>
@@ -11530,7 +11753,7 @@
       </w:rPr>
     </w:lvl>
   </w:abstractNum>
-  <w:abstractNum w:abstractNumId="26" w15:restartNumberingAfterBreak="0">
+  <w:abstractNum w:abstractNumId="28" w15:restartNumberingAfterBreak="0">
     <w:nsid w:val="5E872F63"/>
     <w:multiLevelType w:val="hybridMultilevel"/>
     <w:tmpl w:val="52BA2D62"/>
@@ -11643,7 +11866,7 @@
       </w:rPr>
     </w:lvl>
   </w:abstractNum>
-  <w:abstractNum w:abstractNumId="27" w15:restartNumberingAfterBreak="0">
+  <w:abstractNum w:abstractNumId="29" w15:restartNumberingAfterBreak="0">
     <w:nsid w:val="66064402"/>
     <w:multiLevelType w:val="hybridMultilevel"/>
     <w:tmpl w:val="7480F760"/>
@@ -11756,7 +11979,7 @@
       </w:rPr>
     </w:lvl>
   </w:abstractNum>
-  <w:abstractNum w:abstractNumId="28" w15:restartNumberingAfterBreak="0">
+  <w:abstractNum w:abstractNumId="30" w15:restartNumberingAfterBreak="0">
     <w:nsid w:val="71897452"/>
     <w:multiLevelType w:val="hybridMultilevel"/>
     <w:tmpl w:val="6504DC94"/>
@@ -11869,7 +12092,7 @@
       </w:rPr>
     </w:lvl>
   </w:abstractNum>
-  <w:abstractNum w:abstractNumId="29" w15:restartNumberingAfterBreak="0">
+  <w:abstractNum w:abstractNumId="31" w15:restartNumberingAfterBreak="0">
     <w:nsid w:val="74AF1C8C"/>
     <w:multiLevelType w:val="hybridMultilevel"/>
     <w:tmpl w:val="D5547C60"/>
@@ -11982,7 +12205,7 @@
       </w:rPr>
     </w:lvl>
   </w:abstractNum>
-  <w:abstractNum w:abstractNumId="30" w15:restartNumberingAfterBreak="0">
+  <w:abstractNum w:abstractNumId="32" w15:restartNumberingAfterBreak="0">
     <w:nsid w:val="758C47B2"/>
     <w:multiLevelType w:val="hybridMultilevel"/>
     <w:tmpl w:val="9600E410"/>
@@ -12095,7 +12318,7 @@
       </w:rPr>
     </w:lvl>
   </w:abstractNum>
-  <w:abstractNum w:abstractNumId="31" w15:restartNumberingAfterBreak="0">
+  <w:abstractNum w:abstractNumId="33" w15:restartNumberingAfterBreak="0">
     <w:nsid w:val="7918525B"/>
     <w:multiLevelType w:val="hybridMultilevel"/>
     <w:tmpl w:val="E5963982"/>
@@ -12208,7 +12431,7 @@
       </w:rPr>
     </w:lvl>
   </w:abstractNum>
-  <w:abstractNum w:abstractNumId="32" w15:restartNumberingAfterBreak="0">
+  <w:abstractNum w:abstractNumId="34" w15:restartNumberingAfterBreak="0">
     <w:nsid w:val="7AD1010A"/>
     <w:multiLevelType w:val="hybridMultilevel"/>
     <w:tmpl w:val="85A6CD10"/>
@@ -12321,7 +12544,7 @@
       </w:rPr>
     </w:lvl>
   </w:abstractNum>
-  <w:abstractNum w:abstractNumId="33" w15:restartNumberingAfterBreak="0">
+  <w:abstractNum w:abstractNumId="35" w15:restartNumberingAfterBreak="0">
     <w:nsid w:val="7B0F4816"/>
     <w:multiLevelType w:val="hybridMultilevel"/>
     <w:tmpl w:val="47BC8542"/>
@@ -12434,7 +12657,7 @@
       </w:rPr>
     </w:lvl>
   </w:abstractNum>
-  <w:abstractNum w:abstractNumId="34" w15:restartNumberingAfterBreak="0">
+  <w:abstractNum w:abstractNumId="36" w15:restartNumberingAfterBreak="0">
     <w:nsid w:val="7C8D74E7"/>
     <w:multiLevelType w:val="hybridMultilevel"/>
     <w:tmpl w:val="1FF205AE"/>
@@ -12547,7 +12770,7 @@
       </w:rPr>
     </w:lvl>
   </w:abstractNum>
-  <w:abstractNum w:abstractNumId="35" w15:restartNumberingAfterBreak="0">
+  <w:abstractNum w:abstractNumId="37" w15:restartNumberingAfterBreak="0">
     <w:nsid w:val="7CBF00DA"/>
     <w:multiLevelType w:val="hybridMultilevel"/>
     <w:tmpl w:val="38E2C738"/>
@@ -12661,112 +12884,118 @@
     </w:lvl>
   </w:abstractNum>
   <w:num w:numId="1">
-    <w:abstractNumId w:val="7"/>
+    <w:abstractNumId w:val="8"/>
   </w:num>
   <w:num w:numId="2">
     <w:abstractNumId w:val="3"/>
   </w:num>
   <w:num w:numId="3">
-    <w:abstractNumId w:val="27"/>
+    <w:abstractNumId w:val="29"/>
   </w:num>
   <w:num w:numId="4">
     <w:abstractNumId w:val="4"/>
   </w:num>
   <w:num w:numId="5">
-    <w:abstractNumId w:val="34"/>
+    <w:abstractNumId w:val="36"/>
   </w:num>
   <w:num w:numId="6">
-    <w:abstractNumId w:val="26"/>
+    <w:abstractNumId w:val="28"/>
   </w:num>
   <w:num w:numId="7">
+    <w:abstractNumId w:val="19"/>
+  </w:num>
+  <w:num w:numId="8">
     <w:abstractNumId w:val="17"/>
   </w:num>
-  <w:num w:numId="8">
+  <w:num w:numId="9">
+    <w:abstractNumId w:val="22"/>
+  </w:num>
+  <w:num w:numId="10">
+    <w:abstractNumId w:val="21"/>
+  </w:num>
+  <w:num w:numId="11">
+    <w:abstractNumId w:val="24"/>
+  </w:num>
+  <w:num w:numId="12">
+    <w:abstractNumId w:val="25"/>
+  </w:num>
+  <w:num w:numId="13">
+    <w:abstractNumId w:val="6"/>
+  </w:num>
+  <w:num w:numId="14">
+    <w:abstractNumId w:val="14"/>
+  </w:num>
+  <w:num w:numId="15">
+    <w:abstractNumId w:val="30"/>
+  </w:num>
+  <w:num w:numId="16">
     <w:abstractNumId w:val="15"/>
   </w:num>
-  <w:num w:numId="9">
-    <w:abstractNumId w:val="20"/>
-  </w:num>
-  <w:num w:numId="10">
-    <w:abstractNumId w:val="19"/>
-  </w:num>
-  <w:num w:numId="11">
-    <w:abstractNumId w:val="22"/>
-  </w:num>
-  <w:num w:numId="12">
-    <w:abstractNumId w:val="23"/>
-  </w:num>
-  <w:num w:numId="13">
-    <w:abstractNumId w:val="5"/>
-  </w:num>
-  <w:num w:numId="14">
-    <w:abstractNumId w:val="12"/>
-  </w:num>
-  <w:num w:numId="15">
-    <w:abstractNumId w:val="28"/>
-  </w:num>
-  <w:num w:numId="16">
-    <w:abstractNumId w:val="13"/>
-  </w:num>
   <w:num w:numId="17">
-    <w:abstractNumId w:val="8"/>
+    <w:abstractNumId w:val="10"/>
   </w:num>
   <w:num w:numId="18">
-    <w:abstractNumId w:val="33"/>
+    <w:abstractNumId w:val="35"/>
   </w:num>
   <w:num w:numId="19">
-    <w:abstractNumId w:val="16"/>
+    <w:abstractNumId w:val="18"/>
   </w:num>
   <w:num w:numId="20">
     <w:abstractNumId w:val="1"/>
   </w:num>
   <w:num w:numId="21">
-    <w:abstractNumId w:val="24"/>
+    <w:abstractNumId w:val="26"/>
   </w:num>
   <w:num w:numId="22">
     <w:abstractNumId w:val="2"/>
   </w:num>
   <w:num w:numId="23">
-    <w:abstractNumId w:val="32"/>
+    <w:abstractNumId w:val="34"/>
   </w:num>
   <w:num w:numId="24">
-    <w:abstractNumId w:val="21"/>
+    <w:abstractNumId w:val="23"/>
   </w:num>
   <w:num w:numId="25">
+    <w:abstractNumId w:val="33"/>
+  </w:num>
+  <w:num w:numId="26">
+    <w:abstractNumId w:val="37"/>
+  </w:num>
+  <w:num w:numId="27">
+    <w:abstractNumId w:val="12"/>
+  </w:num>
+  <w:num w:numId="28">
+    <w:abstractNumId w:val="11"/>
+  </w:num>
+  <w:num w:numId="29">
     <w:abstractNumId w:val="31"/>
   </w:num>
-  <w:num w:numId="26">
-    <w:abstractNumId w:val="35"/>
-  </w:num>
-  <w:num w:numId="27">
-    <w:abstractNumId w:val="10"/>
-  </w:num>
-  <w:num w:numId="28">
-    <w:abstractNumId w:val="9"/>
-  </w:num>
-  <w:num w:numId="29">
-    <w:abstractNumId w:val="29"/>
-  </w:num>
   <w:num w:numId="30">
-    <w:abstractNumId w:val="6"/>
+    <w:abstractNumId w:val="7"/>
   </w:num>
   <w:num w:numId="31">
-    <w:abstractNumId w:val="11"/>
+    <w:abstractNumId w:val="13"/>
   </w:num>
   <w:num w:numId="32">
-    <w:abstractNumId w:val="18"/>
+    <w:abstractNumId w:val="20"/>
   </w:num>
   <w:num w:numId="33">
-    <w:abstractNumId w:val="25"/>
+    <w:abstractNumId w:val="27"/>
   </w:num>
   <w:num w:numId="34">
     <w:abstractNumId w:val="0"/>
   </w:num>
   <w:num w:numId="35">
-    <w:abstractNumId w:val="30"/>
+    <w:abstractNumId w:val="32"/>
   </w:num>
   <w:num w:numId="36">
-    <w:abstractNumId w:val="14"/>
+    <w:abstractNumId w:val="16"/>
+  </w:num>
+  <w:num w:numId="37">
+    <w:abstractNumId w:val="9"/>
+  </w:num>
+  <w:num w:numId="38">
+    <w:abstractNumId w:val="5"/>
   </w:num>
   <w:numIdMacAtCleanup w:val="36"/>
 </w:numbering>
@@ -13170,6 +13399,27 @@
     <w:name w:val="Normal"/>
     <w:qFormat/>
   </w:style>
+  <w:style w:type="paragraph" w:styleId="Cmsor1">
+    <w:name w:val="heading 1"/>
+    <w:basedOn w:val="Norml"/>
+    <w:next w:val="Norml"/>
+    <w:link w:val="Cmsor1Char"/>
+    <w:uiPriority w:val="9"/>
+    <w:qFormat/>
+    <w:rsid w:val="003C747D"/>
+    <w:pPr>
+      <w:keepNext/>
+      <w:keepLines/>
+      <w:spacing w:before="240" w:after="0"/>
+      <w:outlineLvl w:val="0"/>
+    </w:pPr>
+    <w:rPr>
+      <w:rFonts w:asciiTheme="majorHAnsi" w:eastAsiaTheme="majorEastAsia" w:hAnsiTheme="majorHAnsi" w:cstheme="majorBidi"/>
+      <w:color w:val="2F5496" w:themeColor="accent1" w:themeShade="BF"/>
+      <w:sz w:val="32"/>
+      <w:szCs w:val="32"/>
+    </w:rPr>
+  </w:style>
   <w:style w:type="character" w:default="1" w:styleId="Bekezdsalapbettpusa">
     <w:name w:val="Default Paragraph Font"/>
     <w:uiPriority w:val="1"/>
@@ -13299,6 +13549,47 @@
     <w:link w:val="llb"/>
     <w:uiPriority w:val="99"/>
     <w:rsid w:val="00CF1400"/>
+  </w:style>
+  <w:style w:type="character" w:customStyle="1" w:styleId="Cmsor1Char">
+    <w:name w:val="Címsor 1 Char"/>
+    <w:basedOn w:val="Bekezdsalapbettpusa"/>
+    <w:link w:val="Cmsor1"/>
+    <w:uiPriority w:val="9"/>
+    <w:rsid w:val="003C747D"/>
+    <w:rPr>
+      <w:rFonts w:asciiTheme="majorHAnsi" w:eastAsiaTheme="majorEastAsia" w:hAnsiTheme="majorHAnsi" w:cstheme="majorBidi"/>
+      <w:color w:val="2F5496" w:themeColor="accent1" w:themeShade="BF"/>
+      <w:sz w:val="32"/>
+      <w:szCs w:val="32"/>
+    </w:rPr>
+  </w:style>
+  <w:style w:type="paragraph" w:styleId="Tartalomjegyzkcmsora">
+    <w:name w:val="TOC Heading"/>
+    <w:basedOn w:val="Cmsor1"/>
+    <w:next w:val="Norml"/>
+    <w:uiPriority w:val="39"/>
+    <w:unhideWhenUsed/>
+    <w:qFormat/>
+    <w:rsid w:val="003C747D"/>
+    <w:pPr>
+      <w:outlineLvl w:val="9"/>
+    </w:pPr>
+    <w:rPr>
+      <w:lang w:eastAsia="hu-HU"/>
+    </w:rPr>
+  </w:style>
+  <w:style w:type="paragraph" w:styleId="TJ1">
+    <w:name w:val="toc 1"/>
+    <w:basedOn w:val="Norml"/>
+    <w:next w:val="Norml"/>
+    <w:autoRedefine/>
+    <w:uiPriority w:val="39"/>
+    <w:semiHidden/>
+    <w:unhideWhenUsed/>
+    <w:rsid w:val="00923F74"/>
+    <w:pPr>
+      <w:spacing w:after="100"/>
+    </w:pPr>
   </w:style>
 </w:styles>
 </file>
@@ -13603,7 +13894,7 @@
 </file>
 
 <file path=customXml/itemProps1.xml><?xml version="1.0" encoding="utf-8"?>
-<ds:datastoreItem xmlns:ds="http://schemas.openxmlformats.org/officeDocument/2006/customXml" ds:itemID="{01E3F5A2-5BEE-436F-9C3D-DB3E0244875D}">
+<ds:datastoreItem xmlns:ds="http://schemas.openxmlformats.org/officeDocument/2006/customXml" ds:itemID="{DC7AC89C-8DC2-4000-919B-74DBB13B15F0}">
   <ds:schemaRefs>
     <ds:schemaRef ds:uri="http://schemas.openxmlformats.org/officeDocument/2006/bibliography"/>
   </ds:schemaRefs>

--- a/mentes/Bevezető.docx
+++ b/mentes/Bevezető.docx
@@ -4,29 +4,13 @@
   <w:body>
     <w:p>
       <w:pPr>
-        <w:pStyle w:val="Listaszerbekezds"/>
-        <w:numPr>
-          <w:ilvl w:val="0"/>
-          <w:numId w:val="36"/>
-        </w:numPr>
-        <w:rPr>
-          <w:rFonts w:ascii="Times New Roman" w:hAnsi="Times New Roman" w:cs="Times New Roman"/>
-          <w:b/>
-          <w:sz w:val="32"/>
-          <w:szCs w:val="32"/>
-          <w:u w:val="single"/>
-        </w:rPr>
-      </w:pPr>
-      <w:r>
-        <w:rPr>
-          <w:rFonts w:ascii="Times New Roman" w:hAnsi="Times New Roman" w:cs="Times New Roman"/>
-          <w:b/>
-          <w:sz w:val="32"/>
-          <w:szCs w:val="32"/>
-          <w:u w:val="single"/>
-        </w:rPr>
+        <w:pStyle w:val="Cmsor1"/>
+      </w:pPr>
+      <w:bookmarkStart w:id="0" w:name="_Toc222827478"/>
+      <w:r>
         <w:t>Bevezető:</w:t>
       </w:r>
+      <w:bookmarkEnd w:id="0"/>
     </w:p>
     <w:p>
       <w:pPr>
@@ -36,7 +20,7 @@
           <w:szCs w:val="26"/>
         </w:rPr>
       </w:pPr>
-      <w:bookmarkStart w:id="0" w:name="_Hlk221776679"/>
+      <w:bookmarkStart w:id="1" w:name="_Hlk221776679"/>
       <w:r>
         <w:rPr>
           <w:rFonts w:ascii="Times New Roman" w:hAnsi="Times New Roman" w:cs="Times New Roman"/>
@@ -45,7 +29,7 @@
         </w:rPr>
         <w:t>A jelen dokumentáció célja, hogy bemutassa egy autókereskedés weboldal fejlesztésének folyamatát, működését és felépítését. A projekt fő célja egy olyan modern, felhasználóbarát és reszponzív webalkalmazás létrehozása volt, amely megkönnyíti az autókereskedés járműveinek bemutatását, valamint támogatja az értékesítési folyamatokat. A fejlesztés során kiemelt szempont volt az átláthatóság, a stabil működés és a felhasználói élmény javítása.</w:t>
       </w:r>
-      <w:bookmarkEnd w:id="0"/>
+      <w:bookmarkEnd w:id="1"/>
     </w:p>
     <w:p>
       <w:pPr>
@@ -64,7 +48,7 @@
           <w:szCs w:val="26"/>
         </w:rPr>
       </w:pPr>
-      <w:bookmarkStart w:id="1" w:name="_Hlk221776691"/>
+      <w:bookmarkStart w:id="2" w:name="_Hlk221776691"/>
       <w:r>
         <w:rPr>
           <w:rFonts w:ascii="Times New Roman" w:hAnsi="Times New Roman" w:cs="Times New Roman"/>
@@ -73,7 +57,7 @@
         </w:rPr>
         <w:t>A weboldal lehetőséget biztosít a látogatók számára, hogy megtekintsék az elérhető autók kínálatát, részletes információkat kapjanak az egyes járművekről, valamint igény szerint szűrjenek különböző paraméterek alapján, mint például a márka, típus, évjárat vagy ár. A rendszer célja, hogy a felhasználók egyszerűen és gyorsan megtalálják az igényeiknek megfelelő autót.</w:t>
       </w:r>
-      <w:bookmarkEnd w:id="1"/>
+      <w:bookmarkEnd w:id="2"/>
     </w:p>
     <w:p>
       <w:pPr>
@@ -92,7 +76,7 @@
           <w:szCs w:val="26"/>
         </w:rPr>
       </w:pPr>
-      <w:bookmarkStart w:id="2" w:name="_Hlk221776700"/>
+      <w:bookmarkStart w:id="3" w:name="_Hlk221776700"/>
       <w:r>
         <w:rPr>
           <w:rFonts w:ascii="Times New Roman" w:hAnsi="Times New Roman" w:cs="Times New Roman"/>
@@ -126,7 +110,7 @@
         <w:t xml:space="preserve"> Valamint, számlát illetve adásvételi szerződést ki tud állítani.</w:t>
       </w:r>
     </w:p>
-    <w:bookmarkEnd w:id="2"/>
+    <w:bookmarkEnd w:id="3"/>
     <w:p>
       <w:pPr>
         <w:rPr>
@@ -143,7 +127,7 @@
           <w:szCs w:val="32"/>
         </w:rPr>
       </w:pPr>
-      <w:bookmarkStart w:id="3" w:name="_Hlk221776710"/>
+      <w:bookmarkStart w:id="4" w:name="_Hlk221776710"/>
       <w:r>
         <w:rPr>
           <w:rFonts w:ascii="Times New Roman" w:hAnsi="Times New Roman" w:cs="Times New Roman"/>
@@ -153,7 +137,7 @@
         <w:t>A fejlesztés során több modern technológia került felhasználásra, amelyek lehetővé tették a stabil adatkezelést és a dinamikus megjelenítést. A dokumentáció részletesen bemutatja a tervezési folyamatot, a program működésének logikáját, a felhasznált eszközöket, valamint az elkészítés során felmerült kihívásokat és azok megoldását. Célunk egy olyan rendszer megalkotása volt, amely egyszerre esztétikus, gyors és jól karbantartható.</w:t>
       </w:r>
     </w:p>
-    <w:bookmarkEnd w:id="3"/>
+    <w:bookmarkEnd w:id="4"/>
     <w:p>
       <w:pPr>
         <w:rPr>
@@ -170,28 +154,26 @@
     </w:p>
     <w:p>
       <w:pPr>
-        <w:pStyle w:val="Listaszerbekezds"/>
-        <w:numPr>
-          <w:ilvl w:val="0"/>
-          <w:numId w:val="36"/>
-        </w:numPr>
-        <w:rPr>
-          <w:b/>
-          <w:sz w:val="32"/>
-          <w:szCs w:val="32"/>
+        <w:pStyle w:val="Cmsor1"/>
+        <w:rPr>
           <w:u w:val="single"/>
         </w:rPr>
       </w:pPr>
-      <w:r>
-        <w:rPr>
-          <w:b/>
-          <w:sz w:val="32"/>
-          <w:szCs w:val="32"/>
+      <w:bookmarkStart w:id="5" w:name="_Toc222827479"/>
+      <w:r>
+        <w:rPr>
+          <w:rStyle w:val="Cmsor1Char"/>
+        </w:rPr>
+        <w:lastRenderedPageBreak/>
+        <w:t>Adatbázis</w:t>
+      </w:r>
+      <w:r>
+        <w:rPr>
           <w:u w:val="single"/>
         </w:rPr>
-        <w:lastRenderedPageBreak/>
-        <w:t>Adatbázis:</w:t>
-      </w:r>
+        <w:t>:</w:t>
+      </w:r>
+      <w:bookmarkEnd w:id="5"/>
     </w:p>
     <w:p>
       <w:pPr>
@@ -262,24 +244,14 @@
     </w:p>
     <w:p>
       <w:pPr>
-        <w:pStyle w:val="Listaszerbekezds"/>
-        <w:numPr>
-          <w:ilvl w:val="1"/>
-          <w:numId w:val="36"/>
-        </w:numPr>
-        <w:rPr>
-          <w:sz w:val="32"/>
-          <w:szCs w:val="32"/>
-        </w:rPr>
-      </w:pPr>
-      <w:r>
-        <w:rPr>
-          <w:sz w:val="32"/>
-          <w:szCs w:val="32"/>
-        </w:rPr>
+        <w:pStyle w:val="Cmsor2"/>
+      </w:pPr>
+      <w:bookmarkStart w:id="6" w:name="_Toc222827480"/>
+      <w:r>
         <w:lastRenderedPageBreak/>
         <w:t>autok:</w:t>
       </w:r>
+      <w:bookmarkEnd w:id="6"/>
     </w:p>
     <w:p>
       <w:pPr>
@@ -907,26 +879,14 @@
     </w:p>
     <w:p>
       <w:pPr>
-        <w:pStyle w:val="Listaszerbekezds"/>
-        <w:numPr>
-          <w:ilvl w:val="1"/>
-          <w:numId w:val="36"/>
-        </w:numPr>
-        <w:rPr>
-          <w:sz w:val="32"/>
-          <w:szCs w:val="32"/>
-          <w:u w:val="single"/>
-        </w:rPr>
-      </w:pPr>
-      <w:r>
-        <w:rPr>
-          <w:sz w:val="32"/>
-          <w:szCs w:val="32"/>
-          <w:u w:val="single"/>
-        </w:rPr>
+        <w:pStyle w:val="Cmsor2"/>
+      </w:pPr>
+      <w:bookmarkStart w:id="7" w:name="_Toc222827481"/>
+      <w:r>
         <w:lastRenderedPageBreak/>
         <w:t>marka:</w:t>
       </w:r>
+      <w:bookmarkEnd w:id="7"/>
     </w:p>
     <w:p>
       <w:pPr>
@@ -1317,25 +1277,13 @@
     </w:p>
     <w:p>
       <w:pPr>
-        <w:pStyle w:val="Listaszerbekezds"/>
-        <w:numPr>
-          <w:ilvl w:val="1"/>
-          <w:numId w:val="36"/>
-        </w:numPr>
-        <w:rPr>
-          <w:sz w:val="32"/>
-          <w:szCs w:val="32"/>
-          <w:u w:val="single"/>
-        </w:rPr>
-      </w:pPr>
-      <w:r>
-        <w:rPr>
-          <w:sz w:val="32"/>
-          <w:szCs w:val="32"/>
-          <w:u w:val="single"/>
-        </w:rPr>
+        <w:pStyle w:val="Cmsor2"/>
+      </w:pPr>
+      <w:bookmarkStart w:id="8" w:name="_Toc222827482"/>
+      <w:r>
         <w:t>uzemanyag:</w:t>
       </w:r>
+      <w:bookmarkEnd w:id="8"/>
     </w:p>
     <w:p>
       <w:pPr>
@@ -1532,26 +1480,14 @@
     </w:p>
     <w:p>
       <w:pPr>
-        <w:pStyle w:val="Listaszerbekezds"/>
-        <w:numPr>
-          <w:ilvl w:val="1"/>
-          <w:numId w:val="36"/>
-        </w:numPr>
-        <w:rPr>
-          <w:sz w:val="32"/>
-          <w:szCs w:val="32"/>
-          <w:u w:val="single"/>
-        </w:rPr>
-      </w:pPr>
-      <w:r>
-        <w:rPr>
-          <w:sz w:val="32"/>
-          <w:szCs w:val="32"/>
-          <w:u w:val="single"/>
-        </w:rPr>
+        <w:pStyle w:val="Cmsor2"/>
+      </w:pPr>
+      <w:bookmarkStart w:id="9" w:name="_Toc222827483"/>
+      <w:r>
         <w:lastRenderedPageBreak/>
         <w:t>szin:</w:t>
       </w:r>
+      <w:bookmarkEnd w:id="9"/>
     </w:p>
     <w:p>
       <w:pPr>
@@ -1752,24 +1688,15 @@
     </w:p>
     <w:p>
       <w:pPr>
-        <w:pStyle w:val="Listaszerbekezds"/>
-        <w:numPr>
-          <w:ilvl w:val="1"/>
-          <w:numId w:val="36"/>
-        </w:numPr>
-        <w:rPr>
-          <w:sz w:val="32"/>
-          <w:szCs w:val="32"/>
-          <w:u w:val="single"/>
-        </w:rPr>
-      </w:pPr>
-      <w:r>
-        <w:rPr>
-          <w:sz w:val="32"/>
-          <w:szCs w:val="32"/>
-          <w:u w:val="single"/>
-        </w:rPr>
-        <w:t xml:space="preserve">vevok: </w:t>
+        <w:pStyle w:val="Cmsor2"/>
+      </w:pPr>
+      <w:bookmarkStart w:id="10" w:name="_Toc222827484"/>
+      <w:r>
+        <w:t>vevok:</w:t>
+      </w:r>
+      <w:bookmarkEnd w:id="10"/>
+      <w:r>
+        <w:t xml:space="preserve"> </w:t>
       </w:r>
     </w:p>
     <w:p>
@@ -2190,25 +2117,13 @@
     </w:p>
     <w:p>
       <w:pPr>
-        <w:pStyle w:val="Listaszerbekezds"/>
-        <w:numPr>
-          <w:ilvl w:val="1"/>
-          <w:numId w:val="36"/>
-        </w:numPr>
-        <w:rPr>
-          <w:sz w:val="32"/>
-          <w:szCs w:val="32"/>
-          <w:u w:val="single"/>
-        </w:rPr>
-      </w:pPr>
-      <w:r>
-        <w:rPr>
-          <w:sz w:val="32"/>
-          <w:szCs w:val="32"/>
-          <w:u w:val="single"/>
-        </w:rPr>
+        <w:pStyle w:val="Cmsor2"/>
+      </w:pPr>
+      <w:bookmarkStart w:id="11" w:name="_Toc222827485"/>
+      <w:r>
         <w:t>erdeklodesek:</w:t>
       </w:r>
+      <w:bookmarkEnd w:id="11"/>
     </w:p>
     <w:p>
       <w:pPr>
@@ -2511,24 +2426,15 @@
     </w:tbl>
     <w:p>
       <w:pPr>
-        <w:pStyle w:val="Listaszerbekezds"/>
-        <w:numPr>
-          <w:ilvl w:val="1"/>
-          <w:numId w:val="36"/>
-        </w:numPr>
-        <w:rPr>
-          <w:sz w:val="32"/>
-          <w:szCs w:val="32"/>
-          <w:u w:val="single"/>
-        </w:rPr>
-      </w:pPr>
-      <w:r>
-        <w:rPr>
-          <w:sz w:val="32"/>
-          <w:szCs w:val="32"/>
-          <w:u w:val="single"/>
-        </w:rPr>
-        <w:t xml:space="preserve">uzenet: </w:t>
+        <w:pStyle w:val="Cmsor2"/>
+      </w:pPr>
+      <w:bookmarkStart w:id="12" w:name="_Toc222827486"/>
+      <w:r>
+        <w:t>uzenet:</w:t>
+      </w:r>
+      <w:bookmarkEnd w:id="12"/>
+      <w:r>
+        <w:t xml:space="preserve"> </w:t>
       </w:r>
     </w:p>
     <w:p>
@@ -2932,26 +2838,29 @@
       </w:pPr>
     </w:p>
     <w:p>
-      <w:pPr>
-        <w:pStyle w:val="Listaszerbekezds"/>
-        <w:numPr>
-          <w:ilvl w:val="1"/>
-          <w:numId w:val="36"/>
-        </w:numPr>
-        <w:rPr>
-          <w:sz w:val="32"/>
-          <w:szCs w:val="32"/>
-          <w:u w:val="single"/>
-        </w:rPr>
-      </w:pPr>
-      <w:r>
-        <w:rPr>
-          <w:sz w:val="32"/>
-          <w:szCs w:val="32"/>
-          <w:u w:val="single"/>
-        </w:rPr>
-        <w:lastRenderedPageBreak/>
-        <w:t xml:space="preserve">rendeles: </w:t>
+      <w:r>
+        <w:br w:type="page"/>
+      </w:r>
+    </w:p>
+    <w:p>
+      <w:pPr>
+        <w:rPr>
+          <w:sz w:val="32"/>
+          <w:szCs w:val="32"/>
+        </w:rPr>
+      </w:pPr>
+    </w:p>
+    <w:p>
+      <w:pPr>
+        <w:pStyle w:val="Cmsor2"/>
+      </w:pPr>
+      <w:bookmarkStart w:id="13" w:name="_Toc222827487"/>
+      <w:r>
+        <w:t>rendeles:</w:t>
+      </w:r>
+      <w:bookmarkEnd w:id="13"/>
+      <w:r>
+        <w:t xml:space="preserve"> </w:t>
       </w:r>
     </w:p>
     <w:p>
@@ -3178,24 +3087,15 @@
     </w:p>
     <w:p>
       <w:pPr>
-        <w:pStyle w:val="Listaszerbekezds"/>
-        <w:numPr>
-          <w:ilvl w:val="1"/>
-          <w:numId w:val="36"/>
-        </w:numPr>
-        <w:rPr>
-          <w:sz w:val="32"/>
-          <w:szCs w:val="32"/>
-          <w:u w:val="single"/>
-        </w:rPr>
-      </w:pPr>
-      <w:r>
-        <w:rPr>
-          <w:sz w:val="32"/>
-          <w:szCs w:val="32"/>
-          <w:u w:val="single"/>
-        </w:rPr>
-        <w:t xml:space="preserve">szamla: </w:t>
+        <w:pStyle w:val="Cmsor2"/>
+      </w:pPr>
+      <w:bookmarkStart w:id="14" w:name="_Toc222827488"/>
+      <w:r>
+        <w:t>szamla:</w:t>
+      </w:r>
+      <w:bookmarkEnd w:id="14"/>
+      <w:r>
+        <w:t xml:space="preserve"> </w:t>
       </w:r>
     </w:p>
     <w:p>
@@ -3623,25 +3523,13 @@
     </w:p>
     <w:p>
       <w:pPr>
-        <w:pStyle w:val="Listaszerbekezds"/>
-        <w:numPr>
-          <w:ilvl w:val="1"/>
-          <w:numId w:val="36"/>
-        </w:numPr>
-        <w:rPr>
-          <w:sz w:val="32"/>
-          <w:szCs w:val="32"/>
-          <w:u w:val="single"/>
-        </w:rPr>
-      </w:pPr>
-      <w:r>
-        <w:rPr>
-          <w:sz w:val="32"/>
-          <w:szCs w:val="32"/>
-          <w:u w:val="single"/>
-        </w:rPr>
+        <w:pStyle w:val="Cmsor2"/>
+      </w:pPr>
+      <w:bookmarkStart w:id="15" w:name="_Toc222827489"/>
+      <w:r>
         <w:t>fizmodo:</w:t>
       </w:r>
+      <w:bookmarkEnd w:id="15"/>
     </w:p>
     <w:p>
       <w:pPr>
@@ -3823,24 +3711,15 @@
     </w:p>
     <w:p>
       <w:pPr>
-        <w:pStyle w:val="Listaszerbekezds"/>
-        <w:numPr>
-          <w:ilvl w:val="1"/>
-          <w:numId w:val="36"/>
-        </w:numPr>
-        <w:rPr>
-          <w:sz w:val="32"/>
-          <w:szCs w:val="32"/>
-          <w:u w:val="single"/>
-        </w:rPr>
-      </w:pPr>
-      <w:r>
-        <w:rPr>
-          <w:sz w:val="32"/>
-          <w:szCs w:val="32"/>
-          <w:u w:val="single"/>
-        </w:rPr>
-        <w:t xml:space="preserve">Adatbázis összegzés: </w:t>
+        <w:pStyle w:val="Cmsor2"/>
+      </w:pPr>
+      <w:bookmarkStart w:id="16" w:name="_Toc222827490"/>
+      <w:r>
+        <w:t>Adatbázis összegzés:</w:t>
+      </w:r>
+      <w:bookmarkEnd w:id="16"/>
+      <w:r>
+        <w:t xml:space="preserve"> </w:t>
       </w:r>
     </w:p>
     <w:p>
@@ -3920,61 +3799,27 @@
     </w:p>
     <w:p>
       <w:pPr>
-        <w:pStyle w:val="Listaszerbekezds"/>
-        <w:numPr>
-          <w:ilvl w:val="0"/>
-          <w:numId w:val="36"/>
-        </w:numPr>
-        <w:rPr>
-          <w:sz w:val="32"/>
-          <w:szCs w:val="32"/>
-          <w:u w:val="single"/>
-        </w:rPr>
-      </w:pPr>
-      <w:r>
-        <w:rPr>
-          <w:sz w:val="32"/>
-          <w:szCs w:val="32"/>
-          <w:u w:val="single"/>
-        </w:rPr>
+        <w:pStyle w:val="Cmsor1"/>
+      </w:pPr>
+      <w:bookmarkStart w:id="17" w:name="_Toc222827491"/>
+      <w:r>
         <w:t>Frontend</w:t>
       </w:r>
-    </w:p>
-    <w:p>
-      <w:pPr>
-        <w:pStyle w:val="Listaszerbekezds"/>
-        <w:numPr>
-          <w:ilvl w:val="1"/>
-          <w:numId w:val="36"/>
-        </w:numPr>
-        <w:rPr>
-          <w:sz w:val="32"/>
-          <w:szCs w:val="32"/>
-          <w:u w:val="single"/>
-        </w:rPr>
-      </w:pPr>
-      <w:r>
-        <w:rPr>
-          <w:sz w:val="32"/>
-          <w:szCs w:val="32"/>
-          <w:u w:val="single"/>
-        </w:rPr>
+      <w:bookmarkEnd w:id="17"/>
+    </w:p>
+    <w:p>
+      <w:pPr>
+        <w:pStyle w:val="Cmsor2"/>
+      </w:pPr>
+      <w:bookmarkStart w:id="18" w:name="_Toc222827492"/>
+      <w:r>
         <w:t>Rövid ö</w:t>
       </w:r>
       <w:r>
-        <w:rPr>
-          <w:sz w:val="32"/>
-          <w:szCs w:val="32"/>
-          <w:u w:val="single"/>
-        </w:rPr>
         <w:t>sszegzés:</w:t>
       </w:r>
-      <w:r>
-        <w:rPr>
-          <w:sz w:val="32"/>
-          <w:szCs w:val="32"/>
-          <w:u w:val="single"/>
-        </w:rPr>
+      <w:bookmarkEnd w:id="18"/>
+      <w:r>
         <w:t xml:space="preserve"> </w:t>
       </w:r>
     </w:p>
@@ -3995,24 +3840,15 @@
     </w:p>
     <w:p>
       <w:pPr>
-        <w:pStyle w:val="Listaszerbekezds"/>
-        <w:numPr>
-          <w:ilvl w:val="1"/>
-          <w:numId w:val="36"/>
-        </w:numPr>
-        <w:rPr>
-          <w:sz w:val="32"/>
-          <w:szCs w:val="32"/>
-          <w:u w:val="single"/>
-        </w:rPr>
-      </w:pPr>
-      <w:r>
-        <w:rPr>
-          <w:sz w:val="32"/>
-          <w:szCs w:val="32"/>
-          <w:u w:val="single"/>
-        </w:rPr>
-        <w:t xml:space="preserve">A frontend felépítésének vizuális ábrája: </w:t>
+        <w:pStyle w:val="Cmsor2"/>
+      </w:pPr>
+      <w:bookmarkStart w:id="19" w:name="_Toc222827493"/>
+      <w:r>
+        <w:t>A frontend felépítésének vizuális ábrája:</w:t>
+      </w:r>
+      <w:bookmarkEnd w:id="19"/>
+      <w:r>
+        <w:t xml:space="preserve"> </w:t>
       </w:r>
     </w:p>
     <w:p>
@@ -4067,43 +3903,24 @@
     </w:p>
     <w:p>
       <w:pPr>
-        <w:pStyle w:val="Listaszerbekezds"/>
-        <w:numPr>
-          <w:ilvl w:val="1"/>
-          <w:numId w:val="36"/>
-        </w:numPr>
-        <w:rPr>
-          <w:sz w:val="32"/>
-          <w:szCs w:val="32"/>
-          <w:u w:val="single"/>
-        </w:rPr>
-      </w:pPr>
-      <w:r>
-        <w:rPr>
-          <w:sz w:val="32"/>
-          <w:szCs w:val="32"/>
-          <w:u w:val="single"/>
-        </w:rPr>
+        <w:pStyle w:val="Cmsor2"/>
+      </w:pPr>
+      <w:bookmarkStart w:id="20" w:name="_Toc222827494"/>
+      <w:r>
         <w:lastRenderedPageBreak/>
         <w:t>Projekt áttekintése:</w:t>
       </w:r>
-    </w:p>
-    <w:p>
-      <w:pPr>
-        <w:rPr>
-          <w:sz w:val="32"/>
-          <w:szCs w:val="32"/>
-          <w:u w:val="wave"/>
-        </w:rPr>
-      </w:pPr>
-      <w:r>
-        <w:rPr>
-          <w:sz w:val="32"/>
-          <w:szCs w:val="32"/>
-          <w:u w:val="wave"/>
-        </w:rPr>
+      <w:bookmarkEnd w:id="20"/>
+    </w:p>
+    <w:p>
+      <w:pPr>
+        <w:pStyle w:val="Cmsor3"/>
+      </w:pPr>
+      <w:bookmarkStart w:id="21" w:name="_Toc222827495"/>
+      <w:r>
         <w:t>Az alkalmazás célja:</w:t>
       </w:r>
+      <w:bookmarkEnd w:id="21"/>
     </w:p>
     <w:p>
       <w:pPr>
@@ -4122,20 +3939,13 @@
     </w:p>
     <w:p>
       <w:pPr>
-        <w:rPr>
-          <w:sz w:val="28"/>
-          <w:szCs w:val="32"/>
-          <w:u w:val="wave"/>
-        </w:rPr>
-      </w:pPr>
-      <w:r>
-        <w:rPr>
-          <w:sz w:val="28"/>
-          <w:szCs w:val="32"/>
-          <w:u w:val="wave"/>
-        </w:rPr>
+        <w:pStyle w:val="Cmsor3"/>
+      </w:pPr>
+      <w:bookmarkStart w:id="22" w:name="_Toc222827496"/>
+      <w:r>
         <w:t>Milyen problémát old meg:</w:t>
       </w:r>
+      <w:bookmarkEnd w:id="22"/>
     </w:p>
     <w:p>
       <w:pPr>
@@ -4154,20 +3964,13 @@
     </w:p>
     <w:p>
       <w:pPr>
-        <w:rPr>
-          <w:sz w:val="32"/>
-          <w:szCs w:val="32"/>
-          <w:u w:val="wave"/>
-        </w:rPr>
-      </w:pPr>
-      <w:r>
-        <w:rPr>
-          <w:sz w:val="32"/>
-          <w:szCs w:val="32"/>
-          <w:u w:val="wave"/>
-        </w:rPr>
+        <w:pStyle w:val="Cmsor3"/>
+      </w:pPr>
+      <w:bookmarkStart w:id="23" w:name="_Toc222827497"/>
+      <w:r>
         <w:t>Célfelhasználók:</w:t>
       </w:r>
+      <w:bookmarkEnd w:id="23"/>
     </w:p>
     <w:p>
       <w:pPr>
@@ -4231,20 +4034,13 @@
     </w:p>
     <w:p>
       <w:pPr>
-        <w:rPr>
-          <w:sz w:val="32"/>
-          <w:szCs w:val="32"/>
-          <w:u w:val="wave"/>
-        </w:rPr>
-      </w:pPr>
-      <w:r>
-        <w:rPr>
-          <w:sz w:val="32"/>
-          <w:szCs w:val="32"/>
-          <w:u w:val="wave"/>
-        </w:rPr>
+        <w:pStyle w:val="Cmsor3"/>
+      </w:pPr>
+      <w:bookmarkStart w:id="24" w:name="_Toc222827498"/>
+      <w:r>
         <w:t>Rövid funkcionális összefoglaló:</w:t>
       </w:r>
+      <w:bookmarkEnd w:id="24"/>
     </w:p>
     <w:p>
       <w:pPr>
@@ -4368,26 +4164,14 @@
     </w:p>
     <w:p>
       <w:pPr>
-        <w:pStyle w:val="Listaszerbekezds"/>
-        <w:numPr>
-          <w:ilvl w:val="1"/>
-          <w:numId w:val="36"/>
-        </w:numPr>
-        <w:rPr>
-          <w:sz w:val="32"/>
-          <w:szCs w:val="32"/>
-          <w:u w:val="single"/>
-        </w:rPr>
-      </w:pPr>
-      <w:r>
-        <w:rPr>
-          <w:sz w:val="32"/>
-          <w:szCs w:val="32"/>
-          <w:u w:val="single"/>
-        </w:rPr>
+        <w:pStyle w:val="Cmsor2"/>
+      </w:pPr>
+      <w:bookmarkStart w:id="25" w:name="_Toc222827499"/>
+      <w:r>
         <w:lastRenderedPageBreak/>
         <w:t>Technológiai környezet:</w:t>
       </w:r>
+      <w:bookmarkEnd w:id="25"/>
     </w:p>
     <w:p>
       <w:pPr>
@@ -4639,25 +4423,13 @@
     </w:p>
     <w:p>
       <w:pPr>
-        <w:pStyle w:val="Listaszerbekezds"/>
-        <w:numPr>
-          <w:ilvl w:val="1"/>
-          <w:numId w:val="36"/>
-        </w:numPr>
-        <w:rPr>
-          <w:sz w:val="32"/>
-          <w:szCs w:val="32"/>
-          <w:u w:val="single"/>
-        </w:rPr>
-      </w:pPr>
-      <w:r>
-        <w:rPr>
-          <w:sz w:val="32"/>
-          <w:szCs w:val="32"/>
-          <w:u w:val="single"/>
-        </w:rPr>
+        <w:pStyle w:val="Cmsor2"/>
+      </w:pPr>
+      <w:bookmarkStart w:id="26" w:name="_Toc222827500"/>
+      <w:r>
         <w:t>Projekt struktúra:</w:t>
       </w:r>
+      <w:bookmarkEnd w:id="26"/>
     </w:p>
     <w:p>
       <w:pPr>
@@ -4793,32 +4565,17 @@
     </w:p>
     <w:p>
       <w:pPr>
-        <w:pStyle w:val="Listaszerbekezds"/>
-        <w:numPr>
-          <w:ilvl w:val="1"/>
-          <w:numId w:val="36"/>
-        </w:numPr>
-        <w:rPr>
-          <w:sz w:val="32"/>
-          <w:szCs w:val="32"/>
-        </w:rPr>
-      </w:pPr>
-      <w:r>
-        <w:rPr>
-          <w:sz w:val="32"/>
-          <w:szCs w:val="32"/>
-        </w:rPr>
+        <w:pStyle w:val="Cmsor2"/>
+      </w:pPr>
+      <w:r>
         <w:br w:type="page"/>
       </w:r>
-      <w:r>
-        <w:rPr>
-          <w:sz w:val="32"/>
-          <w:szCs w:val="32"/>
-          <w:u w:val="single"/>
-        </w:rPr>
+      <w:bookmarkStart w:id="27" w:name="_Toc222827501"/>
+      <w:r>
         <w:lastRenderedPageBreak/>
         <w:t>Telepítés és futtatás:</w:t>
       </w:r>
+      <w:bookmarkEnd w:id="27"/>
     </w:p>
     <w:p>
       <w:pPr>
@@ -5177,25 +4934,13 @@
     </w:p>
     <w:p>
       <w:pPr>
-        <w:pStyle w:val="Listaszerbekezds"/>
-        <w:numPr>
-          <w:ilvl w:val="1"/>
-          <w:numId w:val="36"/>
-        </w:numPr>
-        <w:rPr>
-          <w:sz w:val="32"/>
-          <w:szCs w:val="32"/>
-          <w:u w:val="single"/>
-        </w:rPr>
-      </w:pPr>
-      <w:r>
-        <w:rPr>
-          <w:sz w:val="32"/>
-          <w:szCs w:val="32"/>
-          <w:u w:val="single"/>
-        </w:rPr>
+        <w:pStyle w:val="Cmsor2"/>
+      </w:pPr>
+      <w:bookmarkStart w:id="28" w:name="_Toc222827502"/>
+      <w:r>
         <w:t>Alkalmazás működése:</w:t>
       </w:r>
+      <w:bookmarkEnd w:id="28"/>
     </w:p>
     <w:p>
       <w:pPr>
@@ -5375,43 +5120,24 @@
     </w:p>
     <w:p>
       <w:pPr>
-        <w:pStyle w:val="Listaszerbekezds"/>
-        <w:numPr>
-          <w:ilvl w:val="1"/>
-          <w:numId w:val="36"/>
-        </w:numPr>
-        <w:rPr>
-          <w:sz w:val="32"/>
-          <w:szCs w:val="32"/>
-          <w:u w:val="single"/>
-        </w:rPr>
-      </w:pPr>
-      <w:r>
-        <w:rPr>
-          <w:sz w:val="32"/>
-          <w:szCs w:val="32"/>
-          <w:u w:val="single"/>
-        </w:rPr>
+        <w:pStyle w:val="Cmsor2"/>
+      </w:pPr>
+      <w:bookmarkStart w:id="29" w:name="_Toc222827503"/>
+      <w:r>
         <w:lastRenderedPageBreak/>
         <w:t>Főbb komponensek bemutatása:</w:t>
       </w:r>
-    </w:p>
-    <w:p>
-      <w:pPr>
-        <w:rPr>
-          <w:sz w:val="32"/>
-          <w:szCs w:val="32"/>
-          <w:u w:val="wave"/>
-        </w:rPr>
-      </w:pPr>
-      <w:r>
-        <w:rPr>
-          <w:sz w:val="32"/>
-          <w:szCs w:val="32"/>
-          <w:u w:val="wave"/>
-        </w:rPr>
+      <w:bookmarkEnd w:id="29"/>
+    </w:p>
+    <w:p>
+      <w:pPr>
+        <w:pStyle w:val="Cmsor3"/>
+      </w:pPr>
+      <w:bookmarkStart w:id="30" w:name="_Toc222827504"/>
+      <w:r>
         <w:t>App.jsx:</w:t>
       </w:r>
+      <w:bookmarkEnd w:id="30"/>
     </w:p>
     <w:p>
       <w:pPr>
@@ -5575,20 +5301,13 @@
     </w:p>
     <w:p>
       <w:pPr>
-        <w:rPr>
-          <w:sz w:val="32"/>
-          <w:szCs w:val="32"/>
-          <w:u w:val="wave"/>
-        </w:rPr>
-      </w:pPr>
-      <w:r>
-        <w:rPr>
-          <w:sz w:val="32"/>
-          <w:szCs w:val="32"/>
-          <w:u w:val="wave"/>
-        </w:rPr>
+        <w:pStyle w:val="Cmsor3"/>
+      </w:pPr>
+      <w:bookmarkStart w:id="31" w:name="_Toc222827505"/>
+      <w:r>
         <w:t>Menu.jsx:</w:t>
       </w:r>
+      <w:bookmarkEnd w:id="31"/>
     </w:p>
     <w:p>
       <w:pPr>
@@ -5679,20 +5398,13 @@
     </w:p>
     <w:p>
       <w:pPr>
-        <w:rPr>
-          <w:sz w:val="32"/>
-          <w:szCs w:val="32"/>
-          <w:u w:val="wave"/>
-        </w:rPr>
-      </w:pPr>
-      <w:r>
-        <w:rPr>
-          <w:sz w:val="32"/>
-          <w:szCs w:val="32"/>
-          <w:u w:val="wave"/>
-        </w:rPr>
+        <w:pStyle w:val="Cmsor3"/>
+      </w:pPr>
+      <w:bookmarkStart w:id="32" w:name="_Toc222827506"/>
+      <w:r>
         <w:t>Footer.jsx:</w:t>
       </w:r>
+      <w:bookmarkEnd w:id="32"/>
     </w:p>
     <w:p>
       <w:pPr>
@@ -5736,20 +5448,13 @@
     </w:p>
     <w:p>
       <w:pPr>
-        <w:rPr>
-          <w:sz w:val="32"/>
-          <w:szCs w:val="32"/>
-          <w:u w:val="wave"/>
-        </w:rPr>
-      </w:pPr>
-      <w:r>
-        <w:rPr>
-          <w:sz w:val="32"/>
-          <w:szCs w:val="32"/>
-          <w:u w:val="wave"/>
-        </w:rPr>
+        <w:pStyle w:val="Cmsor3"/>
+      </w:pPr>
+      <w:bookmarkStart w:id="33" w:name="_Toc222827507"/>
+      <w:r>
         <w:t>Kezdolap.jsx:</w:t>
       </w:r>
+      <w:bookmarkEnd w:id="33"/>
     </w:p>
     <w:p>
       <w:pPr>
@@ -5834,29 +5539,21 @@
     </w:p>
     <w:p>
       <w:pPr>
-        <w:rPr>
-          <w:sz w:val="32"/>
-          <w:szCs w:val="32"/>
-        </w:rPr>
-      </w:pPr>
-    </w:p>
-    <w:p>
-      <w:pPr>
-        <w:rPr>
-          <w:sz w:val="32"/>
-          <w:szCs w:val="32"/>
-          <w:u w:val="wave"/>
-        </w:rPr>
-      </w:pPr>
-      <w:r>
-        <w:rPr>
-          <w:sz w:val="32"/>
-          <w:szCs w:val="32"/>
-          <w:u w:val="wave"/>
-        </w:rPr>
+        <w:pStyle w:val="Cmsor3"/>
+        <w:rPr>
+          <w:sz w:val="22"/>
+          <w:szCs w:val="22"/>
+        </w:rPr>
+      </w:pPr>
+      <w:r>
+        <w:br w:type="page"/>
+      </w:r>
+      <w:bookmarkStart w:id="34" w:name="_Toc222827508"/>
+      <w:r>
         <w:lastRenderedPageBreak/>
         <w:t>Autok.jsx:</w:t>
       </w:r>
+      <w:bookmarkEnd w:id="34"/>
     </w:p>
     <w:p>
       <w:pPr>
@@ -5980,20 +5677,13 @@
     </w:p>
     <w:p>
       <w:pPr>
-        <w:rPr>
-          <w:sz w:val="32"/>
-          <w:szCs w:val="32"/>
-          <w:u w:val="wave"/>
-        </w:rPr>
-      </w:pPr>
-      <w:r>
-        <w:rPr>
-          <w:sz w:val="32"/>
-          <w:szCs w:val="32"/>
-          <w:u w:val="wave"/>
-        </w:rPr>
+        <w:pStyle w:val="Cmsor3"/>
+      </w:pPr>
+      <w:bookmarkStart w:id="35" w:name="_Toc222827509"/>
+      <w:r>
         <w:t>Autokreszletek.jsx:</w:t>
       </w:r>
+      <w:bookmarkEnd w:id="35"/>
     </w:p>
     <w:p>
       <w:pPr>
@@ -6118,36 +5808,19 @@
     </w:p>
     <w:p>
       <w:pPr>
-        <w:rPr>
-          <w:sz w:val="32"/>
-          <w:szCs w:val="32"/>
-          <w:u w:val="wave"/>
-        </w:rPr>
-      </w:pPr>
-      <w:r>
-        <w:rPr>
-          <w:sz w:val="32"/>
-          <w:szCs w:val="32"/>
-          <w:u w:val="wave"/>
-        </w:rPr>
+        <w:pStyle w:val="Cmsor3"/>
+      </w:pPr>
+      <w:bookmarkStart w:id="36" w:name="_Toc222827510"/>
+      <w:r>
         <w:t>S</w:t>
       </w:r>
       <w:r>
-        <w:rPr>
-          <w:sz w:val="32"/>
-          <w:szCs w:val="32"/>
-          <w:u w:val="wave"/>
-        </w:rPr>
         <w:t>zures.jsx, RangeSlider.jsx, typeahead.jsx, checkbox.jsx</w:t>
       </w:r>
       <w:r>
-        <w:rPr>
-          <w:sz w:val="32"/>
-          <w:szCs w:val="32"/>
-          <w:u w:val="wave"/>
-        </w:rPr>
         <w:t>:</w:t>
       </w:r>
+      <w:bookmarkEnd w:id="36"/>
     </w:p>
     <w:p>
       <w:pPr>
@@ -6192,36 +5865,19 @@
     </w:p>
     <w:p>
       <w:pPr>
-        <w:rPr>
-          <w:sz w:val="32"/>
-          <w:szCs w:val="32"/>
-          <w:u w:val="wave"/>
-        </w:rPr>
-      </w:pPr>
-      <w:r>
-        <w:rPr>
-          <w:sz w:val="32"/>
-          <w:szCs w:val="32"/>
-          <w:u w:val="wave"/>
-        </w:rPr>
+        <w:pStyle w:val="Cmsor3"/>
+      </w:pPr>
+      <w:bookmarkStart w:id="37" w:name="_Toc222827511"/>
+      <w:r>
         <w:t>B</w:t>
       </w:r>
       <w:r>
-        <w:rPr>
-          <w:sz w:val="32"/>
-          <w:szCs w:val="32"/>
-          <w:u w:val="wave"/>
-        </w:rPr>
         <w:t>ejelentkez.jsx, regisztracio.jsx</w:t>
       </w:r>
       <w:r>
-        <w:rPr>
-          <w:sz w:val="32"/>
-          <w:szCs w:val="32"/>
-          <w:u w:val="wave"/>
-        </w:rPr>
         <w:t>:</w:t>
       </w:r>
+      <w:bookmarkEnd w:id="37"/>
     </w:p>
     <w:p>
       <w:pPr>
@@ -6265,28 +5921,16 @@
     </w:p>
     <w:p>
       <w:pPr>
-        <w:rPr>
-          <w:sz w:val="32"/>
-          <w:szCs w:val="32"/>
-          <w:u w:val="wave"/>
-        </w:rPr>
-      </w:pPr>
-      <w:r>
-        <w:rPr>
-          <w:sz w:val="32"/>
-          <w:szCs w:val="32"/>
-          <w:u w:val="wave"/>
-        </w:rPr>
+        <w:pStyle w:val="Cmsor3"/>
+      </w:pPr>
+      <w:bookmarkStart w:id="38" w:name="_Toc222827512"/>
+      <w:r>
         <w:t>Profil.jsx, ProfileSzerkesztes.jsx</w:t>
       </w:r>
       <w:r>
-        <w:rPr>
-          <w:sz w:val="32"/>
-          <w:szCs w:val="32"/>
-          <w:u w:val="wave"/>
-        </w:rPr>
         <w:t>:</w:t>
       </w:r>
+      <w:bookmarkEnd w:id="38"/>
     </w:p>
     <w:p>
       <w:pPr>
@@ -6339,37 +5983,19 @@
     </w:p>
     <w:p>
       <w:pPr>
-        <w:rPr>
-          <w:sz w:val="32"/>
-          <w:szCs w:val="32"/>
-          <w:u w:val="wave"/>
-        </w:rPr>
-      </w:pPr>
-      <w:r>
-        <w:rPr>
-          <w:sz w:val="32"/>
-          <w:szCs w:val="32"/>
-          <w:u w:val="wave"/>
-        </w:rPr>
-        <w:lastRenderedPageBreak/>
+        <w:pStyle w:val="Cmsor3"/>
+      </w:pPr>
+      <w:bookmarkStart w:id="39" w:name="_Toc222827513"/>
+      <w:r>
         <w:t>U</w:t>
       </w:r>
       <w:r>
-        <w:rPr>
-          <w:sz w:val="32"/>
-          <w:szCs w:val="32"/>
-          <w:u w:val="wave"/>
-        </w:rPr>
         <w:t>zenet.jsx, uzenetek.jsx, Chatablak.jsx</w:t>
       </w:r>
       <w:r>
-        <w:rPr>
-          <w:sz w:val="32"/>
-          <w:szCs w:val="32"/>
-          <w:u w:val="wave"/>
-        </w:rPr>
         <w:t>:</w:t>
       </w:r>
+      <w:bookmarkEnd w:id="39"/>
     </w:p>
     <w:p>
       <w:pPr>
@@ -6420,28 +6046,17 @@
     </w:p>
     <w:p>
       <w:pPr>
-        <w:rPr>
-          <w:sz w:val="32"/>
-          <w:szCs w:val="32"/>
-          <w:u w:val="wave"/>
-        </w:rPr>
-      </w:pPr>
-      <w:r>
-        <w:rPr>
-          <w:sz w:val="32"/>
-          <w:szCs w:val="32"/>
-          <w:u w:val="wave"/>
-        </w:rPr>
+        <w:pStyle w:val="Cmsor3"/>
+      </w:pPr>
+      <w:bookmarkStart w:id="40" w:name="_Toc222827514"/>
+      <w:r>
+        <w:lastRenderedPageBreak/>
         <w:t>AdminFelhasznalok.jsx, AdminAutok.jsx, AdminUzenetek.jsx, admin.jsx</w:t>
       </w:r>
       <w:r>
-        <w:rPr>
-          <w:sz w:val="32"/>
-          <w:szCs w:val="32"/>
-          <w:u w:val="wave"/>
-        </w:rPr>
         <w:t>:</w:t>
       </w:r>
+      <w:bookmarkEnd w:id="40"/>
     </w:p>
     <w:p>
       <w:pPr>
@@ -6485,28 +6100,16 @@
     </w:p>
     <w:p>
       <w:pPr>
-        <w:rPr>
-          <w:sz w:val="32"/>
-          <w:szCs w:val="32"/>
-          <w:u w:val="wave"/>
-        </w:rPr>
-      </w:pPr>
-      <w:r>
-        <w:rPr>
-          <w:sz w:val="32"/>
-          <w:szCs w:val="32"/>
-          <w:u w:val="wave"/>
-        </w:rPr>
+        <w:pStyle w:val="Cmsor3"/>
+      </w:pPr>
+      <w:bookmarkStart w:id="41" w:name="_Toc222827515"/>
+      <w:r>
         <w:t>VedettVonal.jsx, AdminVonal.jsx</w:t>
       </w:r>
       <w:r>
-        <w:rPr>
-          <w:sz w:val="32"/>
-          <w:szCs w:val="32"/>
-          <w:u w:val="wave"/>
-        </w:rPr>
         <w:t>:</w:t>
       </w:r>
+      <w:bookmarkEnd w:id="41"/>
     </w:p>
     <w:p>
       <w:pPr>
@@ -6565,26 +6168,14 @@
     </w:p>
     <w:p>
       <w:pPr>
-        <w:pStyle w:val="Listaszerbekezds"/>
-        <w:numPr>
-          <w:ilvl w:val="1"/>
-          <w:numId w:val="36"/>
-        </w:numPr>
-        <w:rPr>
-          <w:sz w:val="32"/>
-          <w:szCs w:val="32"/>
-          <w:u w:val="single"/>
-        </w:rPr>
-      </w:pPr>
-      <w:r>
-        <w:rPr>
-          <w:sz w:val="32"/>
-          <w:szCs w:val="32"/>
-          <w:u w:val="single"/>
-        </w:rPr>
+        <w:pStyle w:val="Cmsor2"/>
+      </w:pPr>
+      <w:bookmarkStart w:id="42" w:name="_Toc222827516"/>
+      <w:r>
         <w:lastRenderedPageBreak/>
         <w:t>Oldalak/nézetek:</w:t>
       </w:r>
+      <w:bookmarkEnd w:id="42"/>
     </w:p>
     <w:p>
       <w:pPr>
@@ -6965,25 +6556,13 @@
     </w:p>
     <w:p>
       <w:pPr>
-        <w:pStyle w:val="Listaszerbekezds"/>
-        <w:numPr>
-          <w:ilvl w:val="1"/>
-          <w:numId w:val="36"/>
-        </w:numPr>
-        <w:rPr>
-          <w:sz w:val="32"/>
-          <w:szCs w:val="32"/>
-          <w:u w:val="single"/>
-        </w:rPr>
-      </w:pPr>
-      <w:r>
-        <w:rPr>
-          <w:sz w:val="32"/>
-          <w:szCs w:val="32"/>
-          <w:u w:val="single"/>
-        </w:rPr>
+        <w:pStyle w:val="Cmsor2"/>
+      </w:pPr>
+      <w:bookmarkStart w:id="43" w:name="_Toc222827517"/>
+      <w:r>
         <w:t>Állapotkezelés:</w:t>
       </w:r>
+      <w:bookmarkEnd w:id="43"/>
     </w:p>
     <w:p>
       <w:pPr>
@@ -7155,25 +6734,13 @@
     </w:p>
     <w:p>
       <w:pPr>
-        <w:pStyle w:val="Listaszerbekezds"/>
-        <w:numPr>
-          <w:ilvl w:val="1"/>
-          <w:numId w:val="36"/>
-        </w:numPr>
-        <w:rPr>
-          <w:sz w:val="32"/>
-          <w:szCs w:val="32"/>
-          <w:u w:val="single"/>
-        </w:rPr>
-      </w:pPr>
-      <w:r>
-        <w:rPr>
-          <w:sz w:val="32"/>
-          <w:szCs w:val="32"/>
-          <w:u w:val="single"/>
-        </w:rPr>
+        <w:pStyle w:val="Cmsor2"/>
+      </w:pPr>
+      <w:bookmarkStart w:id="44" w:name="_Toc222827518"/>
+      <w:r>
         <w:t>API kommunikáció:</w:t>
       </w:r>
+      <w:bookmarkEnd w:id="44"/>
     </w:p>
     <w:p>
       <w:pPr>
@@ -7337,32 +6904,17 @@
     </w:p>
     <w:p>
       <w:pPr>
-        <w:pStyle w:val="Listaszerbekezds"/>
-        <w:numPr>
-          <w:ilvl w:val="1"/>
-          <w:numId w:val="36"/>
-        </w:numPr>
-        <w:rPr>
-          <w:sz w:val="32"/>
-          <w:szCs w:val="32"/>
-        </w:rPr>
-      </w:pPr>
-      <w:r>
-        <w:rPr>
-          <w:sz w:val="32"/>
-          <w:szCs w:val="32"/>
-        </w:rPr>
+        <w:pStyle w:val="Cmsor2"/>
+      </w:pPr>
+      <w:r>
         <w:br w:type="page"/>
       </w:r>
-      <w:r>
-        <w:rPr>
-          <w:sz w:val="32"/>
-          <w:szCs w:val="32"/>
-          <w:u w:val="single"/>
-        </w:rPr>
+      <w:bookmarkStart w:id="45" w:name="_Toc222827519"/>
+      <w:r>
         <w:lastRenderedPageBreak/>
         <w:t>Felhasználói interakció:</w:t>
       </w:r>
+      <w:bookmarkEnd w:id="45"/>
     </w:p>
     <w:p>
       <w:pPr>
@@ -7534,25 +7086,13 @@
     </w:p>
     <w:p>
       <w:pPr>
-        <w:pStyle w:val="Listaszerbekezds"/>
-        <w:numPr>
-          <w:ilvl w:val="1"/>
-          <w:numId w:val="36"/>
-        </w:numPr>
-        <w:rPr>
-          <w:sz w:val="32"/>
-          <w:szCs w:val="32"/>
-          <w:u w:val="single"/>
-        </w:rPr>
-      </w:pPr>
-      <w:r>
-        <w:rPr>
-          <w:sz w:val="32"/>
-          <w:szCs w:val="32"/>
-          <w:u w:val="single"/>
-        </w:rPr>
+        <w:pStyle w:val="Cmsor2"/>
+      </w:pPr>
+      <w:bookmarkStart w:id="46" w:name="_Toc222827520"/>
+      <w:r>
         <w:t>Stílus és megjelenés</w:t>
       </w:r>
+      <w:bookmarkEnd w:id="46"/>
     </w:p>
     <w:p>
       <w:pPr>
@@ -7725,25 +7265,13 @@
     </w:p>
     <w:p>
       <w:pPr>
-        <w:pStyle w:val="Listaszerbekezds"/>
-        <w:numPr>
-          <w:ilvl w:val="1"/>
-          <w:numId w:val="36"/>
-        </w:numPr>
-        <w:rPr>
-          <w:sz w:val="32"/>
-          <w:szCs w:val="32"/>
-          <w:u w:val="single"/>
-        </w:rPr>
-      </w:pPr>
-      <w:r>
-        <w:rPr>
-          <w:sz w:val="32"/>
-          <w:szCs w:val="32"/>
-          <w:u w:val="single"/>
-        </w:rPr>
+        <w:pStyle w:val="Cmsor2"/>
+      </w:pPr>
+      <w:bookmarkStart w:id="47" w:name="_Toc222827521"/>
+      <w:r>
         <w:t>Hibakezelés:</w:t>
       </w:r>
+      <w:bookmarkEnd w:id="47"/>
     </w:p>
     <w:p>
       <w:pPr>
@@ -7867,32 +7395,17 @@
     </w:p>
     <w:p>
       <w:pPr>
-        <w:pStyle w:val="Listaszerbekezds"/>
-        <w:numPr>
-          <w:ilvl w:val="1"/>
-          <w:numId w:val="36"/>
-        </w:numPr>
-        <w:rPr>
-          <w:sz w:val="32"/>
-          <w:szCs w:val="32"/>
-        </w:rPr>
-      </w:pPr>
-      <w:r>
-        <w:rPr>
-          <w:sz w:val="32"/>
-          <w:szCs w:val="32"/>
-        </w:rPr>
+        <w:pStyle w:val="Cmsor2"/>
+      </w:pPr>
+      <w:r>
         <w:br w:type="page"/>
       </w:r>
-      <w:r>
-        <w:rPr>
-          <w:sz w:val="32"/>
-          <w:szCs w:val="32"/>
-          <w:u w:val="single"/>
-        </w:rPr>
+      <w:bookmarkStart w:id="48" w:name="_Toc222827522"/>
+      <w:r>
         <w:lastRenderedPageBreak/>
         <w:t>Biztonsági megoldások:</w:t>
       </w:r>
+      <w:bookmarkEnd w:id="48"/>
     </w:p>
     <w:p>
       <w:pPr>
@@ -8024,24 +7537,13 @@
     </w:p>
     <w:p>
       <w:pPr>
-        <w:pStyle w:val="Listaszerbekezds"/>
-        <w:numPr>
-          <w:ilvl w:val="1"/>
-          <w:numId w:val="36"/>
-        </w:numPr>
-        <w:rPr>
-          <w:sz w:val="32"/>
-          <w:szCs w:val="32"/>
-        </w:rPr>
-      </w:pPr>
-      <w:r>
-        <w:rPr>
-          <w:sz w:val="32"/>
-          <w:szCs w:val="32"/>
-          <w:u w:val="single"/>
-        </w:rPr>
+        <w:pStyle w:val="Cmsor2"/>
+      </w:pPr>
+      <w:bookmarkStart w:id="49" w:name="_Toc222827523"/>
+      <w:r>
         <w:t>Tesztelés:</w:t>
       </w:r>
+      <w:bookmarkEnd w:id="49"/>
     </w:p>
     <w:p>
       <w:pPr>
@@ -8240,25 +7742,14 @@
     </w:p>
     <w:p>
       <w:pPr>
-        <w:pStyle w:val="Listaszerbekezds"/>
-        <w:numPr>
-          <w:ilvl w:val="1"/>
-          <w:numId w:val="36"/>
-        </w:numPr>
-        <w:rPr>
-          <w:sz w:val="32"/>
-          <w:szCs w:val="32"/>
-        </w:rPr>
-      </w:pPr>
-      <w:r>
-        <w:rPr>
-          <w:sz w:val="32"/>
-          <w:szCs w:val="32"/>
-          <w:u w:val="single"/>
-        </w:rPr>
+        <w:pStyle w:val="Cmsor2"/>
+      </w:pPr>
+      <w:bookmarkStart w:id="50" w:name="_Toc222827524"/>
+      <w:r>
         <w:lastRenderedPageBreak/>
         <w:t>Továbbfejlesztési lehetőségek:</w:t>
       </w:r>
+      <w:bookmarkEnd w:id="50"/>
     </w:p>
     <w:p>
       <w:pPr>
@@ -8510,50 +8001,1002 @@
     </w:p>
     <w:p>
       <w:pPr>
+        <w:pStyle w:val="Cmsor2"/>
+      </w:pPr>
+      <w:bookmarkStart w:id="51" w:name="_Toc222827525"/>
+      <w:r>
+        <w:t>Lezárás:</w:t>
+      </w:r>
+      <w:bookmarkEnd w:id="51"/>
+    </w:p>
+    <w:p>
+      <w:pPr>
+        <w:rPr>
+          <w:sz w:val="32"/>
+          <w:szCs w:val="32"/>
+        </w:rPr>
+      </w:pPr>
+      <w:r>
+        <w:rPr>
+          <w:sz w:val="32"/>
+          <w:szCs w:val="32"/>
+        </w:rPr>
+        <w:t>Az Ndidi Autókereskedés frontendje egy átlátható, jól strukturált React-alapú alkalmazás, amely mind a felhasználók, mind az adminisztrátorok számára kényelmes és biztonságos felületet biztosít az autókereskedés online menedzseléséhez. A komponens-alapú felépítés, a modern technológiák és a reszponzív dizájn lehetővé teszi a projekt könnyű továbbfejlesztését, karbantartását és bővítését. A dokumentáció célja, hogy segítse a fejlesztőket a rendszer megértésében és a további fejlesztések hatékony megvalósításában.</w:t>
+      </w:r>
+    </w:p>
+    <w:p>
+      <w:r>
+        <w:br w:type="page"/>
+      </w:r>
+    </w:p>
+    <w:p>
+      <w:pPr>
+        <w:pStyle w:val="Cmsor1"/>
+      </w:pPr>
+      <w:r>
+        <w:lastRenderedPageBreak/>
+        <w:t>Backend</w:t>
+      </w:r>
+    </w:p>
+    <w:p>
+      <w:pPr>
+        <w:pStyle w:val="Cmsor2"/>
+      </w:pPr>
+      <w:r>
+        <w:t>Áttekintés:</w:t>
+      </w:r>
+    </w:p>
+    <w:p>
+      <w:pPr>
+        <w:pStyle w:val="Cmsor3"/>
+      </w:pPr>
+      <w:r>
+        <w:t>Cél:</w:t>
+      </w:r>
+    </w:p>
+    <w:p>
+      <w:pPr>
+        <w:pStyle w:val="Listaszerbekezds"/>
+        <w:numPr>
+          <w:ilvl w:val="0"/>
+          <w:numId w:val="43"/>
+        </w:numPr>
+        <w:rPr>
+          <w:rFonts w:ascii="Times New Roman" w:hAnsi="Times New Roman" w:cs="Times New Roman"/>
+          <w:sz w:val="24"/>
+        </w:rPr>
+      </w:pPr>
+      <w:r>
+        <w:rPr>
+          <w:rFonts w:ascii="Times New Roman" w:hAnsi="Times New Roman" w:cs="Times New Roman"/>
+          <w:sz w:val="24"/>
+        </w:rPr>
+        <w:t>Autókereskedéshez kapcsolódó backend rendszer, amely autók, felhasználók, érdeklődések, üzenetek, számlák kezelését végzi.</w:t>
+      </w:r>
+    </w:p>
+    <w:p>
+      <w:pPr>
+        <w:pStyle w:val="Cmsor3"/>
+      </w:pPr>
+      <w:r>
+        <w:t>Fő funkciók:</w:t>
+      </w:r>
+    </w:p>
+    <w:p>
+      <w:pPr>
+        <w:pStyle w:val="Listaszerbekezds"/>
+        <w:numPr>
+          <w:ilvl w:val="0"/>
+          <w:numId w:val="43"/>
+        </w:numPr>
+        <w:rPr>
+          <w:rFonts w:ascii="Times New Roman" w:hAnsi="Times New Roman" w:cs="Times New Roman"/>
+          <w:sz w:val="24"/>
+          <w:szCs w:val="24"/>
+        </w:rPr>
+      </w:pPr>
+      <w:r>
+        <w:rPr>
+          <w:rFonts w:ascii="Times New Roman" w:hAnsi="Times New Roman" w:cs="Times New Roman"/>
+          <w:sz w:val="24"/>
+          <w:szCs w:val="24"/>
+        </w:rPr>
+        <w:t>Autók listázása, szűrése, részletek lekérése, szerkesztése, törlése, hozzáadása</w:t>
+      </w:r>
+    </w:p>
+    <w:p>
+      <w:pPr>
+        <w:pStyle w:val="Listaszerbekezds"/>
+        <w:numPr>
+          <w:ilvl w:val="0"/>
+          <w:numId w:val="43"/>
+        </w:numPr>
+        <w:rPr>
+          <w:rFonts w:ascii="Times New Roman" w:hAnsi="Times New Roman" w:cs="Times New Roman"/>
+          <w:sz w:val="24"/>
+          <w:szCs w:val="24"/>
+        </w:rPr>
+      </w:pPr>
+      <w:r>
+        <w:rPr>
+          <w:rFonts w:ascii="Times New Roman" w:hAnsi="Times New Roman" w:cs="Times New Roman"/>
+          <w:sz w:val="24"/>
+          <w:szCs w:val="24"/>
+        </w:rPr>
+        <w:t>Felhasználói regisztráció, bejelentkezés, profilkezelés, jelszó módosítás</w:t>
+      </w:r>
+    </w:p>
+    <w:p>
+      <w:pPr>
+        <w:pStyle w:val="Listaszerbekezds"/>
+        <w:numPr>
+          <w:ilvl w:val="0"/>
+          <w:numId w:val="43"/>
+        </w:numPr>
+        <w:rPr>
+          <w:rFonts w:ascii="Times New Roman" w:hAnsi="Times New Roman" w:cs="Times New Roman"/>
+          <w:sz w:val="24"/>
+          <w:szCs w:val="24"/>
+        </w:rPr>
+      </w:pPr>
+      <w:r>
+        <w:rPr>
+          <w:rFonts w:ascii="Times New Roman" w:hAnsi="Times New Roman" w:cs="Times New Roman"/>
+          <w:sz w:val="24"/>
+          <w:szCs w:val="24"/>
+        </w:rPr>
+        <w:t>Érdeklődés, üzenetküldés, admin és felhasználói chat</w:t>
+      </w:r>
+    </w:p>
+    <w:p>
+      <w:pPr>
+        <w:pStyle w:val="Listaszerbekezds"/>
+        <w:numPr>
+          <w:ilvl w:val="0"/>
+          <w:numId w:val="43"/>
+        </w:numPr>
+        <w:rPr>
+          <w:rFonts w:ascii="Times New Roman" w:hAnsi="Times New Roman" w:cs="Times New Roman"/>
+          <w:sz w:val="24"/>
+          <w:szCs w:val="24"/>
+        </w:rPr>
+      </w:pPr>
+      <w:r>
+        <w:rPr>
+          <w:rFonts w:ascii="Times New Roman" w:hAnsi="Times New Roman" w:cs="Times New Roman"/>
+          <w:sz w:val="24"/>
+          <w:szCs w:val="24"/>
+        </w:rPr>
+        <w:t>Számlázás, számla adatok kezelése</w:t>
+      </w:r>
+    </w:p>
+    <w:p>
+      <w:pPr>
+        <w:pStyle w:val="Listaszerbekezds"/>
+        <w:numPr>
+          <w:ilvl w:val="0"/>
+          <w:numId w:val="43"/>
+        </w:numPr>
+        <w:rPr>
+          <w:rFonts w:ascii="Times New Roman" w:hAnsi="Times New Roman" w:cs="Times New Roman"/>
+          <w:sz w:val="24"/>
+          <w:szCs w:val="24"/>
+        </w:rPr>
+      </w:pPr>
+      <w:r>
+        <w:rPr>
+          <w:rFonts w:ascii="Times New Roman" w:hAnsi="Times New Roman" w:cs="Times New Roman"/>
+          <w:sz w:val="24"/>
+          <w:szCs w:val="24"/>
+        </w:rPr>
+        <w:t>Képfeltöltés, törlés</w:t>
+      </w:r>
+    </w:p>
+    <w:p>
+      <w:pPr>
+        <w:pStyle w:val="Cmsor3"/>
+      </w:pPr>
+      <w:r>
+        <w:t>Architektúra:</w:t>
+      </w:r>
+    </w:p>
+    <w:p>
+      <w:pPr>
+        <w:pStyle w:val="Listaszerbekezds"/>
+        <w:numPr>
+          <w:ilvl w:val="0"/>
+          <w:numId w:val="45"/>
+        </w:numPr>
+        <w:rPr>
+          <w:rFonts w:ascii="Times New Roman" w:hAnsi="Times New Roman" w:cs="Times New Roman"/>
+          <w:sz w:val="24"/>
+        </w:rPr>
+      </w:pPr>
+      <w:r>
+        <w:rPr>
+          <w:rFonts w:ascii="Times New Roman" w:hAnsi="Times New Roman" w:cs="Times New Roman"/>
+          <w:sz w:val="24"/>
+        </w:rPr>
+        <w:t>Express.js REST API</w:t>
+      </w:r>
+    </w:p>
+    <w:p>
+      <w:pPr>
+        <w:pStyle w:val="Listaszerbekezds"/>
+        <w:numPr>
+          <w:ilvl w:val="0"/>
+          <w:numId w:val="45"/>
+        </w:numPr>
+        <w:rPr>
+          <w:rFonts w:ascii="Times New Roman" w:hAnsi="Times New Roman" w:cs="Times New Roman"/>
+          <w:sz w:val="24"/>
+        </w:rPr>
+      </w:pPr>
+      <w:r>
+        <w:rPr>
+          <w:rFonts w:ascii="Times New Roman" w:hAnsi="Times New Roman" w:cs="Times New Roman"/>
+          <w:sz w:val="24"/>
+        </w:rPr>
+        <w:t>MVC szerű felépítés (routes, controllers, models, middleware)</w:t>
+      </w:r>
+    </w:p>
+    <w:p>
+      <w:pPr>
+        <w:pStyle w:val="Listaszerbekezds"/>
+        <w:numPr>
+          <w:ilvl w:val="0"/>
+          <w:numId w:val="45"/>
+        </w:numPr>
+        <w:rPr>
+          <w:rFonts w:ascii="Times New Roman" w:hAnsi="Times New Roman" w:cs="Times New Roman"/>
+          <w:sz w:val="24"/>
+        </w:rPr>
+      </w:pPr>
+      <w:r>
+        <w:rPr>
+          <w:rFonts w:ascii="Times New Roman" w:hAnsi="Times New Roman" w:cs="Times New Roman"/>
+          <w:sz w:val="24"/>
+        </w:rPr>
+        <w:t>MySQL adatbázis kapcsolat</w:t>
+      </w:r>
+    </w:p>
+    <w:p>
+      <w:pPr>
+        <w:rPr>
+          <w:rFonts w:ascii="Times New Roman" w:hAnsi="Times New Roman" w:cs="Times New Roman"/>
+          <w:sz w:val="24"/>
+        </w:rPr>
+      </w:pPr>
+    </w:p>
+    <w:p>
+      <w:pPr>
+        <w:pStyle w:val="Cmsor2"/>
+      </w:pPr>
+      <w:r>
+        <w:t>Technológiai stack:</w:t>
+      </w:r>
+    </w:p>
+    <w:p>
+      <w:pPr>
+        <w:pStyle w:val="Listaszerbekezds"/>
+        <w:numPr>
+          <w:ilvl w:val="0"/>
+          <w:numId w:val="46"/>
+        </w:numPr>
+        <w:rPr>
+          <w:rFonts w:ascii="Times New Roman" w:hAnsi="Times New Roman" w:cs="Times New Roman"/>
+          <w:sz w:val="24"/>
+        </w:rPr>
+      </w:pPr>
+      <w:r>
+        <w:rPr>
+          <w:rFonts w:ascii="Times New Roman" w:hAnsi="Times New Roman" w:cs="Times New Roman"/>
+          <w:sz w:val="24"/>
+        </w:rPr>
+        <w:t>Nyelv: JavaScript (Node.js)</w:t>
+      </w:r>
+    </w:p>
+    <w:p>
+      <w:pPr>
+        <w:pStyle w:val="Listaszerbekezds"/>
+        <w:numPr>
+          <w:ilvl w:val="0"/>
+          <w:numId w:val="46"/>
+        </w:numPr>
+        <w:rPr>
+          <w:rFonts w:ascii="Times New Roman" w:hAnsi="Times New Roman" w:cs="Times New Roman"/>
+          <w:sz w:val="24"/>
+        </w:rPr>
+      </w:pPr>
+      <w:r>
+        <w:rPr>
+          <w:rFonts w:ascii="Times New Roman" w:hAnsi="Times New Roman" w:cs="Times New Roman"/>
+          <w:sz w:val="24"/>
+        </w:rPr>
+        <w:t>Framework: Express.js</w:t>
+      </w:r>
+    </w:p>
+    <w:p>
+      <w:pPr>
+        <w:pStyle w:val="Listaszerbekezds"/>
+        <w:numPr>
+          <w:ilvl w:val="0"/>
+          <w:numId w:val="46"/>
+        </w:numPr>
+        <w:rPr>
+          <w:rFonts w:ascii="Times New Roman" w:hAnsi="Times New Roman" w:cs="Times New Roman"/>
+          <w:sz w:val="24"/>
+        </w:rPr>
+      </w:pPr>
+      <w:r>
+        <w:rPr>
+          <w:rFonts w:ascii="Times New Roman" w:hAnsi="Times New Roman" w:cs="Times New Roman"/>
+          <w:sz w:val="24"/>
+        </w:rPr>
+        <w:t>Adatbázis: MySQL (mysql2/promise)</w:t>
+      </w:r>
+    </w:p>
+    <w:p>
+      <w:pPr>
+        <w:pStyle w:val="Listaszerbekezds"/>
+        <w:numPr>
+          <w:ilvl w:val="0"/>
+          <w:numId w:val="46"/>
+        </w:numPr>
+        <w:rPr>
+          <w:rFonts w:ascii="Times New Roman" w:hAnsi="Times New Roman" w:cs="Times New Roman"/>
+          <w:sz w:val="24"/>
+        </w:rPr>
+      </w:pPr>
+      <w:r>
+        <w:rPr>
+          <w:rFonts w:ascii="Times New Roman" w:hAnsi="Times New Roman" w:cs="Times New Roman"/>
+          <w:sz w:val="24"/>
+        </w:rPr>
+        <w:t>Könyvtárak:</w:t>
+      </w:r>
+    </w:p>
+    <w:p>
+      <w:pPr>
         <w:pStyle w:val="Listaszerbekezds"/>
         <w:numPr>
           <w:ilvl w:val="1"/>
-          <w:numId w:val="36"/>
-        </w:numPr>
-        <w:rPr>
-          <w:sz w:val="32"/>
-          <w:szCs w:val="32"/>
-        </w:rPr>
-      </w:pPr>
-      <w:r>
-        <w:rPr>
-          <w:sz w:val="32"/>
-          <w:szCs w:val="32"/>
-          <w:u w:val="single"/>
-        </w:rPr>
-        <w:t>Lezárás:</w:t>
-      </w:r>
-    </w:p>
-    <w:p>
-      <w:pPr>
-        <w:rPr>
-          <w:sz w:val="32"/>
-          <w:szCs w:val="32"/>
-        </w:rPr>
-      </w:pPr>
-      <w:r>
-        <w:rPr>
-          <w:sz w:val="32"/>
-          <w:szCs w:val="32"/>
-        </w:rPr>
-        <w:t>Az Ndidi Autókereskedés frontendje egy átlátható, jól strukturált React-alapú alkalmazás, amely mind a felhasználók, mind az adminisztrátorok számára kényelmes és biztonságos felületet biztosít az autókereskedés online menedzseléséhez. A komponens-alapú felépítés, a modern technológiák és a reszponzív dizájn lehetővé teszi a projekt könnyű továbbfejlesztését, karbantartását és bővítését. A dokumentáció célja, hogy segítse a fejlesztőket a rendszer megértésében és a további fejlesztések hatékony megvalósításában.</w:t>
-      </w:r>
-    </w:p>
-    <w:p>
-      <w:pPr>
-        <w:rPr>
-          <w:sz w:val="32"/>
-          <w:szCs w:val="32"/>
-        </w:rPr>
-      </w:pPr>
-      <w:bookmarkStart w:id="4" w:name="_GoBack"/>
-      <w:bookmarkEnd w:id="4"/>
-    </w:p>
+          <w:numId w:val="46"/>
+        </w:numPr>
+        <w:rPr>
+          <w:rFonts w:ascii="Times New Roman" w:hAnsi="Times New Roman" w:cs="Times New Roman"/>
+          <w:sz w:val="24"/>
+        </w:rPr>
+      </w:pPr>
+      <w:r>
+        <w:rPr>
+          <w:rFonts w:ascii="Times New Roman" w:hAnsi="Times New Roman" w:cs="Times New Roman"/>
+          <w:sz w:val="24"/>
+        </w:rPr>
+        <w:t>bcrypt (jelszó hash)</w:t>
+      </w:r>
+    </w:p>
+    <w:p>
+      <w:pPr>
+        <w:pStyle w:val="Listaszerbekezds"/>
+        <w:numPr>
+          <w:ilvl w:val="1"/>
+          <w:numId w:val="46"/>
+        </w:numPr>
+        <w:rPr>
+          <w:rFonts w:ascii="Times New Roman" w:hAnsi="Times New Roman" w:cs="Times New Roman"/>
+          <w:sz w:val="24"/>
+        </w:rPr>
+      </w:pPr>
+      <w:r>
+        <w:rPr>
+          <w:rFonts w:ascii="Times New Roman" w:hAnsi="Times New Roman" w:cs="Times New Roman"/>
+          <w:sz w:val="24"/>
+        </w:rPr>
+        <w:t>jsonwebtoken (JWT)</w:t>
+      </w:r>
+    </w:p>
+    <w:p>
+      <w:pPr>
+        <w:pStyle w:val="Listaszerbekezds"/>
+        <w:numPr>
+          <w:ilvl w:val="1"/>
+          <w:numId w:val="46"/>
+        </w:numPr>
+        <w:rPr>
+          <w:rFonts w:ascii="Times New Roman" w:hAnsi="Times New Roman" w:cs="Times New Roman"/>
+          <w:sz w:val="24"/>
+        </w:rPr>
+      </w:pPr>
+      <w:r>
+        <w:rPr>
+          <w:rFonts w:ascii="Times New Roman" w:hAnsi="Times New Roman" w:cs="Times New Roman"/>
+          <w:sz w:val="24"/>
+        </w:rPr>
+        <w:t>multer (fájlkezelés)</w:t>
+      </w:r>
+    </w:p>
+    <w:p>
+      <w:pPr>
+        <w:pStyle w:val="Listaszerbekezds"/>
+        <w:numPr>
+          <w:ilvl w:val="1"/>
+          <w:numId w:val="46"/>
+        </w:numPr>
+        <w:rPr>
+          <w:rFonts w:ascii="Times New Roman" w:hAnsi="Times New Roman" w:cs="Times New Roman"/>
+          <w:sz w:val="24"/>
+        </w:rPr>
+      </w:pPr>
+      <w:r>
+        <w:rPr>
+          <w:rFonts w:ascii="Times New Roman" w:hAnsi="Times New Roman" w:cs="Times New Roman"/>
+          <w:sz w:val="24"/>
+        </w:rPr>
+        <w:t>cors, dotenv, morgan, cookie-parser</w:t>
+      </w:r>
+    </w:p>
+    <w:p>
+      <w:pPr>
+        <w:pStyle w:val="Listaszerbekezds"/>
+        <w:numPr>
+          <w:ilvl w:val="0"/>
+          <w:numId w:val="46"/>
+        </w:numPr>
+        <w:rPr>
+          <w:rFonts w:ascii="Times New Roman" w:hAnsi="Times New Roman" w:cs="Times New Roman"/>
+          <w:sz w:val="24"/>
+        </w:rPr>
+      </w:pPr>
+      <w:r>
+        <w:rPr>
+          <w:rFonts w:ascii="Times New Roman" w:hAnsi="Times New Roman" w:cs="Times New Roman"/>
+          <w:sz w:val="24"/>
+        </w:rPr>
+        <w:t>Külső szolgáltatás: nincs</w:t>
+      </w:r>
+    </w:p>
+    <w:p>
+      <w:r>
+        <w:br w:type="page"/>
+      </w:r>
+    </w:p>
+    <w:p>
+      <w:pPr>
+        <w:pStyle w:val="Cmsor2"/>
+      </w:pPr>
+      <w:r>
+        <w:lastRenderedPageBreak/>
+        <w:t>Rendszerarchitektúra</w:t>
+      </w:r>
+      <w:r>
+        <w:t>:</w:t>
+      </w:r>
+    </w:p>
+    <w:p/>
+    <w:p>
+      <w:pPr>
+        <w:pStyle w:val="Listaszerbekezds"/>
+        <w:numPr>
+          <w:ilvl w:val="0"/>
+          <w:numId w:val="47"/>
+        </w:numPr>
+        <w:rPr>
+          <w:rFonts w:ascii="Times New Roman" w:hAnsi="Times New Roman" w:cs="Times New Roman"/>
+          <w:sz w:val="24"/>
+        </w:rPr>
+      </w:pPr>
+      <w:r>
+        <w:rPr>
+          <w:rFonts w:ascii="Times New Roman" w:hAnsi="Times New Roman" w:cs="Times New Roman"/>
+          <w:sz w:val="24"/>
+        </w:rPr>
+        <w:t>Modulok/rétegek:</w:t>
+      </w:r>
+    </w:p>
+    <w:p>
+      <w:pPr>
+        <w:pStyle w:val="Listaszerbekezds"/>
+        <w:numPr>
+          <w:ilvl w:val="1"/>
+          <w:numId w:val="47"/>
+        </w:numPr>
+        <w:rPr>
+          <w:rFonts w:ascii="Times New Roman" w:hAnsi="Times New Roman" w:cs="Times New Roman"/>
+          <w:sz w:val="24"/>
+        </w:rPr>
+      </w:pPr>
+      <w:r>
+        <w:rPr>
+          <w:rFonts w:ascii="Times New Roman" w:hAnsi="Times New Roman" w:cs="Times New Roman"/>
+          <w:sz w:val="24"/>
+        </w:rPr>
+        <w:t>routes/ (útvonalak, pl. autoMod.js)</w:t>
+      </w:r>
+    </w:p>
+    <w:p>
+      <w:pPr>
+        <w:pStyle w:val="Listaszerbekezds"/>
+        <w:numPr>
+          <w:ilvl w:val="1"/>
+          <w:numId w:val="47"/>
+        </w:numPr>
+        <w:rPr>
+          <w:rFonts w:ascii="Times New Roman" w:hAnsi="Times New Roman" w:cs="Times New Roman"/>
+          <w:sz w:val="24"/>
+        </w:rPr>
+      </w:pPr>
+      <w:r>
+        <w:rPr>
+          <w:rFonts w:ascii="Times New Roman" w:hAnsi="Times New Roman" w:cs="Times New Roman"/>
+          <w:sz w:val="24"/>
+        </w:rPr>
+        <w:t>controllers/ (üzleti logika, pl. autoControllerMod.js)</w:t>
+      </w:r>
+    </w:p>
+    <w:p>
+      <w:pPr>
+        <w:pStyle w:val="Listaszerbekezds"/>
+        <w:numPr>
+          <w:ilvl w:val="1"/>
+          <w:numId w:val="47"/>
+        </w:numPr>
+        <w:rPr>
+          <w:rFonts w:ascii="Times New Roman" w:hAnsi="Times New Roman" w:cs="Times New Roman"/>
+          <w:sz w:val="24"/>
+        </w:rPr>
+      </w:pPr>
+      <w:r>
+        <w:rPr>
+          <w:rFonts w:ascii="Times New Roman" w:hAnsi="Times New Roman" w:cs="Times New Roman"/>
+          <w:sz w:val="24"/>
+        </w:rPr>
+        <w:t>models/ (adatbázis műveletek, pl. autoModellMod.js)</w:t>
+      </w:r>
+    </w:p>
+    <w:p>
+      <w:pPr>
+        <w:pStyle w:val="Listaszerbekezds"/>
+        <w:numPr>
+          <w:ilvl w:val="1"/>
+          <w:numId w:val="47"/>
+        </w:numPr>
+        <w:rPr>
+          <w:rFonts w:ascii="Times New Roman" w:hAnsi="Times New Roman" w:cs="Times New Roman"/>
+          <w:sz w:val="24"/>
+        </w:rPr>
+      </w:pPr>
+      <w:r>
+        <w:rPr>
+          <w:rFonts w:ascii="Times New Roman" w:hAnsi="Times New Roman" w:cs="Times New Roman"/>
+          <w:sz w:val="24"/>
+        </w:rPr>
+        <w:t>middleware/ (pl. authAuto.js - JWT ellenőrzés)</w:t>
+      </w:r>
+    </w:p>
+    <w:p>
+      <w:pPr>
+        <w:pStyle w:val="Listaszerbekezds"/>
+        <w:numPr>
+          <w:ilvl w:val="1"/>
+          <w:numId w:val="47"/>
+        </w:numPr>
+        <w:rPr>
+          <w:rFonts w:ascii="Times New Roman" w:hAnsi="Times New Roman" w:cs="Times New Roman"/>
+          <w:sz w:val="24"/>
+        </w:rPr>
+      </w:pPr>
+      <w:r>
+        <w:rPr>
+          <w:rFonts w:ascii="Times New Roman" w:hAnsi="Times New Roman" w:cs="Times New Roman"/>
+          <w:sz w:val="24"/>
+        </w:rPr>
+        <w:t>config/ (adatbázis kapcsolat)</w:t>
+      </w:r>
+    </w:p>
+    <w:p>
+      <w:pPr>
+        <w:pStyle w:val="Listaszerbekezds"/>
+        <w:numPr>
+          <w:ilvl w:val="0"/>
+          <w:numId w:val="47"/>
+        </w:numPr>
+        <w:rPr>
+          <w:rFonts w:ascii="Times New Roman" w:hAnsi="Times New Roman" w:cs="Times New Roman"/>
+          <w:sz w:val="24"/>
+        </w:rPr>
+      </w:pPr>
+      <w:r>
+        <w:rPr>
+          <w:rFonts w:ascii="Times New Roman" w:hAnsi="Times New Roman" w:cs="Times New Roman"/>
+          <w:sz w:val="24"/>
+        </w:rPr>
+        <w:t>Adatáramlás:</w:t>
+      </w:r>
+    </w:p>
+    <w:p>
+      <w:pPr>
+        <w:pStyle w:val="Listaszerbekezds"/>
+        <w:numPr>
+          <w:ilvl w:val="1"/>
+          <w:numId w:val="47"/>
+        </w:numPr>
+        <w:rPr>
+          <w:rFonts w:ascii="Times New Roman" w:hAnsi="Times New Roman" w:cs="Times New Roman"/>
+          <w:sz w:val="24"/>
+        </w:rPr>
+      </w:pPr>
+      <w:r>
+        <w:rPr>
+          <w:rFonts w:ascii="Times New Roman" w:hAnsi="Times New Roman" w:cs="Times New Roman"/>
+          <w:sz w:val="24"/>
+        </w:rPr>
+        <w:t>Kliens → route → controller → model → adatbázis → vissza</w:t>
+      </w:r>
+    </w:p>
+    <w:p>
+      <w:pPr>
+        <w:pStyle w:val="Listaszerbekezds"/>
+        <w:numPr>
+          <w:ilvl w:val="0"/>
+          <w:numId w:val="47"/>
+        </w:numPr>
+        <w:rPr>
+          <w:rFonts w:ascii="Times New Roman" w:hAnsi="Times New Roman" w:cs="Times New Roman"/>
+          <w:sz w:val="24"/>
+        </w:rPr>
+      </w:pPr>
+      <w:r>
+        <w:rPr>
+          <w:rFonts w:ascii="Times New Roman" w:hAnsi="Times New Roman" w:cs="Times New Roman"/>
+          <w:sz w:val="24"/>
+        </w:rPr>
+        <w:t>Skálázás/deployment:</w:t>
+      </w:r>
+    </w:p>
+    <w:p>
+      <w:pPr>
+        <w:pStyle w:val="Listaszerbekezds"/>
+        <w:numPr>
+          <w:ilvl w:val="1"/>
+          <w:numId w:val="47"/>
+        </w:numPr>
+        <w:rPr>
+          <w:rFonts w:ascii="Times New Roman" w:hAnsi="Times New Roman" w:cs="Times New Roman"/>
+          <w:sz w:val="24"/>
+        </w:rPr>
+      </w:pPr>
+      <w:r>
+        <w:rPr>
+          <w:rFonts w:ascii="Times New Roman" w:hAnsi="Times New Roman" w:cs="Times New Roman"/>
+          <w:sz w:val="24"/>
+        </w:rPr>
+        <w:t>Node.js processz, porton fut (alapból 3000)</w:t>
+      </w:r>
+    </w:p>
+    <w:p>
+      <w:pPr>
+        <w:pStyle w:val="Listaszerbekezds"/>
+        <w:numPr>
+          <w:ilvl w:val="1"/>
+          <w:numId w:val="47"/>
+        </w:numPr>
+        <w:rPr>
+          <w:rFonts w:ascii="Times New Roman" w:hAnsi="Times New Roman" w:cs="Times New Roman"/>
+          <w:sz w:val="24"/>
+        </w:rPr>
+      </w:pPr>
+      <w:r>
+        <w:rPr>
+          <w:rFonts w:ascii="Times New Roman" w:hAnsi="Times New Roman" w:cs="Times New Roman"/>
+          <w:sz w:val="24"/>
+        </w:rPr>
+        <w:t>Környezeti változók .env-ből</w:t>
+      </w:r>
+    </w:p>
+    <w:p>
+      <w:pPr>
+        <w:pStyle w:val="Listaszerbekezds"/>
+        <w:numPr>
+          <w:ilvl w:val="1"/>
+          <w:numId w:val="47"/>
+        </w:numPr>
+        <w:rPr>
+          <w:rFonts w:ascii="Times New Roman" w:hAnsi="Times New Roman" w:cs="Times New Roman"/>
+          <w:sz w:val="24"/>
+        </w:rPr>
+      </w:pPr>
+      <w:r>
+        <w:rPr>
+          <w:rFonts w:ascii="Times New Roman" w:hAnsi="Times New Roman" w:cs="Times New Roman"/>
+          <w:sz w:val="24"/>
+        </w:rPr>
+        <w:t>Nincs explicit Docker/Kubernetes konfiguráció</w:t>
+      </w:r>
+    </w:p>
+    <w:p>
+      <w:pPr>
+        <w:pStyle w:val="Cmsor2"/>
+      </w:pPr>
+      <w:r>
+        <w:t>Adatbázis és adatmodellezés</w:t>
+      </w:r>
+      <w:r>
+        <w:t>:</w:t>
+      </w:r>
+    </w:p>
+    <w:p/>
+    <w:p>
+      <w:pPr>
+        <w:pStyle w:val="Listaszerbekezds"/>
+        <w:numPr>
+          <w:ilvl w:val="0"/>
+          <w:numId w:val="48"/>
+        </w:numPr>
+        <w:rPr>
+          <w:rFonts w:ascii="Times New Roman" w:hAnsi="Times New Roman" w:cs="Times New Roman"/>
+          <w:sz w:val="24"/>
+        </w:rPr>
+      </w:pPr>
+      <w:r>
+        <w:rPr>
+          <w:rFonts w:ascii="Times New Roman" w:hAnsi="Times New Roman" w:cs="Times New Roman"/>
+          <w:sz w:val="24"/>
+        </w:rPr>
+        <w:t>Sémák:</w:t>
+      </w:r>
+    </w:p>
+    <w:p>
+      <w:pPr>
+        <w:pStyle w:val="Listaszerbekezds"/>
+        <w:numPr>
+          <w:ilvl w:val="1"/>
+          <w:numId w:val="48"/>
+        </w:numPr>
+        <w:rPr>
+          <w:rFonts w:ascii="Times New Roman" w:hAnsi="Times New Roman" w:cs="Times New Roman"/>
+          <w:sz w:val="24"/>
+        </w:rPr>
+      </w:pPr>
+      <w:r>
+        <w:rPr>
+          <w:rFonts w:ascii="Times New Roman" w:hAnsi="Times New Roman" w:cs="Times New Roman"/>
+          <w:sz w:val="24"/>
+        </w:rPr>
+        <w:t>autok, vevok, erdeklodesek, uzenet, szamla, rendeles, marka, szin, uzemanyag, valtok, fizmodo stb.</w:t>
+      </w:r>
+    </w:p>
+    <w:p>
+      <w:pPr>
+        <w:pStyle w:val="Listaszerbekezds"/>
+        <w:numPr>
+          <w:ilvl w:val="0"/>
+          <w:numId w:val="48"/>
+        </w:numPr>
+        <w:rPr>
+          <w:rFonts w:ascii="Times New Roman" w:hAnsi="Times New Roman" w:cs="Times New Roman"/>
+          <w:sz w:val="24"/>
+        </w:rPr>
+      </w:pPr>
+      <w:r>
+        <w:rPr>
+          <w:rFonts w:ascii="Times New Roman" w:hAnsi="Times New Roman" w:cs="Times New Roman"/>
+          <w:sz w:val="24"/>
+        </w:rPr>
+        <w:t>Kapcsolatok:</w:t>
+      </w:r>
+    </w:p>
+    <w:p>
+      <w:pPr>
+        <w:pStyle w:val="Listaszerbekezds"/>
+        <w:numPr>
+          <w:ilvl w:val="1"/>
+          <w:numId w:val="48"/>
+        </w:numPr>
+        <w:rPr>
+          <w:rFonts w:ascii="Times New Roman" w:hAnsi="Times New Roman" w:cs="Times New Roman"/>
+          <w:sz w:val="24"/>
+        </w:rPr>
+      </w:pPr>
+      <w:r>
+        <w:rPr>
+          <w:rFonts w:ascii="Times New Roman" w:hAnsi="Times New Roman" w:cs="Times New Roman"/>
+          <w:sz w:val="24"/>
+        </w:rPr>
+        <w:t>1:N (pl. vevok - erdeklodesek)</w:t>
+      </w:r>
+    </w:p>
+    <w:p>
+      <w:pPr>
+        <w:pStyle w:val="Listaszerbekezds"/>
+        <w:numPr>
+          <w:ilvl w:val="1"/>
+          <w:numId w:val="48"/>
+        </w:numPr>
+        <w:rPr>
+          <w:rFonts w:ascii="Times New Roman" w:hAnsi="Times New Roman" w:cs="Times New Roman"/>
+          <w:sz w:val="24"/>
+        </w:rPr>
+      </w:pPr>
+      <w:r>
+        <w:rPr>
+          <w:rFonts w:ascii="Times New Roman" w:hAnsi="Times New Roman" w:cs="Times New Roman"/>
+          <w:sz w:val="24"/>
+        </w:rPr>
+        <w:t>N:M (pl. autok - vevok érdeklődésen keresztül)</w:t>
+      </w:r>
+    </w:p>
+    <w:p>
+      <w:pPr>
+        <w:pStyle w:val="Listaszerbekezds"/>
+        <w:numPr>
+          <w:ilvl w:val="0"/>
+          <w:numId w:val="48"/>
+        </w:numPr>
+        <w:rPr>
+          <w:rFonts w:ascii="Times New Roman" w:hAnsi="Times New Roman" w:cs="Times New Roman"/>
+          <w:sz w:val="24"/>
+        </w:rPr>
+      </w:pPr>
+      <w:r>
+        <w:rPr>
+          <w:rFonts w:ascii="Times New Roman" w:hAnsi="Times New Roman" w:cs="Times New Roman"/>
+          <w:sz w:val="24"/>
+        </w:rPr>
+        <w:t>Indexek/kulcsok:</w:t>
+      </w:r>
+    </w:p>
+    <w:p>
+      <w:pPr>
+        <w:pStyle w:val="Listaszerbekezds"/>
+        <w:numPr>
+          <w:ilvl w:val="1"/>
+          <w:numId w:val="48"/>
+        </w:numPr>
+        <w:rPr>
+          <w:rFonts w:ascii="Times New Roman" w:hAnsi="Times New Roman" w:cs="Times New Roman"/>
+          <w:sz w:val="24"/>
+        </w:rPr>
+      </w:pPr>
+      <w:r>
+        <w:rPr>
+          <w:rFonts w:ascii="Times New Roman" w:hAnsi="Times New Roman" w:cs="Times New Roman"/>
+          <w:sz w:val="24"/>
+        </w:rPr>
+        <w:t>Elsődleges kulcsok (id mezők)</w:t>
+      </w:r>
+    </w:p>
+    <w:p>
+      <w:pPr>
+        <w:pStyle w:val="Listaszerbekezds"/>
+        <w:numPr>
+          <w:ilvl w:val="1"/>
+          <w:numId w:val="48"/>
+        </w:numPr>
+        <w:rPr>
+          <w:rFonts w:ascii="Times New Roman" w:hAnsi="Times New Roman" w:cs="Times New Roman"/>
+          <w:sz w:val="24"/>
+        </w:rPr>
+      </w:pPr>
+      <w:r>
+        <w:rPr>
+          <w:rFonts w:ascii="Times New Roman" w:hAnsi="Times New Roman" w:cs="Times New Roman"/>
+          <w:sz w:val="24"/>
+        </w:rPr>
+        <w:t>Külső kulcsok (pl. vevo_id, auto_id)</w:t>
+      </w:r>
+    </w:p>
+    <w:p>
+      <w:pPr>
+        <w:pStyle w:val="Listaszerbekezds"/>
+        <w:numPr>
+          <w:ilvl w:val="0"/>
+          <w:numId w:val="48"/>
+        </w:numPr>
+        <w:rPr>
+          <w:rFonts w:ascii="Times New Roman" w:hAnsi="Times New Roman" w:cs="Times New Roman"/>
+          <w:sz w:val="24"/>
+        </w:rPr>
+      </w:pPr>
+      <w:r>
+        <w:rPr>
+          <w:rFonts w:ascii="Times New Roman" w:hAnsi="Times New Roman" w:cs="Times New Roman"/>
+          <w:sz w:val="24"/>
+        </w:rPr>
+        <w:t>Adatmigráció/seed: nincs explicit script</w:t>
+      </w:r>
+    </w:p>
+    <w:p>
+      <w:pPr>
+        <w:pStyle w:val="Cmsor2"/>
+      </w:pPr>
+      <w:r>
+        <w:br w:type="page"/>
+      </w:r>
+      <w:r>
+        <w:lastRenderedPageBreak/>
+        <w:t>API dokumentáció: (Főbb végpontok)</w:t>
+      </w:r>
+    </w:p>
+    <w:p>
+      <w:pPr>
+        <w:pStyle w:val="Cmsor3"/>
+      </w:pPr>
+      <w:bookmarkStart w:id="52" w:name="_GoBack"/>
+      <w:bookmarkEnd w:id="52"/>
+    </w:p>
+    <w:tbl>
+      <w:tblPr>
+        <w:tblStyle w:val="Rcsostblzat"/>
+        <w:tblW w:w="9178" w:type="dxa"/>
+        <w:tblLook w:val="04A0" w:firstRow="1" w:lastRow="0" w:firstColumn="1" w:lastColumn="0" w:noHBand="0" w:noVBand="1"/>
+      </w:tblPr>
+      <w:tblGrid>
+        <w:gridCol w:w="2294"/>
+        <w:gridCol w:w="2294"/>
+        <w:gridCol w:w="2295"/>
+        <w:gridCol w:w="2295"/>
+      </w:tblGrid>
+      <w:tr>
+        <w:trPr>
+          <w:trHeight w:val="359"/>
+        </w:trPr>
+        <w:tc>
+          <w:tcPr>
+            <w:tcW w:w="2294" w:type="dxa"/>
+          </w:tcPr>
+          <w:p/>
+        </w:tc>
+        <w:tc>
+          <w:tcPr>
+            <w:tcW w:w="2294" w:type="dxa"/>
+          </w:tcPr>
+          <w:p/>
+        </w:tc>
+        <w:tc>
+          <w:tcPr>
+            <w:tcW w:w="2295" w:type="dxa"/>
+          </w:tcPr>
+          <w:p/>
+        </w:tc>
+        <w:tc>
+          <w:tcPr>
+            <w:tcW w:w="2295" w:type="dxa"/>
+          </w:tcPr>
+          <w:p/>
+        </w:tc>
+      </w:tr>
+      <w:tr>
+        <w:trPr>
+          <w:trHeight w:val="359"/>
+        </w:trPr>
+        <w:tc>
+          <w:tcPr>
+            <w:tcW w:w="2294" w:type="dxa"/>
+          </w:tcPr>
+          <w:p/>
+        </w:tc>
+        <w:tc>
+          <w:tcPr>
+            <w:tcW w:w="2294" w:type="dxa"/>
+          </w:tcPr>
+          <w:p/>
+        </w:tc>
+        <w:tc>
+          <w:tcPr>
+            <w:tcW w:w="2295" w:type="dxa"/>
+          </w:tcPr>
+          <w:p/>
+        </w:tc>
+        <w:tc>
+          <w:tcPr>
+            <w:tcW w:w="2295" w:type="dxa"/>
+          </w:tcPr>
+          <w:p/>
+        </w:tc>
+      </w:tr>
+    </w:tbl>
+    <w:p/>
     <w:sectPr>
       <w:pgSz w:w="11906" w:h="16838"/>
       <w:pgMar w:top="1417" w:right="1417" w:bottom="1417" w:left="1417" w:header="708" w:footer="708" w:gutter="0"/>
@@ -8617,6 +9060,119 @@
 <file path=word/numbering.xml><?xml version="1.0" encoding="utf-8"?>
 <w:numbering xmlns:wpc="http://schemas.microsoft.com/office/word/2010/wordprocessingCanvas" xmlns:cx="http://schemas.microsoft.com/office/drawing/2014/chartex" xmlns:cx1="http://schemas.microsoft.com/office/drawing/2015/9/8/chartex" xmlns:cx2="http://schemas.microsoft.com/office/drawing/2015/10/21/chartex" xmlns:cx3="http://schemas.microsoft.com/office/drawing/2016/5/9/chartex" xmlns:cx4="http://schemas.microsoft.com/office/drawing/2016/5/10/chartex" xmlns:cx5="http://schemas.microsoft.com/office/drawing/2016/5/11/chartex" xmlns:cx6="http://schemas.microsoft.com/office/drawing/2016/5/12/chartex" xmlns:cx7="http://schemas.microsoft.com/office/drawing/2016/5/13/chartex" xmlns:cx8="http://schemas.microsoft.com/office/drawing/2016/5/14/chartex" xmlns:mc="http://schemas.openxmlformats.org/markup-compatibility/2006" xmlns:aink="http://schemas.microsoft.com/office/drawing/2016/ink" xmlns:am3d="http://schemas.microsoft.com/office/drawing/2017/model3d" xmlns:o="urn:schemas-microsoft-com:office:office" xmlns:r="http://schemas.openxmlformats.org/officeDocument/2006/relationships" xmlns:m="http://schemas.openxmlformats.org/officeDocument/2006/math" xmlns:v="urn:schemas-microsoft-com:vml" xmlns:wp14="http://schemas.microsoft.com/office/word/2010/wordprocessingDrawing" xmlns:wp="http://schemas.openxmlformats.org/drawingml/2006/wordprocessingDrawing" xmlns:w10="urn:schemas-microsoft-com:office:word" xmlns:w="http://schemas.openxmlformats.org/wordprocessingml/2006/main" xmlns:w14="http://schemas.microsoft.com/office/word/2010/wordml" xmlns:w15="http://schemas.microsoft.com/office/word/2012/wordml" xmlns:w16cid="http://schemas.microsoft.com/office/word/2016/wordml/cid" xmlns:w16se="http://schemas.microsoft.com/office/word/2015/wordml/symex" xmlns:wpg="http://schemas.microsoft.com/office/word/2010/wordprocessingGroup" xmlns:wpi="http://schemas.microsoft.com/office/word/2010/wordprocessingInk" xmlns:wne="http://schemas.microsoft.com/office/word/2006/wordml" xmlns:wps="http://schemas.microsoft.com/office/word/2010/wordprocessingShape" mc:Ignorable="w14 w15 w16se w16cid wp14">
   <w:abstractNum w:abstractNumId="0" w15:restartNumberingAfterBreak="0">
+    <w:nsid w:val="03382046"/>
+    <w:multiLevelType w:val="hybridMultilevel"/>
+    <w:tmpl w:val="B734EE54"/>
+    <w:lvl w:ilvl="0" w:tplc="040E0001">
+      <w:start w:val="1"/>
+      <w:numFmt w:val="bullet"/>
+      <w:lvlText w:val=""/>
+      <w:lvlJc w:val="left"/>
+      <w:pPr>
+        <w:ind w:left="1776" w:hanging="360"/>
+      </w:pPr>
+      <w:rPr>
+        <w:rFonts w:ascii="Symbol" w:hAnsi="Symbol" w:hint="default"/>
+      </w:rPr>
+    </w:lvl>
+    <w:lvl w:ilvl="1" w:tplc="040E0003" w:tentative="1">
+      <w:start w:val="1"/>
+      <w:numFmt w:val="bullet"/>
+      <w:lvlText w:val="o"/>
+      <w:lvlJc w:val="left"/>
+      <w:pPr>
+        <w:ind w:left="2496" w:hanging="360"/>
+      </w:pPr>
+      <w:rPr>
+        <w:rFonts w:ascii="Courier New" w:hAnsi="Courier New" w:cs="Courier New" w:hint="default"/>
+      </w:rPr>
+    </w:lvl>
+    <w:lvl w:ilvl="2" w:tplc="040E0005" w:tentative="1">
+      <w:start w:val="1"/>
+      <w:numFmt w:val="bullet"/>
+      <w:lvlText w:val=""/>
+      <w:lvlJc w:val="left"/>
+      <w:pPr>
+        <w:ind w:left="3216" w:hanging="360"/>
+      </w:pPr>
+      <w:rPr>
+        <w:rFonts w:ascii="Wingdings" w:hAnsi="Wingdings" w:hint="default"/>
+      </w:rPr>
+    </w:lvl>
+    <w:lvl w:ilvl="3" w:tplc="040E0001" w:tentative="1">
+      <w:start w:val="1"/>
+      <w:numFmt w:val="bullet"/>
+      <w:lvlText w:val=""/>
+      <w:lvlJc w:val="left"/>
+      <w:pPr>
+        <w:ind w:left="3936" w:hanging="360"/>
+      </w:pPr>
+      <w:rPr>
+        <w:rFonts w:ascii="Symbol" w:hAnsi="Symbol" w:hint="default"/>
+      </w:rPr>
+    </w:lvl>
+    <w:lvl w:ilvl="4" w:tplc="040E0003" w:tentative="1">
+      <w:start w:val="1"/>
+      <w:numFmt w:val="bullet"/>
+      <w:lvlText w:val="o"/>
+      <w:lvlJc w:val="left"/>
+      <w:pPr>
+        <w:ind w:left="4656" w:hanging="360"/>
+      </w:pPr>
+      <w:rPr>
+        <w:rFonts w:ascii="Courier New" w:hAnsi="Courier New" w:cs="Courier New" w:hint="default"/>
+      </w:rPr>
+    </w:lvl>
+    <w:lvl w:ilvl="5" w:tplc="040E0005" w:tentative="1">
+      <w:start w:val="1"/>
+      <w:numFmt w:val="bullet"/>
+      <w:lvlText w:val=""/>
+      <w:lvlJc w:val="left"/>
+      <w:pPr>
+        <w:ind w:left="5376" w:hanging="360"/>
+      </w:pPr>
+      <w:rPr>
+        <w:rFonts w:ascii="Wingdings" w:hAnsi="Wingdings" w:hint="default"/>
+      </w:rPr>
+    </w:lvl>
+    <w:lvl w:ilvl="6" w:tplc="040E0001" w:tentative="1">
+      <w:start w:val="1"/>
+      <w:numFmt w:val="bullet"/>
+      <w:lvlText w:val=""/>
+      <w:lvlJc w:val="left"/>
+      <w:pPr>
+        <w:ind w:left="6096" w:hanging="360"/>
+      </w:pPr>
+      <w:rPr>
+        <w:rFonts w:ascii="Symbol" w:hAnsi="Symbol" w:hint="default"/>
+      </w:rPr>
+    </w:lvl>
+    <w:lvl w:ilvl="7" w:tplc="040E0003" w:tentative="1">
+      <w:start w:val="1"/>
+      <w:numFmt w:val="bullet"/>
+      <w:lvlText w:val="o"/>
+      <w:lvlJc w:val="left"/>
+      <w:pPr>
+        <w:ind w:left="6816" w:hanging="360"/>
+      </w:pPr>
+      <w:rPr>
+        <w:rFonts w:ascii="Courier New" w:hAnsi="Courier New" w:cs="Courier New" w:hint="default"/>
+      </w:rPr>
+    </w:lvl>
+    <w:lvl w:ilvl="8" w:tplc="040E0005" w:tentative="1">
+      <w:start w:val="1"/>
+      <w:numFmt w:val="bullet"/>
+      <w:lvlText w:val=""/>
+      <w:lvlJc w:val="left"/>
+      <w:pPr>
+        <w:ind w:left="7536" w:hanging="360"/>
+      </w:pPr>
+      <w:rPr>
+        <w:rFonts w:ascii="Wingdings" w:hAnsi="Wingdings" w:hint="default"/>
+      </w:rPr>
+    </w:lvl>
+  </w:abstractNum>
+  <w:abstractNum w:abstractNumId="1" w15:restartNumberingAfterBreak="0">
     <w:nsid w:val="03A16BD1"/>
     <w:multiLevelType w:val="hybridMultilevel"/>
     <w:tmpl w:val="24368B4A"/>
@@ -8729,7 +9285,7 @@
       </w:rPr>
     </w:lvl>
   </w:abstractNum>
-  <w:abstractNum w:abstractNumId="1" w15:restartNumberingAfterBreak="0">
+  <w:abstractNum w:abstractNumId="2" w15:restartNumberingAfterBreak="0">
     <w:nsid w:val="0475390E"/>
     <w:multiLevelType w:val="hybridMultilevel"/>
     <w:tmpl w:val="82B24DAE"/>
@@ -8842,7 +9398,7 @@
       </w:rPr>
     </w:lvl>
   </w:abstractNum>
-  <w:abstractNum w:abstractNumId="2" w15:restartNumberingAfterBreak="0">
+  <w:abstractNum w:abstractNumId="3" w15:restartNumberingAfterBreak="0">
     <w:nsid w:val="061C190A"/>
     <w:multiLevelType w:val="hybridMultilevel"/>
     <w:tmpl w:val="02AE110E"/>
@@ -8955,7 +9511,7 @@
       </w:rPr>
     </w:lvl>
   </w:abstractNum>
-  <w:abstractNum w:abstractNumId="3" w15:restartNumberingAfterBreak="0">
+  <w:abstractNum w:abstractNumId="4" w15:restartNumberingAfterBreak="0">
     <w:nsid w:val="0A5B003C"/>
     <w:multiLevelType w:val="hybridMultilevel"/>
     <w:tmpl w:val="6A944596"/>
@@ -9068,7 +9624,7 @@
       </w:rPr>
     </w:lvl>
   </w:abstractNum>
-  <w:abstractNum w:abstractNumId="4" w15:restartNumberingAfterBreak="0">
+  <w:abstractNum w:abstractNumId="5" w15:restartNumberingAfterBreak="0">
     <w:nsid w:val="10AD6EEC"/>
     <w:multiLevelType w:val="hybridMultilevel"/>
     <w:tmpl w:val="34E22F9A"/>
@@ -9181,7 +9737,7 @@
       </w:rPr>
     </w:lvl>
   </w:abstractNum>
-  <w:abstractNum w:abstractNumId="5" w15:restartNumberingAfterBreak="0">
+  <w:abstractNum w:abstractNumId="6" w15:restartNumberingAfterBreak="0">
     <w:nsid w:val="10EE3047"/>
     <w:multiLevelType w:val="multilevel"/>
     <w:tmpl w:val="159A093E"/>
@@ -9294,7 +9850,7 @@
       </w:rPr>
     </w:lvl>
   </w:abstractNum>
-  <w:abstractNum w:abstractNumId="6" w15:restartNumberingAfterBreak="0">
+  <w:abstractNum w:abstractNumId="7" w15:restartNumberingAfterBreak="0">
     <w:nsid w:val="17497EE9"/>
     <w:multiLevelType w:val="hybridMultilevel"/>
     <w:tmpl w:val="2D3EE832"/>
@@ -9407,7 +9963,7 @@
       </w:rPr>
     </w:lvl>
   </w:abstractNum>
-  <w:abstractNum w:abstractNumId="7" w15:restartNumberingAfterBreak="0">
+  <w:abstractNum w:abstractNumId="8" w15:restartNumberingAfterBreak="0">
     <w:nsid w:val="1A7B0D23"/>
     <w:multiLevelType w:val="hybridMultilevel"/>
     <w:tmpl w:val="31C4A79C"/>
@@ -9520,7 +10076,7 @@
       </w:rPr>
     </w:lvl>
   </w:abstractNum>
-  <w:abstractNum w:abstractNumId="8" w15:restartNumberingAfterBreak="0">
+  <w:abstractNum w:abstractNumId="9" w15:restartNumberingAfterBreak="0">
     <w:nsid w:val="22815E14"/>
     <w:multiLevelType w:val="hybridMultilevel"/>
     <w:tmpl w:val="A0B82F4E"/>
@@ -9633,7 +10189,7 @@
       </w:rPr>
     </w:lvl>
   </w:abstractNum>
-  <w:abstractNum w:abstractNumId="9" w15:restartNumberingAfterBreak="0">
+  <w:abstractNum w:abstractNumId="10" w15:restartNumberingAfterBreak="0">
     <w:nsid w:val="25421BB8"/>
     <w:multiLevelType w:val="multilevel"/>
     <w:tmpl w:val="159A093E"/>
@@ -9746,7 +10302,7 @@
       </w:rPr>
     </w:lvl>
   </w:abstractNum>
-  <w:abstractNum w:abstractNumId="10" w15:restartNumberingAfterBreak="0">
+  <w:abstractNum w:abstractNumId="11" w15:restartNumberingAfterBreak="0">
     <w:nsid w:val="25B54211"/>
     <w:multiLevelType w:val="hybridMultilevel"/>
     <w:tmpl w:val="A9FA6EE0"/>
@@ -9859,7 +10415,7 @@
       </w:rPr>
     </w:lvl>
   </w:abstractNum>
-  <w:abstractNum w:abstractNumId="11" w15:restartNumberingAfterBreak="0">
+  <w:abstractNum w:abstractNumId="12" w15:restartNumberingAfterBreak="0">
     <w:nsid w:val="29427E31"/>
     <w:multiLevelType w:val="hybridMultilevel"/>
     <w:tmpl w:val="C088A8A0"/>
@@ -9972,7 +10528,7 @@
       </w:rPr>
     </w:lvl>
   </w:abstractNum>
-  <w:abstractNum w:abstractNumId="12" w15:restartNumberingAfterBreak="0">
+  <w:abstractNum w:abstractNumId="13" w15:restartNumberingAfterBreak="0">
     <w:nsid w:val="2B1743D3"/>
     <w:multiLevelType w:val="hybridMultilevel"/>
     <w:tmpl w:val="A644F1BA"/>
@@ -10085,7 +10641,7 @@
       </w:rPr>
     </w:lvl>
   </w:abstractNum>
-  <w:abstractNum w:abstractNumId="13" w15:restartNumberingAfterBreak="0">
+  <w:abstractNum w:abstractNumId="14" w15:restartNumberingAfterBreak="0">
     <w:nsid w:val="2D507EEA"/>
     <w:multiLevelType w:val="hybridMultilevel"/>
     <w:tmpl w:val="6FF6C850"/>
@@ -10198,7 +10754,245 @@
       </w:rPr>
     </w:lvl>
   </w:abstractNum>
-  <w:abstractNum w:abstractNumId="14" w15:restartNumberingAfterBreak="0">
+  <w:abstractNum w:abstractNumId="15" w15:restartNumberingAfterBreak="0">
+    <w:nsid w:val="2EE841F8"/>
+    <w:multiLevelType w:val="multilevel"/>
+    <w:tmpl w:val="EC8A2C2E"/>
+    <w:lvl w:ilvl="0">
+      <w:start w:val="1"/>
+      <w:numFmt w:val="decimal"/>
+      <w:pStyle w:val="Cmsor1"/>
+      <w:lvlText w:val="%1."/>
+      <w:lvlJc w:val="left"/>
+      <w:pPr>
+        <w:ind w:left="360" w:hanging="360"/>
+      </w:pPr>
+      <w:rPr>
+        <w:rFonts w:ascii="Times New Roman" w:hAnsi="Times New Roman" w:hint="default"/>
+        <w:b/>
+        <w:i w:val="0"/>
+        <w:sz w:val="32"/>
+      </w:rPr>
+    </w:lvl>
+    <w:lvl w:ilvl="1">
+      <w:start w:val="1"/>
+      <w:numFmt w:val="decimal"/>
+      <w:pStyle w:val="Cmsor2"/>
+      <w:lvlText w:val="%1.%2."/>
+      <w:lvlJc w:val="left"/>
+      <w:pPr>
+        <w:ind w:left="574" w:hanging="432"/>
+      </w:pPr>
+      <w:rPr>
+        <w:rFonts w:ascii="Times" w:hAnsi="Times" w:hint="default"/>
+        <w:b/>
+        <w:i w:val="0"/>
+        <w:sz w:val="28"/>
+      </w:rPr>
+    </w:lvl>
+    <w:lvl w:ilvl="2">
+      <w:start w:val="1"/>
+      <w:numFmt w:val="decimal"/>
+      <w:pStyle w:val="Cmsor3"/>
+      <w:lvlText w:val="%1.%2.%3."/>
+      <w:lvlJc w:val="left"/>
+      <w:pPr>
+        <w:ind w:left="1224" w:hanging="504"/>
+      </w:pPr>
+      <w:rPr>
+        <w:rFonts w:ascii="Times New Roman" w:hAnsi="Times New Roman" w:hint="default"/>
+        <w:b/>
+        <w:i w:val="0"/>
+        <w:sz w:val="24"/>
+      </w:rPr>
+    </w:lvl>
+    <w:lvl w:ilvl="3">
+      <w:start w:val="1"/>
+      <w:numFmt w:val="decimal"/>
+      <w:lvlText w:val="%1.%2.%3.%4."/>
+      <w:lvlJc w:val="left"/>
+      <w:pPr>
+        <w:ind w:left="1728" w:hanging="648"/>
+      </w:pPr>
+      <w:rPr>
+        <w:rFonts w:hint="default"/>
+      </w:rPr>
+    </w:lvl>
+    <w:lvl w:ilvl="4">
+      <w:start w:val="1"/>
+      <w:numFmt w:val="decimal"/>
+      <w:lvlText w:val="%1.%2.%3.%4.%5."/>
+      <w:lvlJc w:val="left"/>
+      <w:pPr>
+        <w:ind w:left="2232" w:hanging="792"/>
+      </w:pPr>
+      <w:rPr>
+        <w:rFonts w:hint="default"/>
+      </w:rPr>
+    </w:lvl>
+    <w:lvl w:ilvl="5">
+      <w:start w:val="1"/>
+      <w:numFmt w:val="decimal"/>
+      <w:lvlText w:val="%1.%2.%3.%4.%5.%6."/>
+      <w:lvlJc w:val="left"/>
+      <w:pPr>
+        <w:ind w:left="2736" w:hanging="936"/>
+      </w:pPr>
+      <w:rPr>
+        <w:rFonts w:hint="default"/>
+      </w:rPr>
+    </w:lvl>
+    <w:lvl w:ilvl="6">
+      <w:start w:val="1"/>
+      <w:numFmt w:val="decimal"/>
+      <w:lvlText w:val="%1.%2.%3.%4.%5.%6.%7."/>
+      <w:lvlJc w:val="left"/>
+      <w:pPr>
+        <w:ind w:left="3240" w:hanging="1080"/>
+      </w:pPr>
+      <w:rPr>
+        <w:rFonts w:hint="default"/>
+      </w:rPr>
+    </w:lvl>
+    <w:lvl w:ilvl="7">
+      <w:start w:val="1"/>
+      <w:numFmt w:val="decimal"/>
+      <w:lvlText w:val="%1.%2.%3.%4.%5.%6.%7.%8."/>
+      <w:lvlJc w:val="left"/>
+      <w:pPr>
+        <w:ind w:left="3744" w:hanging="1224"/>
+      </w:pPr>
+      <w:rPr>
+        <w:rFonts w:hint="default"/>
+      </w:rPr>
+    </w:lvl>
+    <w:lvl w:ilvl="8">
+      <w:start w:val="1"/>
+      <w:numFmt w:val="decimal"/>
+      <w:lvlText w:val="%1.%2.%3.%4.%5.%6.%7.%8.%9."/>
+      <w:lvlJc w:val="left"/>
+      <w:pPr>
+        <w:ind w:left="4320" w:hanging="1440"/>
+      </w:pPr>
+      <w:rPr>
+        <w:rFonts w:hint="default"/>
+      </w:rPr>
+    </w:lvl>
+  </w:abstractNum>
+  <w:abstractNum w:abstractNumId="16" w15:restartNumberingAfterBreak="0">
+    <w:nsid w:val="2FAF06F6"/>
+    <w:multiLevelType w:val="hybridMultilevel"/>
+    <w:tmpl w:val="97AC10BC"/>
+    <w:lvl w:ilvl="0" w:tplc="040E0001">
+      <w:start w:val="1"/>
+      <w:numFmt w:val="bullet"/>
+      <w:lvlText w:val=""/>
+      <w:lvlJc w:val="left"/>
+      <w:pPr>
+        <w:ind w:left="2136" w:hanging="360"/>
+      </w:pPr>
+      <w:rPr>
+        <w:rFonts w:ascii="Symbol" w:hAnsi="Symbol" w:hint="default"/>
+      </w:rPr>
+    </w:lvl>
+    <w:lvl w:ilvl="1" w:tplc="040E0003" w:tentative="1">
+      <w:start w:val="1"/>
+      <w:numFmt w:val="bullet"/>
+      <w:lvlText w:val="o"/>
+      <w:lvlJc w:val="left"/>
+      <w:pPr>
+        <w:ind w:left="2856" w:hanging="360"/>
+      </w:pPr>
+      <w:rPr>
+        <w:rFonts w:ascii="Courier New" w:hAnsi="Courier New" w:cs="Courier New" w:hint="default"/>
+      </w:rPr>
+    </w:lvl>
+    <w:lvl w:ilvl="2" w:tplc="040E0005" w:tentative="1">
+      <w:start w:val="1"/>
+      <w:numFmt w:val="bullet"/>
+      <w:lvlText w:val=""/>
+      <w:lvlJc w:val="left"/>
+      <w:pPr>
+        <w:ind w:left="3576" w:hanging="360"/>
+      </w:pPr>
+      <w:rPr>
+        <w:rFonts w:ascii="Wingdings" w:hAnsi="Wingdings" w:hint="default"/>
+      </w:rPr>
+    </w:lvl>
+    <w:lvl w:ilvl="3" w:tplc="040E0001" w:tentative="1">
+      <w:start w:val="1"/>
+      <w:numFmt w:val="bullet"/>
+      <w:lvlText w:val=""/>
+      <w:lvlJc w:val="left"/>
+      <w:pPr>
+        <w:ind w:left="4296" w:hanging="360"/>
+      </w:pPr>
+      <w:rPr>
+        <w:rFonts w:ascii="Symbol" w:hAnsi="Symbol" w:hint="default"/>
+      </w:rPr>
+    </w:lvl>
+    <w:lvl w:ilvl="4" w:tplc="040E0003" w:tentative="1">
+      <w:start w:val="1"/>
+      <w:numFmt w:val="bullet"/>
+      <w:lvlText w:val="o"/>
+      <w:lvlJc w:val="left"/>
+      <w:pPr>
+        <w:ind w:left="5016" w:hanging="360"/>
+      </w:pPr>
+      <w:rPr>
+        <w:rFonts w:ascii="Courier New" w:hAnsi="Courier New" w:cs="Courier New" w:hint="default"/>
+      </w:rPr>
+    </w:lvl>
+    <w:lvl w:ilvl="5" w:tplc="040E0005" w:tentative="1">
+      <w:start w:val="1"/>
+      <w:numFmt w:val="bullet"/>
+      <w:lvlText w:val=""/>
+      <w:lvlJc w:val="left"/>
+      <w:pPr>
+        <w:ind w:left="5736" w:hanging="360"/>
+      </w:pPr>
+      <w:rPr>
+        <w:rFonts w:ascii="Wingdings" w:hAnsi="Wingdings" w:hint="default"/>
+      </w:rPr>
+    </w:lvl>
+    <w:lvl w:ilvl="6" w:tplc="040E0001" w:tentative="1">
+      <w:start w:val="1"/>
+      <w:numFmt w:val="bullet"/>
+      <w:lvlText w:val=""/>
+      <w:lvlJc w:val="left"/>
+      <w:pPr>
+        <w:ind w:left="6456" w:hanging="360"/>
+      </w:pPr>
+      <w:rPr>
+        <w:rFonts w:ascii="Symbol" w:hAnsi="Symbol" w:hint="default"/>
+      </w:rPr>
+    </w:lvl>
+    <w:lvl w:ilvl="7" w:tplc="040E0003" w:tentative="1">
+      <w:start w:val="1"/>
+      <w:numFmt w:val="bullet"/>
+      <w:lvlText w:val="o"/>
+      <w:lvlJc w:val="left"/>
+      <w:pPr>
+        <w:ind w:left="7176" w:hanging="360"/>
+      </w:pPr>
+      <w:rPr>
+        <w:rFonts w:ascii="Courier New" w:hAnsi="Courier New" w:cs="Courier New" w:hint="default"/>
+      </w:rPr>
+    </w:lvl>
+    <w:lvl w:ilvl="8" w:tplc="040E0005" w:tentative="1">
+      <w:start w:val="1"/>
+      <w:numFmt w:val="bullet"/>
+      <w:lvlText w:val=""/>
+      <w:lvlJc w:val="left"/>
+      <w:pPr>
+        <w:ind w:left="7896" w:hanging="360"/>
+      </w:pPr>
+      <w:rPr>
+        <w:rFonts w:ascii="Wingdings" w:hAnsi="Wingdings" w:hint="default"/>
+      </w:rPr>
+    </w:lvl>
+  </w:abstractNum>
+  <w:abstractNum w:abstractNumId="17" w15:restartNumberingAfterBreak="0">
     <w:nsid w:val="2FC021B5"/>
     <w:multiLevelType w:val="hybridMultilevel"/>
     <w:tmpl w:val="CEB6CB28"/>
@@ -10311,7 +11105,7 @@
       </w:rPr>
     </w:lvl>
   </w:abstractNum>
-  <w:abstractNum w:abstractNumId="15" w15:restartNumberingAfterBreak="0">
+  <w:abstractNum w:abstractNumId="18" w15:restartNumberingAfterBreak="0">
     <w:nsid w:val="31694DA0"/>
     <w:multiLevelType w:val="hybridMultilevel"/>
     <w:tmpl w:val="6EB46800"/>
@@ -10424,7 +11218,7 @@
       </w:rPr>
     </w:lvl>
   </w:abstractNum>
-  <w:abstractNum w:abstractNumId="16" w15:restartNumberingAfterBreak="0">
+  <w:abstractNum w:abstractNumId="19" w15:restartNumberingAfterBreak="0">
     <w:nsid w:val="32BB61DF"/>
     <w:multiLevelType w:val="multilevel"/>
     <w:tmpl w:val="159A093E"/>
@@ -10537,7 +11331,7 @@
       </w:rPr>
     </w:lvl>
   </w:abstractNum>
-  <w:abstractNum w:abstractNumId="17" w15:restartNumberingAfterBreak="0">
+  <w:abstractNum w:abstractNumId="20" w15:restartNumberingAfterBreak="0">
     <w:nsid w:val="35832791"/>
     <w:multiLevelType w:val="hybridMultilevel"/>
     <w:tmpl w:val="60CE1A28"/>
@@ -10650,7 +11444,120 @@
       </w:rPr>
     </w:lvl>
   </w:abstractNum>
-  <w:abstractNum w:abstractNumId="18" w15:restartNumberingAfterBreak="0">
+  <w:abstractNum w:abstractNumId="21" w15:restartNumberingAfterBreak="0">
+    <w:nsid w:val="3B502FEC"/>
+    <w:multiLevelType w:val="hybridMultilevel"/>
+    <w:tmpl w:val="68645424"/>
+    <w:lvl w:ilvl="0" w:tplc="040E0001">
+      <w:start w:val="1"/>
+      <w:numFmt w:val="bullet"/>
+      <w:lvlText w:val=""/>
+      <w:lvlJc w:val="left"/>
+      <w:pPr>
+        <w:ind w:left="720" w:hanging="360"/>
+      </w:pPr>
+      <w:rPr>
+        <w:rFonts w:ascii="Symbol" w:hAnsi="Symbol" w:hint="default"/>
+      </w:rPr>
+    </w:lvl>
+    <w:lvl w:ilvl="1" w:tplc="040E0003">
+      <w:start w:val="1"/>
+      <w:numFmt w:val="bullet"/>
+      <w:lvlText w:val="o"/>
+      <w:lvlJc w:val="left"/>
+      <w:pPr>
+        <w:ind w:left="1440" w:hanging="360"/>
+      </w:pPr>
+      <w:rPr>
+        <w:rFonts w:ascii="Courier New" w:hAnsi="Courier New" w:cs="Courier New" w:hint="default"/>
+      </w:rPr>
+    </w:lvl>
+    <w:lvl w:ilvl="2" w:tplc="040E0005" w:tentative="1">
+      <w:start w:val="1"/>
+      <w:numFmt w:val="bullet"/>
+      <w:lvlText w:val=""/>
+      <w:lvlJc w:val="left"/>
+      <w:pPr>
+        <w:ind w:left="2160" w:hanging="360"/>
+      </w:pPr>
+      <w:rPr>
+        <w:rFonts w:ascii="Wingdings" w:hAnsi="Wingdings" w:hint="default"/>
+      </w:rPr>
+    </w:lvl>
+    <w:lvl w:ilvl="3" w:tplc="040E0001" w:tentative="1">
+      <w:start w:val="1"/>
+      <w:numFmt w:val="bullet"/>
+      <w:lvlText w:val=""/>
+      <w:lvlJc w:val="left"/>
+      <w:pPr>
+        <w:ind w:left="2880" w:hanging="360"/>
+      </w:pPr>
+      <w:rPr>
+        <w:rFonts w:ascii="Symbol" w:hAnsi="Symbol" w:hint="default"/>
+      </w:rPr>
+    </w:lvl>
+    <w:lvl w:ilvl="4" w:tplc="040E0003" w:tentative="1">
+      <w:start w:val="1"/>
+      <w:numFmt w:val="bullet"/>
+      <w:lvlText w:val="o"/>
+      <w:lvlJc w:val="left"/>
+      <w:pPr>
+        <w:ind w:left="3600" w:hanging="360"/>
+      </w:pPr>
+      <w:rPr>
+        <w:rFonts w:ascii="Courier New" w:hAnsi="Courier New" w:cs="Courier New" w:hint="default"/>
+      </w:rPr>
+    </w:lvl>
+    <w:lvl w:ilvl="5" w:tplc="040E0005" w:tentative="1">
+      <w:start w:val="1"/>
+      <w:numFmt w:val="bullet"/>
+      <w:lvlText w:val=""/>
+      <w:lvlJc w:val="left"/>
+      <w:pPr>
+        <w:ind w:left="4320" w:hanging="360"/>
+      </w:pPr>
+      <w:rPr>
+        <w:rFonts w:ascii="Wingdings" w:hAnsi="Wingdings" w:hint="default"/>
+      </w:rPr>
+    </w:lvl>
+    <w:lvl w:ilvl="6" w:tplc="040E0001" w:tentative="1">
+      <w:start w:val="1"/>
+      <w:numFmt w:val="bullet"/>
+      <w:lvlText w:val=""/>
+      <w:lvlJc w:val="left"/>
+      <w:pPr>
+        <w:ind w:left="5040" w:hanging="360"/>
+      </w:pPr>
+      <w:rPr>
+        <w:rFonts w:ascii="Symbol" w:hAnsi="Symbol" w:hint="default"/>
+      </w:rPr>
+    </w:lvl>
+    <w:lvl w:ilvl="7" w:tplc="040E0003" w:tentative="1">
+      <w:start w:val="1"/>
+      <w:numFmt w:val="bullet"/>
+      <w:lvlText w:val="o"/>
+      <w:lvlJc w:val="left"/>
+      <w:pPr>
+        <w:ind w:left="5760" w:hanging="360"/>
+      </w:pPr>
+      <w:rPr>
+        <w:rFonts w:ascii="Courier New" w:hAnsi="Courier New" w:cs="Courier New" w:hint="default"/>
+      </w:rPr>
+    </w:lvl>
+    <w:lvl w:ilvl="8" w:tplc="040E0005" w:tentative="1">
+      <w:start w:val="1"/>
+      <w:numFmt w:val="bullet"/>
+      <w:lvlText w:val=""/>
+      <w:lvlJc w:val="left"/>
+      <w:pPr>
+        <w:ind w:left="6480" w:hanging="360"/>
+      </w:pPr>
+      <w:rPr>
+        <w:rFonts w:ascii="Wingdings" w:hAnsi="Wingdings" w:hint="default"/>
+      </w:rPr>
+    </w:lvl>
+  </w:abstractNum>
+  <w:abstractNum w:abstractNumId="22" w15:restartNumberingAfterBreak="0">
     <w:nsid w:val="3CD45C3B"/>
     <w:multiLevelType w:val="hybridMultilevel"/>
     <w:tmpl w:val="950C6F02"/>
@@ -10736,7 +11643,7 @@
       </w:pPr>
     </w:lvl>
   </w:abstractNum>
-  <w:abstractNum w:abstractNumId="19" w15:restartNumberingAfterBreak="0">
+  <w:abstractNum w:abstractNumId="23" w15:restartNumberingAfterBreak="0">
     <w:nsid w:val="41ED554E"/>
     <w:multiLevelType w:val="hybridMultilevel"/>
     <w:tmpl w:val="B1CC4AF0"/>
@@ -10849,7 +11756,7 @@
       </w:rPr>
     </w:lvl>
   </w:abstractNum>
-  <w:abstractNum w:abstractNumId="20" w15:restartNumberingAfterBreak="0">
+  <w:abstractNum w:abstractNumId="24" w15:restartNumberingAfterBreak="0">
     <w:nsid w:val="42351D2F"/>
     <w:multiLevelType w:val="hybridMultilevel"/>
     <w:tmpl w:val="BC468356"/>
@@ -10962,7 +11869,7 @@
       </w:rPr>
     </w:lvl>
   </w:abstractNum>
-  <w:abstractNum w:abstractNumId="21" w15:restartNumberingAfterBreak="0">
+  <w:abstractNum w:abstractNumId="25" w15:restartNumberingAfterBreak="0">
     <w:nsid w:val="433A3E7B"/>
     <w:multiLevelType w:val="hybridMultilevel"/>
     <w:tmpl w:val="5F9EAD58"/>
@@ -11075,7 +11982,7 @@
       </w:rPr>
     </w:lvl>
   </w:abstractNum>
-  <w:abstractNum w:abstractNumId="22" w15:restartNumberingAfterBreak="0">
+  <w:abstractNum w:abstractNumId="26" w15:restartNumberingAfterBreak="0">
     <w:nsid w:val="47624BFC"/>
     <w:multiLevelType w:val="hybridMultilevel"/>
     <w:tmpl w:val="7A208018"/>
@@ -11188,7 +12095,7 @@
       </w:rPr>
     </w:lvl>
   </w:abstractNum>
-  <w:abstractNum w:abstractNumId="23" w15:restartNumberingAfterBreak="0">
+  <w:abstractNum w:abstractNumId="27" w15:restartNumberingAfterBreak="0">
     <w:nsid w:val="48D13337"/>
     <w:multiLevelType w:val="hybridMultilevel"/>
     <w:tmpl w:val="C36A4F2C"/>
@@ -11301,7 +12208,7 @@
       </w:rPr>
     </w:lvl>
   </w:abstractNum>
-  <w:abstractNum w:abstractNumId="24" w15:restartNumberingAfterBreak="0">
+  <w:abstractNum w:abstractNumId="28" w15:restartNumberingAfterBreak="0">
     <w:nsid w:val="4AD221CF"/>
     <w:multiLevelType w:val="hybridMultilevel"/>
     <w:tmpl w:val="5B5A2314"/>
@@ -11414,7 +12321,7 @@
       </w:rPr>
     </w:lvl>
   </w:abstractNum>
-  <w:abstractNum w:abstractNumId="25" w15:restartNumberingAfterBreak="0">
+  <w:abstractNum w:abstractNumId="29" w15:restartNumberingAfterBreak="0">
     <w:nsid w:val="4D8B16B6"/>
     <w:multiLevelType w:val="hybridMultilevel"/>
     <w:tmpl w:val="ED9E482E"/>
@@ -11527,7 +12434,7 @@
       </w:rPr>
     </w:lvl>
   </w:abstractNum>
-  <w:abstractNum w:abstractNumId="26" w15:restartNumberingAfterBreak="0">
+  <w:abstractNum w:abstractNumId="30" w15:restartNumberingAfterBreak="0">
     <w:nsid w:val="51FC7733"/>
     <w:multiLevelType w:val="hybridMultilevel"/>
     <w:tmpl w:val="4C945BAC"/>
@@ -11640,7 +12547,7 @@
       </w:rPr>
     </w:lvl>
   </w:abstractNum>
-  <w:abstractNum w:abstractNumId="27" w15:restartNumberingAfterBreak="0">
+  <w:abstractNum w:abstractNumId="31" w15:restartNumberingAfterBreak="0">
     <w:nsid w:val="54E05A39"/>
     <w:multiLevelType w:val="hybridMultilevel"/>
     <w:tmpl w:val="073AA156"/>
@@ -11753,7 +12660,120 @@
       </w:rPr>
     </w:lvl>
   </w:abstractNum>
-  <w:abstractNum w:abstractNumId="28" w15:restartNumberingAfterBreak="0">
+  <w:abstractNum w:abstractNumId="32" w15:restartNumberingAfterBreak="0">
+    <w:nsid w:val="56B63D23"/>
+    <w:multiLevelType w:val="hybridMultilevel"/>
+    <w:tmpl w:val="173CA774"/>
+    <w:lvl w:ilvl="0" w:tplc="040E0001">
+      <w:start w:val="1"/>
+      <w:numFmt w:val="bullet"/>
+      <w:lvlText w:val=""/>
+      <w:lvlJc w:val="left"/>
+      <w:pPr>
+        <w:ind w:left="1944" w:hanging="360"/>
+      </w:pPr>
+      <w:rPr>
+        <w:rFonts w:ascii="Symbol" w:hAnsi="Symbol" w:hint="default"/>
+      </w:rPr>
+    </w:lvl>
+    <w:lvl w:ilvl="1" w:tplc="040E0003">
+      <w:start w:val="1"/>
+      <w:numFmt w:val="bullet"/>
+      <w:lvlText w:val="o"/>
+      <w:lvlJc w:val="left"/>
+      <w:pPr>
+        <w:ind w:left="2664" w:hanging="360"/>
+      </w:pPr>
+      <w:rPr>
+        <w:rFonts w:ascii="Courier New" w:hAnsi="Courier New" w:cs="Courier New" w:hint="default"/>
+      </w:rPr>
+    </w:lvl>
+    <w:lvl w:ilvl="2" w:tplc="040E0005" w:tentative="1">
+      <w:start w:val="1"/>
+      <w:numFmt w:val="bullet"/>
+      <w:lvlText w:val=""/>
+      <w:lvlJc w:val="left"/>
+      <w:pPr>
+        <w:ind w:left="3384" w:hanging="360"/>
+      </w:pPr>
+      <w:rPr>
+        <w:rFonts w:ascii="Wingdings" w:hAnsi="Wingdings" w:hint="default"/>
+      </w:rPr>
+    </w:lvl>
+    <w:lvl w:ilvl="3" w:tplc="040E0001" w:tentative="1">
+      <w:start w:val="1"/>
+      <w:numFmt w:val="bullet"/>
+      <w:lvlText w:val=""/>
+      <w:lvlJc w:val="left"/>
+      <w:pPr>
+        <w:ind w:left="4104" w:hanging="360"/>
+      </w:pPr>
+      <w:rPr>
+        <w:rFonts w:ascii="Symbol" w:hAnsi="Symbol" w:hint="default"/>
+      </w:rPr>
+    </w:lvl>
+    <w:lvl w:ilvl="4" w:tplc="040E0003" w:tentative="1">
+      <w:start w:val="1"/>
+      <w:numFmt w:val="bullet"/>
+      <w:lvlText w:val="o"/>
+      <w:lvlJc w:val="left"/>
+      <w:pPr>
+        <w:ind w:left="4824" w:hanging="360"/>
+      </w:pPr>
+      <w:rPr>
+        <w:rFonts w:ascii="Courier New" w:hAnsi="Courier New" w:cs="Courier New" w:hint="default"/>
+      </w:rPr>
+    </w:lvl>
+    <w:lvl w:ilvl="5" w:tplc="040E0005" w:tentative="1">
+      <w:start w:val="1"/>
+      <w:numFmt w:val="bullet"/>
+      <w:lvlText w:val=""/>
+      <w:lvlJc w:val="left"/>
+      <w:pPr>
+        <w:ind w:left="5544" w:hanging="360"/>
+      </w:pPr>
+      <w:rPr>
+        <w:rFonts w:ascii="Wingdings" w:hAnsi="Wingdings" w:hint="default"/>
+      </w:rPr>
+    </w:lvl>
+    <w:lvl w:ilvl="6" w:tplc="040E0001" w:tentative="1">
+      <w:start w:val="1"/>
+      <w:numFmt w:val="bullet"/>
+      <w:lvlText w:val=""/>
+      <w:lvlJc w:val="left"/>
+      <w:pPr>
+        <w:ind w:left="6264" w:hanging="360"/>
+      </w:pPr>
+      <w:rPr>
+        <w:rFonts w:ascii="Symbol" w:hAnsi="Symbol" w:hint="default"/>
+      </w:rPr>
+    </w:lvl>
+    <w:lvl w:ilvl="7" w:tplc="040E0003" w:tentative="1">
+      <w:start w:val="1"/>
+      <w:numFmt w:val="bullet"/>
+      <w:lvlText w:val="o"/>
+      <w:lvlJc w:val="left"/>
+      <w:pPr>
+        <w:ind w:left="6984" w:hanging="360"/>
+      </w:pPr>
+      <w:rPr>
+        <w:rFonts w:ascii="Courier New" w:hAnsi="Courier New" w:cs="Courier New" w:hint="default"/>
+      </w:rPr>
+    </w:lvl>
+    <w:lvl w:ilvl="8" w:tplc="040E0005" w:tentative="1">
+      <w:start w:val="1"/>
+      <w:numFmt w:val="bullet"/>
+      <w:lvlText w:val=""/>
+      <w:lvlJc w:val="left"/>
+      <w:pPr>
+        <w:ind w:left="7704" w:hanging="360"/>
+      </w:pPr>
+      <w:rPr>
+        <w:rFonts w:ascii="Wingdings" w:hAnsi="Wingdings" w:hint="default"/>
+      </w:rPr>
+    </w:lvl>
+  </w:abstractNum>
+  <w:abstractNum w:abstractNumId="33" w15:restartNumberingAfterBreak="0">
     <w:nsid w:val="5E872F63"/>
     <w:multiLevelType w:val="hybridMultilevel"/>
     <w:tmpl w:val="52BA2D62"/>
@@ -11866,7 +12886,7 @@
       </w:rPr>
     </w:lvl>
   </w:abstractNum>
-  <w:abstractNum w:abstractNumId="29" w15:restartNumberingAfterBreak="0">
+  <w:abstractNum w:abstractNumId="34" w15:restartNumberingAfterBreak="0">
     <w:nsid w:val="66064402"/>
     <w:multiLevelType w:val="hybridMultilevel"/>
     <w:tmpl w:val="7480F760"/>
@@ -11979,7 +12999,120 @@
       </w:rPr>
     </w:lvl>
   </w:abstractNum>
-  <w:abstractNum w:abstractNumId="30" w15:restartNumberingAfterBreak="0">
+  <w:abstractNum w:abstractNumId="35" w15:restartNumberingAfterBreak="0">
+    <w:nsid w:val="6BA31D93"/>
+    <w:multiLevelType w:val="hybridMultilevel"/>
+    <w:tmpl w:val="6C5EDDF8"/>
+    <w:lvl w:ilvl="0" w:tplc="040E0001">
+      <w:start w:val="1"/>
+      <w:numFmt w:val="bullet"/>
+      <w:lvlText w:val=""/>
+      <w:lvlJc w:val="left"/>
+      <w:pPr>
+        <w:ind w:left="720" w:hanging="360"/>
+      </w:pPr>
+      <w:rPr>
+        <w:rFonts w:ascii="Symbol" w:hAnsi="Symbol" w:hint="default"/>
+      </w:rPr>
+    </w:lvl>
+    <w:lvl w:ilvl="1" w:tplc="040E0003">
+      <w:start w:val="1"/>
+      <w:numFmt w:val="bullet"/>
+      <w:lvlText w:val="o"/>
+      <w:lvlJc w:val="left"/>
+      <w:pPr>
+        <w:ind w:left="1440" w:hanging="360"/>
+      </w:pPr>
+      <w:rPr>
+        <w:rFonts w:ascii="Courier New" w:hAnsi="Courier New" w:cs="Courier New" w:hint="default"/>
+      </w:rPr>
+    </w:lvl>
+    <w:lvl w:ilvl="2" w:tplc="040E0005" w:tentative="1">
+      <w:start w:val="1"/>
+      <w:numFmt w:val="bullet"/>
+      <w:lvlText w:val=""/>
+      <w:lvlJc w:val="left"/>
+      <w:pPr>
+        <w:ind w:left="2160" w:hanging="360"/>
+      </w:pPr>
+      <w:rPr>
+        <w:rFonts w:ascii="Wingdings" w:hAnsi="Wingdings" w:hint="default"/>
+      </w:rPr>
+    </w:lvl>
+    <w:lvl w:ilvl="3" w:tplc="040E0001" w:tentative="1">
+      <w:start w:val="1"/>
+      <w:numFmt w:val="bullet"/>
+      <w:lvlText w:val=""/>
+      <w:lvlJc w:val="left"/>
+      <w:pPr>
+        <w:ind w:left="2880" w:hanging="360"/>
+      </w:pPr>
+      <w:rPr>
+        <w:rFonts w:ascii="Symbol" w:hAnsi="Symbol" w:hint="default"/>
+      </w:rPr>
+    </w:lvl>
+    <w:lvl w:ilvl="4" w:tplc="040E0003" w:tentative="1">
+      <w:start w:val="1"/>
+      <w:numFmt w:val="bullet"/>
+      <w:lvlText w:val="o"/>
+      <w:lvlJc w:val="left"/>
+      <w:pPr>
+        <w:ind w:left="3600" w:hanging="360"/>
+      </w:pPr>
+      <w:rPr>
+        <w:rFonts w:ascii="Courier New" w:hAnsi="Courier New" w:cs="Courier New" w:hint="default"/>
+      </w:rPr>
+    </w:lvl>
+    <w:lvl w:ilvl="5" w:tplc="040E0005" w:tentative="1">
+      <w:start w:val="1"/>
+      <w:numFmt w:val="bullet"/>
+      <w:lvlText w:val=""/>
+      <w:lvlJc w:val="left"/>
+      <w:pPr>
+        <w:ind w:left="4320" w:hanging="360"/>
+      </w:pPr>
+      <w:rPr>
+        <w:rFonts w:ascii="Wingdings" w:hAnsi="Wingdings" w:hint="default"/>
+      </w:rPr>
+    </w:lvl>
+    <w:lvl w:ilvl="6" w:tplc="040E0001" w:tentative="1">
+      <w:start w:val="1"/>
+      <w:numFmt w:val="bullet"/>
+      <w:lvlText w:val=""/>
+      <w:lvlJc w:val="left"/>
+      <w:pPr>
+        <w:ind w:left="5040" w:hanging="360"/>
+      </w:pPr>
+      <w:rPr>
+        <w:rFonts w:ascii="Symbol" w:hAnsi="Symbol" w:hint="default"/>
+      </w:rPr>
+    </w:lvl>
+    <w:lvl w:ilvl="7" w:tplc="040E0003" w:tentative="1">
+      <w:start w:val="1"/>
+      <w:numFmt w:val="bullet"/>
+      <w:lvlText w:val="o"/>
+      <w:lvlJc w:val="left"/>
+      <w:pPr>
+        <w:ind w:left="5760" w:hanging="360"/>
+      </w:pPr>
+      <w:rPr>
+        <w:rFonts w:ascii="Courier New" w:hAnsi="Courier New" w:cs="Courier New" w:hint="default"/>
+      </w:rPr>
+    </w:lvl>
+    <w:lvl w:ilvl="8" w:tplc="040E0005" w:tentative="1">
+      <w:start w:val="1"/>
+      <w:numFmt w:val="bullet"/>
+      <w:lvlText w:val=""/>
+      <w:lvlJc w:val="left"/>
+      <w:pPr>
+        <w:ind w:left="6480" w:hanging="360"/>
+      </w:pPr>
+      <w:rPr>
+        <w:rFonts w:ascii="Wingdings" w:hAnsi="Wingdings" w:hint="default"/>
+      </w:rPr>
+    </w:lvl>
+  </w:abstractNum>
+  <w:abstractNum w:abstractNumId="36" w15:restartNumberingAfterBreak="0">
     <w:nsid w:val="71897452"/>
     <w:multiLevelType w:val="hybridMultilevel"/>
     <w:tmpl w:val="6504DC94"/>
@@ -12092,7 +13225,233 @@
       </w:rPr>
     </w:lvl>
   </w:abstractNum>
-  <w:abstractNum w:abstractNumId="31" w15:restartNumberingAfterBreak="0">
+  <w:abstractNum w:abstractNumId="37" w15:restartNumberingAfterBreak="0">
+    <w:nsid w:val="720629FF"/>
+    <w:multiLevelType w:val="hybridMultilevel"/>
+    <w:tmpl w:val="BE88FCFE"/>
+    <w:lvl w:ilvl="0" w:tplc="040E0001">
+      <w:start w:val="1"/>
+      <w:numFmt w:val="bullet"/>
+      <w:lvlText w:val=""/>
+      <w:lvlJc w:val="left"/>
+      <w:pPr>
+        <w:ind w:left="1068" w:hanging="360"/>
+      </w:pPr>
+      <w:rPr>
+        <w:rFonts w:ascii="Symbol" w:hAnsi="Symbol" w:hint="default"/>
+      </w:rPr>
+    </w:lvl>
+    <w:lvl w:ilvl="1" w:tplc="040E0003">
+      <w:start w:val="1"/>
+      <w:numFmt w:val="bullet"/>
+      <w:lvlText w:val="o"/>
+      <w:lvlJc w:val="left"/>
+      <w:pPr>
+        <w:ind w:left="1788" w:hanging="360"/>
+      </w:pPr>
+      <w:rPr>
+        <w:rFonts w:ascii="Courier New" w:hAnsi="Courier New" w:cs="Courier New" w:hint="default"/>
+      </w:rPr>
+    </w:lvl>
+    <w:lvl w:ilvl="2" w:tplc="040E0005" w:tentative="1">
+      <w:start w:val="1"/>
+      <w:numFmt w:val="bullet"/>
+      <w:lvlText w:val=""/>
+      <w:lvlJc w:val="left"/>
+      <w:pPr>
+        <w:ind w:left="2508" w:hanging="360"/>
+      </w:pPr>
+      <w:rPr>
+        <w:rFonts w:ascii="Wingdings" w:hAnsi="Wingdings" w:hint="default"/>
+      </w:rPr>
+    </w:lvl>
+    <w:lvl w:ilvl="3" w:tplc="040E0001" w:tentative="1">
+      <w:start w:val="1"/>
+      <w:numFmt w:val="bullet"/>
+      <w:lvlText w:val=""/>
+      <w:lvlJc w:val="left"/>
+      <w:pPr>
+        <w:ind w:left="3228" w:hanging="360"/>
+      </w:pPr>
+      <w:rPr>
+        <w:rFonts w:ascii="Symbol" w:hAnsi="Symbol" w:hint="default"/>
+      </w:rPr>
+    </w:lvl>
+    <w:lvl w:ilvl="4" w:tplc="040E0003" w:tentative="1">
+      <w:start w:val="1"/>
+      <w:numFmt w:val="bullet"/>
+      <w:lvlText w:val="o"/>
+      <w:lvlJc w:val="left"/>
+      <w:pPr>
+        <w:ind w:left="3948" w:hanging="360"/>
+      </w:pPr>
+      <w:rPr>
+        <w:rFonts w:ascii="Courier New" w:hAnsi="Courier New" w:cs="Courier New" w:hint="default"/>
+      </w:rPr>
+    </w:lvl>
+    <w:lvl w:ilvl="5" w:tplc="040E0005" w:tentative="1">
+      <w:start w:val="1"/>
+      <w:numFmt w:val="bullet"/>
+      <w:lvlText w:val=""/>
+      <w:lvlJc w:val="left"/>
+      <w:pPr>
+        <w:ind w:left="4668" w:hanging="360"/>
+      </w:pPr>
+      <w:rPr>
+        <w:rFonts w:ascii="Wingdings" w:hAnsi="Wingdings" w:hint="default"/>
+      </w:rPr>
+    </w:lvl>
+    <w:lvl w:ilvl="6" w:tplc="040E0001" w:tentative="1">
+      <w:start w:val="1"/>
+      <w:numFmt w:val="bullet"/>
+      <w:lvlText w:val=""/>
+      <w:lvlJc w:val="left"/>
+      <w:pPr>
+        <w:ind w:left="5388" w:hanging="360"/>
+      </w:pPr>
+      <w:rPr>
+        <w:rFonts w:ascii="Symbol" w:hAnsi="Symbol" w:hint="default"/>
+      </w:rPr>
+    </w:lvl>
+    <w:lvl w:ilvl="7" w:tplc="040E0003" w:tentative="1">
+      <w:start w:val="1"/>
+      <w:numFmt w:val="bullet"/>
+      <w:lvlText w:val="o"/>
+      <w:lvlJc w:val="left"/>
+      <w:pPr>
+        <w:ind w:left="6108" w:hanging="360"/>
+      </w:pPr>
+      <w:rPr>
+        <w:rFonts w:ascii="Courier New" w:hAnsi="Courier New" w:cs="Courier New" w:hint="default"/>
+      </w:rPr>
+    </w:lvl>
+    <w:lvl w:ilvl="8" w:tplc="040E0005" w:tentative="1">
+      <w:start w:val="1"/>
+      <w:numFmt w:val="bullet"/>
+      <w:lvlText w:val=""/>
+      <w:lvlJc w:val="left"/>
+      <w:pPr>
+        <w:ind w:left="6828" w:hanging="360"/>
+      </w:pPr>
+      <w:rPr>
+        <w:rFonts w:ascii="Wingdings" w:hAnsi="Wingdings" w:hint="default"/>
+      </w:rPr>
+    </w:lvl>
+  </w:abstractNum>
+  <w:abstractNum w:abstractNumId="38" w15:restartNumberingAfterBreak="0">
+    <w:nsid w:val="745B07B2"/>
+    <w:multiLevelType w:val="hybridMultilevel"/>
+    <w:tmpl w:val="BF3AA0F2"/>
+    <w:lvl w:ilvl="0" w:tplc="040E0001">
+      <w:start w:val="1"/>
+      <w:numFmt w:val="bullet"/>
+      <w:lvlText w:val=""/>
+      <w:lvlJc w:val="left"/>
+      <w:pPr>
+        <w:ind w:left="1776" w:hanging="360"/>
+      </w:pPr>
+      <w:rPr>
+        <w:rFonts w:ascii="Symbol" w:hAnsi="Symbol" w:hint="default"/>
+      </w:rPr>
+    </w:lvl>
+    <w:lvl w:ilvl="1" w:tplc="040E0003" w:tentative="1">
+      <w:start w:val="1"/>
+      <w:numFmt w:val="bullet"/>
+      <w:lvlText w:val="o"/>
+      <w:lvlJc w:val="left"/>
+      <w:pPr>
+        <w:ind w:left="2496" w:hanging="360"/>
+      </w:pPr>
+      <w:rPr>
+        <w:rFonts w:ascii="Courier New" w:hAnsi="Courier New" w:cs="Courier New" w:hint="default"/>
+      </w:rPr>
+    </w:lvl>
+    <w:lvl w:ilvl="2" w:tplc="040E0005" w:tentative="1">
+      <w:start w:val="1"/>
+      <w:numFmt w:val="bullet"/>
+      <w:lvlText w:val=""/>
+      <w:lvlJc w:val="left"/>
+      <w:pPr>
+        <w:ind w:left="3216" w:hanging="360"/>
+      </w:pPr>
+      <w:rPr>
+        <w:rFonts w:ascii="Wingdings" w:hAnsi="Wingdings" w:hint="default"/>
+      </w:rPr>
+    </w:lvl>
+    <w:lvl w:ilvl="3" w:tplc="040E0001" w:tentative="1">
+      <w:start w:val="1"/>
+      <w:numFmt w:val="bullet"/>
+      <w:lvlText w:val=""/>
+      <w:lvlJc w:val="left"/>
+      <w:pPr>
+        <w:ind w:left="3936" w:hanging="360"/>
+      </w:pPr>
+      <w:rPr>
+        <w:rFonts w:ascii="Symbol" w:hAnsi="Symbol" w:hint="default"/>
+      </w:rPr>
+    </w:lvl>
+    <w:lvl w:ilvl="4" w:tplc="040E0003" w:tentative="1">
+      <w:start w:val="1"/>
+      <w:numFmt w:val="bullet"/>
+      <w:lvlText w:val="o"/>
+      <w:lvlJc w:val="left"/>
+      <w:pPr>
+        <w:ind w:left="4656" w:hanging="360"/>
+      </w:pPr>
+      <w:rPr>
+        <w:rFonts w:ascii="Courier New" w:hAnsi="Courier New" w:cs="Courier New" w:hint="default"/>
+      </w:rPr>
+    </w:lvl>
+    <w:lvl w:ilvl="5" w:tplc="040E0005" w:tentative="1">
+      <w:start w:val="1"/>
+      <w:numFmt w:val="bullet"/>
+      <w:lvlText w:val=""/>
+      <w:lvlJc w:val="left"/>
+      <w:pPr>
+        <w:ind w:left="5376" w:hanging="360"/>
+      </w:pPr>
+      <w:rPr>
+        <w:rFonts w:ascii="Wingdings" w:hAnsi="Wingdings" w:hint="default"/>
+      </w:rPr>
+    </w:lvl>
+    <w:lvl w:ilvl="6" w:tplc="040E0001" w:tentative="1">
+      <w:start w:val="1"/>
+      <w:numFmt w:val="bullet"/>
+      <w:lvlText w:val=""/>
+      <w:lvlJc w:val="left"/>
+      <w:pPr>
+        <w:ind w:left="6096" w:hanging="360"/>
+      </w:pPr>
+      <w:rPr>
+        <w:rFonts w:ascii="Symbol" w:hAnsi="Symbol" w:hint="default"/>
+      </w:rPr>
+    </w:lvl>
+    <w:lvl w:ilvl="7" w:tplc="040E0003" w:tentative="1">
+      <w:start w:val="1"/>
+      <w:numFmt w:val="bullet"/>
+      <w:lvlText w:val="o"/>
+      <w:lvlJc w:val="left"/>
+      <w:pPr>
+        <w:ind w:left="6816" w:hanging="360"/>
+      </w:pPr>
+      <w:rPr>
+        <w:rFonts w:ascii="Courier New" w:hAnsi="Courier New" w:cs="Courier New" w:hint="default"/>
+      </w:rPr>
+    </w:lvl>
+    <w:lvl w:ilvl="8" w:tplc="040E0005" w:tentative="1">
+      <w:start w:val="1"/>
+      <w:numFmt w:val="bullet"/>
+      <w:lvlText w:val=""/>
+      <w:lvlJc w:val="left"/>
+      <w:pPr>
+        <w:ind w:left="7536" w:hanging="360"/>
+      </w:pPr>
+      <w:rPr>
+        <w:rFonts w:ascii="Wingdings" w:hAnsi="Wingdings" w:hint="default"/>
+      </w:rPr>
+    </w:lvl>
+  </w:abstractNum>
+  <w:abstractNum w:abstractNumId="39" w15:restartNumberingAfterBreak="0">
     <w:nsid w:val="74AF1C8C"/>
     <w:multiLevelType w:val="hybridMultilevel"/>
     <w:tmpl w:val="D5547C60"/>
@@ -12205,7 +13564,7 @@
       </w:rPr>
     </w:lvl>
   </w:abstractNum>
-  <w:abstractNum w:abstractNumId="32" w15:restartNumberingAfterBreak="0">
+  <w:abstractNum w:abstractNumId="40" w15:restartNumberingAfterBreak="0">
     <w:nsid w:val="758C47B2"/>
     <w:multiLevelType w:val="hybridMultilevel"/>
     <w:tmpl w:val="9600E410"/>
@@ -12318,7 +13677,7 @@
       </w:rPr>
     </w:lvl>
   </w:abstractNum>
-  <w:abstractNum w:abstractNumId="33" w15:restartNumberingAfterBreak="0">
+  <w:abstractNum w:abstractNumId="41" w15:restartNumberingAfterBreak="0">
     <w:nsid w:val="7918525B"/>
     <w:multiLevelType w:val="hybridMultilevel"/>
     <w:tmpl w:val="E5963982"/>
@@ -12431,7 +13790,7 @@
       </w:rPr>
     </w:lvl>
   </w:abstractNum>
-  <w:abstractNum w:abstractNumId="34" w15:restartNumberingAfterBreak="0">
+  <w:abstractNum w:abstractNumId="42" w15:restartNumberingAfterBreak="0">
     <w:nsid w:val="7AD1010A"/>
     <w:multiLevelType w:val="hybridMultilevel"/>
     <w:tmpl w:val="85A6CD10"/>
@@ -12544,7 +13903,7 @@
       </w:rPr>
     </w:lvl>
   </w:abstractNum>
-  <w:abstractNum w:abstractNumId="35" w15:restartNumberingAfterBreak="0">
+  <w:abstractNum w:abstractNumId="43" w15:restartNumberingAfterBreak="0">
     <w:nsid w:val="7B0F4816"/>
     <w:multiLevelType w:val="hybridMultilevel"/>
     <w:tmpl w:val="47BC8542"/>
@@ -12657,7 +14016,7 @@
       </w:rPr>
     </w:lvl>
   </w:abstractNum>
-  <w:abstractNum w:abstractNumId="36" w15:restartNumberingAfterBreak="0">
+  <w:abstractNum w:abstractNumId="44" w15:restartNumberingAfterBreak="0">
     <w:nsid w:val="7C8D74E7"/>
     <w:multiLevelType w:val="hybridMultilevel"/>
     <w:tmpl w:val="1FF205AE"/>
@@ -12770,7 +14129,7 @@
       </w:rPr>
     </w:lvl>
   </w:abstractNum>
-  <w:abstractNum w:abstractNumId="37" w15:restartNumberingAfterBreak="0">
+  <w:abstractNum w:abstractNumId="45" w15:restartNumberingAfterBreak="0">
     <w:nsid w:val="7CBF00DA"/>
     <w:multiLevelType w:val="hybridMultilevel"/>
     <w:tmpl w:val="38E2C738"/>
@@ -12884,118 +14243,148 @@
     </w:lvl>
   </w:abstractNum>
   <w:num w:numId="1">
+    <w:abstractNumId w:val="9"/>
+  </w:num>
+  <w:num w:numId="2">
+    <w:abstractNumId w:val="4"/>
+  </w:num>
+  <w:num w:numId="3">
+    <w:abstractNumId w:val="34"/>
+  </w:num>
+  <w:num w:numId="4">
+    <w:abstractNumId w:val="5"/>
+  </w:num>
+  <w:num w:numId="5">
+    <w:abstractNumId w:val="44"/>
+  </w:num>
+  <w:num w:numId="6">
+    <w:abstractNumId w:val="33"/>
+  </w:num>
+  <w:num w:numId="7">
+    <w:abstractNumId w:val="23"/>
+  </w:num>
+  <w:num w:numId="8">
+    <w:abstractNumId w:val="20"/>
+  </w:num>
+  <w:num w:numId="9">
+    <w:abstractNumId w:val="26"/>
+  </w:num>
+  <w:num w:numId="10">
+    <w:abstractNumId w:val="25"/>
+  </w:num>
+  <w:num w:numId="11">
+    <w:abstractNumId w:val="28"/>
+  </w:num>
+  <w:num w:numId="12">
+    <w:abstractNumId w:val="29"/>
+  </w:num>
+  <w:num w:numId="13">
+    <w:abstractNumId w:val="7"/>
+  </w:num>
+  <w:num w:numId="14">
+    <w:abstractNumId w:val="17"/>
+  </w:num>
+  <w:num w:numId="15">
+    <w:abstractNumId w:val="36"/>
+  </w:num>
+  <w:num w:numId="16">
+    <w:abstractNumId w:val="18"/>
+  </w:num>
+  <w:num w:numId="17">
+    <w:abstractNumId w:val="11"/>
+  </w:num>
+  <w:num w:numId="18">
+    <w:abstractNumId w:val="43"/>
+  </w:num>
+  <w:num w:numId="19">
+    <w:abstractNumId w:val="22"/>
+  </w:num>
+  <w:num w:numId="20">
+    <w:abstractNumId w:val="2"/>
+  </w:num>
+  <w:num w:numId="21">
+    <w:abstractNumId w:val="30"/>
+  </w:num>
+  <w:num w:numId="22">
+    <w:abstractNumId w:val="3"/>
+  </w:num>
+  <w:num w:numId="23">
+    <w:abstractNumId w:val="42"/>
+  </w:num>
+  <w:num w:numId="24">
+    <w:abstractNumId w:val="27"/>
+  </w:num>
+  <w:num w:numId="25">
+    <w:abstractNumId w:val="41"/>
+  </w:num>
+  <w:num w:numId="26">
+    <w:abstractNumId w:val="45"/>
+  </w:num>
+  <w:num w:numId="27">
+    <w:abstractNumId w:val="13"/>
+  </w:num>
+  <w:num w:numId="28">
+    <w:abstractNumId w:val="12"/>
+  </w:num>
+  <w:num w:numId="29">
+    <w:abstractNumId w:val="39"/>
+  </w:num>
+  <w:num w:numId="30">
     <w:abstractNumId w:val="8"/>
   </w:num>
-  <w:num w:numId="2">
-    <w:abstractNumId w:val="3"/>
+  <w:num w:numId="31">
+    <w:abstractNumId w:val="14"/>
   </w:num>
-  <w:num w:numId="3">
-    <w:abstractNumId w:val="29"/>
+  <w:num w:numId="32">
+    <w:abstractNumId w:val="24"/>
   </w:num>
-  <w:num w:numId="4">
-    <w:abstractNumId w:val="4"/>
+  <w:num w:numId="33">
+    <w:abstractNumId w:val="31"/>
   </w:num>
-  <w:num w:numId="5">
-    <w:abstractNumId w:val="36"/>
+  <w:num w:numId="34">
+    <w:abstractNumId w:val="1"/>
   </w:num>
-  <w:num w:numId="6">
-    <w:abstractNumId w:val="28"/>
+  <w:num w:numId="35">
+    <w:abstractNumId w:val="40"/>
   </w:num>
-  <w:num w:numId="7">
+  <w:num w:numId="36">
     <w:abstractNumId w:val="19"/>
   </w:num>
-  <w:num w:numId="8">
-    <w:abstractNumId w:val="17"/>
+  <w:num w:numId="37">
+    <w:abstractNumId w:val="10"/>
   </w:num>
-  <w:num w:numId="9">
-    <w:abstractNumId w:val="22"/>
-  </w:num>
-  <w:num w:numId="10">
-    <w:abstractNumId w:val="21"/>
-  </w:num>
-  <w:num w:numId="11">
-    <w:abstractNumId w:val="24"/>
-  </w:num>
-  <w:num w:numId="12">
-    <w:abstractNumId w:val="25"/>
-  </w:num>
-  <w:num w:numId="13">
+  <w:num w:numId="38">
     <w:abstractNumId w:val="6"/>
   </w:num>
-  <w:num w:numId="14">
-    <w:abstractNumId w:val="14"/>
-  </w:num>
-  <w:num w:numId="15">
-    <w:abstractNumId w:val="30"/>
-  </w:num>
-  <w:num w:numId="16">
+  <w:num w:numId="39">
     <w:abstractNumId w:val="15"/>
   </w:num>
-  <w:num w:numId="17">
-    <w:abstractNumId w:val="10"/>
+  <w:num w:numId="40">
+    <w:abstractNumId w:val="15"/>
   </w:num>
-  <w:num w:numId="18">
+  <w:num w:numId="41">
+    <w:abstractNumId w:val="15"/>
+  </w:num>
+  <w:num w:numId="42">
+    <w:abstractNumId w:val="0"/>
+  </w:num>
+  <w:num w:numId="43">
+    <w:abstractNumId w:val="32"/>
+  </w:num>
+  <w:num w:numId="44">
+    <w:abstractNumId w:val="38"/>
+  </w:num>
+  <w:num w:numId="45">
+    <w:abstractNumId w:val="16"/>
+  </w:num>
+  <w:num w:numId="46">
+    <w:abstractNumId w:val="37"/>
+  </w:num>
+  <w:num w:numId="47">
     <w:abstractNumId w:val="35"/>
   </w:num>
-  <w:num w:numId="19">
-    <w:abstractNumId w:val="18"/>
-  </w:num>
-  <w:num w:numId="20">
-    <w:abstractNumId w:val="1"/>
-  </w:num>
-  <w:num w:numId="21">
-    <w:abstractNumId w:val="26"/>
-  </w:num>
-  <w:num w:numId="22">
-    <w:abstractNumId w:val="2"/>
-  </w:num>
-  <w:num w:numId="23">
-    <w:abstractNumId w:val="34"/>
-  </w:num>
-  <w:num w:numId="24">
-    <w:abstractNumId w:val="23"/>
-  </w:num>
-  <w:num w:numId="25">
-    <w:abstractNumId w:val="33"/>
-  </w:num>
-  <w:num w:numId="26">
-    <w:abstractNumId w:val="37"/>
-  </w:num>
-  <w:num w:numId="27">
-    <w:abstractNumId w:val="12"/>
-  </w:num>
-  <w:num w:numId="28">
-    <w:abstractNumId w:val="11"/>
-  </w:num>
-  <w:num w:numId="29">
-    <w:abstractNumId w:val="31"/>
-  </w:num>
-  <w:num w:numId="30">
-    <w:abstractNumId w:val="7"/>
-  </w:num>
-  <w:num w:numId="31">
-    <w:abstractNumId w:val="13"/>
-  </w:num>
-  <w:num w:numId="32">
-    <w:abstractNumId w:val="20"/>
-  </w:num>
-  <w:num w:numId="33">
-    <w:abstractNumId w:val="27"/>
-  </w:num>
-  <w:num w:numId="34">
-    <w:abstractNumId w:val="0"/>
-  </w:num>
-  <w:num w:numId="35">
-    <w:abstractNumId w:val="32"/>
-  </w:num>
-  <w:num w:numId="36">
-    <w:abstractNumId w:val="16"/>
-  </w:num>
-  <w:num w:numId="37">
-    <w:abstractNumId w:val="9"/>
-  </w:num>
-  <w:num w:numId="38">
-    <w:abstractNumId w:val="5"/>
+  <w:num w:numId="48">
+    <w:abstractNumId w:val="21"/>
   </w:num>
   <w:numIdMacAtCleanup w:val="36"/>
 </w:numbering>
@@ -13406,18 +14795,76 @@
     <w:link w:val="Cmsor1Char"/>
     <w:uiPriority w:val="9"/>
     <w:qFormat/>
-    <w:rsid w:val="003C747D"/>
+    <w:rsid w:val="00AC48E6"/>
     <w:pPr>
       <w:keepNext/>
       <w:keepLines/>
+      <w:numPr>
+        <w:numId w:val="41"/>
+      </w:numPr>
       <w:spacing w:before="240" w:after="0"/>
       <w:outlineLvl w:val="0"/>
     </w:pPr>
     <w:rPr>
-      <w:rFonts w:asciiTheme="majorHAnsi" w:eastAsiaTheme="majorEastAsia" w:hAnsiTheme="majorHAnsi" w:cstheme="majorBidi"/>
-      <w:color w:val="2F5496" w:themeColor="accent1" w:themeShade="BF"/>
+      <w:rFonts w:ascii="Times New Roman" w:eastAsiaTheme="majorEastAsia" w:hAnsi="Times New Roman" w:cstheme="majorBidi"/>
+      <w:b/>
+      <w:color w:val="000000" w:themeColor="text1"/>
       <w:sz w:val="32"/>
       <w:szCs w:val="32"/>
+    </w:rPr>
+  </w:style>
+  <w:style w:type="paragraph" w:styleId="Cmsor2">
+    <w:name w:val="heading 2"/>
+    <w:basedOn w:val="Norml"/>
+    <w:next w:val="Norml"/>
+    <w:link w:val="Cmsor2Char"/>
+    <w:uiPriority w:val="9"/>
+    <w:unhideWhenUsed/>
+    <w:qFormat/>
+    <w:rsid w:val="00AC48E6"/>
+    <w:pPr>
+      <w:keepNext/>
+      <w:keepLines/>
+      <w:numPr>
+        <w:ilvl w:val="1"/>
+        <w:numId w:val="41"/>
+      </w:numPr>
+      <w:spacing w:before="40" w:after="0"/>
+      <w:outlineLvl w:val="1"/>
+    </w:pPr>
+    <w:rPr>
+      <w:rFonts w:ascii="Times New Roman" w:eastAsiaTheme="majorEastAsia" w:hAnsi="Times New Roman" w:cstheme="majorBidi"/>
+      <w:b/>
+      <w:color w:val="000000" w:themeColor="text1"/>
+      <w:sz w:val="28"/>
+      <w:szCs w:val="26"/>
+    </w:rPr>
+  </w:style>
+  <w:style w:type="paragraph" w:styleId="Cmsor3">
+    <w:name w:val="heading 3"/>
+    <w:basedOn w:val="Norml"/>
+    <w:next w:val="Norml"/>
+    <w:link w:val="Cmsor3Char"/>
+    <w:uiPriority w:val="9"/>
+    <w:unhideWhenUsed/>
+    <w:qFormat/>
+    <w:rsid w:val="00AC48E6"/>
+    <w:pPr>
+      <w:keepNext/>
+      <w:keepLines/>
+      <w:numPr>
+        <w:ilvl w:val="2"/>
+        <w:numId w:val="41"/>
+      </w:numPr>
+      <w:spacing w:before="40" w:after="0"/>
+      <w:outlineLvl w:val="2"/>
+    </w:pPr>
+    <w:rPr>
+      <w:rFonts w:ascii="Times New Roman" w:eastAsiaTheme="majorEastAsia" w:hAnsi="Times New Roman" w:cstheme="majorBidi"/>
+      <w:b/>
+      <w:color w:val="000000" w:themeColor="text1"/>
+      <w:sz w:val="24"/>
+      <w:szCs w:val="24"/>
     </w:rPr>
   </w:style>
   <w:style w:type="character" w:default="1" w:styleId="Bekezdsalapbettpusa">
@@ -13555,10 +15002,11 @@
     <w:basedOn w:val="Bekezdsalapbettpusa"/>
     <w:link w:val="Cmsor1"/>
     <w:uiPriority w:val="9"/>
-    <w:rsid w:val="003C747D"/>
+    <w:rsid w:val="00AC48E6"/>
     <w:rPr>
-      <w:rFonts w:asciiTheme="majorHAnsi" w:eastAsiaTheme="majorEastAsia" w:hAnsiTheme="majorHAnsi" w:cstheme="majorBidi"/>
-      <w:color w:val="2F5496" w:themeColor="accent1" w:themeShade="BF"/>
+      <w:rFonts w:ascii="Times New Roman" w:eastAsiaTheme="majorEastAsia" w:hAnsi="Times New Roman" w:cstheme="majorBidi"/>
+      <w:b/>
+      <w:color w:val="000000" w:themeColor="text1"/>
       <w:sz w:val="32"/>
       <w:szCs w:val="32"/>
     </w:rPr>
@@ -13584,12 +15032,76 @@
     <w:next w:val="Norml"/>
     <w:autoRedefine/>
     <w:uiPriority w:val="39"/>
-    <w:semiHidden/>
     <w:unhideWhenUsed/>
     <w:rsid w:val="00923F74"/>
     <w:pPr>
       <w:spacing w:after="100"/>
     </w:pPr>
+  </w:style>
+  <w:style w:type="character" w:customStyle="1" w:styleId="Cmsor2Char">
+    <w:name w:val="Címsor 2 Char"/>
+    <w:basedOn w:val="Bekezdsalapbettpusa"/>
+    <w:link w:val="Cmsor2"/>
+    <w:uiPriority w:val="9"/>
+    <w:rsid w:val="00AC48E6"/>
+    <w:rPr>
+      <w:rFonts w:ascii="Times New Roman" w:eastAsiaTheme="majorEastAsia" w:hAnsi="Times New Roman" w:cstheme="majorBidi"/>
+      <w:b/>
+      <w:color w:val="000000" w:themeColor="text1"/>
+      <w:sz w:val="28"/>
+      <w:szCs w:val="26"/>
+    </w:rPr>
+  </w:style>
+  <w:style w:type="character" w:customStyle="1" w:styleId="Cmsor3Char">
+    <w:name w:val="Címsor 3 Char"/>
+    <w:basedOn w:val="Bekezdsalapbettpusa"/>
+    <w:link w:val="Cmsor3"/>
+    <w:uiPriority w:val="9"/>
+    <w:rsid w:val="00AC48E6"/>
+    <w:rPr>
+      <w:rFonts w:ascii="Times New Roman" w:eastAsiaTheme="majorEastAsia" w:hAnsi="Times New Roman" w:cstheme="majorBidi"/>
+      <w:b/>
+      <w:color w:val="000000" w:themeColor="text1"/>
+      <w:sz w:val="24"/>
+      <w:szCs w:val="24"/>
+    </w:rPr>
+  </w:style>
+  <w:style w:type="paragraph" w:styleId="TJ2">
+    <w:name w:val="toc 2"/>
+    <w:basedOn w:val="Norml"/>
+    <w:next w:val="Norml"/>
+    <w:autoRedefine/>
+    <w:uiPriority w:val="39"/>
+    <w:unhideWhenUsed/>
+    <w:rsid w:val="00AC48E6"/>
+    <w:pPr>
+      <w:spacing w:after="100"/>
+      <w:ind w:left="220"/>
+    </w:pPr>
+  </w:style>
+  <w:style w:type="paragraph" w:styleId="TJ3">
+    <w:name w:val="toc 3"/>
+    <w:basedOn w:val="Norml"/>
+    <w:next w:val="Norml"/>
+    <w:autoRedefine/>
+    <w:uiPriority w:val="39"/>
+    <w:unhideWhenUsed/>
+    <w:rsid w:val="00AC48E6"/>
+    <w:pPr>
+      <w:spacing w:after="100"/>
+      <w:ind w:left="440"/>
+    </w:pPr>
+  </w:style>
+  <w:style w:type="character" w:styleId="Hiperhivatkozs">
+    <w:name w:val="Hyperlink"/>
+    <w:basedOn w:val="Bekezdsalapbettpusa"/>
+    <w:uiPriority w:val="99"/>
+    <w:unhideWhenUsed/>
+    <w:rsid w:val="00AC48E6"/>
+    <w:rPr>
+      <w:color w:val="0563C1" w:themeColor="hyperlink"/>
+      <w:u w:val="single"/>
+    </w:rPr>
   </w:style>
 </w:styles>
 </file>
@@ -13894,7 +15406,7 @@
 </file>
 
 <file path=customXml/itemProps1.xml><?xml version="1.0" encoding="utf-8"?>
-<ds:datastoreItem xmlns:ds="http://schemas.openxmlformats.org/officeDocument/2006/customXml" ds:itemID="{DC7AC89C-8DC2-4000-919B-74DBB13B15F0}">
+<ds:datastoreItem xmlns:ds="http://schemas.openxmlformats.org/officeDocument/2006/customXml" ds:itemID="{3C7B2A7B-98FD-4F4D-A2B7-E0CA4501F9E9}">
   <ds:schemaRefs>
     <ds:schemaRef ds:uri="http://schemas.openxmlformats.org/officeDocument/2006/bibliography"/>
   </ds:schemaRefs>

--- a/mentes/Bevezető.docx
+++ b/mentes/Bevezető.docx
@@ -8028,902 +8028,6 @@
       <w:r>
         <w:br w:type="page"/>
       </w:r>
-    </w:p>
-    <w:p>
-      <w:pPr>
-        <w:pStyle w:val="Cmsor1"/>
-      </w:pPr>
-      <w:r>
-        <w:lastRenderedPageBreak/>
-        <w:t>Backend</w:t>
-      </w:r>
-    </w:p>
-    <w:p>
-      <w:pPr>
-        <w:pStyle w:val="Cmsor2"/>
-      </w:pPr>
-      <w:r>
-        <w:t>Áttekintés:</w:t>
-      </w:r>
-    </w:p>
-    <w:p>
-      <w:pPr>
-        <w:pStyle w:val="Cmsor3"/>
-      </w:pPr>
-      <w:r>
-        <w:t>Cél:</w:t>
-      </w:r>
-    </w:p>
-    <w:p>
-      <w:pPr>
-        <w:pStyle w:val="Listaszerbekezds"/>
-        <w:numPr>
-          <w:ilvl w:val="0"/>
-          <w:numId w:val="43"/>
-        </w:numPr>
-        <w:rPr>
-          <w:rFonts w:ascii="Times New Roman" w:hAnsi="Times New Roman" w:cs="Times New Roman"/>
-          <w:sz w:val="24"/>
-        </w:rPr>
-      </w:pPr>
-      <w:r>
-        <w:rPr>
-          <w:rFonts w:ascii="Times New Roman" w:hAnsi="Times New Roman" w:cs="Times New Roman"/>
-          <w:sz w:val="24"/>
-        </w:rPr>
-        <w:t>Autókereskedéshez kapcsolódó backend rendszer, amely autók, felhasználók, érdeklődések, üzenetek, számlák kezelését végzi.</w:t>
-      </w:r>
-    </w:p>
-    <w:p>
-      <w:pPr>
-        <w:pStyle w:val="Cmsor3"/>
-      </w:pPr>
-      <w:r>
-        <w:t>Fő funkciók:</w:t>
-      </w:r>
-    </w:p>
-    <w:p>
-      <w:pPr>
-        <w:pStyle w:val="Listaszerbekezds"/>
-        <w:numPr>
-          <w:ilvl w:val="0"/>
-          <w:numId w:val="43"/>
-        </w:numPr>
-        <w:rPr>
-          <w:rFonts w:ascii="Times New Roman" w:hAnsi="Times New Roman" w:cs="Times New Roman"/>
-          <w:sz w:val="24"/>
-          <w:szCs w:val="24"/>
-        </w:rPr>
-      </w:pPr>
-      <w:r>
-        <w:rPr>
-          <w:rFonts w:ascii="Times New Roman" w:hAnsi="Times New Roman" w:cs="Times New Roman"/>
-          <w:sz w:val="24"/>
-          <w:szCs w:val="24"/>
-        </w:rPr>
-        <w:t>Autók listázása, szűrése, részletek lekérése, szerkesztése, törlése, hozzáadása</w:t>
-      </w:r>
-    </w:p>
-    <w:p>
-      <w:pPr>
-        <w:pStyle w:val="Listaszerbekezds"/>
-        <w:numPr>
-          <w:ilvl w:val="0"/>
-          <w:numId w:val="43"/>
-        </w:numPr>
-        <w:rPr>
-          <w:rFonts w:ascii="Times New Roman" w:hAnsi="Times New Roman" w:cs="Times New Roman"/>
-          <w:sz w:val="24"/>
-          <w:szCs w:val="24"/>
-        </w:rPr>
-      </w:pPr>
-      <w:r>
-        <w:rPr>
-          <w:rFonts w:ascii="Times New Roman" w:hAnsi="Times New Roman" w:cs="Times New Roman"/>
-          <w:sz w:val="24"/>
-          <w:szCs w:val="24"/>
-        </w:rPr>
-        <w:t>Felhasználói regisztráció, bejelentkezés, profilkezelés, jelszó módosítás</w:t>
-      </w:r>
-    </w:p>
-    <w:p>
-      <w:pPr>
-        <w:pStyle w:val="Listaszerbekezds"/>
-        <w:numPr>
-          <w:ilvl w:val="0"/>
-          <w:numId w:val="43"/>
-        </w:numPr>
-        <w:rPr>
-          <w:rFonts w:ascii="Times New Roman" w:hAnsi="Times New Roman" w:cs="Times New Roman"/>
-          <w:sz w:val="24"/>
-          <w:szCs w:val="24"/>
-        </w:rPr>
-      </w:pPr>
-      <w:r>
-        <w:rPr>
-          <w:rFonts w:ascii="Times New Roman" w:hAnsi="Times New Roman" w:cs="Times New Roman"/>
-          <w:sz w:val="24"/>
-          <w:szCs w:val="24"/>
-        </w:rPr>
-        <w:t>Érdeklődés, üzenetküldés, admin és felhasználói chat</w:t>
-      </w:r>
-    </w:p>
-    <w:p>
-      <w:pPr>
-        <w:pStyle w:val="Listaszerbekezds"/>
-        <w:numPr>
-          <w:ilvl w:val="0"/>
-          <w:numId w:val="43"/>
-        </w:numPr>
-        <w:rPr>
-          <w:rFonts w:ascii="Times New Roman" w:hAnsi="Times New Roman" w:cs="Times New Roman"/>
-          <w:sz w:val="24"/>
-          <w:szCs w:val="24"/>
-        </w:rPr>
-      </w:pPr>
-      <w:r>
-        <w:rPr>
-          <w:rFonts w:ascii="Times New Roman" w:hAnsi="Times New Roman" w:cs="Times New Roman"/>
-          <w:sz w:val="24"/>
-          <w:szCs w:val="24"/>
-        </w:rPr>
-        <w:t>Számlázás, számla adatok kezelése</w:t>
-      </w:r>
-    </w:p>
-    <w:p>
-      <w:pPr>
-        <w:pStyle w:val="Listaszerbekezds"/>
-        <w:numPr>
-          <w:ilvl w:val="0"/>
-          <w:numId w:val="43"/>
-        </w:numPr>
-        <w:rPr>
-          <w:rFonts w:ascii="Times New Roman" w:hAnsi="Times New Roman" w:cs="Times New Roman"/>
-          <w:sz w:val="24"/>
-          <w:szCs w:val="24"/>
-        </w:rPr>
-      </w:pPr>
-      <w:r>
-        <w:rPr>
-          <w:rFonts w:ascii="Times New Roman" w:hAnsi="Times New Roman" w:cs="Times New Roman"/>
-          <w:sz w:val="24"/>
-          <w:szCs w:val="24"/>
-        </w:rPr>
-        <w:t>Képfeltöltés, törlés</w:t>
-      </w:r>
-    </w:p>
-    <w:p>
-      <w:pPr>
-        <w:pStyle w:val="Cmsor3"/>
-      </w:pPr>
-      <w:r>
-        <w:t>Architektúra:</w:t>
-      </w:r>
-    </w:p>
-    <w:p>
-      <w:pPr>
-        <w:pStyle w:val="Listaszerbekezds"/>
-        <w:numPr>
-          <w:ilvl w:val="0"/>
-          <w:numId w:val="45"/>
-        </w:numPr>
-        <w:rPr>
-          <w:rFonts w:ascii="Times New Roman" w:hAnsi="Times New Roman" w:cs="Times New Roman"/>
-          <w:sz w:val="24"/>
-        </w:rPr>
-      </w:pPr>
-      <w:r>
-        <w:rPr>
-          <w:rFonts w:ascii="Times New Roman" w:hAnsi="Times New Roman" w:cs="Times New Roman"/>
-          <w:sz w:val="24"/>
-        </w:rPr>
-        <w:t>Express.js REST API</w:t>
-      </w:r>
-    </w:p>
-    <w:p>
-      <w:pPr>
-        <w:pStyle w:val="Listaszerbekezds"/>
-        <w:numPr>
-          <w:ilvl w:val="0"/>
-          <w:numId w:val="45"/>
-        </w:numPr>
-        <w:rPr>
-          <w:rFonts w:ascii="Times New Roman" w:hAnsi="Times New Roman" w:cs="Times New Roman"/>
-          <w:sz w:val="24"/>
-        </w:rPr>
-      </w:pPr>
-      <w:r>
-        <w:rPr>
-          <w:rFonts w:ascii="Times New Roman" w:hAnsi="Times New Roman" w:cs="Times New Roman"/>
-          <w:sz w:val="24"/>
-        </w:rPr>
-        <w:t>MVC szerű felépítés (routes, controllers, models, middleware)</w:t>
-      </w:r>
-    </w:p>
-    <w:p>
-      <w:pPr>
-        <w:pStyle w:val="Listaszerbekezds"/>
-        <w:numPr>
-          <w:ilvl w:val="0"/>
-          <w:numId w:val="45"/>
-        </w:numPr>
-        <w:rPr>
-          <w:rFonts w:ascii="Times New Roman" w:hAnsi="Times New Roman" w:cs="Times New Roman"/>
-          <w:sz w:val="24"/>
-        </w:rPr>
-      </w:pPr>
-      <w:r>
-        <w:rPr>
-          <w:rFonts w:ascii="Times New Roman" w:hAnsi="Times New Roman" w:cs="Times New Roman"/>
-          <w:sz w:val="24"/>
-        </w:rPr>
-        <w:t>MySQL adatbázis kapcsolat</w:t>
-      </w:r>
-    </w:p>
-    <w:p>
-      <w:pPr>
-        <w:rPr>
-          <w:rFonts w:ascii="Times New Roman" w:hAnsi="Times New Roman" w:cs="Times New Roman"/>
-          <w:sz w:val="24"/>
-        </w:rPr>
-      </w:pPr>
-    </w:p>
-    <w:p>
-      <w:pPr>
-        <w:pStyle w:val="Cmsor2"/>
-      </w:pPr>
-      <w:r>
-        <w:t>Technológiai stack:</w:t>
-      </w:r>
-    </w:p>
-    <w:p>
-      <w:pPr>
-        <w:pStyle w:val="Listaszerbekezds"/>
-        <w:numPr>
-          <w:ilvl w:val="0"/>
-          <w:numId w:val="46"/>
-        </w:numPr>
-        <w:rPr>
-          <w:rFonts w:ascii="Times New Roman" w:hAnsi="Times New Roman" w:cs="Times New Roman"/>
-          <w:sz w:val="24"/>
-        </w:rPr>
-      </w:pPr>
-      <w:r>
-        <w:rPr>
-          <w:rFonts w:ascii="Times New Roman" w:hAnsi="Times New Roman" w:cs="Times New Roman"/>
-          <w:sz w:val="24"/>
-        </w:rPr>
-        <w:t>Nyelv: JavaScript (Node.js)</w:t>
-      </w:r>
-    </w:p>
-    <w:p>
-      <w:pPr>
-        <w:pStyle w:val="Listaszerbekezds"/>
-        <w:numPr>
-          <w:ilvl w:val="0"/>
-          <w:numId w:val="46"/>
-        </w:numPr>
-        <w:rPr>
-          <w:rFonts w:ascii="Times New Roman" w:hAnsi="Times New Roman" w:cs="Times New Roman"/>
-          <w:sz w:val="24"/>
-        </w:rPr>
-      </w:pPr>
-      <w:r>
-        <w:rPr>
-          <w:rFonts w:ascii="Times New Roman" w:hAnsi="Times New Roman" w:cs="Times New Roman"/>
-          <w:sz w:val="24"/>
-        </w:rPr>
-        <w:t>Framework: Express.js</w:t>
-      </w:r>
-    </w:p>
-    <w:p>
-      <w:pPr>
-        <w:pStyle w:val="Listaszerbekezds"/>
-        <w:numPr>
-          <w:ilvl w:val="0"/>
-          <w:numId w:val="46"/>
-        </w:numPr>
-        <w:rPr>
-          <w:rFonts w:ascii="Times New Roman" w:hAnsi="Times New Roman" w:cs="Times New Roman"/>
-          <w:sz w:val="24"/>
-        </w:rPr>
-      </w:pPr>
-      <w:r>
-        <w:rPr>
-          <w:rFonts w:ascii="Times New Roman" w:hAnsi="Times New Roman" w:cs="Times New Roman"/>
-          <w:sz w:val="24"/>
-        </w:rPr>
-        <w:t>Adatbázis: MySQL (mysql2/promise)</w:t>
-      </w:r>
-    </w:p>
-    <w:p>
-      <w:pPr>
-        <w:pStyle w:val="Listaszerbekezds"/>
-        <w:numPr>
-          <w:ilvl w:val="0"/>
-          <w:numId w:val="46"/>
-        </w:numPr>
-        <w:rPr>
-          <w:rFonts w:ascii="Times New Roman" w:hAnsi="Times New Roman" w:cs="Times New Roman"/>
-          <w:sz w:val="24"/>
-        </w:rPr>
-      </w:pPr>
-      <w:r>
-        <w:rPr>
-          <w:rFonts w:ascii="Times New Roman" w:hAnsi="Times New Roman" w:cs="Times New Roman"/>
-          <w:sz w:val="24"/>
-        </w:rPr>
-        <w:t>Könyvtárak:</w:t>
-      </w:r>
-    </w:p>
-    <w:p>
-      <w:pPr>
-        <w:pStyle w:val="Listaszerbekezds"/>
-        <w:numPr>
-          <w:ilvl w:val="1"/>
-          <w:numId w:val="46"/>
-        </w:numPr>
-        <w:rPr>
-          <w:rFonts w:ascii="Times New Roman" w:hAnsi="Times New Roman" w:cs="Times New Roman"/>
-          <w:sz w:val="24"/>
-        </w:rPr>
-      </w:pPr>
-      <w:r>
-        <w:rPr>
-          <w:rFonts w:ascii="Times New Roman" w:hAnsi="Times New Roman" w:cs="Times New Roman"/>
-          <w:sz w:val="24"/>
-        </w:rPr>
-        <w:t>bcrypt (jelszó hash)</w:t>
-      </w:r>
-    </w:p>
-    <w:p>
-      <w:pPr>
-        <w:pStyle w:val="Listaszerbekezds"/>
-        <w:numPr>
-          <w:ilvl w:val="1"/>
-          <w:numId w:val="46"/>
-        </w:numPr>
-        <w:rPr>
-          <w:rFonts w:ascii="Times New Roman" w:hAnsi="Times New Roman" w:cs="Times New Roman"/>
-          <w:sz w:val="24"/>
-        </w:rPr>
-      </w:pPr>
-      <w:r>
-        <w:rPr>
-          <w:rFonts w:ascii="Times New Roman" w:hAnsi="Times New Roman" w:cs="Times New Roman"/>
-          <w:sz w:val="24"/>
-        </w:rPr>
-        <w:t>jsonwebtoken (JWT)</w:t>
-      </w:r>
-    </w:p>
-    <w:p>
-      <w:pPr>
-        <w:pStyle w:val="Listaszerbekezds"/>
-        <w:numPr>
-          <w:ilvl w:val="1"/>
-          <w:numId w:val="46"/>
-        </w:numPr>
-        <w:rPr>
-          <w:rFonts w:ascii="Times New Roman" w:hAnsi="Times New Roman" w:cs="Times New Roman"/>
-          <w:sz w:val="24"/>
-        </w:rPr>
-      </w:pPr>
-      <w:r>
-        <w:rPr>
-          <w:rFonts w:ascii="Times New Roman" w:hAnsi="Times New Roman" w:cs="Times New Roman"/>
-          <w:sz w:val="24"/>
-        </w:rPr>
-        <w:t>multer (fájlkezelés)</w:t>
-      </w:r>
-    </w:p>
-    <w:p>
-      <w:pPr>
-        <w:pStyle w:val="Listaszerbekezds"/>
-        <w:numPr>
-          <w:ilvl w:val="1"/>
-          <w:numId w:val="46"/>
-        </w:numPr>
-        <w:rPr>
-          <w:rFonts w:ascii="Times New Roman" w:hAnsi="Times New Roman" w:cs="Times New Roman"/>
-          <w:sz w:val="24"/>
-        </w:rPr>
-      </w:pPr>
-      <w:r>
-        <w:rPr>
-          <w:rFonts w:ascii="Times New Roman" w:hAnsi="Times New Roman" w:cs="Times New Roman"/>
-          <w:sz w:val="24"/>
-        </w:rPr>
-        <w:t>cors, dotenv, morgan, cookie-parser</w:t>
-      </w:r>
-    </w:p>
-    <w:p>
-      <w:pPr>
-        <w:pStyle w:val="Listaszerbekezds"/>
-        <w:numPr>
-          <w:ilvl w:val="0"/>
-          <w:numId w:val="46"/>
-        </w:numPr>
-        <w:rPr>
-          <w:rFonts w:ascii="Times New Roman" w:hAnsi="Times New Roman" w:cs="Times New Roman"/>
-          <w:sz w:val="24"/>
-        </w:rPr>
-      </w:pPr>
-      <w:r>
-        <w:rPr>
-          <w:rFonts w:ascii="Times New Roman" w:hAnsi="Times New Roman" w:cs="Times New Roman"/>
-          <w:sz w:val="24"/>
-        </w:rPr>
-        <w:t>Külső szolgáltatás: nincs</w:t>
-      </w:r>
-    </w:p>
-    <w:p>
-      <w:r>
-        <w:br w:type="page"/>
-      </w:r>
-    </w:p>
-    <w:p>
-      <w:pPr>
-        <w:pStyle w:val="Cmsor2"/>
-      </w:pPr>
-      <w:r>
-        <w:lastRenderedPageBreak/>
-        <w:t>Rendszerarchitektúra</w:t>
-      </w:r>
-      <w:r>
-        <w:t>:</w:t>
-      </w:r>
-    </w:p>
-    <w:p/>
-    <w:p>
-      <w:pPr>
-        <w:pStyle w:val="Listaszerbekezds"/>
-        <w:numPr>
-          <w:ilvl w:val="0"/>
-          <w:numId w:val="47"/>
-        </w:numPr>
-        <w:rPr>
-          <w:rFonts w:ascii="Times New Roman" w:hAnsi="Times New Roman" w:cs="Times New Roman"/>
-          <w:sz w:val="24"/>
-        </w:rPr>
-      </w:pPr>
-      <w:r>
-        <w:rPr>
-          <w:rFonts w:ascii="Times New Roman" w:hAnsi="Times New Roman" w:cs="Times New Roman"/>
-          <w:sz w:val="24"/>
-        </w:rPr>
-        <w:t>Modulok/rétegek:</w:t>
-      </w:r>
-    </w:p>
-    <w:p>
-      <w:pPr>
-        <w:pStyle w:val="Listaszerbekezds"/>
-        <w:numPr>
-          <w:ilvl w:val="1"/>
-          <w:numId w:val="47"/>
-        </w:numPr>
-        <w:rPr>
-          <w:rFonts w:ascii="Times New Roman" w:hAnsi="Times New Roman" w:cs="Times New Roman"/>
-          <w:sz w:val="24"/>
-        </w:rPr>
-      </w:pPr>
-      <w:r>
-        <w:rPr>
-          <w:rFonts w:ascii="Times New Roman" w:hAnsi="Times New Roman" w:cs="Times New Roman"/>
-          <w:sz w:val="24"/>
-        </w:rPr>
-        <w:t>routes/ (útvonalak, pl. autoMod.js)</w:t>
-      </w:r>
-    </w:p>
-    <w:p>
-      <w:pPr>
-        <w:pStyle w:val="Listaszerbekezds"/>
-        <w:numPr>
-          <w:ilvl w:val="1"/>
-          <w:numId w:val="47"/>
-        </w:numPr>
-        <w:rPr>
-          <w:rFonts w:ascii="Times New Roman" w:hAnsi="Times New Roman" w:cs="Times New Roman"/>
-          <w:sz w:val="24"/>
-        </w:rPr>
-      </w:pPr>
-      <w:r>
-        <w:rPr>
-          <w:rFonts w:ascii="Times New Roman" w:hAnsi="Times New Roman" w:cs="Times New Roman"/>
-          <w:sz w:val="24"/>
-        </w:rPr>
-        <w:t>controllers/ (üzleti logika, pl. autoControllerMod.js)</w:t>
-      </w:r>
-    </w:p>
-    <w:p>
-      <w:pPr>
-        <w:pStyle w:val="Listaszerbekezds"/>
-        <w:numPr>
-          <w:ilvl w:val="1"/>
-          <w:numId w:val="47"/>
-        </w:numPr>
-        <w:rPr>
-          <w:rFonts w:ascii="Times New Roman" w:hAnsi="Times New Roman" w:cs="Times New Roman"/>
-          <w:sz w:val="24"/>
-        </w:rPr>
-      </w:pPr>
-      <w:r>
-        <w:rPr>
-          <w:rFonts w:ascii="Times New Roman" w:hAnsi="Times New Roman" w:cs="Times New Roman"/>
-          <w:sz w:val="24"/>
-        </w:rPr>
-        <w:t>models/ (adatbázis műveletek, pl. autoModellMod.js)</w:t>
-      </w:r>
-    </w:p>
-    <w:p>
-      <w:pPr>
-        <w:pStyle w:val="Listaszerbekezds"/>
-        <w:numPr>
-          <w:ilvl w:val="1"/>
-          <w:numId w:val="47"/>
-        </w:numPr>
-        <w:rPr>
-          <w:rFonts w:ascii="Times New Roman" w:hAnsi="Times New Roman" w:cs="Times New Roman"/>
-          <w:sz w:val="24"/>
-        </w:rPr>
-      </w:pPr>
-      <w:r>
-        <w:rPr>
-          <w:rFonts w:ascii="Times New Roman" w:hAnsi="Times New Roman" w:cs="Times New Roman"/>
-          <w:sz w:val="24"/>
-        </w:rPr>
-        <w:t>middleware/ (pl. authAuto.js - JWT ellenőrzés)</w:t>
-      </w:r>
-    </w:p>
-    <w:p>
-      <w:pPr>
-        <w:pStyle w:val="Listaszerbekezds"/>
-        <w:numPr>
-          <w:ilvl w:val="1"/>
-          <w:numId w:val="47"/>
-        </w:numPr>
-        <w:rPr>
-          <w:rFonts w:ascii="Times New Roman" w:hAnsi="Times New Roman" w:cs="Times New Roman"/>
-          <w:sz w:val="24"/>
-        </w:rPr>
-      </w:pPr>
-      <w:r>
-        <w:rPr>
-          <w:rFonts w:ascii="Times New Roman" w:hAnsi="Times New Roman" w:cs="Times New Roman"/>
-          <w:sz w:val="24"/>
-        </w:rPr>
-        <w:t>config/ (adatbázis kapcsolat)</w:t>
-      </w:r>
-    </w:p>
-    <w:p>
-      <w:pPr>
-        <w:pStyle w:val="Listaszerbekezds"/>
-        <w:numPr>
-          <w:ilvl w:val="0"/>
-          <w:numId w:val="47"/>
-        </w:numPr>
-        <w:rPr>
-          <w:rFonts w:ascii="Times New Roman" w:hAnsi="Times New Roman" w:cs="Times New Roman"/>
-          <w:sz w:val="24"/>
-        </w:rPr>
-      </w:pPr>
-      <w:r>
-        <w:rPr>
-          <w:rFonts w:ascii="Times New Roman" w:hAnsi="Times New Roman" w:cs="Times New Roman"/>
-          <w:sz w:val="24"/>
-        </w:rPr>
-        <w:t>Adatáramlás:</w:t>
-      </w:r>
-    </w:p>
-    <w:p>
-      <w:pPr>
-        <w:pStyle w:val="Listaszerbekezds"/>
-        <w:numPr>
-          <w:ilvl w:val="1"/>
-          <w:numId w:val="47"/>
-        </w:numPr>
-        <w:rPr>
-          <w:rFonts w:ascii="Times New Roman" w:hAnsi="Times New Roman" w:cs="Times New Roman"/>
-          <w:sz w:val="24"/>
-        </w:rPr>
-      </w:pPr>
-      <w:r>
-        <w:rPr>
-          <w:rFonts w:ascii="Times New Roman" w:hAnsi="Times New Roman" w:cs="Times New Roman"/>
-          <w:sz w:val="24"/>
-        </w:rPr>
-        <w:t>Kliens → route → controller → model → adatbázis → vissza</w:t>
-      </w:r>
-    </w:p>
-    <w:p>
-      <w:pPr>
-        <w:pStyle w:val="Listaszerbekezds"/>
-        <w:numPr>
-          <w:ilvl w:val="0"/>
-          <w:numId w:val="47"/>
-        </w:numPr>
-        <w:rPr>
-          <w:rFonts w:ascii="Times New Roman" w:hAnsi="Times New Roman" w:cs="Times New Roman"/>
-          <w:sz w:val="24"/>
-        </w:rPr>
-      </w:pPr>
-      <w:r>
-        <w:rPr>
-          <w:rFonts w:ascii="Times New Roman" w:hAnsi="Times New Roman" w:cs="Times New Roman"/>
-          <w:sz w:val="24"/>
-        </w:rPr>
-        <w:t>Skálázás/deployment:</w:t>
-      </w:r>
-    </w:p>
-    <w:p>
-      <w:pPr>
-        <w:pStyle w:val="Listaszerbekezds"/>
-        <w:numPr>
-          <w:ilvl w:val="1"/>
-          <w:numId w:val="47"/>
-        </w:numPr>
-        <w:rPr>
-          <w:rFonts w:ascii="Times New Roman" w:hAnsi="Times New Roman" w:cs="Times New Roman"/>
-          <w:sz w:val="24"/>
-        </w:rPr>
-      </w:pPr>
-      <w:r>
-        <w:rPr>
-          <w:rFonts w:ascii="Times New Roman" w:hAnsi="Times New Roman" w:cs="Times New Roman"/>
-          <w:sz w:val="24"/>
-        </w:rPr>
-        <w:t>Node.js processz, porton fut (alapból 3000)</w:t>
-      </w:r>
-    </w:p>
-    <w:p>
-      <w:pPr>
-        <w:pStyle w:val="Listaszerbekezds"/>
-        <w:numPr>
-          <w:ilvl w:val="1"/>
-          <w:numId w:val="47"/>
-        </w:numPr>
-        <w:rPr>
-          <w:rFonts w:ascii="Times New Roman" w:hAnsi="Times New Roman" w:cs="Times New Roman"/>
-          <w:sz w:val="24"/>
-        </w:rPr>
-      </w:pPr>
-      <w:r>
-        <w:rPr>
-          <w:rFonts w:ascii="Times New Roman" w:hAnsi="Times New Roman" w:cs="Times New Roman"/>
-          <w:sz w:val="24"/>
-        </w:rPr>
-        <w:t>Környezeti változók .env-ből</w:t>
-      </w:r>
-    </w:p>
-    <w:p>
-      <w:pPr>
-        <w:pStyle w:val="Listaszerbekezds"/>
-        <w:numPr>
-          <w:ilvl w:val="1"/>
-          <w:numId w:val="47"/>
-        </w:numPr>
-        <w:rPr>
-          <w:rFonts w:ascii="Times New Roman" w:hAnsi="Times New Roman" w:cs="Times New Roman"/>
-          <w:sz w:val="24"/>
-        </w:rPr>
-      </w:pPr>
-      <w:r>
-        <w:rPr>
-          <w:rFonts w:ascii="Times New Roman" w:hAnsi="Times New Roman" w:cs="Times New Roman"/>
-          <w:sz w:val="24"/>
-        </w:rPr>
-        <w:t>Nincs explicit Docker/Kubernetes konfiguráció</w:t>
-      </w:r>
-    </w:p>
-    <w:p>
-      <w:pPr>
-        <w:pStyle w:val="Cmsor2"/>
-      </w:pPr>
-      <w:r>
-        <w:t>Adatbázis és adatmodellezés</w:t>
-      </w:r>
-      <w:r>
-        <w:t>:</w:t>
-      </w:r>
-    </w:p>
-    <w:p/>
-    <w:p>
-      <w:pPr>
-        <w:pStyle w:val="Listaszerbekezds"/>
-        <w:numPr>
-          <w:ilvl w:val="0"/>
-          <w:numId w:val="48"/>
-        </w:numPr>
-        <w:rPr>
-          <w:rFonts w:ascii="Times New Roman" w:hAnsi="Times New Roman" w:cs="Times New Roman"/>
-          <w:sz w:val="24"/>
-        </w:rPr>
-      </w:pPr>
-      <w:r>
-        <w:rPr>
-          <w:rFonts w:ascii="Times New Roman" w:hAnsi="Times New Roman" w:cs="Times New Roman"/>
-          <w:sz w:val="24"/>
-        </w:rPr>
-        <w:t>Sémák:</w:t>
-      </w:r>
-    </w:p>
-    <w:p>
-      <w:pPr>
-        <w:pStyle w:val="Listaszerbekezds"/>
-        <w:numPr>
-          <w:ilvl w:val="1"/>
-          <w:numId w:val="48"/>
-        </w:numPr>
-        <w:rPr>
-          <w:rFonts w:ascii="Times New Roman" w:hAnsi="Times New Roman" w:cs="Times New Roman"/>
-          <w:sz w:val="24"/>
-        </w:rPr>
-      </w:pPr>
-      <w:r>
-        <w:rPr>
-          <w:rFonts w:ascii="Times New Roman" w:hAnsi="Times New Roman" w:cs="Times New Roman"/>
-          <w:sz w:val="24"/>
-        </w:rPr>
-        <w:t>autok, vevok, erdeklodesek, uzenet, szamla, rendeles, marka, szin, uzemanyag, valtok, fizmodo stb.</w:t>
-      </w:r>
-    </w:p>
-    <w:p>
-      <w:pPr>
-        <w:pStyle w:val="Listaszerbekezds"/>
-        <w:numPr>
-          <w:ilvl w:val="0"/>
-          <w:numId w:val="48"/>
-        </w:numPr>
-        <w:rPr>
-          <w:rFonts w:ascii="Times New Roman" w:hAnsi="Times New Roman" w:cs="Times New Roman"/>
-          <w:sz w:val="24"/>
-        </w:rPr>
-      </w:pPr>
-      <w:r>
-        <w:rPr>
-          <w:rFonts w:ascii="Times New Roman" w:hAnsi="Times New Roman" w:cs="Times New Roman"/>
-          <w:sz w:val="24"/>
-        </w:rPr>
-        <w:t>Kapcsolatok:</w:t>
-      </w:r>
-    </w:p>
-    <w:p>
-      <w:pPr>
-        <w:pStyle w:val="Listaszerbekezds"/>
-        <w:numPr>
-          <w:ilvl w:val="1"/>
-          <w:numId w:val="48"/>
-        </w:numPr>
-        <w:rPr>
-          <w:rFonts w:ascii="Times New Roman" w:hAnsi="Times New Roman" w:cs="Times New Roman"/>
-          <w:sz w:val="24"/>
-        </w:rPr>
-      </w:pPr>
-      <w:r>
-        <w:rPr>
-          <w:rFonts w:ascii="Times New Roman" w:hAnsi="Times New Roman" w:cs="Times New Roman"/>
-          <w:sz w:val="24"/>
-        </w:rPr>
-        <w:t>1:N (pl. vevok - erdeklodesek)</w:t>
-      </w:r>
-    </w:p>
-    <w:p>
-      <w:pPr>
-        <w:pStyle w:val="Listaszerbekezds"/>
-        <w:numPr>
-          <w:ilvl w:val="1"/>
-          <w:numId w:val="48"/>
-        </w:numPr>
-        <w:rPr>
-          <w:rFonts w:ascii="Times New Roman" w:hAnsi="Times New Roman" w:cs="Times New Roman"/>
-          <w:sz w:val="24"/>
-        </w:rPr>
-      </w:pPr>
-      <w:r>
-        <w:rPr>
-          <w:rFonts w:ascii="Times New Roman" w:hAnsi="Times New Roman" w:cs="Times New Roman"/>
-          <w:sz w:val="24"/>
-        </w:rPr>
-        <w:t>N:M (pl. autok - vevok érdeklődésen keresztül)</w:t>
-      </w:r>
-    </w:p>
-    <w:p>
-      <w:pPr>
-        <w:pStyle w:val="Listaszerbekezds"/>
-        <w:numPr>
-          <w:ilvl w:val="0"/>
-          <w:numId w:val="48"/>
-        </w:numPr>
-        <w:rPr>
-          <w:rFonts w:ascii="Times New Roman" w:hAnsi="Times New Roman" w:cs="Times New Roman"/>
-          <w:sz w:val="24"/>
-        </w:rPr>
-      </w:pPr>
-      <w:r>
-        <w:rPr>
-          <w:rFonts w:ascii="Times New Roman" w:hAnsi="Times New Roman" w:cs="Times New Roman"/>
-          <w:sz w:val="24"/>
-        </w:rPr>
-        <w:t>Indexek/kulcsok:</w:t>
-      </w:r>
-    </w:p>
-    <w:p>
-      <w:pPr>
-        <w:pStyle w:val="Listaszerbekezds"/>
-        <w:numPr>
-          <w:ilvl w:val="1"/>
-          <w:numId w:val="48"/>
-        </w:numPr>
-        <w:rPr>
-          <w:rFonts w:ascii="Times New Roman" w:hAnsi="Times New Roman" w:cs="Times New Roman"/>
-          <w:sz w:val="24"/>
-        </w:rPr>
-      </w:pPr>
-      <w:r>
-        <w:rPr>
-          <w:rFonts w:ascii="Times New Roman" w:hAnsi="Times New Roman" w:cs="Times New Roman"/>
-          <w:sz w:val="24"/>
-        </w:rPr>
-        <w:t>Elsődleges kulcsok (id mezők)</w:t>
-      </w:r>
-    </w:p>
-    <w:p>
-      <w:pPr>
-        <w:pStyle w:val="Listaszerbekezds"/>
-        <w:numPr>
-          <w:ilvl w:val="1"/>
-          <w:numId w:val="48"/>
-        </w:numPr>
-        <w:rPr>
-          <w:rFonts w:ascii="Times New Roman" w:hAnsi="Times New Roman" w:cs="Times New Roman"/>
-          <w:sz w:val="24"/>
-        </w:rPr>
-      </w:pPr>
-      <w:r>
-        <w:rPr>
-          <w:rFonts w:ascii="Times New Roman" w:hAnsi="Times New Roman" w:cs="Times New Roman"/>
-          <w:sz w:val="24"/>
-        </w:rPr>
-        <w:t>Külső kulcsok (pl. vevo_id, auto_id)</w:t>
-      </w:r>
-    </w:p>
-    <w:p>
-      <w:pPr>
-        <w:pStyle w:val="Listaszerbekezds"/>
-        <w:numPr>
-          <w:ilvl w:val="0"/>
-          <w:numId w:val="48"/>
-        </w:numPr>
-        <w:rPr>
-          <w:rFonts w:ascii="Times New Roman" w:hAnsi="Times New Roman" w:cs="Times New Roman"/>
-          <w:sz w:val="24"/>
-        </w:rPr>
-      </w:pPr>
-      <w:r>
-        <w:rPr>
-          <w:rFonts w:ascii="Times New Roman" w:hAnsi="Times New Roman" w:cs="Times New Roman"/>
-          <w:sz w:val="24"/>
-        </w:rPr>
-        <w:t>Adatmigráció/seed: nincs explicit script</w:t>
-      </w:r>
-    </w:p>
-    <w:p>
-      <w:pPr>
-        <w:pStyle w:val="Cmsor2"/>
-      </w:pPr>
-      <w:r>
-        <w:br w:type="page"/>
-      </w:r>
-      <w:r>
-        <w:lastRenderedPageBreak/>
-        <w:t>API dokumentáció: (Főbb végpontok)</w:t>
-      </w:r>
-    </w:p>
-    <w:p>
-      <w:pPr>
-        <w:pStyle w:val="Cmsor3"/>
-      </w:pPr>
-      <w:bookmarkStart w:id="52" w:name="_GoBack"/>
-      <w:bookmarkEnd w:id="52"/>
     </w:p>
     <w:tbl>
       <w:tblPr>
@@ -8996,7 +8100,1126 @@
         </w:tc>
       </w:tr>
     </w:tbl>
-    <w:p/>
+    <w:p>
+      <w:r>
+        <w:t>Backend dokumentáció – Autókereskedés</w:t>
+      </w:r>
+    </w:p>
+    <w:p>
+      <w:r>
+        <w:t>Áttekintés</w:t>
+      </w:r>
+    </w:p>
+    <w:p>
+      <w:r>
+        <w:t>A backend egy Node.js + Express alapú REST API, amely az autókereskedés adatainak kezelését végzi. A rendszer autók listázását és szűrését, felhasználói regisztrációt és bejelentkezést, érdeklődések és üzenetek kezelését, valamint számlázási adatok rögzítését támogatja. A backend egy MySQL adatbázishoz kapcsolódik, és statikus képek kiszolgálását is elvégzi.</w:t>
+      </w:r>
+    </w:p>
+    <w:p>
+      <w:r>
+        <w:t>A rendszer célja és funkciója</w:t>
+      </w:r>
+    </w:p>
+    <w:p>
+      <w:r>
+        <w:t>- Autók listázása, részletek lekérése, szűrés, ajánlott és véletlenszerű autók.</w:t>
+      </w:r>
+    </w:p>
+    <w:p>
+      <w:r>
+        <w:t>- Adminisztrátori műveletek: autók létrehozása, szerkesztése, törlése, segédtáblák bővítése.</w:t>
+      </w:r>
+    </w:p>
+    <w:p>
+      <w:r>
+        <w:t>- Felhasználói regisztráció, bejelentkezés, token alapú azonosítás.</w:t>
+      </w:r>
+    </w:p>
+    <w:p>
+      <w:r>
+        <w:t>- Érdeklődések, üzenetek és chat funkció kezelése.</w:t>
+      </w:r>
+    </w:p>
+    <w:p>
+      <w:r>
+        <w:t>- Számla- és rendelésadatok rögzítése.</w:t>
+      </w:r>
+    </w:p>
+    <w:p>
+      <w:r>
+        <w:t>- Képfeltöltés és képtörlés.</w:t>
+      </w:r>
+    </w:p>
+    <w:p>
+      <w:r>
+        <w:t>Rövid architektúra leírás</w:t>
+      </w:r>
+    </w:p>
+    <w:p>
+      <w:r>
+        <w:t>A backend MVC-szerű felépítésű. Az útvonalak (routes) irányítják a kéréseket a kontrollerekhez, a kontrollerek az üzleti logikát végzik, és a modelleken keresztül férnek hozzá az adatbázishoz. A JWT-alapú autentikációt middleware kezeli. Statikus fájlok a `backend/public` mappából szolgálódnak ki.</w:t>
+      </w:r>
+    </w:p>
+    <w:p>
+      <w:r>
+        <w:t>Fő komponensek és modulok</w:t>
+      </w:r>
+    </w:p>
+    <w:p>
+      <w:r>
+        <w:t>- `backend/app.js`: Express alkalmazás inicializálása, middleware-ek és route-ok bekötése.</w:t>
+      </w:r>
+    </w:p>
+    <w:p>
+      <w:r>
+        <w:t>- `backend/bin/www`: HTTP szerver indítása és port beállítása.</w:t>
+      </w:r>
+    </w:p>
+    <w:p>
+      <w:r>
+        <w:t>- `backend/routes/autoMod.js`: REST végpontok listája és middleware-ek.</w:t>
+      </w:r>
+    </w:p>
+    <w:p>
+      <w:r>
+        <w:t>- `backend/controllers/autoControllerMod.js`: üzleti logika, JWT kezelés, fájlkezelés.</w:t>
+      </w:r>
+    </w:p>
+    <w:p>
+      <w:r>
+        <w:t>- `backend/models/autoModellMod.js`: adatbázis műveletek, SQL lekérdezések.</w:t>
+      </w:r>
+    </w:p>
+    <w:p>
+      <w:r>
+        <w:t>- `backend/middleware/authAuto.js`: JWT ellenőrzés és `req.user` beállítás.</w:t>
+      </w:r>
+    </w:p>
+    <w:p>
+      <w:r>
+        <w:t>- `backend/config/db.js`: MySQL kapcsolat pool konfiguráció.</w:t>
+      </w:r>
+    </w:p>
+    <w:p>
+      <w:r>
+        <w:t>- `backend/public/img`: autók képei.</w:t>
+      </w:r>
+    </w:p>
+    <w:p>
+      <w:r>
+        <w:t>- `backend/tmp`: ideiglenes feltöltési mappa (multer).</w:t>
+      </w:r>
+    </w:p>
+    <w:p>
+      <w:r>
+        <w:t>Technológiai stack</w:t>
+      </w:r>
+    </w:p>
+    <w:p>
+      <w:r>
+        <w:t>- Nyelv: JavaScript (Node.js).</w:t>
+      </w:r>
+    </w:p>
+    <w:p>
+      <w:r>
+        <w:t>- Framework: Express 4.16.1.</w:t>
+      </w:r>
+    </w:p>
+    <w:p>
+      <w:r>
+        <w:t>- Adatbázis: MySQL (InnoDB, `utf8mb4_hungarian_ci` kolláció).</w:t>
+      </w:r>
+    </w:p>
+    <w:p>
+      <w:r>
+        <w:t>- ORM/DB driver: mysql2/promise 3.15.3.</w:t>
+      </w:r>
+    </w:p>
+    <w:p>
+      <w:r>
+        <w:t>- Autentikáció: jsonwebtoken 9.0.2, bcrypt 6.0.0.</w:t>
+      </w:r>
+    </w:p>
+    <w:p>
+      <w:r>
+        <w:t>- Fájlkezelés: multer 2.0.2.</w:t>
+      </w:r>
+    </w:p>
+    <w:p>
+      <w:r>
+        <w:t>- HTTP middleware-ek: cors 2.8.5, cookie-parser 1.4.4, morgan 1.9.1, dotenv 17.2.3.</w:t>
+      </w:r>
+    </w:p>
+    <w:p>
+      <w:r>
+        <w:t>- Fejlesztői eszköz: nodemon 3.1.10.</w:t>
+      </w:r>
+    </w:p>
+    <w:p>
+      <w:r>
+        <w:t>- Külső szolgáltatások / API-k: nincs.</w:t>
+      </w:r>
+    </w:p>
+    <w:p>
+      <w:r>
+        <w:t>Rendszerarchitektúra</w:t>
+      </w:r>
+    </w:p>
+    <w:p>
+      <w:r>
+        <w:t>Modulok és rétegek:</w:t>
+      </w:r>
+    </w:p>
+    <w:p>
+      <w:r>
+        <w:t>- Controller réteg: `backend/controllers/autoControllerMod.js`.</w:t>
+      </w:r>
+    </w:p>
+    <w:p>
+      <w:r>
+        <w:t>- Service réteg: nincs külön réteg, a controller közvetlenül hívja a modelleket.</w:t>
+      </w:r>
+    </w:p>
+    <w:p>
+      <w:r>
+        <w:t>- Repository/Model réteg: `backend/models/autoModellMod.js`.</w:t>
+      </w:r>
+    </w:p>
+    <w:p>
+      <w:r>
+        <w:t>- Middleware réteg: `backend/middleware/authAuto.js`.</w:t>
+      </w:r>
+    </w:p>
+    <w:p>
+      <w:r>
+        <w:t>Adatáramlás diagram:</w:t>
+      </w:r>
+    </w:p>
+    <w:p>
+      <w:r>
+        <w:t>flowchart LR</w:t>
+      </w:r>
+    </w:p>
+    <w:p>
+      <w:r>
+        <w:t xml:space="preserve">    Client[Frontend/Mobil kliens] --&gt;|HTTP JSON| Express[Express API]</w:t>
+      </w:r>
+    </w:p>
+    <w:p>
+      <w:r>
+        <w:t xml:space="preserve">    Express --&gt; Router[Routes]</w:t>
+      </w:r>
+    </w:p>
+    <w:p>
+      <w:r>
+        <w:t xml:space="preserve">    Router --&gt; Controller[Controller]</w:t>
+      </w:r>
+    </w:p>
+    <w:p>
+      <w:r>
+        <w:t xml:space="preserve">    Controller --&gt; Model[Model]</w:t>
+      </w:r>
+    </w:p>
+    <w:p>
+      <w:r>
+        <w:t xml:space="preserve">    Model --&gt; DB[(MySQL)]</w:t>
+      </w:r>
+    </w:p>
+    <w:p>
+      <w:r>
+        <w:t xml:space="preserve">    DB --&gt; Model --&gt; Controller --&gt; Router --&gt; Express --&gt; Client</w:t>
+      </w:r>
+    </w:p>
+    <w:p>
+      <w:r>
+        <w:t xml:space="preserve">    Express --&gt;|/img| Static[(public/img)]</w:t>
+      </w:r>
+    </w:p>
+    <w:p>
+      <w:r>
+        <w:t>Összefüggések más rendszerekkel:</w:t>
+      </w:r>
+    </w:p>
+    <w:p>
+      <w:r>
+        <w:t>- A backendet a webes frontend és a mobil kliens fogyasztja REST API-n keresztül.</w:t>
+      </w:r>
+    </w:p>
+    <w:p>
+      <w:r>
+        <w:t>- Képek kiszolgálása a backend statikus `/img` útvonalán keresztül történik.</w:t>
+      </w:r>
+    </w:p>
+    <w:p>
+      <w:r>
+        <w:t>- Külső integráció nincs.</w:t>
+      </w:r>
+    </w:p>
+    <w:p>
+      <w:r>
+        <w:t>Skálázási és deployment koncepciók:</w:t>
+      </w:r>
+    </w:p>
+    <w:p>
+      <w:r>
+        <w:t>- Jelenleg egyetlen Node.js processz fut, horizontális skálázás nincs konfigurálva.</w:t>
+      </w:r>
+    </w:p>
+    <w:p>
+      <w:r>
+        <w:t>- Javasolt: több példány futtatása (pl. PM2), reverse proxy (Nginx), és külön statikus fájlkiszolgáló vagy CDN.</w:t>
+      </w:r>
+    </w:p>
+    <w:p>
+      <w:r>
+        <w:t>- Adatbázis oldalon replikáció és rendszeres mentés javasolt, de nem része a jelenlegi kódnak.</w:t>
+      </w:r>
+    </w:p>
+    <w:p>
+      <w:r>
+        <w:t>Adatbázis és adatmodellezés</w:t>
+      </w:r>
+    </w:p>
+    <w:p>
+      <w:r>
+        <w:t>Adatbázis séma és ER összefoglaló:</w:t>
+      </w:r>
+    </w:p>
+    <w:p>
+      <w:r>
+        <w:t>- Az adatbázis fő táblái: `autok`, `vevok`, `erdeklodesek`, `uzenet`, `szamla`, `rendeles`.</w:t>
+      </w:r>
+    </w:p>
+    <w:p>
+      <w:r>
+        <w:t>- Törzsadat táblák: `marka`, `valtok`, `uzemanyag`, `szin`, `fizmodo`.</w:t>
+      </w:r>
+    </w:p>
+    <w:p>
+      <w:r>
+        <w:t>- Nézet: `osszes_auto` a `autok` + törzsadatok JOIN-olt lekérdezéséhez.</w:t>
+      </w:r>
+    </w:p>
+    <w:p>
+      <w:r>
+        <w:t>Főbb táblák, mezők és típusok:</w:t>
+      </w:r>
+    </w:p>
+    <w:p>
+      <w:r>
+        <w:t>- `autok`: `id` int PK, `marka_id` int FK, `model` varchar(100), `valto_id` int FK, `kiadasiev` int, `uzemanyag_id` int FK, `motormeret` int, `km` int, `ar` int, `ajtoszam` int, `szemelyek` int, `szin_id` int FK, `irat` tinyint(1) default 1, `leiras` varchar(200).</w:t>
+      </w:r>
+    </w:p>
+    <w:p>
+      <w:r>
+        <w:t>- `marka`: `id` int PK, `nev` varchar(50), `nev` unique.</w:t>
+      </w:r>
+    </w:p>
+    <w:p>
+      <w:r>
+        <w:t>- `valtok`: `id` int PK, `nev` varchar(50), `nev` unique.</w:t>
+      </w:r>
+    </w:p>
+    <w:p>
+      <w:r>
+        <w:t>- `uzemanyag`: `id` int PK, `nev` varchar(50), `nev` unique.</w:t>
+      </w:r>
+    </w:p>
+    <w:p>
+      <w:r>
+        <w:t>- `szin`: `id` int PK, `nev` varchar(50), `nev` unique.</w:t>
+      </w:r>
+    </w:p>
+    <w:p>
+      <w:r>
+        <w:t>- `vevok`: `id` int PK, `nev` varchar(70), `lakcim` varchar(255), `adoszam` varchar(40) unique, `jelszo` varchar(255), `email` varchar(50), `admin` tinyint default 0.</w:t>
+      </w:r>
+    </w:p>
+    <w:p>
+      <w:r>
+        <w:t>- `erdeklodesek`: `id` int PK, `vevo_id` int FK, `auto_id` int FK, `created_at` timestamp default CURRENT_TIMESTAMP.</w:t>
+      </w:r>
+    </w:p>
+    <w:p>
+      <w:r>
+        <w:t>- `uzenet`: `id` int PK, `vevo_id` int FK, `auto_id` int FK, `elkuldve` date, `uzenet_text` text, `valasz` text, `valasz_datum` date NULL.</w:t>
+      </w:r>
+    </w:p>
+    <w:p>
+      <w:r>
+        <w:t>- `szamla`: `szamlaid` varchar(255) PK, `felhasz_id` int FK, `kelt_datum` date, `tel_datum` date, `fiz_datim` date, `fiz_id` int FK.</w:t>
+      </w:r>
+    </w:p>
+    <w:p>
+      <w:r>
+        <w:t>- `rendeles`: `id` int PK, `szid` varchar(255) FK -&gt; `szamla.szamlaid`, `auto_Id` int FK -&gt; `autok.id`.</w:t>
+      </w:r>
+    </w:p>
+    <w:p>
+      <w:r>
+        <w:t>- `fizmodo`: `id` int PK, `mod` varchar(255).</w:t>
+      </w:r>
+    </w:p>
+    <w:p>
+      <w:r>
+        <w:t>Kapcsolatok:</w:t>
+      </w:r>
+    </w:p>
+    <w:p>
+      <w:r>
+        <w:t>- `autok` 1:N kapcsolatban van `erdeklodesek` és `uzenet` táblákkal.</w:t>
+      </w:r>
+    </w:p>
+    <w:p>
+      <w:r>
+        <w:t>- `vevok` 1:N kapcsolatban van `erdeklodesek` és `uzenet` táblákkal.</w:t>
+      </w:r>
+    </w:p>
+    <w:p>
+      <w:r>
+        <w:t>- `szamla` 1:N kapcsolatban van `rendeles` táblával.</w:t>
+      </w:r>
+    </w:p>
+    <w:p>
+      <w:r>
+        <w:t>- `fizmodo` 1:N kapcsolatban van `szamla` táblával.</w:t>
+      </w:r>
+    </w:p>
+    <w:p>
+      <w:r>
+        <w:t>- `autok` N:1 kapcsolatban van a törzsadat táblákkal (`marka`, `valtok`, `uzemanyag`, `szin`).</w:t>
+      </w:r>
+    </w:p>
+    <w:p>
+      <w:r>
+        <w:t>Indexek, kulcsok és constraint-ek:</w:t>
+      </w:r>
+    </w:p>
+    <w:p>
+      <w:r>
+        <w:t>- Minden fő táblában elsődleges kulcs (`PRIMARY KEY`) van.</w:t>
+      </w:r>
+    </w:p>
+    <w:p>
+      <w:r>
+        <w:t>- Külső kulcsok biztosítják az adatintegritást (pl. `autok.marka_id` -&gt; `marka.id`).</w:t>
+      </w:r>
+    </w:p>
+    <w:p>
+      <w:r>
+        <w:t>- Egyedi kulcsok: `marka.nev`, `valtok.nev`, `uzemanyag.nev`, `szin.nev`, `vevok.adoszam`.</w:t>
+      </w:r>
+    </w:p>
+    <w:p>
+      <w:r>
+        <w:t>Nézet (view): `osszes_auto`</w:t>
+      </w:r>
+    </w:p>
+    <w:p>
+      <w:r>
+        <w:t>- Cél: az `autok` tábla kiegészítése a márka, szín, üzemanyag és váltó megnevezésével.</w:t>
+      </w:r>
+    </w:p>
+    <w:p>
+      <w:r>
+        <w:t>- Forrás: `autok` JOIN `marka` JOIN `szin` JOIN `uzemanyag` JOIN `valtok`.</w:t>
+      </w:r>
+    </w:p>
+    <w:p>
+      <w:r>
+        <w:t>- Főbb mezők: `id`, `nev` (márka), `szin_nev`, `model`, `ajtoszam`, `ar`, `km`, `motormeret`, `kiadasiev`, `üzemanyag`, `váltó`, `leírás`, `irat`, `szemelyek`.</w:t>
+      </w:r>
+    </w:p>
+    <w:p>
+      <w:r>
+        <w:t>Adatmigrációk és seed adatok:</w:t>
+      </w:r>
+    </w:p>
+    <w:p>
+      <w:r>
+        <w:t>- Migrációs rendszer nincs.</w:t>
+      </w:r>
+    </w:p>
+    <w:p>
+      <w:r>
+        <w:t>- A teljes séma és seed adat a `mentes/automentvegleges.sql` fájlban található.</w:t>
+      </w:r>
+    </w:p>
+    <w:p>
+      <w:r>
+        <w:t>- A seed tartalmaz autókat, márkákat, színeket, üzemanyagokat, váltókat, fizetési módokat és teszt felhasználókat.</w:t>
+      </w:r>
+    </w:p>
+    <w:p>
+      <w:r>
+        <w:t>API dokumentáció</w:t>
+      </w:r>
+    </w:p>
+    <w:p>
+      <w:r>
+        <w:t>Alap útvonal: minden végpont a `/auto` prefix alatt érhető el.</w:t>
+      </w:r>
+    </w:p>
+    <w:p>
+      <w:r>
+        <w:t>Hitelesítés:</w:t>
+      </w:r>
+    </w:p>
+    <w:p>
+      <w:r>
+        <w:t>- A védett végpontok `Authorization: Bearer &lt;accessToken&gt;` fejlécet várnak.</w:t>
+      </w:r>
+    </w:p>
+    <w:p>
+      <w:r>
+        <w:t>- A refresh token `refreshToken` néven HTTP-only cookie-ban tárolódik.</w:t>
+      </w:r>
+    </w:p>
+    <w:p>
+      <w:r>
+        <w:t>Végpontok összefoglaló táblázat:</w:t>
+      </w:r>
+    </w:p>
+    <w:p>
+      <w:r>
+        <w:t>| Metódus | Útvonal | Auth | Leírás |</w:t>
+      </w:r>
+    </w:p>
+    <w:p>
+      <w:r>
+        <w:t>|---|---|---|---|</w:t>
+      </w:r>
+    </w:p>
+    <w:p>
+      <w:r>
+        <w:t>| GET | `/auto/minden` | Nem | Összes autó listázása (query: `limit`, `offset`). |</w:t>
+      </w:r>
+    </w:p>
+    <w:p>
+      <w:r>
+        <w:t>| GET | `/auto/egy/:id` | Nem | Egy autó részletei. |</w:t>
+      </w:r>
+    </w:p>
+    <w:p>
+      <w:r>
+        <w:t>| DELETE | `/auto/torol/:id` | Nem | Autó törlése. |</w:t>
+      </w:r>
+    </w:p>
+    <w:p>
+      <w:r>
+        <w:t>| GET | `/auto/marka` | Nem | Márkák listája. |</w:t>
+      </w:r>
+    </w:p>
+    <w:p>
+      <w:r>
+        <w:t>| GET | `/auto/szin` | Nem | Színek listája. |</w:t>
+      </w:r>
+    </w:p>
+    <w:p>
+      <w:r>
+        <w:t>| GET | `/auto/uzemanyag` | Nem | Üzemanyagok listája. |</w:t>
+      </w:r>
+    </w:p>
+    <w:p>
+      <w:r>
+        <w:t>| GET | `/auto/valtok` | Nem | Váltók listája. |</w:t>
+      </w:r>
+    </w:p>
+    <w:p>
+      <w:r>
+        <w:t>| GET | `/auto/ajtok` | Nem | Ajtószám opciók. |</w:t>
+      </w:r>
+    </w:p>
+    <w:p>
+      <w:r>
+        <w:t>| GET | `/auto/szemelyek` | Nem | Személy opciók. |</w:t>
+      </w:r>
+    </w:p>
+    <w:p>
+      <w:r>
+        <w:t>| GET | `/auto/count` | Nem | Autók száma. |</w:t>
+      </w:r>
+    </w:p>
+    <w:p>
+      <w:r>
+        <w:t>| GET | `/auto/ajanlott/:marka` | Nem | Ajánlott autók márka alapján. |</w:t>
+      </w:r>
+    </w:p>
+    <w:p>
+      <w:r>
+        <w:t>| GET | `/auto/random` | Nem | Véletlenszerű autók. |</w:t>
+      </w:r>
+    </w:p>
+    <w:p>
+      <w:r>
+        <w:t>| POST | `/auto/szuro` | Nem | Szűrő feltételek szerinti listázás. |</w:t>
+      </w:r>
+    </w:p>
+    <w:p>
+      <w:r>
+        <w:t>| POST | `/auto/login` | Nem | Bejelentkezés, access token + cookie refresh token. |</w:t>
+      </w:r>
+    </w:p>
+    <w:p>
+      <w:r>
+        <w:t>| POST | `/auto/regisztracio` | Nem | Regisztráció. |</w:t>
+      </w:r>
+    </w:p>
+    <w:p>
+      <w:r>
+        <w:t>| POST | `/auto/refresh` | Nem | Access token frissítése cookie-ból. |</w:t>
+      </w:r>
+    </w:p>
+    <w:p>
+      <w:r>
+        <w:t>| POST | `/auto/logout` | Nem | Refresh token törlése. |</w:t>
+      </w:r>
+    </w:p>
+    <w:p>
+      <w:r>
+        <w:t>| GET | `/auto/profil` | Igen | Saját profil adatok. |</w:t>
+      </w:r>
+    </w:p>
+    <w:p>
+      <w:r>
+        <w:t>| PUT | `/auto/profilmodosit` | Igen | Profil módosítás. |</w:t>
+      </w:r>
+    </w:p>
+    <w:p>
+      <w:r>
+        <w:t>| PUT | `/auto/jelszomodositas` | Igen | Jelszó módosítás. |</w:t>
+      </w:r>
+    </w:p>
+    <w:p>
+      <w:r>
+        <w:t>| POST | `/auto/erdekel` | Igen | Érdeklődés rögzítése. |</w:t>
+      </w:r>
+    </w:p>
+    <w:p>
+      <w:r>
+        <w:t>| GET | `/auto/erdekeltek` | Igen | Saját érdeklődött autók. |</w:t>
+      </w:r>
+    </w:p>
+    <w:p>
+      <w:r>
+        <w:t>| POST | `/auto/uzenet` | Igen | Új üzenet küldése. |</w:t>
+      </w:r>
+    </w:p>
+    <w:p>
+      <w:r>
+        <w:t>| GET | `/auto/uzenetek` | Igen | Saját üzenetek listája. |</w:t>
+      </w:r>
+    </w:p>
+    <w:p>
+      <w:r>
+        <w:t>| POST | `/auto/adminuzenetek` | Igen | Admin: megválaszolatlan üzenetek. |</w:t>
+      </w:r>
+    </w:p>
+    <w:p>
+      <w:r>
+        <w:t>| GET | `/auto/chatablak` | Igen | Chat előzmények lekérése. |</w:t>
+      </w:r>
+    </w:p>
+    <w:p>
+      <w:r>
+        <w:t>| POST | `/auto/admin/chatablak` | Igen | Admin válasz küldése. |</w:t>
+      </w:r>
+    </w:p>
+    <w:p>
+      <w:r>
+        <w:t>| POST | `/auto/felhasznalo/chatablak` | Igen | Felhasználói válasz küldése. |</w:t>
+      </w:r>
+    </w:p>
+    <w:p>
+      <w:r>
+        <w:t>| GET | `/auto/szamla` | Igen | Számlához szükséges adatok. |</w:t>
+      </w:r>
+    </w:p>
+    <w:p>
+      <w:r>
+        <w:t>| POST | `/auto/szamla` | Igen | Számla és rendelés mentése. |</w:t>
+      </w:r>
+    </w:p>
+    <w:p>
+      <w:r>
+        <w:t>| PUT | `/auto/szerkesztes/:id` | Igen | Autó módosítása. |</w:t>
+      </w:r>
+    </w:p>
+    <w:p>
+      <w:r>
+        <w:t>| POST | `/auto/ujauto` | Igen | Új autó létrehozása. |</w:t>
+      </w:r>
+    </w:p>
+    <w:p>
+      <w:r>
+        <w:t>| POST | `/auto/addszin` | Igen | Új szín felvitele. |</w:t>
+      </w:r>
+    </w:p>
+    <w:p>
+      <w:r>
+        <w:t>| POST | `/auto/adduzemanyag` | Igen | Új üzemanyag felvitele. |</w:t>
+      </w:r>
+    </w:p>
+    <w:p>
+      <w:r>
+        <w:t>| POST | `/auto/addmodell` | Igen | Új márka felvitele. |</w:t>
+      </w:r>
+    </w:p>
+    <w:p>
+      <w:r>
+        <w:t>| POST | `/auto/addvalto` | Igen | Új váltó felvitele. |</w:t>
+      </w:r>
+    </w:p>
+    <w:p>
+      <w:r>
+        <w:t>| POST | `/auto/kepek/:autoId` | Igen | Kép feltöltése (multipart/form-data). |</w:t>
+      </w:r>
+    </w:p>
+    <w:p>
+      <w:r>
+        <w:t>| DELETE | `/auto/kepek/:autoId/:index` | Igen | Kép törlése. |</w:t>
+      </w:r>
+    </w:p>
+    <w:p>
+      <w:r>
+        <w:t>| GET | `/auto/admin/unansweredcount` | Nem | Admin: megválaszolatlan üzenetek száma. |</w:t>
+      </w:r>
+    </w:p>
+    <w:p>
+      <w:r>
+        <w:t>Paraméterek és request body példák:</w:t>
+      </w:r>
+    </w:p>
+    <w:p>
+      <w:r>
+        <w:t>- `POST /auto/login`</w:t>
+      </w:r>
+    </w:p>
+    <w:p>
+      <w:r>
+        <w:t>{</w:t>
+      </w:r>
+    </w:p>
+    <w:p>
+      <w:r>
+        <w:t xml:space="preserve">  "email": "valaki@pelda.hu",</w:t>
+      </w:r>
+    </w:p>
+    <w:p>
+      <w:r>
+        <w:t xml:space="preserve">  "password": "titkosjelszo"</w:t>
+      </w:r>
+    </w:p>
+    <w:p>
+      <w:r>
+        <w:t>}</w:t>
+      </w:r>
+    </w:p>
+    <w:p>
+      <w:r>
+        <w:t>Válasz:</w:t>
+      </w:r>
+    </w:p>
+    <w:p>
+      <w:r>
+        <w:t>{</w:t>
+      </w:r>
+    </w:p>
+    <w:p>
+      <w:r>
+        <w:t xml:space="preserve">  "accessToken": "...",</w:t>
+      </w:r>
+    </w:p>
+    <w:p>
+      <w:r>
+        <w:t xml:space="preserve">  "user": { "id": 1, "email": "valaki@pelda.hu", "admin": 0 }</w:t>
+      </w:r>
+    </w:p>
+    <w:p>
+      <w:r>
+        <w:t>}</w:t>
+      </w:r>
+    </w:p>
+    <w:p>
+      <w:r>
+        <w:t>- `POST /auto/szuro`</w:t>
+      </w:r>
+    </w:p>
+    <w:p>
+      <w:r>
+        <w:t>{</w:t>
+      </w:r>
+    </w:p>
+    <w:p>
+      <w:r>
+        <w:t xml:space="preserve">  "markak": ["Hyundai", "Suzuki"],</w:t>
+      </w:r>
+    </w:p>
+    <w:p>
+      <w:r>
+        <w:t xml:space="preserve">  "uzemanyag": ["Diesel"],</w:t>
+      </w:r>
+    </w:p>
+    <w:p>
+      <w:r>
+        <w:t xml:space="preserve">  "szin": ["fekete"],</w:t>
+      </w:r>
+    </w:p>
+    <w:p>
+      <w:r>
+        <w:t xml:space="preserve">  "valto": ["Manual"],</w:t>
+      </w:r>
+    </w:p>
+    <w:p>
+      <w:r>
+        <w:t xml:space="preserve">  "ajto": [3, 5],</w:t>
+      </w:r>
+    </w:p>
+    <w:p>
+      <w:r>
+        <w:t xml:space="preserve">  "szemely": [4, 5],</w:t>
+      </w:r>
+    </w:p>
+    <w:p>
+      <w:r>
+        <w:t xml:space="preserve">  "arRange": [3000000, 8000000],</w:t>
+      </w:r>
+    </w:p>
+    <w:p>
+      <w:r>
+        <w:t xml:space="preserve">  "kmRange": [0, 80000],</w:t>
+      </w:r>
+    </w:p>
+    <w:p>
+      <w:r>
+        <w:t xml:space="preserve">  "evjarat": [2018, 2024],</w:t>
+      </w:r>
+    </w:p>
+    <w:p>
+      <w:r>
+        <w:t xml:space="preserve">  "irat": true,</w:t>
+      </w:r>
+    </w:p>
+    <w:p>
+      <w:r>
+        <w:t xml:space="preserve">  "motormeret": 1200,</w:t>
+      </w:r>
+    </w:p>
+    <w:p>
+      <w:r>
+        <w:t xml:space="preserve">  "keres": "i20",</w:t>
+      </w:r>
+    </w:p>
+    <w:p>
+      <w:r>
+        <w:t xml:space="preserve">  "limit": 10,</w:t>
+      </w:r>
+    </w:p>
+    <w:p>
+      <w:r>
+        <w:t xml:space="preserve">  "page": 1</w:t>
+      </w:r>
+    </w:p>
+    <w:p>
+      <w:r>
+        <w:t>}</w:t>
+      </w:r>
+    </w:p>
+    <w:p>
+      <w:r>
+        <w:t>- `POST /auto/erdekel`</w:t>
+      </w:r>
+    </w:p>
+    <w:p>
+      <w:r>
+        <w:t>{ "autoId": 42 }</w:t>
+      </w:r>
+    </w:p>
+    <w:p>
+      <w:r>
+        <w:t>- `POST /auto/uzenet`</w:t>
+      </w:r>
+    </w:p>
+    <w:p>
+      <w:r>
+        <w:t>{ "autoId": 42, "uzenet": "Érdeklődnék az autó iránt." }</w:t>
+      </w:r>
+    </w:p>
+    <w:p>
+      <w:r>
+        <w:t>- `POST /auto/kepek/:autoId`</w:t>
+      </w:r>
+    </w:p>
+    <w:p>
+      <w:r>
+        <w:t>A feltöltés `multipart/form-data` formátumban történik, a fájlmező neve `file`.</w:t>
+      </w:r>
+    </w:p>
+    <w:p>
+      <w:r>
+        <w:t>Autentikáció és jogosultságok:</w:t>
+      </w:r>
+    </w:p>
+    <w:p>
+      <w:r>
+        <w:t>- Access token érvényesség: 15 perc.</w:t>
+      </w:r>
+    </w:p>
+    <w:p>
+      <w:r>
+        <w:t>- Refresh token érvényesség: 7 nap (cookie).</w:t>
+      </w:r>
+    </w:p>
+    <w:p>
+      <w:r>
+        <w:t>- A token payload az `id`, `email`, `admin` mezőket tartalmazza.</w:t>
+      </w:r>
+    </w:p>
+    <w:p>
+      <w:r>
+        <w:t>- Admin jogosultság ellenőrzése nincs központilag implementálva, csak token validáció történik.</w:t>
+      </w:r>
+    </w:p>
+    <w:p>
+      <w:r>
+        <w:t>Biztonság</w:t>
+      </w:r>
+    </w:p>
+    <w:p>
+      <w:r>
+        <w:t>- Jelszavak bcrypt-tel hash-eltek, sima szöveg nem tárolódik.</w:t>
+      </w:r>
+    </w:p>
+    <w:p>
+      <w:r>
+        <w:t>- SQL injection ellen a legtöbb lekérdezés paraméterezett.</w:t>
+      </w:r>
+    </w:p>
+    <w:p>
+      <w:r>
+        <w:t>- A szűrő végpont dinamikus SQL-t épít, a `LIMIT/OFFSET` értékek közvetlenül kerülnek be, ezért validálás javasolt.</w:t>
+      </w:r>
+    </w:p>
+    <w:p>
+      <w:r>
+        <w:t>- CORS beállítás `origin: true` és `credentials: true`, ami fejlesztéshez jó, de élesben szigorítást igényelhet.</w:t>
+      </w:r>
+    </w:p>
+    <w:p>
+      <w:r>
+        <w:t>- Refresh token cookie `secure: false` értékkel van beállítva, HTTPS környezetben `true` javasolt.</w:t>
+      </w:r>
+    </w:p>
+    <w:p>
+      <w:r>
+        <w:t>- Input validáció minimális, javasolt központi validáció és hibakezelés (pl. Joi/Zod).</w:t>
+      </w:r>
+    </w:p>
+    <w:p>
+      <w:r>
+        <w:t>Hibakezelés és logolás</w:t>
+      </w:r>
+    </w:p>
+    <w:p>
+      <w:r>
+        <w:t>- Hibák többsége 500-as státuszkóddal és `{ message }` struktúrával tér vissza.</w:t>
+      </w:r>
+    </w:p>
+    <w:p>
+      <w:r>
+        <w:t>- Nincs egységes hibakód-katalógus.</w:t>
+      </w:r>
+    </w:p>
+    <w:p>
+      <w:r>
+        <w:t>- Logolás: `morgan('dev')` és `console.log`/`console.error` a futás során.</w:t>
+      </w:r>
+    </w:p>
+    <w:p>
+      <w:r>
+        <w:t>- Monitoring és alerting nincs beépítve.</w:t>
+      </w:r>
+    </w:p>
+    <w:p>
+      <w:r>
+        <w:t>Deployment és üzemeltetés</w:t>
+      </w:r>
+    </w:p>
+    <w:p>
+      <w:r>
+        <w:t>Környezetek:</w:t>
+      </w:r>
+    </w:p>
+    <w:p>
+      <w:r>
+        <w:t>- A rendszerhez nincs külön `dev/test/prod` konfiguráció, ugyanaz a kód fut mindenhol.</w:t>
+      </w:r>
+    </w:p>
+    <w:p>
+      <w:r>
+        <w:t>Konfiguráció és környezeti változók:</w:t>
+      </w:r>
+    </w:p>
+    <w:p>
+      <w:r>
+        <w:t>- `DB_HOST`, `DB_USER`, `DB_PASSWORD`, `DB_DATABASE`, `DB_PORT`.</w:t>
+      </w:r>
+    </w:p>
+    <w:p>
+      <w:r>
+        <w:t>- `ACCESS_SECRET`, `REFRESH_SECRET`.</w:t>
+      </w:r>
+    </w:p>
+    <w:p>
+      <w:r>
+        <w:t>Futtatás:</w:t>
+      </w:r>
+    </w:p>
+    <w:p>
+      <w:r>
+        <w:t>- Indítás: `npm start`.</w:t>
+      </w:r>
+    </w:p>
+    <w:p>
+      <w:r>
+        <w:t>- A szerver a `backend/bin/www` fájlban indul, a portot a `DB_PORT` változóból veszi.</w:t>
+      </w:r>
+    </w:p>
+    <w:p>
+      <w:r>
+        <w:t>Docker / Kubernetes:</w:t>
+      </w:r>
+    </w:p>
+    <w:p>
+      <w:r>
+        <w:t>- Nincs konfiguráció.</w:t>
+      </w:r>
+    </w:p>
+    <w:p>
+      <w:r>
+        <w:t>Backup és rollback:</w:t>
+      </w:r>
+    </w:p>
+    <w:p>
+      <w:r>
+        <w:t>- Nincs automatizálva.</w:t>
+      </w:r>
+    </w:p>
+    <w:p>
+      <w:r>
+        <w:t>- Javasolt: rendszeres `mysqldump` alapú mentés és verzionált SQL dump.</w:t>
+      </w:r>
+    </w:p>
+    <w:p>
+      <w:r>
+        <w:t>Tesztelés</w:t>
+      </w:r>
+    </w:p>
+    <w:p>
+      <w:r>
+        <w:t>- Automatikus tesztek nem találhatók.</w:t>
+      </w:r>
+    </w:p>
+    <w:p>
+      <w:r>
+        <w:t>- Javasolt: egységtesztek (Jest), integrációs tesztek (Supertest), valamint Postman gyűjtemény.</w:t>
+      </w:r>
+    </w:p>
+    <w:p>
+      <w:r>
+        <w:t>Karbantartás és további fejlesztés</w:t>
+      </w:r>
+    </w:p>
+    <w:p>
+      <w:r>
+        <w:t>Kód stílus és konvenciók:</w:t>
+      </w:r>
+    </w:p>
+    <w:p>
+      <w:r>
+        <w:t>- Nincs formalizált linting vagy formázási szabályrendszer.</w:t>
+      </w:r>
+    </w:p>
+    <w:p>
+      <w:r>
+        <w:t>- Javasolt: ESLint + Prettier.</w:t>
+      </w:r>
+    </w:p>
+    <w:p>
+      <w:r>
+        <w:t>Közös utility függvények:</w:t>
+      </w:r>
+    </w:p>
+    <w:p>
+      <w:r>
+        <w:t>- Jelenleg nincs külön `utils` réteg.</w:t>
+      </w:r>
+    </w:p>
+    <w:p>
+      <w:r>
+        <w:t>Jövőbeli fejlesztési irányok:</w:t>
+      </w:r>
+    </w:p>
+    <w:p>
+      <w:r>
+        <w:t>- Egységes validációs réteg és error handler middleware.</w:t>
+      </w:r>
+    </w:p>
+    <w:p>
+      <w:r>
+        <w:t>- Role-alapú jogosultságkezelés admin funkciókra.</w:t>
+      </w:r>
+    </w:p>
+    <w:p>
+      <w:r>
+        <w:t>- Rate limiting és audit log a biztonság növeléséhez.</w:t>
+      </w:r>
+    </w:p>
+    <w:p>
+      <w:r>
+        <w:t>- CI/CD pipeline és automatikus tesztek.</w:t>
+      </w:r>
+    </w:p>
+    <w:p>
+      <w:r>
+        <w:t>Tippek hibakereséshez</w:t>
+      </w:r>
+    </w:p>
+    <w:p>
+      <w:r>
+        <w:t>- DB kapcsolat hiba esetén ellenőrizd a `.env` változókat és a MySQL elérhetőséget.</w:t>
+      </w:r>
+    </w:p>
+    <w:p>
+      <w:r>
+        <w:t>- A szerver portját a `DB_PORT` változó vezérli, ami félrevezető lehet, ha adatbázis portot vársz.</w:t>
+      </w:r>
+    </w:p>
+    <w:p>
+      <w:r>
+        <w:t>- 401-es válasz esetén hiányzik vagy lejárt az `Authorization` token.</w:t>
+      </w:r>
+    </w:p>
+    <w:p>
+      <w:r>
+        <w:t>- 403-as válasz esetén a refresh token lejárt vagy hibás.</w:t>
+      </w:r>
+    </w:p>
+    <w:p>
+      <w:r>
+        <w:t>- Képfeltöltéskor a fájlnév és a törlésnél használt `autoId_index` név konzisztenciáját ellenőrizd.</w:t>
+      </w:r>
+    </w:p>
+    <w:p>
+      <w:r>
+        <w:t>- Szűrő esetén figyelj arra, hogy a `limit` és `page` szám típusú legyen.</w:t>
+      </w:r>
+    </w:p>
+    <w:p>
+      <w:r>
+        <w:t>- Ha a magyar ékezetes oszlopnevek miatt hibát kapsz, ellenőrizd a DB és a kliens karakterkódolását.</w:t>
+      </w:r>
+    </w:p>
     <w:sectPr>
       <w:pgSz w:w="11906" w:h="16838"/>
       <w:pgMar w:top="1417" w:right="1417" w:bottom="1417" w:left="1417" w:header="708" w:footer="708" w:gutter="0"/>

--- a/mentes/Bevezető.docx
+++ b/mentes/Bevezető.docx
@@ -6,151 +6,52 @@
       <w:pPr>
         <w:pStyle w:val="Cmsor1"/>
       </w:pPr>
-      <w:bookmarkStart w:id="0" w:name="_Toc222827478"/>
+      <w:bookmarkStart w:id="0" w:name="_Toc222827479"/>
+      <w:bookmarkStart w:id="1" w:name="_GoBack"/>
+      <w:bookmarkEnd w:id="1"/>
       <w:r>
         <w:t>Bevezető:</w:t>
       </w:r>
-      <w:bookmarkEnd w:id="0"/>
-    </w:p>
-    <w:p>
-      <w:pPr>
-        <w:rPr>
-          <w:rFonts w:ascii="Times New Roman" w:hAnsi="Times New Roman" w:cs="Times New Roman"/>
-          <w:sz w:val="26"/>
-          <w:szCs w:val="26"/>
-        </w:rPr>
-      </w:pPr>
-      <w:bookmarkStart w:id="1" w:name="_Hlk221776679"/>
-      <w:r>
-        <w:rPr>
-          <w:rFonts w:ascii="Times New Roman" w:hAnsi="Times New Roman" w:cs="Times New Roman"/>
-          <w:sz w:val="26"/>
-          <w:szCs w:val="26"/>
-        </w:rPr>
-        <w:t>A jelen dokumentáció célja, hogy bemutassa egy autókereskedés weboldal fejlesztésének folyamatát, működését és felépítését. A projekt fő célja egy olyan modern, felhasználóbarát és reszponzív webalkalmazás létrehozása volt, amely megkönnyíti az autókereskedés járműveinek bemutatását, valamint támogatja az értékesítési folyamatokat. A fejlesztés során kiemelt szempont volt az átláthatóság, a stabil működés és a felhasználói élmény javítása.</w:t>
-      </w:r>
-      <w:bookmarkEnd w:id="1"/>
-    </w:p>
-    <w:p>
-      <w:pPr>
-        <w:rPr>
-          <w:rFonts w:ascii="Times New Roman" w:hAnsi="Times New Roman" w:cs="Times New Roman"/>
-          <w:sz w:val="26"/>
-          <w:szCs w:val="26"/>
-        </w:rPr>
-      </w:pPr>
-    </w:p>
-    <w:p>
-      <w:pPr>
-        <w:rPr>
-          <w:rFonts w:ascii="Times New Roman" w:hAnsi="Times New Roman" w:cs="Times New Roman"/>
-          <w:sz w:val="26"/>
-          <w:szCs w:val="26"/>
-        </w:rPr>
-      </w:pPr>
-      <w:bookmarkStart w:id="2" w:name="_Hlk221776691"/>
-      <w:r>
-        <w:rPr>
-          <w:rFonts w:ascii="Times New Roman" w:hAnsi="Times New Roman" w:cs="Times New Roman"/>
-          <w:sz w:val="26"/>
-          <w:szCs w:val="26"/>
-        </w:rPr>
-        <w:t>A weboldal lehetőséget biztosít a látogatók számára, hogy megtekintsék az elérhető autók kínálatát, részletes információkat kapjanak az egyes járművekről, valamint igény szerint szűrjenek különböző paraméterek alapján, mint például a márka, típus, évjárat vagy ár. A rendszer célja, hogy a felhasználók egyszerűen és gyorsan megtalálják az igényeiknek megfelelő autót.</w:t>
-      </w:r>
-      <w:bookmarkEnd w:id="2"/>
-    </w:p>
-    <w:p>
-      <w:pPr>
-        <w:rPr>
-          <w:rFonts w:ascii="Times New Roman" w:hAnsi="Times New Roman" w:cs="Times New Roman"/>
-          <w:sz w:val="26"/>
-          <w:szCs w:val="26"/>
-        </w:rPr>
-      </w:pPr>
-    </w:p>
-    <w:p>
-      <w:pPr>
-        <w:rPr>
-          <w:rFonts w:ascii="Times New Roman" w:hAnsi="Times New Roman" w:cs="Times New Roman"/>
-          <w:sz w:val="26"/>
-          <w:szCs w:val="26"/>
-        </w:rPr>
-      </w:pPr>
-      <w:bookmarkStart w:id="3" w:name="_Hlk221776700"/>
-      <w:r>
-        <w:rPr>
-          <w:rFonts w:ascii="Times New Roman" w:hAnsi="Times New Roman" w:cs="Times New Roman"/>
-          <w:sz w:val="26"/>
-          <w:szCs w:val="26"/>
-        </w:rPr>
-        <w:t>Az adminisztrátorok számára külön felület készült</w:t>
-      </w:r>
-      <w:r>
-        <w:rPr>
-          <w:rFonts w:ascii="Times New Roman" w:hAnsi="Times New Roman" w:cs="Times New Roman"/>
-          <w:sz w:val="26"/>
-          <w:szCs w:val="26"/>
-        </w:rPr>
-        <w:t xml:space="preserve"> ami </w:t>
-      </w:r>
-      <w:r>
-        <w:rPr>
-          <w:rFonts w:ascii="Times New Roman" w:hAnsi="Times New Roman" w:cs="Times New Roman"/>
-          <w:sz w:val="26"/>
-          <w:szCs w:val="26"/>
-        </w:rPr>
-        <w:t>biztosítja az adatok kezelését. Ezen a felületen lehetőség van új járművek felvitelére, meglévő adatok módosítására, valamint a már nem elérhető autók törlésére. A rendszer így nemcsak a vásárlói, hanem az adminisztrátori oldalról is hatékony működést biztosít.</w:t>
-      </w:r>
-      <w:r>
-        <w:rPr>
-          <w:rFonts w:ascii="Times New Roman" w:hAnsi="Times New Roman" w:cs="Times New Roman"/>
-          <w:sz w:val="26"/>
-          <w:szCs w:val="26"/>
-        </w:rPr>
-        <w:t xml:space="preserve"> Valamint, számlát illetve adásvételi szerződést ki tud állítani.</w:t>
-      </w:r>
-    </w:p>
-    <w:bookmarkEnd w:id="3"/>
-    <w:p>
-      <w:pPr>
-        <w:rPr>
-          <w:rFonts w:ascii="Times New Roman" w:hAnsi="Times New Roman" w:cs="Times New Roman"/>
-          <w:sz w:val="26"/>
-          <w:szCs w:val="26"/>
-        </w:rPr>
-      </w:pPr>
-    </w:p>
-    <w:p>
-      <w:pPr>
-        <w:rPr>
-          <w:sz w:val="32"/>
-          <w:szCs w:val="32"/>
-        </w:rPr>
-      </w:pPr>
-      <w:bookmarkStart w:id="4" w:name="_Hlk221776710"/>
-      <w:r>
-        <w:rPr>
-          <w:rFonts w:ascii="Times New Roman" w:hAnsi="Times New Roman" w:cs="Times New Roman"/>
-          <w:sz w:val="26"/>
-          <w:szCs w:val="26"/>
-        </w:rPr>
-        <w:t>A fejlesztés során több modern technológia került felhasználásra, amelyek lehetővé tették a stabil adatkezelést és a dinamikus megjelenítést. A dokumentáció részletesen bemutatja a tervezési folyamatot, a program működésének logikáját, a felhasznált eszközöket, valamint az elkészítés során felmerült kihívásokat és azok megoldását. Célunk egy olyan rendszer megalkotása volt, amely egyszerre esztétikus, gyors és jól karbantartható.</w:t>
-      </w:r>
-    </w:p>
-    <w:bookmarkEnd w:id="4"/>
-    <w:p>
-      <w:pPr>
-        <w:rPr>
-          <w:sz w:val="24"/>
-          <w:szCs w:val="24"/>
-        </w:rPr>
-        <w:sectPr>
-          <w:pgSz w:w="11906" w:h="16838"/>
-          <w:pgMar w:top="1417" w:right="1417" w:bottom="1417" w:left="1417" w:header="708" w:footer="708" w:gutter="0"/>
-          <w:cols w:space="708"/>
-          <w:docGrid w:linePitch="360"/>
-        </w:sectPr>
-      </w:pPr>
+    </w:p>
+    <w:p>
+      <w:pPr>
+        <w:pStyle w:val="Cmsor1"/>
+      </w:pPr>
+    </w:p>
+    <w:p>
+      <w:r>
+        <w:t>A jelen dokumentáció az autókereskedés projekt tényleges, jelenlegi állapotát foglalja össze. A rendszer ma már nem csak egy egyszerű autólistázó weboldal, hanem egy több klienssel használható megoldás: külön webes frontend, Node.js alapú backend API és egy Expo/React Native mobil kliens is tartozik hozzá.</w:t>
+      </w:r>
+    </w:p>
+    <w:p>
+      <w:pPr>
+        <w:pStyle w:val="Cmsor1"/>
+      </w:pPr>
+    </w:p>
+    <w:p>
+      <w:r>
+        <w:t>A felhasználói oldalon a látogatók böngészhetik az autók kínálatát, szűrhetnek márka, szín, váltó, üzemanyag, ár, futásteljesítmény és egyéb paraméterek szerint, megnyithatják az autók részletes adatlapját, érdeklődést jelezhetnek, valamint üzenetet küldhetnek. A regisztrált felhasználók saját profilt, érdeklődési listát és üzenetszálakat is kapnak.</w:t>
+      </w:r>
+    </w:p>
+    <w:p>
+      <w:pPr>
+        <w:pStyle w:val="Cmsor1"/>
+      </w:pPr>
+    </w:p>
+    <w:p>
+      <w:r>
+        <w:t>A webes admin felület az autók kezelésére, új járművek felvitelére, a törzsadatok bővítésére, a bejövő üzenetek követésére, valamint a számla és az adásvételi nyomtatványok előállítására szolgál. A mobil kliens jelenleg a böngészésre, szűrésre, bejelentkezésre és az alapvető profilhasználatra koncentrál, tehát a projektben már egy jól elkülönülő webes és mobilos felhasználási irány is megjelent.</w:t>
+      </w:r>
+    </w:p>
+    <w:p>
+      <w:pPr>
+        <w:pStyle w:val="Cmsor1"/>
+      </w:pPr>
+    </w:p>
+    <w:p>
+      <w:r>
+        <w:t>A dokumentáció célja, hogy a mostani megvalósítást írja le, ezért a régebbi, már nem használt vagy csak tervezett működések helyett a valóban meglévő route-ok, komponensek és kliensoldali folyamatok kerülnek bemutatásra.</w:t>
+      </w:r>
     </w:p>
     <w:p>
       <w:pPr>
@@ -159,12 +60,10 @@
           <w:u w:val="single"/>
         </w:rPr>
       </w:pPr>
-      <w:bookmarkStart w:id="5" w:name="_Toc222827479"/>
       <w:r>
         <w:rPr>
           <w:rStyle w:val="Cmsor1Char"/>
         </w:rPr>
-        <w:lastRenderedPageBreak/>
         <w:t>Adatbázis</w:t>
       </w:r>
       <w:r>
@@ -173,7 +72,7 @@
         </w:rPr>
         <w:t>:</w:t>
       </w:r>
-      <w:bookmarkEnd w:id="5"/>
+      <w:bookmarkEnd w:id="0"/>
     </w:p>
     <w:p>
       <w:pPr>
@@ -246,12 +145,12 @@
       <w:pPr>
         <w:pStyle w:val="Cmsor2"/>
       </w:pPr>
-      <w:bookmarkStart w:id="6" w:name="_Toc222827480"/>
+      <w:bookmarkStart w:id="2" w:name="_Toc222827480"/>
       <w:r>
         <w:lastRenderedPageBreak/>
         <w:t>autok:</w:t>
       </w:r>
-      <w:bookmarkEnd w:id="6"/>
+      <w:bookmarkEnd w:id="2"/>
     </w:p>
     <w:p>
       <w:pPr>
@@ -881,12 +780,11 @@
       <w:pPr>
         <w:pStyle w:val="Cmsor2"/>
       </w:pPr>
-      <w:bookmarkStart w:id="7" w:name="_Toc222827481"/>
-      <w:r>
-        <w:lastRenderedPageBreak/>
+      <w:bookmarkStart w:id="3" w:name="_Toc222827481"/>
+      <w:r>
         <w:t>marka:</w:t>
       </w:r>
-      <w:bookmarkEnd w:id="7"/>
+      <w:bookmarkEnd w:id="3"/>
     </w:p>
     <w:p>
       <w:pPr>
@@ -1279,11 +1177,11 @@
       <w:pPr>
         <w:pStyle w:val="Cmsor2"/>
       </w:pPr>
-      <w:bookmarkStart w:id="8" w:name="_Toc222827482"/>
+      <w:bookmarkStart w:id="4" w:name="_Toc222827482"/>
       <w:r>
         <w:t>uzemanyag:</w:t>
       </w:r>
-      <w:bookmarkEnd w:id="8"/>
+      <w:bookmarkEnd w:id="4"/>
     </w:p>
     <w:p>
       <w:pPr>
@@ -1482,12 +1380,11 @@
       <w:pPr>
         <w:pStyle w:val="Cmsor2"/>
       </w:pPr>
-      <w:bookmarkStart w:id="9" w:name="_Toc222827483"/>
-      <w:r>
-        <w:lastRenderedPageBreak/>
+      <w:bookmarkStart w:id="5" w:name="_Toc222827483"/>
+      <w:r>
         <w:t>szin:</w:t>
       </w:r>
-      <w:bookmarkEnd w:id="9"/>
+      <w:bookmarkEnd w:id="5"/>
     </w:p>
     <w:p>
       <w:pPr>
@@ -1690,11 +1587,11 @@
       <w:pPr>
         <w:pStyle w:val="Cmsor2"/>
       </w:pPr>
-      <w:bookmarkStart w:id="10" w:name="_Toc222827484"/>
+      <w:bookmarkStart w:id="6" w:name="_Toc222827484"/>
       <w:r>
         <w:t>vevok:</w:t>
       </w:r>
-      <w:bookmarkEnd w:id="10"/>
+      <w:bookmarkEnd w:id="6"/>
       <w:r>
         <w:t xml:space="preserve"> </w:t>
       </w:r>
@@ -2119,11 +2016,11 @@
       <w:pPr>
         <w:pStyle w:val="Cmsor2"/>
       </w:pPr>
-      <w:bookmarkStart w:id="11" w:name="_Toc222827485"/>
+      <w:bookmarkStart w:id="7" w:name="_Toc222827485"/>
       <w:r>
         <w:t>erdeklodesek:</w:t>
       </w:r>
-      <w:bookmarkEnd w:id="11"/>
+      <w:bookmarkEnd w:id="7"/>
     </w:p>
     <w:p>
       <w:pPr>
@@ -2428,11 +2325,11 @@
       <w:pPr>
         <w:pStyle w:val="Cmsor2"/>
       </w:pPr>
-      <w:bookmarkStart w:id="12" w:name="_Toc222827486"/>
+      <w:bookmarkStart w:id="8" w:name="_Toc222827486"/>
       <w:r>
         <w:t>uzenet:</w:t>
       </w:r>
-      <w:bookmarkEnd w:id="12"/>
+      <w:bookmarkEnd w:id="8"/>
       <w:r>
         <w:t xml:space="preserve"> </w:t>
       </w:r>
@@ -2854,11 +2751,11 @@
       <w:pPr>
         <w:pStyle w:val="Cmsor2"/>
       </w:pPr>
-      <w:bookmarkStart w:id="13" w:name="_Toc222827487"/>
+      <w:bookmarkStart w:id="9" w:name="_Toc222827487"/>
       <w:r>
         <w:t>rendeles:</w:t>
       </w:r>
-      <w:bookmarkEnd w:id="13"/>
+      <w:bookmarkEnd w:id="9"/>
       <w:r>
         <w:t xml:space="preserve"> </w:t>
       </w:r>
@@ -3089,11 +2986,11 @@
       <w:pPr>
         <w:pStyle w:val="Cmsor2"/>
       </w:pPr>
-      <w:bookmarkStart w:id="14" w:name="_Toc222827488"/>
+      <w:bookmarkStart w:id="10" w:name="_Toc222827488"/>
       <w:r>
         <w:t>szamla:</w:t>
       </w:r>
-      <w:bookmarkEnd w:id="14"/>
+      <w:bookmarkEnd w:id="10"/>
       <w:r>
         <w:t xml:space="preserve"> </w:t>
       </w:r>
@@ -3525,11 +3422,11 @@
       <w:pPr>
         <w:pStyle w:val="Cmsor2"/>
       </w:pPr>
-      <w:bookmarkStart w:id="15" w:name="_Toc222827489"/>
+      <w:bookmarkStart w:id="11" w:name="_Toc222827489"/>
       <w:r>
         <w:t>fizmodo:</w:t>
       </w:r>
-      <w:bookmarkEnd w:id="15"/>
+      <w:bookmarkEnd w:id="11"/>
     </w:p>
     <w:p>
       <w:pPr>
@@ -3713,11 +3610,11 @@
       <w:pPr>
         <w:pStyle w:val="Cmsor2"/>
       </w:pPr>
-      <w:bookmarkStart w:id="16" w:name="_Toc222827490"/>
+      <w:bookmarkStart w:id="12" w:name="_Toc222827490"/>
       <w:r>
         <w:t>Adatbázis összegzés:</w:t>
       </w:r>
-      <w:bookmarkEnd w:id="16"/>
+      <w:bookmarkEnd w:id="12"/>
       <w:r>
         <w:t xml:space="preserve"> </w:t>
       </w:r>
@@ -3801,5424 +3698,812 @@
       <w:pPr>
         <w:pStyle w:val="Cmsor1"/>
       </w:pPr>
-      <w:bookmarkStart w:id="17" w:name="_Toc222827491"/>
       <w:r>
         <w:t>Frontend</w:t>
       </w:r>
-      <w:bookmarkEnd w:id="17"/>
+    </w:p>
+    <w:p>
+      <w:pPr>
+        <w:pStyle w:val="Cmsor1"/>
+      </w:pPr>
     </w:p>
     <w:p>
       <w:pPr>
         <w:pStyle w:val="Cmsor2"/>
       </w:pPr>
-      <w:bookmarkStart w:id="18" w:name="_Toc222827492"/>
-      <w:r>
-        <w:t>Rövid ö</w:t>
-      </w:r>
-      <w:r>
-        <w:t>sszegzés:</w:t>
-      </w:r>
-      <w:bookmarkEnd w:id="18"/>
-      <w:r>
-        <w:t xml:space="preserve"> </w:t>
-      </w:r>
-    </w:p>
-    <w:p>
-      <w:pPr>
+      <w:r>
+        <w:t>Rövid összegzés:</w:t>
+      </w:r>
+    </w:p>
+    <w:p>
+      <w:pPr>
+        <w:pStyle w:val="Cmsor1"/>
+      </w:pPr>
+    </w:p>
+    <w:p>
+      <w:r>
+        <w:t>Az Ndidi Autókereskedés webes frontendje React 19 és Vite alapú egyoldalas alkalmazás. Ez a projekt elsődleges kliensoldali felülete: itt érhető el a teljes autólista, az autóadatlap, a regisztráció és bejelentkezés, a felhasználói profil, az üzenetkezelés, valamint az adminisztrációs modulok is.</w:t>
+      </w:r>
+    </w:p>
+    <w:p>
+      <w:pPr>
+        <w:pStyle w:val="Cmsor1"/>
+      </w:pPr>
+    </w:p>
+    <w:p>
+      <w:pPr>
+        <w:pStyle w:val="Cmsor2"/>
+      </w:pPr>
+      <w:r>
+        <w:t>Projekt áttekintése:</w:t>
+      </w:r>
+    </w:p>
+    <w:p>
+      <w:pPr>
+        <w:pStyle w:val="Cmsor1"/>
+      </w:pPr>
+    </w:p>
+    <w:p>
+      <w:r>
+        <w:t>Az alkalmazás célja, hogy a látogatók gyorsan megtalálják a számukra releváns autókat, a belépett felhasználók pedig további műveleteket is el tudjanak végezni ugyanazon a felületen.</w:t>
+      </w:r>
+    </w:p>
+    <w:p>
+      <w:pPr>
+        <w:pStyle w:val="Listaszerbekezds"/>
+      </w:pPr>
+      <w:r>
+        <w:t>- Nyilvános útvonalak: kezdőlap, autólista, autó részletek, regisztráció, bejelentkezés.</w:t>
+      </w:r>
+    </w:p>
+    <w:p>
+      <w:pPr>
+        <w:pStyle w:val="Listaszerbekezds"/>
+      </w:pPr>
+      <w:r>
+        <w:t>- Bejelentkezés után elérhető funkciók: profil, profil szerkesztés, érdeklődött autók, üzenetek és chat.</w:t>
+      </w:r>
+    </w:p>
+    <w:p>
+      <w:pPr>
+        <w:pStyle w:val="Listaszerbekezds"/>
+      </w:pPr>
+      <w:r>
+        <w:t>- Admin felületen elérhető modulok: dashboard, autókezelés, új autó felvitele, segédadatok bővítése, nyomtatványok, üzenetek.</w:t>
+      </w:r>
+    </w:p>
+    <w:p>
+      <w:pPr>
+        <w:pStyle w:val="Cmsor1"/>
+      </w:pPr>
+    </w:p>
+    <w:p>
+      <w:pPr>
+        <w:pStyle w:val="Cmsor2"/>
+      </w:pPr>
+      <w:r>
+        <w:t>Technológiai környezet:</w:t>
+      </w:r>
+    </w:p>
+    <w:p>
+      <w:pPr>
+        <w:pStyle w:val="Cmsor1"/>
+      </w:pPr>
+    </w:p>
+    <w:p>
+      <w:r>
+        <w:t>A frontend fő technológiái a React, a Vite és az axios alapú API kommunikáció. A felület a Bootstrap és a saját CSS réteg kombinációjára épül, a részletesebb keresést és admin műveleteket pedig több kiegészítő könyvtár támogatja.</w:t>
+      </w:r>
+    </w:p>
+    <w:p>
+      <w:pPr>
+        <w:pStyle w:val="Listaszerbekezds"/>
+      </w:pPr>
+      <w:r>
+        <w:t>- React 19, React DOM 19.</w:t>
+      </w:r>
+    </w:p>
+    <w:p>
+      <w:pPr>
+        <w:pStyle w:val="Listaszerbekezds"/>
+      </w:pPr>
+      <w:r>
+        <w:t>- Vite fejlesztői szerver és build rendszer.</w:t>
+      </w:r>
+    </w:p>
+    <w:p>
+      <w:pPr>
+        <w:pStyle w:val="Listaszerbekezds"/>
+      </w:pPr>
+      <w:r>
+        <w:t>- React Router DOM 7 az útvonalkezeléshez.</w:t>
+      </w:r>
+    </w:p>
+    <w:p>
+      <w:pPr>
+        <w:pStyle w:val="Listaszerbekezds"/>
+      </w:pPr>
+      <w:r>
+        <w:t>- Axios a backend hívásokhoz.</w:t>
+      </w:r>
+    </w:p>
+    <w:p>
+      <w:pPr>
+        <w:pStyle w:val="Listaszerbekezds"/>
+      </w:pPr>
+      <w:r>
+        <w:t>- Bootstrap, react-bootstrap, bootstrap-icons és react-icons a felülethez.</w:t>
+      </w:r>
+    </w:p>
+    <w:p>
+      <w:pPr>
+        <w:pStyle w:val="Listaszerbekezds"/>
+      </w:pPr>
+      <w:r>
+        <w:t>- rc-slider és react-bootstrap-typeahead az összetettebb szűrési elemekhez.</w:t>
+      </w:r>
+    </w:p>
+    <w:p>
+      <w:pPr>
+        <w:pStyle w:val="Listaszerbekezds"/>
+      </w:pPr>
+      <w:r>
+        <w:t>- jsPDF és jspdf-autotable a számla PDF generálásához.</w:t>
+      </w:r>
+    </w:p>
+    <w:p>
+      <w:pPr>
+        <w:pStyle w:val="Cmsor1"/>
+      </w:pPr>
+    </w:p>
+    <w:p>
+      <w:pPr>
+        <w:pStyle w:val="Cmsor2"/>
+      </w:pPr>
+      <w:r>
+        <w:t>Projekt struktúra:</w:t>
+      </w:r>
+    </w:p>
+    <w:p>
+      <w:pPr>
+        <w:pStyle w:val="Cmsor1"/>
+      </w:pPr>
+    </w:p>
+    <w:p>
+      <w:r>
+        <w:t>A frontend kód a `src` mappában koncentrálódik, azon belül külön almappák választják szét a felhasználói, admin és profilkezelési komponenseket.</w:t>
+      </w:r>
+    </w:p>
+    <w:p>
+      <w:pPr>
+        <w:pStyle w:val="Listaszerbekezds"/>
+      </w:pPr>
+      <w:r>
+        <w:t>- `App.jsx`: központi router, globális állapotok, menü és lábléc.</w:t>
+      </w:r>
+    </w:p>
+    <w:p>
+      <w:pPr>
+        <w:pStyle w:val="Listaszerbekezds"/>
+      </w:pPr>
+      <w:r>
+        <w:t>- `http-common.js`: axios példány, alapértelmezett backend cím és cookie támogatás.</w:t>
+      </w:r>
+    </w:p>
+    <w:p>
+      <w:pPr>
+        <w:pStyle w:val="Listaszerbekezds"/>
+      </w:pPr>
+      <w:r>
+        <w:t>- `components/felhasznaloi`: kezdőlap, autólista, részletek, menü, szűrés, lábléc.</w:t>
+      </w:r>
+    </w:p>
+    <w:p>
+      <w:pPr>
+        <w:pStyle w:val="Listaszerbekezds"/>
+      </w:pPr>
+      <w:r>
+        <w:t>- `components/profil`: bejelentkezés, regisztráció, profil és profil szerkesztés.</w:t>
+      </w:r>
+    </w:p>
+    <w:p>
+      <w:pPr>
+        <w:pStyle w:val="Listaszerbekezds"/>
+      </w:pPr>
+      <w:r>
+        <w:t>- `components/chatablak`: üzenetküldés, beszélgetéslista, chatablak.</w:t>
+      </w:r>
+    </w:p>
+    <w:p>
+      <w:pPr>
+        <w:pStyle w:val="Listaszerbekezds"/>
+      </w:pPr>
+      <w:r>
+        <w:t>- `components/admin`: admin dashboard, autókezelés, új autó, nyomtatványok, üzenetek, egyéb módosítások.</w:t>
+      </w:r>
+    </w:p>
+    <w:p>
+      <w:pPr>
+        <w:pStyle w:val="Cmsor1"/>
+      </w:pPr>
+    </w:p>
+    <w:p>
+      <w:pPr>
+        <w:pStyle w:val="Cmsor2"/>
+      </w:pPr>
+      <w:r>
+        <w:t>Oldalak és útvonalak:</w:t>
+      </w:r>
+    </w:p>
+    <w:p>
+      <w:pPr>
+        <w:pStyle w:val="Cmsor1"/>
+      </w:pPr>
+    </w:p>
+    <w:p>
+      <w:r>
+        <w:t>Az alkalmazás route-struktúrája a jelenlegi kódban már jól elkülöníti a nyilvános, a védett és az admin nézeteket.</w:t>
+      </w:r>
+    </w:p>
+    <w:p>
+      <w:pPr>
+        <w:pStyle w:val="Listaszerbekezds"/>
+      </w:pPr>
+      <w:r>
+        <w:t>- `/`: kezdőlap, kiemelt autókkal és bemutatkozó tartalommal.</w:t>
+      </w:r>
+    </w:p>
+    <w:p>
+      <w:pPr>
+        <w:pStyle w:val="Listaszerbekezds"/>
+      </w:pPr>
+      <w:r>
+        <w:t>- `/autok`: szűrhető és kereshető autólista, oldalsó szűrőpanellel.</w:t>
+      </w:r>
+    </w:p>
+    <w:p>
+      <w:pPr>
+        <w:pStyle w:val="Listaszerbekezds"/>
+      </w:pPr>
+      <w:r>
+        <w:t>- `/auto/:autoId`: autó részletes adatlapja ajánlott autókkal és képgalériával.</w:t>
+      </w:r>
+    </w:p>
+    <w:p>
+      <w:pPr>
+        <w:pStyle w:val="Listaszerbekezds"/>
+      </w:pPr>
+      <w:r>
+        <w:t>- `/regisztracio`, `/bejelentkez`: hitelesítési oldalak.</w:t>
+      </w:r>
+    </w:p>
+    <w:p>
+      <w:pPr>
+        <w:pStyle w:val="Listaszerbekezds"/>
+      </w:pPr>
+      <w:r>
+        <w:t>- `/profile`, `/profil/szerkesztes`: védett profilnézetek.</w:t>
+      </w:r>
+    </w:p>
+    <w:p>
+      <w:pPr>
+        <w:pStyle w:val="Listaszerbekezds"/>
+      </w:pPr>
+      <w:r>
+        <w:t>- `/uzenet/:autoId`, `/uzenetek`, `/uzenetablak`: felhasználói üzenetküldés és chat.</w:t>
+      </w:r>
+    </w:p>
+    <w:p>
+      <w:pPr>
+        <w:pStyle w:val="Listaszerbekezds"/>
+      </w:pPr>
+      <w:r>
+        <w:t>- `/admin`, `/admin/autok`, `/admin/auto/:autoId`, `/admin/ujauto`, `/admin/egyeb`, `/admin/nyomtatvanyok`, `/admin/uzenetek`, `/admin/chatablak`: admin felülethez tartozó route-ok.</w:t>
+      </w:r>
+    </w:p>
+    <w:p>
+      <w:pPr>
+        <w:pStyle w:val="Cmsor1"/>
+      </w:pPr>
+    </w:p>
+    <w:p>
+      <w:pPr>
+        <w:pStyle w:val="Cmsor2"/>
+      </w:pPr>
+      <w:r>
+        <w:t>Működés és állapotkezelés:</w:t>
+      </w:r>
+    </w:p>
+    <w:p>
+      <w:pPr>
+        <w:pStyle w:val="Cmsor1"/>
+      </w:pPr>
+    </w:p>
+    <w:p>
+      <w:r>
+        <w:t>Az `App.jsx` kezeli a legfontosabb globális állapotokat: `belepett`, `isAdmin`, `accessToken`, `szuroNyitva` és `szur`. A szűrőpanel nyitása és a scrollhoz kapcsolódó vizuális viselkedés már nem csak egyszerű `useState` alapú, hanem `useRef` és `useCallback` segítségével összehangolt viewport-kezelést is használ. A védett oldalakhoz külön `VedettVonal` és `AdminVonal` komponensek tartoznak.</w:t>
+      </w:r>
+    </w:p>
+    <w:p>
+      <w:pPr>
+        <w:pStyle w:val="Cmsor1"/>
+      </w:pPr>
+    </w:p>
+    <w:p>
+      <w:pPr>
+        <w:pStyle w:val="Cmsor2"/>
+      </w:pPr>
+      <w:r>
+        <w:t>API kommunikáció:</w:t>
+      </w:r>
+    </w:p>
+    <w:p>
+      <w:pPr>
+        <w:pStyle w:val="Cmsor1"/>
+      </w:pPr>
+    </w:p>
+    <w:p>
+      <w:r>
+        <w:t>A frontend a `http-common.js` fájlban létrehozott axios példányt használja, amely jelenleg a `http://localhost:80/` címet tekinti alapértelmezett backendnek és `withCredentials: true` beállítással dolgozik. A publikus és védett végpontok egyaránt a `/auto/...` útvonalak alatt érhetők el. A védett kérések a memóriában tárolt access tokent küldik az `Authorization` fejlécben, a frissítést pedig a backend refresh cookie mechanizmusa támogatja.</w:t>
+      </w:r>
+    </w:p>
+    <w:p>
+      <w:pPr>
+        <w:pStyle w:val="Cmsor1"/>
+      </w:pPr>
+    </w:p>
+    <w:p>
+      <w:pPr>
+        <w:pStyle w:val="Cmsor2"/>
+      </w:pPr>
+      <w:r>
+        <w:t>Stílus és felhasználói élmény:</w:t>
+      </w:r>
+    </w:p>
+    <w:p>
+      <w:pPr>
+        <w:pStyle w:val="Cmsor1"/>
+      </w:pPr>
+    </w:p>
+    <w:p>
+      <w:r>
+        <w:t>A felület vizuálisan már nem csak alap Bootstrap komponensekből áll. A `premium-theme.css`, az egyedi oldalstílusok, a kezdőlap hero szekciója, az autókártyák, valamint az autólista csúszó szűrőpanelje egy karakteresebb, reszponzívabb megjelenést adnak a projektnek. Az admin nézet külön navigációt használ, így az admin és felhasználói élmény egymástól jobban elkülönül.</w:t>
+      </w:r>
+    </w:p>
+    <w:p>
+      <w:pPr>
+        <w:pStyle w:val="Cmsor1"/>
+      </w:pPr>
+    </w:p>
+    <w:p>
+      <w:pPr>
+        <w:pStyle w:val="Cmsor2"/>
+      </w:pPr>
+      <w:r>
+        <w:t>Tesztelés és továbbfejlesztés:</w:t>
+      </w:r>
+    </w:p>
+    <w:p>
+      <w:pPr>
+        <w:pStyle w:val="Cmsor1"/>
+      </w:pPr>
+    </w:p>
+    <w:p>
+      <w:r>
+        <w:t>A projektben jelenleg nincs automatikus frontend tesztkészlet, ezért a működés főként manuális ellenőrzéssel követhető. A következő érdemi fejlesztési irányok közé tartozik a környezeti változó alapú API URL, az egységesebb kliensoldali validáció, a központosítottabb auth kezelés és az automatizált komponens- vagy integrációs tesztek bevezetése.</w:t>
+      </w:r>
+    </w:p>
+    <w:p>
+      <w:pPr>
+        <w:pStyle w:val="Cmsor1"/>
+      </w:pPr>
+    </w:p>
+    <w:p>
+      <w:pPr>
+        <w:pStyle w:val="Cmsor2"/>
+      </w:pPr>
+      <w:r>
+        <w:t>Lezárás:</w:t>
+      </w:r>
+    </w:p>
+    <w:p>
+      <w:pPr>
+        <w:pStyle w:val="Cmsor1"/>
+      </w:pPr>
+    </w:p>
+    <w:p>
+      <w:r>
+        <w:t>A jelenlegi frontend egy komplett, több szerepkört kiszolgáló webalkalmazás: ugyanabban a kódbázisban fér meg a nyilvános böngészés, a felhasználói profilkezelés, az üzenetküldés és az adminisztráció. Ez már jóval összetettebb állapot, mint a korábbi, általános leírásokban szereplő egyszerű autókereskedés-weboldal.</w:t>
+      </w:r>
+    </w:p>
+    <w:p>
+      <w:pPr>
+        <w:pStyle w:val="Cmsor1"/>
+      </w:pPr>
+      <w:r>
+        <w:t>Backend</w:t>
+      </w:r>
+    </w:p>
+    <w:p>
+      <w:pPr>
+        <w:pStyle w:val="Listaszerbekezds"/>
         <w:rPr>
+          <w:rFonts w:ascii="Times New Roman" w:eastAsiaTheme="majorEastAsia" w:hAnsi="Times New Roman" w:cstheme="majorBidi"/>
+          <w:b/>
+          <w:color w:val="000000" w:themeColor="text1"/>
           <w:sz w:val="32"/>
           <w:szCs w:val="32"/>
         </w:rPr>
       </w:pPr>
-      <w:r>
+    </w:p>
+    <w:p>
+      <w:pPr>
+        <w:pStyle w:val="Cmsor2"/>
+      </w:pPr>
+      <w:r>
+        <w:t>1. Áttekintés</w:t>
+      </w:r>
+    </w:p>
+    <w:p>
+      <w:pPr>
+        <w:pStyle w:val="Listaszerbekezds"/>
         <w:rPr>
+          <w:rFonts w:ascii="Times New Roman" w:eastAsiaTheme="majorEastAsia" w:hAnsi="Times New Roman" w:cstheme="majorBidi"/>
+          <w:b/>
+          <w:color w:val="000000" w:themeColor="text1"/>
           <w:sz w:val="32"/>
           <w:szCs w:val="32"/>
         </w:rPr>
-        <w:t>Az Ndidi Autókereskedés frontend egy modern React-alapú webalkalmazás, amely lehetővé teszi autók böngészését, szűrését, részletek megtekintését, valamint felhasználói és adminisztrációs funkciókat is biztosít. A projekt jól strukturált, komponens-alapú felépítéssel, reszponzív megjelenéssel és könnyen bővíthető architektúrával rendelkezik. A felhasználók regisztrálhatnak, bejelentkezhetnek, profiljukat kezelhetik, üzeneteket küldhetnek, míg az adminisztrátorok külön felületen menedzselhetik az autókat, felhasználókat és üzeneteket.</w:t>
-      </w:r>
-    </w:p>
-    <w:p>
-      <w:pPr>
-        <w:pStyle w:val="Cmsor2"/>
-      </w:pPr>
-      <w:bookmarkStart w:id="19" w:name="_Toc222827493"/>
-      <w:r>
-        <w:t>A frontend felépítésének vizuális ábrája:</w:t>
-      </w:r>
-      <w:bookmarkEnd w:id="19"/>
-      <w:r>
-        <w:t xml:space="preserve"> </w:t>
-      </w:r>
-    </w:p>
-    <w:p>
-      <w:pPr>
+      </w:pPr>
+    </w:p>
+    <w:p>
+      <w:r>
+        <w:t>A backend egy Express alapú REST API, amelyet a webes frontend és a mobil kliens is használ. A fő funkciók az autók listázása, szűrése, részletek lekérése, a bejelentkezés és regisztráció, a profilkezelés, az érdeklődések és üzenetek kezelése, az admin oldali autókarbantartás, a képfeltöltés, valamint a számla és rendelés mentése.</w:t>
+      </w:r>
+    </w:p>
+    <w:p>
+      <w:pPr>
+        <w:pStyle w:val="Listaszerbekezds"/>
         <w:rPr>
+          <w:rFonts w:ascii="Times New Roman" w:eastAsiaTheme="majorEastAsia" w:hAnsi="Times New Roman" w:cstheme="majorBidi"/>
+          <w:b/>
+          <w:color w:val="000000" w:themeColor="text1"/>
           <w:sz w:val="32"/>
           <w:szCs w:val="32"/>
         </w:rPr>
       </w:pPr>
-      <w:r>
+    </w:p>
+    <w:p>
+      <w:pPr>
+        <w:pStyle w:val="Cmsor2"/>
+      </w:pPr>
+      <w:r>
+        <w:t>2. Fő komponensek</w:t>
+      </w:r>
+    </w:p>
+    <w:p>
+      <w:pPr>
+        <w:pStyle w:val="Listaszerbekezds"/>
         <w:rPr>
-          <w:noProof/>
+          <w:rFonts w:ascii="Times New Roman" w:eastAsiaTheme="majorEastAsia" w:hAnsi="Times New Roman" w:cstheme="majorBidi"/>
+          <w:b/>
+          <w:color w:val="000000" w:themeColor="text1"/>
           <w:sz w:val="32"/>
           <w:szCs w:val="32"/>
         </w:rPr>
-        <w:drawing>
-          <wp:inline distT="0" distB="0" distL="0" distR="0" wp14:anchorId="79C3D934" wp14:editId="155A0119">
-            <wp:extent cx="5760720" cy="4953000"/>
-            <wp:effectExtent l="0" t="0" r="0" b="0"/>
-            <wp:docPr id="13" name="Kép 13"/>
-            <wp:cNvGraphicFramePr>
-              <a:graphicFrameLocks xmlns:a="http://schemas.openxmlformats.org/drawingml/2006/main" noChangeAspect="1"/>
-            </wp:cNvGraphicFramePr>
-            <a:graphic xmlns:a="http://schemas.openxmlformats.org/drawingml/2006/main">
-              <a:graphicData uri="http://schemas.openxmlformats.org/drawingml/2006/picture">
-                <pic:pic xmlns:pic="http://schemas.openxmlformats.org/drawingml/2006/picture">
-                  <pic:nvPicPr>
-                    <pic:cNvPr id="1" name=""/>
-                    <pic:cNvPicPr/>
-                  </pic:nvPicPr>
-                  <pic:blipFill>
-                    <a:blip r:embed="rId20"/>
-                    <a:stretch>
-                      <a:fillRect/>
-                    </a:stretch>
-                  </pic:blipFill>
-                  <pic:spPr>
-                    <a:xfrm>
-                      <a:off x="0" y="0"/>
-                      <a:ext cx="5760720" cy="4953000"/>
-                    </a:xfrm>
-                    <a:prstGeom prst="rect">
-                      <a:avLst/>
-                    </a:prstGeom>
-                  </pic:spPr>
-                </pic:pic>
-              </a:graphicData>
-            </a:graphic>
-          </wp:inline>
-        </w:drawing>
-      </w:r>
-    </w:p>
-    <w:p>
-      <w:pPr>
-        <w:pStyle w:val="Cmsor2"/>
-      </w:pPr>
-      <w:bookmarkStart w:id="20" w:name="_Toc222827494"/>
-      <w:r>
-        <w:lastRenderedPageBreak/>
-        <w:t>Projekt áttekintése:</w:t>
-      </w:r>
-      <w:bookmarkEnd w:id="20"/>
-    </w:p>
-    <w:p>
-      <w:pPr>
-        <w:pStyle w:val="Cmsor3"/>
-      </w:pPr>
-      <w:bookmarkStart w:id="21" w:name="_Toc222827495"/>
-      <w:r>
-        <w:t>Az alkalmazás célja:</w:t>
-      </w:r>
-      <w:bookmarkEnd w:id="21"/>
-    </w:p>
-    <w:p>
-      <w:pPr>
+      </w:pPr>
+    </w:p>
+    <w:p>
+      <w:r>
+        <w:t>A jelenlegi kódbázis egy egyszerű, jól követhető MVC-szerű struktúrát használ külön service réteg nélkül.</w:t>
+      </w:r>
+    </w:p>
+    <w:p>
+      <w:pPr>
+        <w:pStyle w:val="Listaszerbekezds"/>
+      </w:pPr>
+      <w:r>
+        <w:t>- `app.js`: middleware-ek, CORS és statikus útvonalak bekötése.</w:t>
+      </w:r>
+    </w:p>
+    <w:p>
+      <w:pPr>
+        <w:pStyle w:val="Listaszerbekezds"/>
+      </w:pPr>
+      <w:r>
+        <w:t>- `bin/www`: HTTP szerver indítása.</w:t>
+      </w:r>
+    </w:p>
+    <w:p>
+      <w:pPr>
+        <w:pStyle w:val="Listaszerbekezds"/>
+      </w:pPr>
+      <w:r>
+        <w:t>- `routes/autoMod.js`: az összes végpont definíciója.</w:t>
+      </w:r>
+    </w:p>
+    <w:p>
+      <w:pPr>
+        <w:pStyle w:val="Listaszerbekezds"/>
+      </w:pPr>
+      <w:r>
+        <w:t>- `controllers/autoControllerMod.js`: tokenkezelés, kérésfeldolgozás, válaszlogika.</w:t>
+      </w:r>
+    </w:p>
+    <w:p>
+      <w:pPr>
+        <w:pStyle w:val="Listaszerbekezds"/>
+      </w:pPr>
+      <w:r>
+        <w:t>- `models/autoModellMod.js`: SQL műveletek és adatbázis-elérés.</w:t>
+      </w:r>
+    </w:p>
+    <w:p>
+      <w:pPr>
+        <w:pStyle w:val="Listaszerbekezds"/>
+      </w:pPr>
+      <w:r>
+        <w:t>- `middleware/authAuto.js`: JWT ellenőrzés.</w:t>
+      </w:r>
+    </w:p>
+    <w:p>
+      <w:pPr>
+        <w:pStyle w:val="Listaszerbekezds"/>
         <w:rPr>
+          <w:rFonts w:ascii="Times New Roman" w:eastAsiaTheme="majorEastAsia" w:hAnsi="Times New Roman" w:cstheme="majorBidi"/>
+          <w:b/>
+          <w:color w:val="000000" w:themeColor="text1"/>
           <w:sz w:val="32"/>
           <w:szCs w:val="32"/>
         </w:rPr>
       </w:pPr>
-      <w:r>
+    </w:p>
+    <w:p>
+      <w:pPr>
+        <w:pStyle w:val="Cmsor2"/>
+      </w:pPr>
+      <w:r>
+        <w:t>3. Működés és adatáramlás</w:t>
+      </w:r>
+    </w:p>
+    <w:p>
+      <w:pPr>
+        <w:pStyle w:val="Listaszerbekezds"/>
         <w:rPr>
+          <w:rFonts w:ascii="Times New Roman" w:eastAsiaTheme="majorEastAsia" w:hAnsi="Times New Roman" w:cstheme="majorBidi"/>
+          <w:b/>
+          <w:color w:val="000000" w:themeColor="text1"/>
           <w:sz w:val="32"/>
           <w:szCs w:val="32"/>
         </w:rPr>
-        <w:t>Az Ndidi Autókereskedés webes felülete lehetőséget ad autók böngészésére, szűrésére, részletek megtekintésére, érdeklődésre, valamint üzenetküldésre az eladónak. Az adminisztrátorok külön felületen kezelhetik a felhasználókat, autókat és üzeneteket.</w:t>
-      </w:r>
-    </w:p>
-    <w:p>
-      <w:pPr>
-        <w:pStyle w:val="Cmsor3"/>
-      </w:pPr>
-      <w:bookmarkStart w:id="22" w:name="_Toc222827496"/>
-      <w:r>
-        <w:t>Milyen problémát old meg:</w:t>
-      </w:r>
-      <w:bookmarkEnd w:id="22"/>
-    </w:p>
-    <w:p>
-      <w:pPr>
+      </w:pPr>
+    </w:p>
+    <w:p>
+      <w:r>
+        <w:t>A kliens kérései a `/auto` prefix alá érkeznek, majd a route réteg a megfelelő controller függvényre irányítja őket. A controller összeállítja a szűrési vagy üzleti logikát, szükség esetén ellenőrzi a JWT tokent, végül a modelleken keresztül hajt végre MySQL lekérdezéseket. Az autóképek külön, a `/img` statikus útvonalon érhetők el a `backend/public/img` mappából.</w:t>
+      </w:r>
+    </w:p>
+    <w:p>
+      <w:pPr>
+        <w:pStyle w:val="Listaszerbekezds"/>
         <w:rPr>
+          <w:rFonts w:ascii="Times New Roman" w:eastAsiaTheme="majorEastAsia" w:hAnsi="Times New Roman" w:cstheme="majorBidi"/>
+          <w:b/>
+          <w:color w:val="000000" w:themeColor="text1"/>
           <w:sz w:val="32"/>
           <w:szCs w:val="32"/>
         </w:rPr>
       </w:pPr>
-      <w:r>
+    </w:p>
+    <w:p>
+      <w:pPr>
+        <w:pStyle w:val="Cmsor2"/>
+      </w:pPr>
+      <w:r>
+        <w:t>4. Auth és jogosultságok</w:t>
+      </w:r>
+    </w:p>
+    <w:p>
+      <w:pPr>
+        <w:pStyle w:val="Listaszerbekezds"/>
         <w:rPr>
+          <w:rFonts w:ascii="Times New Roman" w:eastAsiaTheme="majorEastAsia" w:hAnsi="Times New Roman" w:cstheme="majorBidi"/>
+          <w:b/>
+          <w:color w:val="000000" w:themeColor="text1"/>
           <w:sz w:val="32"/>
           <w:szCs w:val="32"/>
         </w:rPr>
-        <w:t>A vásárlók gyorsan és egyszerűen találhatnak autót, kapcsolatba léphetnek az eladóval, az adminisztrátorok pedig hatékonyan menedzselhetik a kínálatot és a kommunikációt.</w:t>
-      </w:r>
-    </w:p>
-    <w:p>
-      <w:pPr>
-        <w:pStyle w:val="Cmsor3"/>
-      </w:pPr>
-      <w:bookmarkStart w:id="23" w:name="_Toc222827497"/>
-      <w:r>
-        <w:t>Célfelhasználók:</w:t>
-      </w:r>
-      <w:bookmarkEnd w:id="23"/>
+      </w:pPr>
+    </w:p>
+    <w:p>
+      <w:r>
+        <w:t>A backend access és refresh token párost használ. Az access token 15 percig érvényes, a refresh token 7 napig marad meg HTTP-only cookie-ban. Fontos jelenlegi állapot, hogy a middleware csak a token érvényességét ellenőrzi, külön admin szerepkör-ellenőrzés több admin jellegű végpontnál nincs. Emiatt a webes admin felület route-védelme fontos kliensoldali korlát, de szerveroldalon is lenne még mit szigorítani. A kódban jelenleg a `DELETE /auto/torol/:id` és a `GET /auto/admin/unansweredcount` végpont nincs tokennel védve.</w:t>
+      </w:r>
     </w:p>
     <w:p>
       <w:pPr>
         <w:pStyle w:val="Listaszerbekezds"/>
-        <w:numPr>
-          <w:ilvl w:val="0"/>
-          <w:numId w:val="13"/>
-        </w:numPr>
         <w:rPr>
+          <w:rFonts w:ascii="Times New Roman" w:eastAsiaTheme="majorEastAsia" w:hAnsi="Times New Roman" w:cstheme="majorBidi"/>
+          <w:b/>
+          <w:color w:val="000000" w:themeColor="text1"/>
           <w:sz w:val="32"/>
           <w:szCs w:val="32"/>
         </w:rPr>
       </w:pPr>
-      <w:r>
+    </w:p>
+    <w:p>
+      <w:pPr>
+        <w:pStyle w:val="Cmsor2"/>
+      </w:pPr>
+      <w:r>
+        <w:t>5. API csoportok</w:t>
+      </w:r>
+    </w:p>
+    <w:p>
+      <w:pPr>
+        <w:pStyle w:val="Listaszerbekezds"/>
         <w:rPr>
+          <w:rFonts w:ascii="Times New Roman" w:eastAsiaTheme="majorEastAsia" w:hAnsi="Times New Roman" w:cstheme="majorBidi"/>
+          <w:b/>
+          <w:color w:val="000000" w:themeColor="text1"/>
           <w:sz w:val="32"/>
           <w:szCs w:val="32"/>
         </w:rPr>
-        <w:t>Magánszemélyek, akik autót keresnek vagy szeretnének érdeklődni</w:t>
+      </w:pPr>
+    </w:p>
+    <w:p>
+      <w:r>
+        <w:t>A végpontok jól csoportosíthatók funkcionalitás szerint.</w:t>
       </w:r>
     </w:p>
     <w:p>
       <w:pPr>
         <w:pStyle w:val="Listaszerbekezds"/>
-        <w:numPr>
-          <w:ilvl w:val="0"/>
-          <w:numId w:val="13"/>
-        </w:numPr>
+      </w:pPr>
+      <w:r>
+        <w:t>- Nyilvános autós végpontok: `minden`, `egy/:id`, `szuro`, `marka`, `szin`, `uzemanyag`, `valtok`, `ajtok`, `szemelyek`, `count`, `ajanlott/:marka`, `random`.</w:t>
+      </w:r>
+    </w:p>
+    <w:p>
+      <w:pPr>
+        <w:pStyle w:val="Listaszerbekezds"/>
+      </w:pPr>
+      <w:r>
+        <w:t>- Hitelesítési végpontok: `login`, `regisztracio`, `refresh`, `logout`.</w:t>
+      </w:r>
+    </w:p>
+    <w:p>
+      <w:pPr>
+        <w:pStyle w:val="Listaszerbekezds"/>
+      </w:pPr>
+      <w:r>
+        <w:t>- Felhasználói végpontok: `profil`, `profilmodosit`, `jelszomodositas`, `erdekel`, `erdekeltek`, `uzenet`, `uzenetek`, `chatablak`, `felhasznalo/chatablak`.</w:t>
+      </w:r>
+    </w:p>
+    <w:p>
+      <w:pPr>
+        <w:pStyle w:val="Listaszerbekezds"/>
+      </w:pPr>
+      <w:r>
+        <w:t>- Admin felületről használt végpontok: `szerkesztes/:id`, `ujauto`, `szamla`, `addszin`, `adduzemanyag`, `addmodell`, `addvalto`, `kepek/:autoId`, `adminuzenetek`, `admin/chatablak`.</w:t>
+      </w:r>
+    </w:p>
+    <w:p>
+      <w:pPr>
+        <w:pStyle w:val="Listaszerbekezds"/>
         <w:rPr>
+          <w:rFonts w:ascii="Times New Roman" w:eastAsiaTheme="majorEastAsia" w:hAnsi="Times New Roman" w:cstheme="majorBidi"/>
+          <w:b/>
+          <w:color w:val="000000" w:themeColor="text1"/>
           <w:sz w:val="32"/>
           <w:szCs w:val="32"/>
         </w:rPr>
       </w:pPr>
-      <w:r>
+    </w:p>
+    <w:p>
+      <w:pPr>
+        <w:pStyle w:val="Cmsor2"/>
+      </w:pPr>
+      <w:r>
+        <w:t>6. Biztonság és hibakezelés</w:t>
+      </w:r>
+    </w:p>
+    <w:p>
+      <w:pPr>
+        <w:pStyle w:val="Listaszerbekezds"/>
         <w:rPr>
+          <w:rFonts w:ascii="Times New Roman" w:eastAsiaTheme="majorEastAsia" w:hAnsi="Times New Roman" w:cstheme="majorBidi"/>
+          <w:b/>
+          <w:color w:val="000000" w:themeColor="text1"/>
           <w:sz w:val="32"/>
           <w:szCs w:val="32"/>
         </w:rPr>
-        <w:t>Cégek, akik flottát keresnek</w:t>
+      </w:pPr>
+    </w:p>
+    <w:p>
+      <w:r>
+        <w:t>A jelszavak bcrypt hash formában tárolódnak, a legtöbb SQL művelet paraméterezett lekérdezést használ. Ugyanakkor a dinamikus szűrésnél a `LIMIT` és `OFFSET` közvetlenül kerül az SQL-be, ezért ott további validáció javasolt. A CORS jelenleg megengedő beállítással fut (`origin: true`, `credentials: true`), a refresh cookie `secure: false` értékkel működik, és központi inputvalidáció vagy egységes hibakezelő middleware még nincs. A naplózás `morgan`, `console.log` és `console.error` használatával történik.</w:t>
       </w:r>
     </w:p>
     <w:p>
       <w:pPr>
         <w:pStyle w:val="Listaszerbekezds"/>
-        <w:numPr>
-          <w:ilvl w:val="0"/>
-          <w:numId w:val="13"/>
-        </w:numPr>
         <w:rPr>
+          <w:rFonts w:ascii="Times New Roman" w:eastAsiaTheme="majorEastAsia" w:hAnsi="Times New Roman" w:cstheme="majorBidi"/>
+          <w:b/>
+          <w:color w:val="000000" w:themeColor="text1"/>
           <w:sz w:val="32"/>
           <w:szCs w:val="32"/>
         </w:rPr>
       </w:pPr>
-      <w:r>
+    </w:p>
+    <w:p>
+      <w:pPr>
+        <w:pStyle w:val="Cmsor2"/>
+      </w:pPr>
+      <w:r>
+        <w:t>7. Üzemeltetés</w:t>
+      </w:r>
+    </w:p>
+    <w:p>
+      <w:pPr>
+        <w:pStyle w:val="Listaszerbekezds"/>
         <w:rPr>
+          <w:rFonts w:ascii="Times New Roman" w:eastAsiaTheme="majorEastAsia" w:hAnsi="Times New Roman" w:cstheme="majorBidi"/>
+          <w:b/>
+          <w:color w:val="000000" w:themeColor="text1"/>
           <w:sz w:val="32"/>
           <w:szCs w:val="32"/>
         </w:rPr>
-        <w:t>Az autókereskedés adminisztrátorai</w:t>
-      </w:r>
-    </w:p>
-    <w:p>
-      <w:pPr>
-        <w:pStyle w:val="Cmsor3"/>
-      </w:pPr>
-      <w:bookmarkStart w:id="24" w:name="_Toc222827498"/>
-      <w:r>
-        <w:t>Rövid funkcionális összefoglaló:</w:t>
-      </w:r>
-      <w:bookmarkEnd w:id="24"/>
+      </w:pPr>
+    </w:p>
+    <w:p>
+      <w:r>
+        <w:t>A szerver a `npm start` paranccsal indul, amely jelenleg `nodemon ./bin/www` futtatást jelent. A portot a kód a `DB_PORT` környezeti változóból olvassa ki, tehát az adatbázis-port és az alkalmazás portja jelenleg össze van kötve. A futtatáshoz szükséges fő változók a MySQL kapcsolat adatai, valamint az `ACCESS_SECRET` és `REFRESH_SECRET`. Dockeres vagy többkörnyezetes üzemeltetés most még nincs a projektben.</w:t>
+      </w:r>
     </w:p>
     <w:p>
       <w:pPr>
         <w:pStyle w:val="Listaszerbekezds"/>
-        <w:numPr>
-          <w:ilvl w:val="0"/>
-          <w:numId w:val="14"/>
-        </w:numPr>
         <w:rPr>
+          <w:rFonts w:ascii="Times New Roman" w:eastAsiaTheme="majorEastAsia" w:hAnsi="Times New Roman" w:cstheme="majorBidi"/>
+          <w:b/>
+          <w:color w:val="000000" w:themeColor="text1"/>
           <w:sz w:val="32"/>
           <w:szCs w:val="32"/>
         </w:rPr>
       </w:pPr>
-      <w:r>
+    </w:p>
+    <w:p>
+      <w:pPr>
+        <w:pStyle w:val="Cmsor2"/>
+      </w:pPr>
+      <w:r>
+        <w:t>8. Tesztelés és következő lépések</w:t>
+      </w:r>
+    </w:p>
+    <w:p>
+      <w:pPr>
+        <w:pStyle w:val="Listaszerbekezds"/>
         <w:rPr>
+          <w:rFonts w:ascii="Times New Roman" w:eastAsiaTheme="majorEastAsia" w:hAnsi="Times New Roman" w:cstheme="majorBidi"/>
+          <w:b/>
+          <w:color w:val="000000" w:themeColor="text1"/>
           <w:sz w:val="32"/>
           <w:szCs w:val="32"/>
         </w:rPr>
-        <w:t>Böngészés, keresés, szűrés autók között</w:t>
+      </w:pPr>
+    </w:p>
+    <w:p>
+      <w:r>
+        <w:t>Automatikus backend tesztkészlet jelenleg nem található a projektben, ezért a végpontok ellenőrzése manuális próbákkal és a kliensek használatán keresztül történik. A következő fontos fejlesztési lépések közé tartozik a valódi admin jogosultságellenőrzés bevezetése, az egységes inputvalidáció, az automatizált API tesztelés, valamint a futtatási konfiguráció szétválasztása fejlesztői és éles környezetre.</w:t>
       </w:r>
     </w:p>
     <w:p>
       <w:pPr>
         <w:pStyle w:val="Listaszerbekezds"/>
-        <w:numPr>
-          <w:ilvl w:val="0"/>
-          <w:numId w:val="14"/>
-        </w:numPr>
-        <w:rPr>
-          <w:sz w:val="32"/>
-          <w:szCs w:val="32"/>
-        </w:rPr>
-      </w:pPr>
-      <w:r>
-        <w:rPr>
-          <w:sz w:val="32"/>
-          <w:szCs w:val="32"/>
-        </w:rPr>
-        <w:t>Autó részleteinek megtekintése, érdeklődés</w:t>
-      </w:r>
-    </w:p>
-    <w:p>
-      <w:pPr>
-        <w:pStyle w:val="Listaszerbekezds"/>
-        <w:numPr>
-          <w:ilvl w:val="0"/>
-          <w:numId w:val="14"/>
-        </w:numPr>
-        <w:rPr>
-          <w:sz w:val="32"/>
-          <w:szCs w:val="32"/>
-        </w:rPr>
-      </w:pPr>
-      <w:r>
-        <w:rPr>
-          <w:sz w:val="32"/>
-          <w:szCs w:val="32"/>
-        </w:rPr>
-        <w:t>Regisztráció, bejelentkezés, profilkezelés</w:t>
-      </w:r>
-    </w:p>
-    <w:p>
-      <w:pPr>
-        <w:pStyle w:val="Listaszerbekezds"/>
-        <w:numPr>
-          <w:ilvl w:val="0"/>
-          <w:numId w:val="14"/>
-        </w:numPr>
-        <w:rPr>
-          <w:sz w:val="32"/>
-          <w:szCs w:val="32"/>
-        </w:rPr>
-      </w:pPr>
-      <w:r>
-        <w:rPr>
-          <w:sz w:val="32"/>
-          <w:szCs w:val="32"/>
-        </w:rPr>
-        <w:t>Üzenetküldés, chat funkció</w:t>
-      </w:r>
-    </w:p>
-    <w:p>
-      <w:pPr>
-        <w:pStyle w:val="Listaszerbekezds"/>
-        <w:numPr>
-          <w:ilvl w:val="0"/>
-          <w:numId w:val="14"/>
-        </w:numPr>
-        <w:rPr>
-          <w:sz w:val="32"/>
-          <w:szCs w:val="32"/>
-        </w:rPr>
-      </w:pPr>
-      <w:r>
-        <w:rPr>
-          <w:sz w:val="32"/>
-          <w:szCs w:val="32"/>
-        </w:rPr>
-        <w:t>Adminisztrációs felület: autók, felhasználók, üzenetek kezelése</w:t>
-      </w:r>
-    </w:p>
-    <w:p>
-      <w:pPr>
-        <w:pStyle w:val="Listaszerbekezds"/>
-        <w:numPr>
-          <w:ilvl w:val="0"/>
-          <w:numId w:val="14"/>
-        </w:numPr>
-        <w:rPr>
-          <w:sz w:val="32"/>
-          <w:szCs w:val="32"/>
-        </w:rPr>
-      </w:pPr>
-      <w:r>
-        <w:rPr>
-          <w:sz w:val="32"/>
-          <w:szCs w:val="32"/>
-        </w:rPr>
-        <w:br w:type="page"/>
-      </w:r>
-    </w:p>
-    <w:p>
-      <w:pPr>
-        <w:pStyle w:val="Cmsor2"/>
-      </w:pPr>
-      <w:bookmarkStart w:id="25" w:name="_Toc222827499"/>
-      <w:r>
-        <w:lastRenderedPageBreak/>
-        <w:t>Technológiai környezet:</w:t>
-      </w:r>
-      <w:bookmarkEnd w:id="25"/>
-    </w:p>
-    <w:p>
-      <w:pPr>
-        <w:pStyle w:val="Listaszerbekezds"/>
-        <w:numPr>
-          <w:ilvl w:val="0"/>
-          <w:numId w:val="15"/>
-        </w:numPr>
-        <w:rPr>
-          <w:sz w:val="32"/>
-          <w:szCs w:val="32"/>
-        </w:rPr>
-      </w:pPr>
-      <w:r>
-        <w:rPr>
-          <w:sz w:val="32"/>
-          <w:szCs w:val="32"/>
-        </w:rPr>
-        <w:t>Node.js verzió: 18+ (ajánlott)</w:t>
-      </w:r>
-    </w:p>
-    <w:p>
-      <w:pPr>
-        <w:pStyle w:val="Listaszerbekezds"/>
-        <w:numPr>
-          <w:ilvl w:val="0"/>
-          <w:numId w:val="15"/>
-        </w:numPr>
-        <w:rPr>
-          <w:sz w:val="32"/>
-          <w:szCs w:val="32"/>
-        </w:rPr>
-      </w:pPr>
-      <w:r>
-        <w:rPr>
-          <w:sz w:val="32"/>
-          <w:szCs w:val="32"/>
-        </w:rPr>
-        <w:t>Vite: Gyors fejlesztői szerver és build tool</w:t>
-      </w:r>
-    </w:p>
-    <w:p>
-      <w:pPr>
-        <w:pStyle w:val="Listaszerbekezds"/>
-        <w:numPr>
-          <w:ilvl w:val="0"/>
-          <w:numId w:val="15"/>
-        </w:numPr>
-        <w:rPr>
-          <w:sz w:val="32"/>
-          <w:szCs w:val="32"/>
-        </w:rPr>
-      </w:pPr>
-      <w:r>
-        <w:rPr>
-          <w:sz w:val="32"/>
-          <w:szCs w:val="32"/>
-        </w:rPr>
-        <w:t>React: Modern, komponens alapú frontend keretrendszer</w:t>
-      </w:r>
-    </w:p>
-    <w:p>
-      <w:pPr>
-        <w:pStyle w:val="Listaszerbekezds"/>
-        <w:numPr>
-          <w:ilvl w:val="0"/>
-          <w:numId w:val="15"/>
-        </w:numPr>
-        <w:rPr>
-          <w:sz w:val="32"/>
-          <w:szCs w:val="32"/>
-        </w:rPr>
-      </w:pPr>
-      <w:r>
-        <w:rPr>
-          <w:sz w:val="32"/>
-          <w:szCs w:val="32"/>
-        </w:rPr>
-        <w:t>Használt nyelvek: JavaScript (JSX)</w:t>
-      </w:r>
-    </w:p>
-    <w:p>
-      <w:pPr>
-        <w:pStyle w:val="Listaszerbekezds"/>
-        <w:numPr>
-          <w:ilvl w:val="0"/>
-          <w:numId w:val="15"/>
-        </w:numPr>
-        <w:rPr>
-          <w:sz w:val="32"/>
-          <w:szCs w:val="32"/>
-        </w:rPr>
-      </w:pPr>
-      <w:r>
-        <w:rPr>
-          <w:sz w:val="32"/>
-          <w:szCs w:val="32"/>
-        </w:rPr>
-        <w:t>CSS megoldás:</w:t>
-      </w:r>
-    </w:p>
-    <w:p>
-      <w:pPr>
-        <w:pStyle w:val="Listaszerbekezds"/>
-        <w:numPr>
-          <w:ilvl w:val="1"/>
-          <w:numId w:val="15"/>
-        </w:numPr>
-        <w:rPr>
-          <w:sz w:val="32"/>
-          <w:szCs w:val="32"/>
-        </w:rPr>
-      </w:pPr>
-      <w:r>
-        <w:rPr>
-          <w:sz w:val="32"/>
-          <w:szCs w:val="32"/>
-        </w:rPr>
-        <w:t>Bootstrap (react-bootstrap) a reszponzív, egységes megjelenéshez</w:t>
-      </w:r>
-    </w:p>
-    <w:p>
-      <w:pPr>
-        <w:pStyle w:val="Listaszerbekezds"/>
-        <w:numPr>
-          <w:ilvl w:val="1"/>
-          <w:numId w:val="15"/>
-        </w:numPr>
-        <w:rPr>
-          <w:sz w:val="32"/>
-          <w:szCs w:val="32"/>
-        </w:rPr>
-      </w:pPr>
-      <w:r>
-        <w:rPr>
-          <w:sz w:val="32"/>
-          <w:szCs w:val="32"/>
-        </w:rPr>
-        <w:t>Egyedi CSS fájlok (pl. index.css)</w:t>
-      </w:r>
-    </w:p>
-    <w:p>
-      <w:pPr>
-        <w:pStyle w:val="Listaszerbekezds"/>
-        <w:numPr>
-          <w:ilvl w:val="0"/>
-          <w:numId w:val="16"/>
-        </w:numPr>
-        <w:rPr>
-          <w:sz w:val="32"/>
-          <w:szCs w:val="32"/>
-        </w:rPr>
-      </w:pPr>
-      <w:r>
-        <w:rPr>
-          <w:sz w:val="32"/>
-          <w:szCs w:val="32"/>
-        </w:rPr>
-        <w:t>Külső csomagok / könyvtárak:</w:t>
-      </w:r>
-    </w:p>
-    <w:p>
-      <w:pPr>
-        <w:pStyle w:val="Listaszerbekezds"/>
-        <w:numPr>
-          <w:ilvl w:val="0"/>
-          <w:numId w:val="17"/>
-        </w:numPr>
-        <w:rPr>
-          <w:sz w:val="32"/>
-          <w:szCs w:val="32"/>
-        </w:rPr>
-      </w:pPr>
-      <w:r>
-        <w:rPr>
-          <w:sz w:val="32"/>
-          <w:szCs w:val="32"/>
-        </w:rPr>
-        <w:t>react-bootstrap – UI elemek</w:t>
-      </w:r>
-    </w:p>
-    <w:p>
-      <w:pPr>
-        <w:pStyle w:val="Listaszerbekezds"/>
-        <w:numPr>
-          <w:ilvl w:val="0"/>
-          <w:numId w:val="17"/>
-        </w:numPr>
-        <w:rPr>
-          <w:sz w:val="32"/>
-          <w:szCs w:val="32"/>
-        </w:rPr>
-      </w:pPr>
-      <w:r>
-        <w:rPr>
-          <w:sz w:val="32"/>
-          <w:szCs w:val="32"/>
-        </w:rPr>
-        <w:t>react-router-dom – útvonalkezelés</w:t>
-      </w:r>
-    </w:p>
-    <w:p>
-      <w:pPr>
-        <w:pStyle w:val="Listaszerbekezds"/>
-        <w:numPr>
-          <w:ilvl w:val="0"/>
-          <w:numId w:val="17"/>
-        </w:numPr>
-        <w:rPr>
-          <w:sz w:val="32"/>
-          <w:szCs w:val="32"/>
-        </w:rPr>
-      </w:pPr>
-      <w:r>
-        <w:rPr>
-          <w:sz w:val="32"/>
-          <w:szCs w:val="32"/>
-        </w:rPr>
-        <w:t>rc-slider – tartományválasztó slider</w:t>
-      </w:r>
-    </w:p>
-    <w:p>
-      <w:pPr>
-        <w:pStyle w:val="Listaszerbekezds"/>
-        <w:numPr>
-          <w:ilvl w:val="0"/>
-          <w:numId w:val="17"/>
-        </w:numPr>
-        <w:rPr>
-          <w:sz w:val="32"/>
-          <w:szCs w:val="32"/>
-        </w:rPr>
-      </w:pPr>
-      <w:r>
-        <w:rPr>
-          <w:sz w:val="32"/>
-          <w:szCs w:val="32"/>
-        </w:rPr>
-        <w:t>react-bootstrap-typeahead – keresőmező, autocomplete</w:t>
-      </w:r>
-    </w:p>
-    <w:p>
-      <w:pPr>
-        <w:rPr>
-          <w:sz w:val="32"/>
-          <w:szCs w:val="32"/>
-        </w:rPr>
-      </w:pPr>
-    </w:p>
-    <w:p>
-      <w:pPr>
-        <w:pStyle w:val="Cmsor2"/>
-      </w:pPr>
-      <w:bookmarkStart w:id="26" w:name="_Toc222827500"/>
-      <w:r>
-        <w:t>Projekt struktúra:</w:t>
-      </w:r>
-      <w:bookmarkEnd w:id="26"/>
-    </w:p>
-    <w:p>
-      <w:pPr>
-        <w:rPr>
-          <w:sz w:val="32"/>
-          <w:szCs w:val="32"/>
-          <w:u w:val="single"/>
-        </w:rPr>
-      </w:pPr>
-      <w:r>
-        <w:rPr>
-          <w:noProof/>
-          <w:sz w:val="32"/>
-          <w:szCs w:val="32"/>
-          <w:u w:val="single"/>
-        </w:rPr>
-        <w:drawing>
-          <wp:inline distT="0" distB="0" distL="0" distR="0" wp14:anchorId="6EA4658E" wp14:editId="6BA7C31E">
-            <wp:extent cx="5894913" cy="1952625"/>
-            <wp:effectExtent l="0" t="0" r="0" b="0"/>
-            <wp:docPr id="14" name="Kép 14"/>
-            <wp:cNvGraphicFramePr>
-              <a:graphicFrameLocks xmlns:a="http://schemas.openxmlformats.org/drawingml/2006/main" noChangeAspect="1"/>
-            </wp:cNvGraphicFramePr>
-            <a:graphic xmlns:a="http://schemas.openxmlformats.org/drawingml/2006/main">
-              <a:graphicData uri="http://schemas.openxmlformats.org/drawingml/2006/picture">
-                <pic:pic xmlns:pic="http://schemas.openxmlformats.org/drawingml/2006/picture">
-                  <pic:nvPicPr>
-                    <pic:cNvPr id="1" name=""/>
-                    <pic:cNvPicPr/>
-                  </pic:nvPicPr>
-                  <pic:blipFill>
-                    <a:blip r:embed="rId21"/>
-                    <a:stretch>
-                      <a:fillRect/>
-                    </a:stretch>
-                  </pic:blipFill>
-                  <pic:spPr>
-                    <a:xfrm>
-                      <a:off x="0" y="0"/>
-                      <a:ext cx="5895537" cy="1952832"/>
-                    </a:xfrm>
-                    <a:prstGeom prst="rect">
-                      <a:avLst/>
-                    </a:prstGeom>
-                  </pic:spPr>
-                </pic:pic>
-              </a:graphicData>
-            </a:graphic>
-          </wp:inline>
-        </w:drawing>
-      </w:r>
-    </w:p>
-    <w:p>
-      <w:pPr>
-        <w:pStyle w:val="Listaszerbekezds"/>
-        <w:numPr>
-          <w:ilvl w:val="0"/>
-          <w:numId w:val="18"/>
-        </w:numPr>
-        <w:rPr>
-          <w:sz w:val="32"/>
-          <w:szCs w:val="32"/>
-        </w:rPr>
-      </w:pPr>
-      <w:r>
-        <w:rPr>
-          <w:sz w:val="32"/>
-          <w:szCs w:val="32"/>
-        </w:rPr>
-        <w:t>src/components/: Minden oldal és újrafelhasználható UI elem külön fájlban.</w:t>
-      </w:r>
-    </w:p>
-    <w:p>
-      <w:pPr>
-        <w:pStyle w:val="Listaszerbekezds"/>
-        <w:numPr>
-          <w:ilvl w:val="0"/>
-          <w:numId w:val="18"/>
-        </w:numPr>
-        <w:rPr>
-          <w:sz w:val="32"/>
-          <w:szCs w:val="32"/>
-        </w:rPr>
-      </w:pPr>
-      <w:r>
-        <w:rPr>
-          <w:sz w:val="32"/>
-          <w:szCs w:val="32"/>
-        </w:rPr>
-        <w:t>public/: Statikus tartalom, amit a szerver közvetlenül kiszolgál.</w:t>
-      </w:r>
-    </w:p>
-    <w:p>
-      <w:pPr>
-        <w:pStyle w:val="Listaszerbekezds"/>
-        <w:numPr>
-          <w:ilvl w:val="0"/>
-          <w:numId w:val="18"/>
-        </w:numPr>
-        <w:rPr>
-          <w:sz w:val="32"/>
-          <w:szCs w:val="32"/>
-        </w:rPr>
-      </w:pPr>
-      <w:r>
-        <w:rPr>
-          <w:sz w:val="32"/>
-          <w:szCs w:val="32"/>
-        </w:rPr>
-        <w:t>App.jsx: Router, fő állapotok, menü, lábléc.</w:t>
-      </w:r>
-    </w:p>
-    <w:p>
-      <w:pPr>
-        <w:pStyle w:val="Listaszerbekezds"/>
-        <w:numPr>
-          <w:ilvl w:val="0"/>
-          <w:numId w:val="18"/>
-        </w:numPr>
-        <w:rPr>
-          <w:sz w:val="32"/>
-          <w:szCs w:val="32"/>
-        </w:rPr>
-      </w:pPr>
-      <w:r>
-        <w:rPr>
-          <w:sz w:val="32"/>
-          <w:szCs w:val="32"/>
-        </w:rPr>
-        <w:t>main.jsx: React alkalmazás indítása.</w:t>
-      </w:r>
-    </w:p>
-    <w:p>
-      <w:pPr>
-        <w:pStyle w:val="Cmsor2"/>
-      </w:pPr>
-      <w:r>
-        <w:br w:type="page"/>
-      </w:r>
-      <w:bookmarkStart w:id="27" w:name="_Toc222827501"/>
-      <w:r>
-        <w:lastRenderedPageBreak/>
-        <w:t>Telepítés és futtatás:</w:t>
-      </w:r>
-      <w:bookmarkEnd w:id="27"/>
-    </w:p>
-    <w:p>
-      <w:pPr>
-        <w:pStyle w:val="Listaszerbekezds"/>
-        <w:numPr>
-          <w:ilvl w:val="0"/>
-          <w:numId w:val="19"/>
-        </w:numPr>
-        <w:rPr>
-          <w:sz w:val="32"/>
-          <w:szCs w:val="32"/>
-        </w:rPr>
-      </w:pPr>
-      <w:r>
-        <w:rPr>
-          <w:sz w:val="32"/>
-          <w:szCs w:val="32"/>
-        </w:rPr>
-        <w:t>Projekt klónozása:</w:t>
-      </w:r>
-    </w:p>
-    <w:p>
-      <w:pPr>
-        <w:pStyle w:val="Listaszerbekezds"/>
-        <w:rPr>
-          <w:sz w:val="32"/>
-          <w:szCs w:val="32"/>
-        </w:rPr>
-      </w:pPr>
-      <w:r>
-        <w:rPr>
-          <w:noProof/>
-          <w:sz w:val="32"/>
-          <w:szCs w:val="32"/>
-        </w:rPr>
-        <w:drawing>
-          <wp:inline distT="0" distB="0" distL="0" distR="0" wp14:anchorId="3E8F995D" wp14:editId="146AB2BE">
-            <wp:extent cx="2000529" cy="619211"/>
-            <wp:effectExtent l="0" t="0" r="0" b="9525"/>
-            <wp:docPr id="15" name="Kép 15"/>
-            <wp:cNvGraphicFramePr>
-              <a:graphicFrameLocks xmlns:a="http://schemas.openxmlformats.org/drawingml/2006/main" noChangeAspect="1"/>
-            </wp:cNvGraphicFramePr>
-            <a:graphic xmlns:a="http://schemas.openxmlformats.org/drawingml/2006/main">
-              <a:graphicData uri="http://schemas.openxmlformats.org/drawingml/2006/picture">
-                <pic:pic xmlns:pic="http://schemas.openxmlformats.org/drawingml/2006/picture">
-                  <pic:nvPicPr>
-                    <pic:cNvPr id="1" name=""/>
-                    <pic:cNvPicPr/>
-                  </pic:nvPicPr>
-                  <pic:blipFill>
-                    <a:blip r:embed="rId22"/>
-                    <a:stretch>
-                      <a:fillRect/>
-                    </a:stretch>
-                  </pic:blipFill>
-                  <pic:spPr>
-                    <a:xfrm>
-                      <a:off x="0" y="0"/>
-                      <a:ext cx="2000529" cy="619211"/>
-                    </a:xfrm>
-                    <a:prstGeom prst="rect">
-                      <a:avLst/>
-                    </a:prstGeom>
-                  </pic:spPr>
-                </pic:pic>
-              </a:graphicData>
-            </a:graphic>
-          </wp:inline>
-        </w:drawing>
-      </w:r>
-    </w:p>
-    <w:p>
-      <w:pPr>
-        <w:pStyle w:val="Listaszerbekezds"/>
-        <w:numPr>
-          <w:ilvl w:val="0"/>
-          <w:numId w:val="19"/>
-        </w:numPr>
-        <w:rPr>
-          <w:sz w:val="32"/>
-          <w:szCs w:val="32"/>
-        </w:rPr>
-      </w:pPr>
-      <w:r>
-        <w:rPr>
-          <w:sz w:val="32"/>
-          <w:szCs w:val="32"/>
-        </w:rPr>
-        <w:t>Függőségek telepítése:</w:t>
-      </w:r>
-    </w:p>
-    <w:p>
-      <w:pPr>
-        <w:pStyle w:val="Listaszerbekezds"/>
-        <w:rPr>
-          <w:sz w:val="32"/>
-          <w:szCs w:val="32"/>
-        </w:rPr>
-      </w:pPr>
-      <w:r>
-        <w:rPr>
-          <w:noProof/>
-          <w:sz w:val="32"/>
-          <w:szCs w:val="32"/>
-        </w:rPr>
-        <w:drawing>
-          <wp:inline distT="0" distB="0" distL="0" distR="0" wp14:anchorId="2986691C" wp14:editId="2C5450CB">
-            <wp:extent cx="1400370" cy="409632"/>
-            <wp:effectExtent l="0" t="0" r="9525" b="9525"/>
-            <wp:docPr id="16" name="Kép 16"/>
-            <wp:cNvGraphicFramePr>
-              <a:graphicFrameLocks xmlns:a="http://schemas.openxmlformats.org/drawingml/2006/main" noChangeAspect="1"/>
-            </wp:cNvGraphicFramePr>
-            <a:graphic xmlns:a="http://schemas.openxmlformats.org/drawingml/2006/main">
-              <a:graphicData uri="http://schemas.openxmlformats.org/drawingml/2006/picture">
-                <pic:pic xmlns:pic="http://schemas.openxmlformats.org/drawingml/2006/picture">
-                  <pic:nvPicPr>
-                    <pic:cNvPr id="1" name=""/>
-                    <pic:cNvPicPr/>
-                  </pic:nvPicPr>
-                  <pic:blipFill>
-                    <a:blip r:embed="rId23"/>
-                    <a:stretch>
-                      <a:fillRect/>
-                    </a:stretch>
-                  </pic:blipFill>
-                  <pic:spPr>
-                    <a:xfrm>
-                      <a:off x="0" y="0"/>
-                      <a:ext cx="1400370" cy="409632"/>
-                    </a:xfrm>
-                    <a:prstGeom prst="rect">
-                      <a:avLst/>
-                    </a:prstGeom>
-                  </pic:spPr>
-                </pic:pic>
-              </a:graphicData>
-            </a:graphic>
-          </wp:inline>
-        </w:drawing>
-      </w:r>
-    </w:p>
-    <w:p>
-      <w:pPr>
-        <w:pStyle w:val="Listaszerbekezds"/>
-        <w:numPr>
-          <w:ilvl w:val="0"/>
-          <w:numId w:val="19"/>
-        </w:numPr>
-        <w:rPr>
-          <w:sz w:val="32"/>
-          <w:szCs w:val="32"/>
-        </w:rPr>
-      </w:pPr>
-      <w:r>
-        <w:rPr>
-          <w:sz w:val="32"/>
-          <w:szCs w:val="32"/>
-        </w:rPr>
-        <w:t>Fejlesztői szerver indítása:</w:t>
-      </w:r>
-    </w:p>
-    <w:p>
-      <w:pPr>
-        <w:ind w:left="720"/>
-        <w:rPr>
-          <w:sz w:val="32"/>
-          <w:szCs w:val="32"/>
-        </w:rPr>
-      </w:pPr>
-      <w:r>
-        <w:rPr>
-          <w:noProof/>
-          <w:sz w:val="32"/>
-          <w:szCs w:val="32"/>
-        </w:rPr>
-        <w:drawing>
-          <wp:inline distT="0" distB="0" distL="0" distR="0" wp14:anchorId="576FB18B" wp14:editId="175224FF">
-            <wp:extent cx="1590897" cy="419158"/>
-            <wp:effectExtent l="0" t="0" r="9525" b="0"/>
-            <wp:docPr id="17" name="Kép 17"/>
-            <wp:cNvGraphicFramePr>
-              <a:graphicFrameLocks xmlns:a="http://schemas.openxmlformats.org/drawingml/2006/main" noChangeAspect="1"/>
-            </wp:cNvGraphicFramePr>
-            <a:graphic xmlns:a="http://schemas.openxmlformats.org/drawingml/2006/main">
-              <a:graphicData uri="http://schemas.openxmlformats.org/drawingml/2006/picture">
-                <pic:pic xmlns:pic="http://schemas.openxmlformats.org/drawingml/2006/picture">
-                  <pic:nvPicPr>
-                    <pic:cNvPr id="1" name=""/>
-                    <pic:cNvPicPr/>
-                  </pic:nvPicPr>
-                  <pic:blipFill>
-                    <a:blip r:embed="rId24"/>
-                    <a:stretch>
-                      <a:fillRect/>
-                    </a:stretch>
-                  </pic:blipFill>
-                  <pic:spPr>
-                    <a:xfrm>
-                      <a:off x="0" y="0"/>
-                      <a:ext cx="1590897" cy="419158"/>
-                    </a:xfrm>
-                    <a:prstGeom prst="rect">
-                      <a:avLst/>
-                    </a:prstGeom>
-                  </pic:spPr>
-                </pic:pic>
-              </a:graphicData>
-            </a:graphic>
-          </wp:inline>
-        </w:drawing>
-      </w:r>
-    </w:p>
-    <w:p>
-      <w:pPr>
-        <w:pStyle w:val="Listaszerbekezds"/>
-        <w:numPr>
-          <w:ilvl w:val="0"/>
-          <w:numId w:val="19"/>
-        </w:numPr>
-        <w:rPr>
-          <w:sz w:val="32"/>
-          <w:szCs w:val="32"/>
-        </w:rPr>
-      </w:pPr>
-      <w:r>
-        <w:rPr>
-          <w:sz w:val="32"/>
-          <w:szCs w:val="32"/>
-        </w:rPr>
-        <w:t>Build készítése:</w:t>
-      </w:r>
-    </w:p>
-    <w:p>
-      <w:pPr>
-        <w:pStyle w:val="Listaszerbekezds"/>
-        <w:rPr>
-          <w:sz w:val="32"/>
-          <w:szCs w:val="32"/>
-        </w:rPr>
-      </w:pPr>
-      <w:r>
-        <w:rPr>
-          <w:noProof/>
-          <w:sz w:val="32"/>
-          <w:szCs w:val="32"/>
-        </w:rPr>
-        <w:drawing>
-          <wp:inline distT="0" distB="0" distL="0" distR="0" wp14:anchorId="4BEF6AA1" wp14:editId="6C7E6190">
-            <wp:extent cx="1810003" cy="419158"/>
-            <wp:effectExtent l="0" t="0" r="0" b="0"/>
-            <wp:docPr id="18" name="Kép 18"/>
-            <wp:cNvGraphicFramePr>
-              <a:graphicFrameLocks xmlns:a="http://schemas.openxmlformats.org/drawingml/2006/main" noChangeAspect="1"/>
-            </wp:cNvGraphicFramePr>
-            <a:graphic xmlns:a="http://schemas.openxmlformats.org/drawingml/2006/main">
-              <a:graphicData uri="http://schemas.openxmlformats.org/drawingml/2006/picture">
-                <pic:pic xmlns:pic="http://schemas.openxmlformats.org/drawingml/2006/picture">
-                  <pic:nvPicPr>
-                    <pic:cNvPr id="1" name=""/>
-                    <pic:cNvPicPr/>
-                  </pic:nvPicPr>
-                  <pic:blipFill>
-                    <a:blip r:embed="rId25"/>
-                    <a:stretch>
-                      <a:fillRect/>
-                    </a:stretch>
-                  </pic:blipFill>
-                  <pic:spPr>
-                    <a:xfrm>
-                      <a:off x="0" y="0"/>
-                      <a:ext cx="1810003" cy="419158"/>
-                    </a:xfrm>
-                    <a:prstGeom prst="rect">
-                      <a:avLst/>
-                    </a:prstGeom>
-                  </pic:spPr>
-                </pic:pic>
-              </a:graphicData>
-            </a:graphic>
-          </wp:inline>
-        </w:drawing>
-      </w:r>
-    </w:p>
-    <w:p>
-      <w:pPr>
-        <w:pStyle w:val="Listaszerbekezds"/>
-        <w:numPr>
-          <w:ilvl w:val="0"/>
-          <w:numId w:val="19"/>
-        </w:numPr>
-        <w:rPr>
-          <w:sz w:val="32"/>
-          <w:szCs w:val="32"/>
-        </w:rPr>
-      </w:pPr>
-      <w:r>
-        <w:rPr>
-          <w:sz w:val="32"/>
-          <w:szCs w:val="32"/>
-        </w:rPr>
-        <w:t>Preview futtatása:</w:t>
-      </w:r>
-    </w:p>
-    <w:p>
-      <w:pPr>
-        <w:pStyle w:val="Listaszerbekezds"/>
-        <w:rPr>
-          <w:sz w:val="32"/>
-          <w:szCs w:val="32"/>
-        </w:rPr>
-      </w:pPr>
-      <w:r>
-        <w:rPr>
-          <w:noProof/>
-          <w:sz w:val="32"/>
-          <w:szCs w:val="32"/>
-        </w:rPr>
-        <w:drawing>
-          <wp:inline distT="0" distB="0" distL="0" distR="0" wp14:anchorId="7236934D" wp14:editId="632311AD">
-            <wp:extent cx="1657581" cy="390580"/>
-            <wp:effectExtent l="0" t="0" r="0" b="9525"/>
-            <wp:docPr id="19" name="Kép 19"/>
-            <wp:cNvGraphicFramePr>
-              <a:graphicFrameLocks xmlns:a="http://schemas.openxmlformats.org/drawingml/2006/main" noChangeAspect="1"/>
-            </wp:cNvGraphicFramePr>
-            <a:graphic xmlns:a="http://schemas.openxmlformats.org/drawingml/2006/main">
-              <a:graphicData uri="http://schemas.openxmlformats.org/drawingml/2006/picture">
-                <pic:pic xmlns:pic="http://schemas.openxmlformats.org/drawingml/2006/picture">
-                  <pic:nvPicPr>
-                    <pic:cNvPr id="1" name=""/>
-                    <pic:cNvPicPr/>
-                  </pic:nvPicPr>
-                  <pic:blipFill>
-                    <a:blip r:embed="rId26"/>
-                    <a:stretch>
-                      <a:fillRect/>
-                    </a:stretch>
-                  </pic:blipFill>
-                  <pic:spPr>
-                    <a:xfrm>
-                      <a:off x="0" y="0"/>
-                      <a:ext cx="1657581" cy="390580"/>
-                    </a:xfrm>
-                    <a:prstGeom prst="rect">
-                      <a:avLst/>
-                    </a:prstGeom>
-                  </pic:spPr>
-                </pic:pic>
-              </a:graphicData>
-            </a:graphic>
-          </wp:inline>
-        </w:drawing>
-      </w:r>
-    </w:p>
-    <w:p>
-      <w:pPr>
-        <w:pStyle w:val="Cmsor2"/>
-      </w:pPr>
-      <w:bookmarkStart w:id="28" w:name="_Toc222827502"/>
-      <w:r>
-        <w:t>Alkalmazás működése:</w:t>
-      </w:r>
-      <w:bookmarkEnd w:id="28"/>
-    </w:p>
-    <w:p>
-      <w:pPr>
-        <w:pStyle w:val="Listaszerbekezds"/>
-        <w:numPr>
-          <w:ilvl w:val="0"/>
-          <w:numId w:val="20"/>
-        </w:numPr>
-        <w:rPr>
-          <w:sz w:val="32"/>
-          <w:szCs w:val="32"/>
-        </w:rPr>
-      </w:pPr>
-      <w:r>
-        <w:rPr>
-          <w:sz w:val="32"/>
-          <w:szCs w:val="32"/>
-        </w:rPr>
-        <w:t>Indulási folyamat:</w:t>
-      </w:r>
-    </w:p>
-    <w:p>
-      <w:pPr>
-        <w:pStyle w:val="Listaszerbekezds"/>
-        <w:numPr>
-          <w:ilvl w:val="1"/>
-          <w:numId w:val="20"/>
-        </w:numPr>
-        <w:rPr>
-          <w:sz w:val="32"/>
-          <w:szCs w:val="32"/>
-        </w:rPr>
-      </w:pPr>
-      <w:r>
-        <w:rPr>
-          <w:sz w:val="32"/>
-          <w:szCs w:val="32"/>
-        </w:rPr>
-        <w:t>A main.jsx fájlban a React alkalmazás a root elembe renderelődik, az App komponenssel indul.</w:t>
-      </w:r>
-    </w:p>
-    <w:p>
-      <w:pPr>
-        <w:pStyle w:val="Listaszerbekezds"/>
-        <w:numPr>
-          <w:ilvl w:val="0"/>
-          <w:numId w:val="20"/>
-        </w:numPr>
-        <w:rPr>
-          <w:sz w:val="32"/>
-          <w:szCs w:val="32"/>
-        </w:rPr>
-      </w:pPr>
-      <w:r>
-        <w:rPr>
-          <w:sz w:val="32"/>
-          <w:szCs w:val="32"/>
-        </w:rPr>
-        <w:t>Belépési pont:</w:t>
-      </w:r>
-    </w:p>
-    <w:p>
-      <w:pPr>
-        <w:pStyle w:val="Listaszerbekezds"/>
-        <w:numPr>
-          <w:ilvl w:val="1"/>
-          <w:numId w:val="20"/>
-        </w:numPr>
-        <w:rPr>
-          <w:sz w:val="32"/>
-          <w:szCs w:val="32"/>
-        </w:rPr>
-      </w:pPr>
-      <w:r>
-        <w:rPr>
-          <w:sz w:val="32"/>
-          <w:szCs w:val="32"/>
-        </w:rPr>
-        <w:t>main.jsx</w:t>
-      </w:r>
-    </w:p>
-    <w:p>
-      <w:pPr>
-        <w:pStyle w:val="Listaszerbekezds"/>
-        <w:numPr>
-          <w:ilvl w:val="0"/>
-          <w:numId w:val="21"/>
-        </w:numPr>
-        <w:rPr>
-          <w:sz w:val="32"/>
-          <w:szCs w:val="32"/>
-        </w:rPr>
-      </w:pPr>
-      <w:r>
-        <w:rPr>
-          <w:sz w:val="32"/>
-          <w:szCs w:val="32"/>
-        </w:rPr>
-        <w:t>Fő komponens:</w:t>
-      </w:r>
-    </w:p>
-    <w:p>
-      <w:pPr>
-        <w:pStyle w:val="Listaszerbekezds"/>
-        <w:numPr>
-          <w:ilvl w:val="1"/>
-          <w:numId w:val="21"/>
-        </w:numPr>
-        <w:rPr>
-          <w:sz w:val="32"/>
-          <w:szCs w:val="32"/>
-        </w:rPr>
-      </w:pPr>
-      <w:r>
-        <w:rPr>
-          <w:sz w:val="32"/>
-          <w:szCs w:val="32"/>
-        </w:rPr>
-        <w:t>App.jsx – tartalmazza a fő állapotokat (belepett, isAdmin, accessToken), routert, menüt, footert.</w:t>
-      </w:r>
-    </w:p>
-    <w:p>
-      <w:pPr>
-        <w:pStyle w:val="Listaszerbekezds"/>
-        <w:numPr>
-          <w:ilvl w:val="0"/>
-          <w:numId w:val="21"/>
-        </w:numPr>
-        <w:rPr>
-          <w:sz w:val="32"/>
-          <w:szCs w:val="32"/>
-        </w:rPr>
-      </w:pPr>
-      <w:r>
-        <w:rPr>
-          <w:sz w:val="32"/>
-          <w:szCs w:val="32"/>
-        </w:rPr>
-        <w:t>Komponensek közötti kapcsolat:</w:t>
-      </w:r>
-    </w:p>
-    <w:p>
-      <w:pPr>
-        <w:pStyle w:val="Listaszerbekezds"/>
-        <w:numPr>
-          <w:ilvl w:val="1"/>
-          <w:numId w:val="21"/>
-        </w:numPr>
-        <w:rPr>
-          <w:sz w:val="32"/>
-          <w:szCs w:val="32"/>
-        </w:rPr>
-      </w:pPr>
-      <w:r>
-        <w:rPr>
-          <w:sz w:val="32"/>
-          <w:szCs w:val="32"/>
-        </w:rPr>
-        <w:t>Az állapotokat (pl. bejelentkezés, admin jogosultság, token) props-ként adjuk át a gyermek komponenseknek, így minden oldal és funkció a megfelelő jogosultságokkal működik.</w:t>
-      </w:r>
-    </w:p>
-    <w:p>
-      <w:pPr>
-        <w:rPr>
-          <w:sz w:val="32"/>
-          <w:szCs w:val="32"/>
-        </w:rPr>
-      </w:pPr>
-    </w:p>
-    <w:p>
-      <w:pPr>
-        <w:rPr>
-          <w:sz w:val="32"/>
-          <w:szCs w:val="32"/>
-        </w:rPr>
-      </w:pPr>
-    </w:p>
-    <w:p>
-      <w:pPr>
-        <w:pStyle w:val="Cmsor2"/>
-      </w:pPr>
-      <w:bookmarkStart w:id="29" w:name="_Toc222827503"/>
-      <w:r>
-        <w:lastRenderedPageBreak/>
-        <w:t>Főbb komponensek bemutatása:</w:t>
-      </w:r>
-      <w:bookmarkEnd w:id="29"/>
-    </w:p>
-    <w:p>
-      <w:pPr>
-        <w:pStyle w:val="Cmsor3"/>
-      </w:pPr>
-      <w:bookmarkStart w:id="30" w:name="_Toc222827504"/>
-      <w:r>
-        <w:t>App.jsx:</w:t>
-      </w:r>
-      <w:bookmarkEnd w:id="30"/>
-    </w:p>
-    <w:p>
-      <w:pPr>
-        <w:pStyle w:val="Listaszerbekezds"/>
-        <w:numPr>
-          <w:ilvl w:val="0"/>
-          <w:numId w:val="22"/>
-        </w:numPr>
-        <w:rPr>
-          <w:sz w:val="32"/>
-          <w:szCs w:val="32"/>
-        </w:rPr>
-      </w:pPr>
-      <w:r>
-        <w:rPr>
-          <w:sz w:val="32"/>
-          <w:szCs w:val="32"/>
-        </w:rPr>
-        <w:t>Feladata:</w:t>
-      </w:r>
-    </w:p>
-    <w:p>
-      <w:pPr>
-        <w:pStyle w:val="Listaszerbekezds"/>
-        <w:numPr>
-          <w:ilvl w:val="1"/>
-          <w:numId w:val="22"/>
-        </w:numPr>
-        <w:rPr>
-          <w:sz w:val="32"/>
-          <w:szCs w:val="32"/>
-        </w:rPr>
-      </w:pPr>
-      <w:r>
-        <w:rPr>
-          <w:sz w:val="32"/>
-          <w:szCs w:val="32"/>
-        </w:rPr>
-        <w:t>Az alkalmazás fő komponense, itt történik a router, a globális állapotok kezelése, a menü és a lábléc megjelenítése.</w:t>
-      </w:r>
-    </w:p>
-    <w:p>
-      <w:pPr>
-        <w:pStyle w:val="Listaszerbekezds"/>
-        <w:numPr>
-          <w:ilvl w:val="0"/>
-          <w:numId w:val="22"/>
-        </w:numPr>
-        <w:rPr>
-          <w:sz w:val="32"/>
-          <w:szCs w:val="32"/>
-        </w:rPr>
-      </w:pPr>
-      <w:r>
-        <w:rPr>
-          <w:sz w:val="32"/>
-          <w:szCs w:val="32"/>
-        </w:rPr>
-        <w:t>Állapotok:</w:t>
-      </w:r>
-    </w:p>
-    <w:p>
-      <w:pPr>
-        <w:pStyle w:val="Listaszerbekezds"/>
-        <w:numPr>
-          <w:ilvl w:val="1"/>
-          <w:numId w:val="22"/>
-        </w:numPr>
-        <w:rPr>
-          <w:sz w:val="32"/>
-          <w:szCs w:val="32"/>
-        </w:rPr>
-      </w:pPr>
-      <w:r>
-        <w:rPr>
-          <w:sz w:val="32"/>
-          <w:szCs w:val="32"/>
-        </w:rPr>
-        <w:t>belepett (boolean): be van-e jelentkezve a felhasználó</w:t>
-      </w:r>
-    </w:p>
-    <w:p>
-      <w:pPr>
-        <w:pStyle w:val="Listaszerbekezds"/>
-        <w:numPr>
-          <w:ilvl w:val="1"/>
-          <w:numId w:val="22"/>
-        </w:numPr>
-        <w:rPr>
-          <w:sz w:val="32"/>
-          <w:szCs w:val="32"/>
-        </w:rPr>
-      </w:pPr>
-      <w:r>
-        <w:rPr>
-          <w:sz w:val="32"/>
-          <w:szCs w:val="32"/>
-        </w:rPr>
-        <w:t>isAdmin (boolean): admin-e a felhasználó</w:t>
-      </w:r>
-    </w:p>
-    <w:p>
-      <w:pPr>
-        <w:pStyle w:val="Listaszerbekezds"/>
-        <w:numPr>
-          <w:ilvl w:val="1"/>
-          <w:numId w:val="22"/>
-        </w:numPr>
-        <w:rPr>
-          <w:sz w:val="32"/>
-          <w:szCs w:val="32"/>
-        </w:rPr>
-      </w:pPr>
-      <w:r>
-        <w:rPr>
-          <w:sz w:val="32"/>
-          <w:szCs w:val="32"/>
-        </w:rPr>
-        <w:t>accessToken (string): bejelentkezési token</w:t>
-      </w:r>
-    </w:p>
-    <w:p>
-      <w:pPr>
-        <w:pStyle w:val="Listaszerbekezds"/>
-        <w:numPr>
-          <w:ilvl w:val="1"/>
-          <w:numId w:val="22"/>
-        </w:numPr>
-        <w:rPr>
-          <w:sz w:val="32"/>
-          <w:szCs w:val="32"/>
-        </w:rPr>
-      </w:pPr>
-      <w:r>
-        <w:rPr>
-          <w:sz w:val="32"/>
-          <w:szCs w:val="32"/>
-        </w:rPr>
-        <w:t>szuroNyitva (boolean): szűrőpanel nyitva van-e</w:t>
-      </w:r>
-    </w:p>
-    <w:p>
-      <w:pPr>
-        <w:pStyle w:val="Listaszerbekezds"/>
-        <w:numPr>
-          <w:ilvl w:val="1"/>
-          <w:numId w:val="22"/>
-        </w:numPr>
-        <w:rPr>
-          <w:sz w:val="32"/>
-          <w:szCs w:val="32"/>
-        </w:rPr>
-      </w:pPr>
-      <w:r>
-        <w:rPr>
-          <w:sz w:val="32"/>
-          <w:szCs w:val="32"/>
-        </w:rPr>
-        <w:t>loading (boolean): betöltési állapot</w:t>
-      </w:r>
-    </w:p>
-    <w:p>
-      <w:pPr>
-        <w:pStyle w:val="Cmsor3"/>
-      </w:pPr>
-      <w:bookmarkStart w:id="31" w:name="_Toc222827505"/>
-      <w:r>
-        <w:t>Menu.jsx:</w:t>
-      </w:r>
-      <w:bookmarkEnd w:id="31"/>
-    </w:p>
-    <w:p>
-      <w:pPr>
-        <w:pStyle w:val="Listaszerbekezds"/>
-        <w:numPr>
-          <w:ilvl w:val="0"/>
-          <w:numId w:val="23"/>
-        </w:numPr>
-        <w:rPr>
-          <w:sz w:val="32"/>
-          <w:szCs w:val="32"/>
-        </w:rPr>
-      </w:pPr>
-      <w:r>
-        <w:rPr>
-          <w:sz w:val="32"/>
-          <w:szCs w:val="32"/>
-        </w:rPr>
-        <w:t>Feladata</w:t>
-      </w:r>
-      <w:r>
-        <w:rPr>
-          <w:sz w:val="32"/>
-          <w:szCs w:val="32"/>
-        </w:rPr>
-        <w:t>:</w:t>
-      </w:r>
-    </w:p>
-    <w:p>
-      <w:pPr>
-        <w:pStyle w:val="Listaszerbekezds"/>
-        <w:numPr>
-          <w:ilvl w:val="1"/>
-          <w:numId w:val="23"/>
-        </w:numPr>
-        <w:rPr>
-          <w:sz w:val="32"/>
-          <w:szCs w:val="32"/>
-        </w:rPr>
-      </w:pPr>
-      <w:r>
-        <w:rPr>
-          <w:sz w:val="32"/>
-          <w:szCs w:val="32"/>
-        </w:rPr>
-        <w:t>Navigációs sáv, amely a felhasználó jogosultságai alapján jelenít meg menüpontokat (pl. admin menü csak adminnak)</w:t>
-      </w:r>
-    </w:p>
-    <w:p>
-      <w:pPr>
-        <w:pStyle w:val="Listaszerbekezds"/>
-        <w:numPr>
-          <w:ilvl w:val="0"/>
-          <w:numId w:val="23"/>
-        </w:numPr>
-        <w:rPr>
-          <w:sz w:val="32"/>
-          <w:szCs w:val="32"/>
-        </w:rPr>
-      </w:pPr>
-      <w:r>
-        <w:rPr>
-          <w:sz w:val="32"/>
-          <w:szCs w:val="32"/>
-        </w:rPr>
-        <w:t>Props:</w:t>
-      </w:r>
-    </w:p>
-    <w:p>
-      <w:pPr>
-        <w:pStyle w:val="Listaszerbekezds"/>
-        <w:numPr>
-          <w:ilvl w:val="1"/>
-          <w:numId w:val="23"/>
-        </w:numPr>
-        <w:rPr>
-          <w:sz w:val="32"/>
-          <w:szCs w:val="32"/>
-        </w:rPr>
-      </w:pPr>
-      <w:r>
-        <w:rPr>
-          <w:sz w:val="32"/>
-          <w:szCs w:val="32"/>
-        </w:rPr>
-        <w:t>belepett, setBelepett, setAdmin, setAccessToken, isAdmin</w:t>
-      </w:r>
-    </w:p>
-    <w:p>
-      <w:pPr>
-        <w:pStyle w:val="Cmsor3"/>
-      </w:pPr>
-      <w:bookmarkStart w:id="32" w:name="_Toc222827506"/>
-      <w:r>
-        <w:t>Footer.jsx:</w:t>
-      </w:r>
-      <w:bookmarkEnd w:id="32"/>
-    </w:p>
-    <w:p>
-      <w:pPr>
-        <w:pStyle w:val="Listaszerbekezds"/>
-        <w:numPr>
-          <w:ilvl w:val="0"/>
-          <w:numId w:val="24"/>
-        </w:numPr>
-        <w:rPr>
-          <w:sz w:val="32"/>
-          <w:szCs w:val="32"/>
-        </w:rPr>
-      </w:pPr>
-      <w:r>
-        <w:rPr>
-          <w:sz w:val="32"/>
-          <w:szCs w:val="32"/>
-        </w:rPr>
-        <w:t>Feladata:</w:t>
-      </w:r>
-    </w:p>
-    <w:p>
-      <w:pPr>
-        <w:pStyle w:val="Listaszerbekezds"/>
-        <w:numPr>
-          <w:ilvl w:val="1"/>
-          <w:numId w:val="24"/>
-        </w:numPr>
-        <w:rPr>
-          <w:sz w:val="32"/>
-          <w:szCs w:val="32"/>
-        </w:rPr>
-      </w:pPr>
-      <w:r>
-        <w:rPr>
-          <w:sz w:val="32"/>
-          <w:szCs w:val="32"/>
-        </w:rPr>
-        <w:t>Egységes lábléc minden oldalon.</w:t>
-      </w:r>
-    </w:p>
-    <w:p>
-      <w:pPr>
-        <w:pStyle w:val="Cmsor3"/>
-      </w:pPr>
-      <w:bookmarkStart w:id="33" w:name="_Toc222827507"/>
-      <w:r>
-        <w:t>Kezdolap.jsx:</w:t>
-      </w:r>
-      <w:bookmarkEnd w:id="33"/>
-    </w:p>
-    <w:p>
-      <w:pPr>
-        <w:pStyle w:val="Listaszerbekezds"/>
-        <w:numPr>
-          <w:ilvl w:val="0"/>
-          <w:numId w:val="24"/>
-        </w:numPr>
-        <w:rPr>
-          <w:sz w:val="32"/>
-          <w:szCs w:val="32"/>
-          <w:u w:val="wave"/>
-        </w:rPr>
-      </w:pPr>
-      <w:r>
-        <w:rPr>
-          <w:sz w:val="32"/>
-          <w:szCs w:val="32"/>
-        </w:rPr>
-        <w:t>Feladata:</w:t>
-      </w:r>
-    </w:p>
-    <w:p>
-      <w:pPr>
-        <w:pStyle w:val="Listaszerbekezds"/>
-        <w:numPr>
-          <w:ilvl w:val="1"/>
-          <w:numId w:val="24"/>
-        </w:numPr>
-        <w:rPr>
-          <w:sz w:val="32"/>
-          <w:szCs w:val="32"/>
-        </w:rPr>
-      </w:pPr>
-      <w:r>
-        <w:rPr>
-          <w:sz w:val="32"/>
-          <w:szCs w:val="32"/>
-        </w:rPr>
-        <w:t>Főoldal, kiemelt autók, véletlenszerű autók, bemutatkozás.</w:t>
-      </w:r>
-    </w:p>
-    <w:p>
-      <w:pPr>
-        <w:pStyle w:val="Listaszerbekezds"/>
-        <w:numPr>
-          <w:ilvl w:val="0"/>
-          <w:numId w:val="24"/>
-        </w:numPr>
-        <w:rPr>
-          <w:sz w:val="32"/>
-          <w:szCs w:val="32"/>
-        </w:rPr>
-      </w:pPr>
-      <w:r>
-        <w:rPr>
-          <w:sz w:val="32"/>
-          <w:szCs w:val="32"/>
-        </w:rPr>
-        <w:t>Állapotok:</w:t>
-      </w:r>
-    </w:p>
-    <w:p>
-      <w:pPr>
-        <w:pStyle w:val="Listaszerbekezds"/>
-        <w:numPr>
-          <w:ilvl w:val="1"/>
-          <w:numId w:val="24"/>
-        </w:numPr>
-        <w:rPr>
-          <w:sz w:val="32"/>
-          <w:szCs w:val="32"/>
-        </w:rPr>
-      </w:pPr>
-      <w:r>
-        <w:rPr>
-          <w:sz w:val="32"/>
-          <w:szCs w:val="32"/>
-        </w:rPr>
-        <w:t>autok, randomAutok, selectedAutoId</w:t>
-      </w:r>
-    </w:p>
-    <w:p>
-      <w:pPr>
-        <w:pStyle w:val="Cmsor3"/>
-        <w:rPr>
-          <w:sz w:val="22"/>
-          <w:szCs w:val="22"/>
-        </w:rPr>
-      </w:pPr>
-      <w:r>
-        <w:br w:type="page"/>
-      </w:r>
-      <w:bookmarkStart w:id="34" w:name="_Toc222827508"/>
-      <w:r>
-        <w:lastRenderedPageBreak/>
-        <w:t>Autok.jsx:</w:t>
-      </w:r>
-      <w:bookmarkEnd w:id="34"/>
-    </w:p>
-    <w:p>
-      <w:pPr>
-        <w:pStyle w:val="Listaszerbekezds"/>
-        <w:numPr>
-          <w:ilvl w:val="0"/>
-          <w:numId w:val="25"/>
-        </w:numPr>
-        <w:rPr>
-          <w:sz w:val="32"/>
-          <w:szCs w:val="32"/>
-        </w:rPr>
-      </w:pPr>
-      <w:r>
-        <w:rPr>
-          <w:sz w:val="32"/>
-          <w:szCs w:val="32"/>
-        </w:rPr>
-        <w:t>Feladata:</w:t>
-      </w:r>
-    </w:p>
-    <w:p>
-      <w:pPr>
-        <w:pStyle w:val="Listaszerbekezds"/>
-        <w:numPr>
-          <w:ilvl w:val="1"/>
-          <w:numId w:val="25"/>
-        </w:numPr>
-        <w:rPr>
-          <w:sz w:val="32"/>
-          <w:szCs w:val="32"/>
-        </w:rPr>
-      </w:pPr>
-      <w:r>
-        <w:rPr>
-          <w:sz w:val="32"/>
-          <w:szCs w:val="32"/>
-        </w:rPr>
-        <w:t>Autók listázása, végtelen görgetés, keresés, admin funkciók.</w:t>
-      </w:r>
-    </w:p>
-    <w:p>
-      <w:pPr>
-        <w:pStyle w:val="Listaszerbekezds"/>
-        <w:numPr>
-          <w:ilvl w:val="0"/>
-          <w:numId w:val="25"/>
-        </w:numPr>
-        <w:rPr>
-          <w:sz w:val="32"/>
-          <w:szCs w:val="32"/>
-        </w:rPr>
-      </w:pPr>
-      <w:r>
-        <w:rPr>
-          <w:sz w:val="32"/>
-          <w:szCs w:val="32"/>
-        </w:rPr>
-        <w:t>Props:</w:t>
-      </w:r>
-    </w:p>
-    <w:p>
-      <w:pPr>
-        <w:pStyle w:val="Listaszerbekezds"/>
-        <w:numPr>
-          <w:ilvl w:val="1"/>
-          <w:numId w:val="25"/>
-        </w:numPr>
-        <w:rPr>
-          <w:sz w:val="32"/>
-          <w:szCs w:val="32"/>
-        </w:rPr>
-      </w:pPr>
-      <w:r>
-        <w:rPr>
-          <w:sz w:val="32"/>
-          <w:szCs w:val="32"/>
-        </w:rPr>
-        <w:t>szuro (szűrési feltételek), admin (admin mód)</w:t>
-      </w:r>
-    </w:p>
-    <w:p>
-      <w:pPr>
-        <w:pStyle w:val="Listaszerbekezds"/>
-        <w:numPr>
-          <w:ilvl w:val="0"/>
-          <w:numId w:val="26"/>
-        </w:numPr>
-        <w:rPr>
-          <w:sz w:val="32"/>
-          <w:szCs w:val="32"/>
-        </w:rPr>
-      </w:pPr>
-      <w:r>
-        <w:rPr>
-          <w:sz w:val="32"/>
-          <w:szCs w:val="32"/>
-        </w:rPr>
-        <w:t>Állapotok:</w:t>
-      </w:r>
-    </w:p>
-    <w:p>
-      <w:pPr>
-        <w:pStyle w:val="Listaszerbekezds"/>
-        <w:numPr>
-          <w:ilvl w:val="1"/>
-          <w:numId w:val="26"/>
-        </w:numPr>
-        <w:rPr>
-          <w:sz w:val="32"/>
-          <w:szCs w:val="32"/>
-        </w:rPr>
-      </w:pPr>
-      <w:r>
-        <w:rPr>
-          <w:sz w:val="32"/>
-          <w:szCs w:val="32"/>
-        </w:rPr>
-        <w:t>autok, page, hasMore, loading, kereso</w:t>
-      </w:r>
-    </w:p>
-    <w:p>
-      <w:pPr>
-        <w:pStyle w:val="Cmsor3"/>
-      </w:pPr>
-      <w:bookmarkStart w:id="35" w:name="_Toc222827509"/>
-      <w:r>
-        <w:t>Autokreszletek.jsx:</w:t>
-      </w:r>
-      <w:bookmarkEnd w:id="35"/>
-    </w:p>
-    <w:p>
-      <w:pPr>
-        <w:pStyle w:val="Listaszerbekezds"/>
-        <w:numPr>
-          <w:ilvl w:val="0"/>
-          <w:numId w:val="26"/>
-        </w:numPr>
-        <w:rPr>
-          <w:sz w:val="32"/>
-          <w:szCs w:val="32"/>
-          <w:u w:val="wave"/>
-        </w:rPr>
-      </w:pPr>
-      <w:r>
-        <w:rPr>
-          <w:sz w:val="32"/>
-          <w:szCs w:val="32"/>
-        </w:rPr>
-        <w:t>Feladata:</w:t>
-      </w:r>
-    </w:p>
-    <w:p>
-      <w:pPr>
-        <w:pStyle w:val="Listaszerbekezds"/>
-        <w:numPr>
-          <w:ilvl w:val="1"/>
-          <w:numId w:val="26"/>
-        </w:numPr>
-        <w:rPr>
-          <w:sz w:val="32"/>
-          <w:szCs w:val="32"/>
-        </w:rPr>
-      </w:pPr>
-      <w:r>
-        <w:rPr>
-          <w:sz w:val="32"/>
-          <w:szCs w:val="32"/>
-        </w:rPr>
-        <w:t>Egy autó részletes adatlapja, képgaléria, ajánlott autók.</w:t>
-      </w:r>
-    </w:p>
-    <w:p>
-      <w:pPr>
-        <w:pStyle w:val="Listaszerbekezds"/>
-        <w:numPr>
-          <w:ilvl w:val="0"/>
-          <w:numId w:val="26"/>
-        </w:numPr>
-        <w:rPr>
-          <w:sz w:val="32"/>
-          <w:szCs w:val="32"/>
-        </w:rPr>
-      </w:pPr>
-      <w:r>
-        <w:rPr>
-          <w:sz w:val="32"/>
-          <w:szCs w:val="32"/>
-        </w:rPr>
-        <w:t>Props:</w:t>
-      </w:r>
-    </w:p>
-    <w:p>
-      <w:pPr>
-        <w:pStyle w:val="Listaszerbekezds"/>
-        <w:numPr>
-          <w:ilvl w:val="1"/>
-          <w:numId w:val="26"/>
-        </w:numPr>
-        <w:rPr>
-          <w:sz w:val="32"/>
-          <w:szCs w:val="32"/>
-        </w:rPr>
-      </w:pPr>
-      <w:r>
-        <w:rPr>
-          <w:sz w:val="32"/>
-          <w:szCs w:val="32"/>
-        </w:rPr>
-        <w:t>accessToken, onLoginModalOpen</w:t>
-      </w:r>
-    </w:p>
-    <w:p>
-      <w:pPr>
-        <w:pStyle w:val="Listaszerbekezds"/>
-        <w:numPr>
-          <w:ilvl w:val="0"/>
-          <w:numId w:val="27"/>
-        </w:numPr>
-        <w:rPr>
-          <w:sz w:val="32"/>
-          <w:szCs w:val="32"/>
-        </w:rPr>
-      </w:pPr>
-      <w:r>
-        <w:rPr>
-          <w:sz w:val="32"/>
-          <w:szCs w:val="32"/>
-        </w:rPr>
-        <w:t>Állapotok:</w:t>
-      </w:r>
-    </w:p>
-    <w:p>
-      <w:pPr>
-        <w:pStyle w:val="Listaszerbekezds"/>
-        <w:numPr>
-          <w:ilvl w:val="1"/>
-          <w:numId w:val="27"/>
-        </w:numPr>
-        <w:rPr>
-          <w:sz w:val="32"/>
-          <w:szCs w:val="32"/>
-        </w:rPr>
-      </w:pPr>
-      <w:r>
-        <w:rPr>
-          <w:sz w:val="32"/>
-          <w:szCs w:val="32"/>
-        </w:rPr>
-        <w:t>auto, kepek, error, ajanlott, loading</w:t>
-      </w:r>
-    </w:p>
-    <w:p>
-      <w:pPr>
-        <w:pStyle w:val="Cmsor3"/>
-      </w:pPr>
-      <w:bookmarkStart w:id="36" w:name="_Toc222827510"/>
-      <w:r>
-        <w:t>S</w:t>
-      </w:r>
-      <w:r>
-        <w:t>zures.jsx, RangeSlider.jsx, typeahead.jsx, checkbox.jsx</w:t>
-      </w:r>
-      <w:r>
-        <w:t>:</w:t>
-      </w:r>
-      <w:bookmarkEnd w:id="36"/>
-    </w:p>
-    <w:p>
-      <w:pPr>
-        <w:pStyle w:val="Listaszerbekezds"/>
-        <w:numPr>
-          <w:ilvl w:val="0"/>
-          <w:numId w:val="27"/>
-        </w:numPr>
-        <w:rPr>
-          <w:sz w:val="32"/>
-          <w:szCs w:val="32"/>
-          <w:u w:val="wave"/>
-        </w:rPr>
-      </w:pPr>
-      <w:r>
-        <w:rPr>
-          <w:sz w:val="32"/>
-          <w:szCs w:val="32"/>
-        </w:rPr>
-        <w:t>Feladata:</w:t>
-      </w:r>
-    </w:p>
-    <w:p>
-      <w:pPr>
-        <w:pStyle w:val="Listaszerbekezds"/>
-        <w:numPr>
-          <w:ilvl w:val="1"/>
-          <w:numId w:val="27"/>
-        </w:numPr>
-        <w:rPr>
-          <w:sz w:val="32"/>
-          <w:szCs w:val="32"/>
-        </w:rPr>
-      </w:pPr>
-      <w:r>
-        <w:rPr>
-          <w:sz w:val="32"/>
-          <w:szCs w:val="32"/>
-        </w:rPr>
-        <w:t>Különböző szűrőelemek, amelyek segítik a keresést (pl. márka, ár, évjárat, üzemanyag).</w:t>
-      </w:r>
-    </w:p>
-    <w:p>
-      <w:pPr>
-        <w:pStyle w:val="Cmsor3"/>
-      </w:pPr>
-      <w:bookmarkStart w:id="37" w:name="_Toc222827511"/>
-      <w:r>
-        <w:t>B</w:t>
-      </w:r>
-      <w:r>
-        <w:t>ejelentkez.jsx, regisztracio.jsx</w:t>
-      </w:r>
-      <w:r>
-        <w:t>:</w:t>
-      </w:r>
-      <w:bookmarkEnd w:id="37"/>
-    </w:p>
-    <w:p>
-      <w:pPr>
-        <w:pStyle w:val="Listaszerbekezds"/>
-        <w:numPr>
-          <w:ilvl w:val="0"/>
-          <w:numId w:val="27"/>
-        </w:numPr>
-        <w:rPr>
-          <w:sz w:val="32"/>
-          <w:szCs w:val="32"/>
-        </w:rPr>
-      </w:pPr>
-      <w:r>
-        <w:rPr>
-          <w:sz w:val="32"/>
-          <w:szCs w:val="32"/>
-        </w:rPr>
-        <w:t>Feladata:</w:t>
-      </w:r>
-    </w:p>
-    <w:p>
-      <w:pPr>
-        <w:pStyle w:val="Listaszerbekezds"/>
-        <w:numPr>
-          <w:ilvl w:val="1"/>
-          <w:numId w:val="27"/>
-        </w:numPr>
-        <w:rPr>
-          <w:sz w:val="32"/>
-          <w:szCs w:val="32"/>
-        </w:rPr>
-      </w:pPr>
-      <w:r>
-        <w:rPr>
-          <w:sz w:val="32"/>
-          <w:szCs w:val="32"/>
-        </w:rPr>
-        <w:t>Bejelentkezési és regisztrációs űrlapok, validációval, hibakezeléssel.</w:t>
-      </w:r>
-    </w:p>
-    <w:p>
-      <w:pPr>
-        <w:pStyle w:val="Cmsor3"/>
-      </w:pPr>
-      <w:bookmarkStart w:id="38" w:name="_Toc222827512"/>
-      <w:r>
-        <w:t>Profil.jsx, ProfileSzerkesztes.jsx</w:t>
-      </w:r>
-      <w:r>
-        <w:t>:</w:t>
-      </w:r>
-      <w:bookmarkEnd w:id="38"/>
-    </w:p>
-    <w:p>
-      <w:pPr>
-        <w:pStyle w:val="Listaszerbekezds"/>
-        <w:numPr>
-          <w:ilvl w:val="0"/>
-          <w:numId w:val="27"/>
-        </w:numPr>
-        <w:rPr>
-          <w:sz w:val="32"/>
-          <w:szCs w:val="32"/>
-          <w:u w:val="wave"/>
-        </w:rPr>
-      </w:pPr>
-      <w:r>
-        <w:rPr>
-          <w:sz w:val="32"/>
-          <w:szCs w:val="32"/>
-        </w:rPr>
-        <w:t>Feladata:</w:t>
-      </w:r>
-    </w:p>
-    <w:p>
-      <w:pPr>
-        <w:pStyle w:val="Listaszerbekezds"/>
-        <w:numPr>
-          <w:ilvl w:val="1"/>
-          <w:numId w:val="27"/>
-        </w:numPr>
-        <w:rPr>
-          <w:sz w:val="32"/>
-          <w:szCs w:val="32"/>
-        </w:rPr>
-      </w:pPr>
-      <w:r>
-        <w:rPr>
-          <w:sz w:val="32"/>
-          <w:szCs w:val="32"/>
-        </w:rPr>
-        <w:t>Felhasználói profil megjelenítése, szerkesztése, érdeklődések listázása.</w:t>
-      </w:r>
-    </w:p>
-    <w:p>
-      <w:pPr>
-        <w:rPr>
-          <w:sz w:val="32"/>
-          <w:szCs w:val="32"/>
-        </w:rPr>
-      </w:pPr>
-    </w:p>
-    <w:p>
-      <w:pPr>
-        <w:pStyle w:val="Cmsor3"/>
-      </w:pPr>
-      <w:bookmarkStart w:id="39" w:name="_Toc222827513"/>
-      <w:r>
-        <w:t>U</w:t>
-      </w:r>
-      <w:r>
-        <w:t>zenet.jsx, uzenetek.jsx, Chatablak.jsx</w:t>
-      </w:r>
-      <w:r>
-        <w:t>:</w:t>
-      </w:r>
-      <w:bookmarkEnd w:id="39"/>
-    </w:p>
-    <w:p>
-      <w:pPr>
-        <w:pStyle w:val="Listaszerbekezds"/>
-        <w:numPr>
-          <w:ilvl w:val="0"/>
-          <w:numId w:val="27"/>
-        </w:numPr>
-        <w:rPr>
-          <w:sz w:val="32"/>
-          <w:szCs w:val="32"/>
-        </w:rPr>
-      </w:pPr>
-      <w:r>
-        <w:rPr>
-          <w:sz w:val="32"/>
-          <w:szCs w:val="32"/>
-        </w:rPr>
-        <w:t>Feladata:</w:t>
-      </w:r>
-    </w:p>
-    <w:p>
-      <w:pPr>
-        <w:pStyle w:val="Listaszerbekezds"/>
-        <w:numPr>
-          <w:ilvl w:val="1"/>
-          <w:numId w:val="27"/>
-        </w:numPr>
-        <w:rPr>
-          <w:sz w:val="32"/>
-          <w:szCs w:val="32"/>
-        </w:rPr>
-      </w:pPr>
-      <w:r>
-        <w:rPr>
-          <w:sz w:val="32"/>
-          <w:szCs w:val="32"/>
-        </w:rPr>
-        <w:t>Üzenetküldés, üzenetek listázása, chat ablak</w:t>
-      </w:r>
-      <w:r>
-        <w:rPr>
-          <w:sz w:val="32"/>
-          <w:szCs w:val="32"/>
-        </w:rPr>
-        <w:t>.</w:t>
-      </w:r>
-    </w:p>
-    <w:p>
-      <w:pPr>
-        <w:pStyle w:val="Cmsor3"/>
-      </w:pPr>
-      <w:bookmarkStart w:id="40" w:name="_Toc222827514"/>
-      <w:r>
-        <w:lastRenderedPageBreak/>
-        <w:t>AdminFelhasznalok.jsx, AdminAutok.jsx, AdminUzenetek.jsx, admin.jsx</w:t>
-      </w:r>
-      <w:r>
-        <w:t>:</w:t>
-      </w:r>
-      <w:bookmarkEnd w:id="40"/>
-    </w:p>
-    <w:p>
-      <w:pPr>
-        <w:pStyle w:val="Listaszerbekezds"/>
-        <w:numPr>
-          <w:ilvl w:val="0"/>
-          <w:numId w:val="27"/>
-        </w:numPr>
-        <w:rPr>
-          <w:sz w:val="32"/>
-          <w:szCs w:val="32"/>
-        </w:rPr>
-      </w:pPr>
-      <w:r>
-        <w:rPr>
-          <w:sz w:val="32"/>
-          <w:szCs w:val="32"/>
-        </w:rPr>
-        <w:t>Feladata:</w:t>
-      </w:r>
-    </w:p>
-    <w:p>
-      <w:pPr>
-        <w:pStyle w:val="Listaszerbekezds"/>
-        <w:numPr>
-          <w:ilvl w:val="1"/>
-          <w:numId w:val="27"/>
-        </w:numPr>
-        <w:rPr>
-          <w:sz w:val="32"/>
-          <w:szCs w:val="32"/>
-        </w:rPr>
-      </w:pPr>
-      <w:r>
-        <w:rPr>
-          <w:sz w:val="32"/>
-          <w:szCs w:val="32"/>
-        </w:rPr>
-        <w:t>Adminisztrációs oldalak: felhasználók, autók, üzenetek kezelése.</w:t>
-      </w:r>
-    </w:p>
-    <w:p>
-      <w:pPr>
-        <w:pStyle w:val="Cmsor3"/>
-      </w:pPr>
-      <w:bookmarkStart w:id="41" w:name="_Toc222827515"/>
-      <w:r>
-        <w:t>VedettVonal.jsx, AdminVonal.jsx</w:t>
-      </w:r>
-      <w:r>
-        <w:t>:</w:t>
-      </w:r>
-      <w:bookmarkEnd w:id="41"/>
-    </w:p>
-    <w:p>
-      <w:pPr>
-        <w:pStyle w:val="Listaszerbekezds"/>
-        <w:numPr>
-          <w:ilvl w:val="0"/>
-          <w:numId w:val="27"/>
-        </w:numPr>
-        <w:rPr>
-          <w:sz w:val="32"/>
-          <w:szCs w:val="32"/>
-        </w:rPr>
-      </w:pPr>
-      <w:r>
-        <w:rPr>
-          <w:sz w:val="32"/>
-          <w:szCs w:val="32"/>
-        </w:rPr>
-        <w:t>Feladata:</w:t>
-      </w:r>
-    </w:p>
-    <w:p>
-      <w:pPr>
-        <w:pStyle w:val="Listaszerbekezds"/>
-        <w:numPr>
-          <w:ilvl w:val="1"/>
-          <w:numId w:val="27"/>
-        </w:numPr>
-        <w:rPr>
-          <w:sz w:val="32"/>
-          <w:szCs w:val="32"/>
-        </w:rPr>
-      </w:pPr>
-      <w:r>
-        <w:rPr>
-          <w:sz w:val="32"/>
-          <w:szCs w:val="32"/>
-        </w:rPr>
-        <w:t>Védett útvonalak: csak bejelentkezett vagy admin felhasználók férhetnek hozzá.</w:t>
-      </w:r>
-    </w:p>
-    <w:p>
-      <w:pPr>
-        <w:rPr>
-          <w:sz w:val="32"/>
-          <w:szCs w:val="32"/>
-        </w:rPr>
-      </w:pPr>
-      <w:r>
-        <w:rPr>
-          <w:sz w:val="32"/>
-          <w:szCs w:val="32"/>
-        </w:rPr>
-        <w:br w:type="page"/>
-      </w:r>
-    </w:p>
-    <w:p>
-      <w:pPr>
-        <w:pStyle w:val="Cmsor2"/>
-      </w:pPr>
-      <w:bookmarkStart w:id="42" w:name="_Toc222827516"/>
-      <w:r>
-        <w:lastRenderedPageBreak/>
-        <w:t>Oldalak/nézetek:</w:t>
-      </w:r>
-      <w:bookmarkEnd w:id="42"/>
-    </w:p>
-    <w:p>
-      <w:pPr>
-        <w:pStyle w:val="Listaszerbekezds"/>
-        <w:numPr>
-          <w:ilvl w:val="0"/>
-          <w:numId w:val="27"/>
-        </w:numPr>
-        <w:rPr>
-          <w:sz w:val="32"/>
-          <w:szCs w:val="32"/>
-        </w:rPr>
-      </w:pPr>
-      <w:r>
-        <w:rPr>
-          <w:sz w:val="32"/>
-          <w:szCs w:val="32"/>
-        </w:rPr>
-        <w:t>Kezdőlap:</w:t>
-      </w:r>
-    </w:p>
-    <w:p>
-      <w:pPr>
-        <w:pStyle w:val="Listaszerbekezds"/>
-        <w:numPr>
-          <w:ilvl w:val="1"/>
-          <w:numId w:val="27"/>
-        </w:numPr>
-        <w:rPr>
-          <w:sz w:val="32"/>
-          <w:szCs w:val="32"/>
-        </w:rPr>
-      </w:pPr>
-      <w:r>
-        <w:rPr>
-          <w:sz w:val="32"/>
-          <w:szCs w:val="32"/>
-        </w:rPr>
-        <w:t>Főoldal, kiemelt autók, bemutatkozás.</w:t>
-      </w:r>
-    </w:p>
-    <w:p>
-      <w:pPr>
-        <w:pStyle w:val="Listaszerbekezds"/>
-        <w:numPr>
-          <w:ilvl w:val="0"/>
-          <w:numId w:val="27"/>
-        </w:numPr>
-        <w:rPr>
-          <w:sz w:val="32"/>
-          <w:szCs w:val="32"/>
-        </w:rPr>
-      </w:pPr>
-      <w:r>
-        <w:rPr>
-          <w:sz w:val="32"/>
-          <w:szCs w:val="32"/>
-        </w:rPr>
-        <w:t>Autók listája:</w:t>
-      </w:r>
-    </w:p>
-    <w:p>
-      <w:pPr>
-        <w:pStyle w:val="Listaszerbekezds"/>
-        <w:numPr>
-          <w:ilvl w:val="1"/>
-          <w:numId w:val="27"/>
-        </w:numPr>
-        <w:rPr>
-          <w:sz w:val="32"/>
-          <w:szCs w:val="32"/>
-        </w:rPr>
-      </w:pPr>
-      <w:r>
-        <w:rPr>
-          <w:sz w:val="32"/>
-          <w:szCs w:val="32"/>
-        </w:rPr>
-        <w:t>Szűrhető, kereshető autólista.</w:t>
-      </w:r>
-    </w:p>
-    <w:p>
-      <w:pPr>
-        <w:pStyle w:val="Listaszerbekezds"/>
-        <w:numPr>
-          <w:ilvl w:val="0"/>
-          <w:numId w:val="27"/>
-        </w:numPr>
-        <w:rPr>
-          <w:sz w:val="32"/>
-          <w:szCs w:val="32"/>
-        </w:rPr>
-      </w:pPr>
-      <w:r>
-        <w:rPr>
-          <w:sz w:val="32"/>
-          <w:szCs w:val="32"/>
-        </w:rPr>
-        <w:t>Autó részletek:</w:t>
-      </w:r>
-    </w:p>
-    <w:p>
-      <w:pPr>
-        <w:pStyle w:val="Listaszerbekezds"/>
-        <w:numPr>
-          <w:ilvl w:val="1"/>
-          <w:numId w:val="27"/>
-        </w:numPr>
-        <w:rPr>
-          <w:sz w:val="32"/>
-          <w:szCs w:val="32"/>
-        </w:rPr>
-      </w:pPr>
-      <w:r>
-        <w:rPr>
-          <w:sz w:val="32"/>
-          <w:szCs w:val="32"/>
-        </w:rPr>
-        <w:t>Egy autó adatlapja, képek, érdeklődés.</w:t>
-      </w:r>
-    </w:p>
-    <w:p>
-      <w:pPr>
-        <w:pStyle w:val="Listaszerbekezds"/>
-        <w:numPr>
-          <w:ilvl w:val="0"/>
-          <w:numId w:val="27"/>
-        </w:numPr>
-        <w:rPr>
-          <w:sz w:val="32"/>
-          <w:szCs w:val="32"/>
-        </w:rPr>
-      </w:pPr>
-      <w:r>
-        <w:rPr>
-          <w:sz w:val="32"/>
-          <w:szCs w:val="32"/>
-        </w:rPr>
-        <w:t>Profil:</w:t>
-      </w:r>
-    </w:p>
-    <w:p>
-      <w:pPr>
-        <w:pStyle w:val="Listaszerbekezds"/>
-        <w:numPr>
-          <w:ilvl w:val="1"/>
-          <w:numId w:val="27"/>
-        </w:numPr>
-        <w:rPr>
-          <w:sz w:val="32"/>
-          <w:szCs w:val="32"/>
-        </w:rPr>
-      </w:pPr>
-      <w:r>
-        <w:rPr>
-          <w:sz w:val="32"/>
-          <w:szCs w:val="32"/>
-        </w:rPr>
-        <w:t>Felhasználói adatok, érdeklődések.</w:t>
-      </w:r>
-    </w:p>
-    <w:p>
-      <w:pPr>
-        <w:pStyle w:val="Listaszerbekezds"/>
-        <w:numPr>
-          <w:ilvl w:val="0"/>
-          <w:numId w:val="27"/>
-        </w:numPr>
-        <w:rPr>
-          <w:sz w:val="32"/>
-          <w:szCs w:val="32"/>
-        </w:rPr>
-      </w:pPr>
-      <w:r>
-        <w:rPr>
-          <w:sz w:val="32"/>
-          <w:szCs w:val="32"/>
-        </w:rPr>
-        <w:t>Profil szerkesztés:</w:t>
-      </w:r>
-    </w:p>
-    <w:p>
-      <w:pPr>
-        <w:pStyle w:val="Listaszerbekezds"/>
-        <w:numPr>
-          <w:ilvl w:val="1"/>
-          <w:numId w:val="27"/>
-        </w:numPr>
-        <w:rPr>
-          <w:sz w:val="32"/>
-          <w:szCs w:val="32"/>
-        </w:rPr>
-      </w:pPr>
-      <w:r>
-        <w:rPr>
-          <w:sz w:val="32"/>
-          <w:szCs w:val="32"/>
-        </w:rPr>
-        <w:t>Adatok módosítása, jelszócsere.</w:t>
-      </w:r>
-    </w:p>
-    <w:p>
-      <w:pPr>
-        <w:pStyle w:val="Listaszerbekezds"/>
-        <w:numPr>
-          <w:ilvl w:val="0"/>
-          <w:numId w:val="27"/>
-        </w:numPr>
-        <w:rPr>
-          <w:sz w:val="32"/>
-          <w:szCs w:val="32"/>
-        </w:rPr>
-      </w:pPr>
-      <w:r>
-        <w:rPr>
-          <w:sz w:val="32"/>
-          <w:szCs w:val="32"/>
-        </w:rPr>
-        <w:t>Regisztráció, bejelentkezés:</w:t>
-      </w:r>
-    </w:p>
-    <w:p>
-      <w:pPr>
-        <w:pStyle w:val="Listaszerbekezds"/>
-        <w:numPr>
-          <w:ilvl w:val="1"/>
-          <w:numId w:val="27"/>
-        </w:numPr>
-        <w:rPr>
-          <w:sz w:val="32"/>
-          <w:szCs w:val="32"/>
-        </w:rPr>
-      </w:pPr>
-      <w:r>
-        <w:rPr>
-          <w:sz w:val="32"/>
-          <w:szCs w:val="32"/>
-        </w:rPr>
-        <w:t>Felhasználói fiók létrehozása, belépés.</w:t>
-      </w:r>
-    </w:p>
-    <w:p>
-      <w:pPr>
-        <w:pStyle w:val="Listaszerbekezds"/>
-        <w:numPr>
-          <w:ilvl w:val="0"/>
-          <w:numId w:val="27"/>
-        </w:numPr>
-        <w:rPr>
-          <w:sz w:val="32"/>
-          <w:szCs w:val="32"/>
-        </w:rPr>
-      </w:pPr>
-      <w:r>
-        <w:rPr>
-          <w:sz w:val="32"/>
-          <w:szCs w:val="32"/>
-        </w:rPr>
-        <w:t>Üzenetek, chat:</w:t>
-      </w:r>
-    </w:p>
-    <w:p>
-      <w:pPr>
-        <w:pStyle w:val="Listaszerbekezds"/>
-        <w:numPr>
-          <w:ilvl w:val="1"/>
-          <w:numId w:val="27"/>
-        </w:numPr>
-        <w:rPr>
-          <w:sz w:val="32"/>
-          <w:szCs w:val="32"/>
-        </w:rPr>
-      </w:pPr>
-      <w:r>
-        <w:rPr>
-          <w:sz w:val="32"/>
-          <w:szCs w:val="32"/>
-        </w:rPr>
-        <w:t>Üzenetküldés, üzenetek olvasása, chatelés.</w:t>
-      </w:r>
-    </w:p>
-    <w:p>
-      <w:pPr>
-        <w:pStyle w:val="Listaszerbekezds"/>
-        <w:rPr>
-          <w:sz w:val="32"/>
-          <w:szCs w:val="32"/>
-        </w:rPr>
-      </w:pPr>
-    </w:p>
-    <w:p>
-      <w:pPr>
-        <w:pStyle w:val="Listaszerbekezds"/>
-        <w:numPr>
-          <w:ilvl w:val="0"/>
-          <w:numId w:val="27"/>
-        </w:numPr>
-        <w:rPr>
-          <w:sz w:val="32"/>
-          <w:szCs w:val="32"/>
-        </w:rPr>
-      </w:pPr>
-      <w:r>
-        <w:rPr>
-          <w:sz w:val="32"/>
-          <w:szCs w:val="32"/>
-        </w:rPr>
-        <w:t>Admin oldalak:</w:t>
-      </w:r>
-    </w:p>
-    <w:p>
-      <w:pPr>
-        <w:pStyle w:val="Listaszerbekezds"/>
-        <w:numPr>
-          <w:ilvl w:val="1"/>
-          <w:numId w:val="27"/>
-        </w:numPr>
-        <w:rPr>
-          <w:sz w:val="32"/>
-          <w:szCs w:val="32"/>
-        </w:rPr>
-      </w:pPr>
-      <w:r>
-        <w:rPr>
-          <w:sz w:val="32"/>
-          <w:szCs w:val="32"/>
-        </w:rPr>
-        <w:t>Autók, felhasználók, üzenetek kezelése.</w:t>
-      </w:r>
-    </w:p>
-    <w:p>
-      <w:pPr>
-        <w:pStyle w:val="Listaszerbekezds"/>
-        <w:numPr>
-          <w:ilvl w:val="0"/>
-          <w:numId w:val="27"/>
-        </w:numPr>
-        <w:rPr>
-          <w:sz w:val="32"/>
-          <w:szCs w:val="32"/>
-        </w:rPr>
-      </w:pPr>
-      <w:r>
-        <w:rPr>
-          <w:sz w:val="32"/>
-          <w:szCs w:val="32"/>
-        </w:rPr>
-        <w:t>Navigáció:</w:t>
-      </w:r>
-    </w:p>
-    <w:p>
-      <w:pPr>
-        <w:pStyle w:val="Listaszerbekezds"/>
-        <w:numPr>
-          <w:ilvl w:val="1"/>
-          <w:numId w:val="27"/>
-        </w:numPr>
-        <w:rPr>
-          <w:sz w:val="32"/>
-          <w:szCs w:val="32"/>
-        </w:rPr>
-      </w:pPr>
-      <w:r>
-        <w:rPr>
-          <w:sz w:val="32"/>
-          <w:szCs w:val="32"/>
-        </w:rPr>
-        <w:t>React Router, menü komponens.</w:t>
-      </w:r>
-    </w:p>
-    <w:p>
-      <w:pPr>
-        <w:rPr>
-          <w:sz w:val="32"/>
-          <w:szCs w:val="32"/>
-        </w:rPr>
-      </w:pPr>
-    </w:p>
-    <w:p>
-      <w:pPr>
-        <w:pStyle w:val="Cmsor2"/>
-      </w:pPr>
-      <w:bookmarkStart w:id="43" w:name="_Toc222827517"/>
-      <w:r>
-        <w:t>Állapotkezelés:</w:t>
-      </w:r>
-      <w:bookmarkEnd w:id="43"/>
-    </w:p>
-    <w:p>
-      <w:pPr>
-        <w:pStyle w:val="Listaszerbekezds"/>
-        <w:numPr>
-          <w:ilvl w:val="0"/>
-          <w:numId w:val="28"/>
-        </w:numPr>
-        <w:rPr>
-          <w:sz w:val="32"/>
-          <w:szCs w:val="32"/>
-        </w:rPr>
-      </w:pPr>
-      <w:r>
-        <w:rPr>
-          <w:sz w:val="32"/>
-          <w:szCs w:val="32"/>
-        </w:rPr>
-        <w:t>UseState:</w:t>
-      </w:r>
-    </w:p>
-    <w:p>
-      <w:pPr>
-        <w:pStyle w:val="Listaszerbekezds"/>
-        <w:numPr>
-          <w:ilvl w:val="1"/>
-          <w:numId w:val="28"/>
-        </w:numPr>
-        <w:rPr>
-          <w:sz w:val="32"/>
-          <w:szCs w:val="32"/>
-        </w:rPr>
-      </w:pPr>
-      <w:r>
-        <w:rPr>
-          <w:sz w:val="32"/>
-          <w:szCs w:val="32"/>
-        </w:rPr>
-        <w:t>Minden komponens saját állapotot kezel (pl. űrlapmezők, betöltés, hibák).</w:t>
-      </w:r>
-    </w:p>
-    <w:p>
-      <w:pPr>
-        <w:pStyle w:val="Listaszerbekezds"/>
-        <w:numPr>
-          <w:ilvl w:val="0"/>
-          <w:numId w:val="28"/>
-        </w:numPr>
-        <w:rPr>
-          <w:sz w:val="32"/>
-          <w:szCs w:val="32"/>
-        </w:rPr>
-      </w:pPr>
-      <w:r>
-        <w:rPr>
-          <w:sz w:val="32"/>
-          <w:szCs w:val="32"/>
-        </w:rPr>
-        <w:t>useEffect:</w:t>
-      </w:r>
-    </w:p>
-    <w:p>
-      <w:pPr>
-        <w:pStyle w:val="Listaszerbekezds"/>
-        <w:numPr>
-          <w:ilvl w:val="1"/>
-          <w:numId w:val="28"/>
-        </w:numPr>
-        <w:rPr>
-          <w:sz w:val="32"/>
-          <w:szCs w:val="32"/>
-        </w:rPr>
-      </w:pPr>
-      <w:r>
-        <w:rPr>
-          <w:sz w:val="32"/>
-          <w:szCs w:val="32"/>
-        </w:rPr>
-        <w:t>Adatlekérés, inicializálás, API hívások.</w:t>
-      </w:r>
-    </w:p>
-    <w:p>
-      <w:pPr>
-        <w:pStyle w:val="Listaszerbekezds"/>
-        <w:numPr>
-          <w:ilvl w:val="0"/>
-          <w:numId w:val="28"/>
-        </w:numPr>
-        <w:rPr>
-          <w:sz w:val="32"/>
-          <w:szCs w:val="32"/>
-        </w:rPr>
-      </w:pPr>
-      <w:r>
-        <w:rPr>
-          <w:sz w:val="32"/>
-          <w:szCs w:val="32"/>
-        </w:rPr>
-        <w:t>Közös state:</w:t>
-      </w:r>
-    </w:p>
-    <w:p>
-      <w:pPr>
-        <w:pStyle w:val="Listaszerbekezds"/>
-        <w:numPr>
-          <w:ilvl w:val="1"/>
-          <w:numId w:val="28"/>
-        </w:numPr>
-        <w:rPr>
-          <w:sz w:val="32"/>
-          <w:szCs w:val="32"/>
-        </w:rPr>
-      </w:pPr>
-      <w:r>
-        <w:rPr>
-          <w:sz w:val="32"/>
-          <w:szCs w:val="32"/>
-        </w:rPr>
-        <w:t>Globális állapotok (pl. bejelentkezés, token) az App.jsx-ben, props-ként továbbadva.</w:t>
-      </w:r>
-    </w:p>
-    <w:p>
-      <w:pPr>
-        <w:pStyle w:val="Listaszerbekezds"/>
-        <w:numPr>
-          <w:ilvl w:val="0"/>
-          <w:numId w:val="28"/>
-        </w:numPr>
-        <w:rPr>
-          <w:sz w:val="32"/>
-          <w:szCs w:val="32"/>
-        </w:rPr>
-      </w:pPr>
-      <w:r>
-        <w:rPr>
-          <w:sz w:val="32"/>
-          <w:szCs w:val="32"/>
-        </w:rPr>
-        <w:t>Context/Redux:</w:t>
-      </w:r>
-    </w:p>
-    <w:p>
-      <w:pPr>
-        <w:pStyle w:val="Listaszerbekezds"/>
-        <w:numPr>
-          <w:ilvl w:val="1"/>
-          <w:numId w:val="28"/>
-        </w:numPr>
-        <w:rPr>
-          <w:sz w:val="32"/>
-          <w:szCs w:val="32"/>
-        </w:rPr>
-      </w:pPr>
-      <w:r>
-        <w:rPr>
-          <w:sz w:val="32"/>
-          <w:szCs w:val="32"/>
-        </w:rPr>
-        <w:t>Jelenleg nincs használatban.</w:t>
-      </w:r>
-    </w:p>
-    <w:p>
-      <w:pPr>
-        <w:rPr>
-          <w:sz w:val="32"/>
-          <w:szCs w:val="32"/>
-        </w:rPr>
-      </w:pPr>
-    </w:p>
-    <w:p>
-      <w:pPr>
-        <w:pStyle w:val="Cmsor2"/>
-      </w:pPr>
-      <w:bookmarkStart w:id="44" w:name="_Toc222827518"/>
-      <w:r>
-        <w:t>API kommunikáció:</w:t>
-      </w:r>
-      <w:bookmarkEnd w:id="44"/>
-    </w:p>
-    <w:p>
-      <w:pPr>
-        <w:pStyle w:val="Listaszerbekezds"/>
-        <w:numPr>
-          <w:ilvl w:val="0"/>
-          <w:numId w:val="30"/>
-        </w:numPr>
-        <w:rPr>
-          <w:sz w:val="32"/>
-          <w:szCs w:val="32"/>
-        </w:rPr>
-      </w:pPr>
-      <w:r>
-        <w:rPr>
-          <w:sz w:val="32"/>
-          <w:szCs w:val="32"/>
-        </w:rPr>
-        <w:t>Backend elérési útvonalak:</w:t>
-      </w:r>
-    </w:p>
-    <w:p>
-      <w:pPr>
-        <w:pStyle w:val="Listaszerbekezds"/>
-        <w:numPr>
-          <w:ilvl w:val="1"/>
-          <w:numId w:val="30"/>
-        </w:numPr>
-        <w:rPr>
-          <w:sz w:val="32"/>
-          <w:szCs w:val="32"/>
-        </w:rPr>
-      </w:pPr>
-      <w:r>
-        <w:rPr>
-          <w:sz w:val="32"/>
-          <w:szCs w:val="32"/>
-        </w:rPr>
-        <w:t>Pl. /api/autok, /api/profil, /api/uzenetek</w:t>
-      </w:r>
-    </w:p>
-    <w:p>
-      <w:pPr>
-        <w:pStyle w:val="Listaszerbekezds"/>
-        <w:numPr>
-          <w:ilvl w:val="0"/>
-          <w:numId w:val="30"/>
-        </w:numPr>
-        <w:rPr>
-          <w:sz w:val="32"/>
-          <w:szCs w:val="32"/>
-        </w:rPr>
-      </w:pPr>
-      <w:r>
-        <w:rPr>
-          <w:sz w:val="32"/>
-          <w:szCs w:val="32"/>
-        </w:rPr>
-        <w:t>HTTP metódusok:</w:t>
-      </w:r>
-    </w:p>
-    <w:p>
-      <w:pPr>
-        <w:pStyle w:val="Listaszerbekezds"/>
-        <w:numPr>
-          <w:ilvl w:val="1"/>
-          <w:numId w:val="30"/>
-        </w:numPr>
-        <w:rPr>
-          <w:sz w:val="32"/>
-          <w:szCs w:val="32"/>
-        </w:rPr>
-      </w:pPr>
-      <w:r>
-        <w:rPr>
-          <w:sz w:val="32"/>
-          <w:szCs w:val="32"/>
-        </w:rPr>
-        <w:t>GET (lekérés), POST (létrehozás), PUT (módosítás), DELETE (törlés)</w:t>
-      </w:r>
-    </w:p>
-    <w:p>
-      <w:pPr>
-        <w:pStyle w:val="Listaszerbekezds"/>
-        <w:numPr>
-          <w:ilvl w:val="0"/>
-          <w:numId w:val="30"/>
-        </w:numPr>
-        <w:rPr>
-          <w:sz w:val="32"/>
-          <w:szCs w:val="32"/>
-        </w:rPr>
-      </w:pPr>
-      <w:r>
-        <w:rPr>
-          <w:sz w:val="32"/>
-          <w:szCs w:val="32"/>
-        </w:rPr>
-        <w:t>Adatlekérés folyamata:</w:t>
-      </w:r>
-    </w:p>
-    <w:p>
-      <w:pPr>
-        <w:pStyle w:val="Listaszerbekezds"/>
-        <w:numPr>
-          <w:ilvl w:val="1"/>
-          <w:numId w:val="30"/>
-        </w:numPr>
-        <w:rPr>
-          <w:sz w:val="32"/>
-          <w:szCs w:val="32"/>
-        </w:rPr>
-      </w:pPr>
-      <w:r>
-        <w:rPr>
-          <w:sz w:val="32"/>
-          <w:szCs w:val="32"/>
-        </w:rPr>
-        <w:t>useEffect-ben, fetch vagy axios segítségével, accessToken-nel hitelesítve.</w:t>
-      </w:r>
-    </w:p>
-    <w:p>
-      <w:pPr>
-        <w:pStyle w:val="Listaszerbekezds"/>
-        <w:numPr>
-          <w:ilvl w:val="0"/>
-          <w:numId w:val="30"/>
-        </w:numPr>
-        <w:rPr>
-          <w:sz w:val="32"/>
-          <w:szCs w:val="32"/>
-        </w:rPr>
-      </w:pPr>
-      <w:r>
-        <w:rPr>
-          <w:sz w:val="32"/>
-          <w:szCs w:val="32"/>
-        </w:rPr>
-        <w:t>Hibakezelés:</w:t>
-      </w:r>
-    </w:p>
-    <w:p>
-      <w:pPr>
-        <w:pStyle w:val="Listaszerbekezds"/>
-        <w:numPr>
-          <w:ilvl w:val="1"/>
-          <w:numId w:val="30"/>
-        </w:numPr>
-        <w:rPr>
-          <w:sz w:val="32"/>
-          <w:szCs w:val="32"/>
-        </w:rPr>
-      </w:pPr>
-      <w:r>
-        <w:rPr>
-          <w:sz w:val="32"/>
-          <w:szCs w:val="32"/>
-        </w:rPr>
-        <w:t>try-catch, error state, felhasználónak visszajelzés.</w:t>
-      </w:r>
-    </w:p>
-    <w:p>
-      <w:pPr>
-        <w:pStyle w:val="Cmsor2"/>
-      </w:pPr>
-      <w:r>
-        <w:br w:type="page"/>
-      </w:r>
-      <w:bookmarkStart w:id="45" w:name="_Toc222827519"/>
-      <w:r>
-        <w:lastRenderedPageBreak/>
-        <w:t>Felhasználói interakció:</w:t>
-      </w:r>
-      <w:bookmarkEnd w:id="45"/>
-    </w:p>
-    <w:p>
-      <w:pPr>
-        <w:pStyle w:val="Listaszerbekezds"/>
-        <w:numPr>
-          <w:ilvl w:val="0"/>
-          <w:numId w:val="29"/>
-        </w:numPr>
-        <w:rPr>
-          <w:sz w:val="32"/>
-          <w:szCs w:val="32"/>
-        </w:rPr>
-      </w:pPr>
-      <w:r>
-        <w:rPr>
-          <w:sz w:val="32"/>
-          <w:szCs w:val="32"/>
-        </w:rPr>
-        <w:t>Űrlapok kezelése:</w:t>
-      </w:r>
-    </w:p>
-    <w:p>
-      <w:pPr>
-        <w:pStyle w:val="Listaszerbekezds"/>
-        <w:numPr>
-          <w:ilvl w:val="1"/>
-          <w:numId w:val="29"/>
-        </w:numPr>
-        <w:rPr>
-          <w:sz w:val="32"/>
-          <w:szCs w:val="32"/>
-        </w:rPr>
-      </w:pPr>
-      <w:r>
-        <w:rPr>
-          <w:sz w:val="32"/>
-          <w:szCs w:val="32"/>
-        </w:rPr>
-        <w:t>Regisztráció, bejelentkezés, profil szerkesztés, üzenetküldés</w:t>
-      </w:r>
-    </w:p>
-    <w:p>
-      <w:pPr>
-        <w:pStyle w:val="Listaszerbekezds"/>
-        <w:numPr>
-          <w:ilvl w:val="0"/>
-          <w:numId w:val="29"/>
-        </w:numPr>
-        <w:rPr>
-          <w:sz w:val="32"/>
-          <w:szCs w:val="32"/>
-        </w:rPr>
-      </w:pPr>
-      <w:r>
-        <w:rPr>
-          <w:sz w:val="32"/>
-          <w:szCs w:val="32"/>
-        </w:rPr>
-        <w:t>Validáció:</w:t>
-      </w:r>
-    </w:p>
-    <w:p>
-      <w:pPr>
-        <w:pStyle w:val="Listaszerbekezds"/>
-        <w:numPr>
-          <w:ilvl w:val="1"/>
-          <w:numId w:val="29"/>
-        </w:numPr>
-        <w:rPr>
-          <w:sz w:val="32"/>
-          <w:szCs w:val="32"/>
-        </w:rPr>
-      </w:pPr>
-      <w:r>
-        <w:rPr>
-          <w:sz w:val="32"/>
-          <w:szCs w:val="32"/>
-        </w:rPr>
-        <w:t>Kötelező mezők, jelszó egyezés, email formátum.</w:t>
-      </w:r>
-    </w:p>
-    <w:p>
-      <w:pPr>
-        <w:pStyle w:val="Listaszerbekezds"/>
-        <w:numPr>
-          <w:ilvl w:val="0"/>
-          <w:numId w:val="29"/>
-        </w:numPr>
-        <w:rPr>
-          <w:sz w:val="32"/>
-          <w:szCs w:val="32"/>
-        </w:rPr>
-      </w:pPr>
-      <w:r>
-        <w:rPr>
-          <w:sz w:val="32"/>
-          <w:szCs w:val="32"/>
-        </w:rPr>
-        <w:t>Gombok működése:</w:t>
-      </w:r>
-    </w:p>
-    <w:p>
-      <w:pPr>
-        <w:pStyle w:val="Listaszerbekezds"/>
-        <w:numPr>
-          <w:ilvl w:val="1"/>
-          <w:numId w:val="29"/>
-        </w:numPr>
-        <w:rPr>
-          <w:sz w:val="32"/>
-          <w:szCs w:val="32"/>
-        </w:rPr>
-      </w:pPr>
-      <w:r>
-        <w:rPr>
-          <w:sz w:val="32"/>
-          <w:szCs w:val="32"/>
-        </w:rPr>
-        <w:t>Keresés, érdeklődés, üzenetküldés, szerkesztés, törlés.</w:t>
-      </w:r>
-    </w:p>
-    <w:p>
-      <w:pPr>
-        <w:pStyle w:val="Listaszerbekezds"/>
-        <w:numPr>
-          <w:ilvl w:val="0"/>
-          <w:numId w:val="29"/>
-        </w:numPr>
-        <w:rPr>
-          <w:sz w:val="32"/>
-          <w:szCs w:val="32"/>
-        </w:rPr>
-      </w:pPr>
-      <w:r>
-        <w:rPr>
-          <w:sz w:val="32"/>
-          <w:szCs w:val="32"/>
-        </w:rPr>
-        <w:t>Visszajelzések:</w:t>
-      </w:r>
-    </w:p>
-    <w:p>
-      <w:pPr>
-        <w:pStyle w:val="Listaszerbekezds"/>
-        <w:numPr>
-          <w:ilvl w:val="1"/>
-          <w:numId w:val="29"/>
-        </w:numPr>
-        <w:rPr>
-          <w:sz w:val="32"/>
-          <w:szCs w:val="32"/>
-        </w:rPr>
-      </w:pPr>
-      <w:r>
-        <w:rPr>
-          <w:sz w:val="32"/>
-          <w:szCs w:val="32"/>
-        </w:rPr>
-        <w:t>Sikeres/hisztelett hibás műveletek esetén üzenet, alert, színes visszajelzés.</w:t>
-      </w:r>
-    </w:p>
-    <w:p>
-      <w:pPr>
-        <w:rPr>
-          <w:sz w:val="32"/>
-          <w:szCs w:val="32"/>
-        </w:rPr>
-      </w:pPr>
-    </w:p>
-    <w:p>
-      <w:pPr>
-        <w:pStyle w:val="Cmsor2"/>
-      </w:pPr>
-      <w:bookmarkStart w:id="46" w:name="_Toc222827520"/>
-      <w:r>
-        <w:t>Stílus és megjelenés</w:t>
-      </w:r>
-      <w:bookmarkEnd w:id="46"/>
-    </w:p>
-    <w:p>
-      <w:pPr>
-        <w:pStyle w:val="Listaszerbekezds"/>
-        <w:numPr>
-          <w:ilvl w:val="0"/>
-          <w:numId w:val="31"/>
-        </w:numPr>
-        <w:rPr>
-          <w:sz w:val="32"/>
-          <w:szCs w:val="32"/>
-        </w:rPr>
-      </w:pPr>
-      <w:r>
-        <w:rPr>
-          <w:sz w:val="32"/>
-          <w:szCs w:val="32"/>
-        </w:rPr>
-        <w:t>Színpaletta:</w:t>
-      </w:r>
-    </w:p>
-    <w:p>
-      <w:pPr>
-        <w:pStyle w:val="Listaszerbekezds"/>
-        <w:numPr>
-          <w:ilvl w:val="1"/>
-          <w:numId w:val="31"/>
-        </w:numPr>
-        <w:rPr>
-          <w:sz w:val="32"/>
-          <w:szCs w:val="32"/>
-        </w:rPr>
-      </w:pPr>
-      <w:r>
-        <w:rPr>
-          <w:sz w:val="32"/>
-          <w:szCs w:val="32"/>
-        </w:rPr>
-        <w:t>Bootstrap alap, egyedi színek (pl. sötét háttér, fehér szöveg, zöld/kék gombok).</w:t>
-      </w:r>
-    </w:p>
-    <w:p>
-      <w:pPr>
-        <w:pStyle w:val="Listaszerbekezds"/>
-        <w:numPr>
-          <w:ilvl w:val="0"/>
-          <w:numId w:val="31"/>
-        </w:numPr>
-        <w:rPr>
-          <w:sz w:val="32"/>
-          <w:szCs w:val="32"/>
-        </w:rPr>
-      </w:pPr>
-      <w:r>
-        <w:rPr>
-          <w:sz w:val="32"/>
-          <w:szCs w:val="32"/>
-        </w:rPr>
-        <w:t>Betűtípusok:</w:t>
-      </w:r>
-    </w:p>
-    <w:p>
-      <w:pPr>
-        <w:pStyle w:val="Listaszerbekezds"/>
-        <w:numPr>
-          <w:ilvl w:val="1"/>
-          <w:numId w:val="31"/>
-        </w:numPr>
-        <w:rPr>
-          <w:sz w:val="32"/>
-          <w:szCs w:val="32"/>
-        </w:rPr>
-      </w:pPr>
-      <w:r>
-        <w:rPr>
-          <w:sz w:val="32"/>
-          <w:szCs w:val="32"/>
-        </w:rPr>
-        <w:t>Bootstrap alapértelmezett.</w:t>
-      </w:r>
-    </w:p>
-    <w:p>
-      <w:pPr>
-        <w:pStyle w:val="Listaszerbekezds"/>
-        <w:numPr>
-          <w:ilvl w:val="0"/>
-          <w:numId w:val="31"/>
-        </w:numPr>
-        <w:rPr>
-          <w:sz w:val="32"/>
-          <w:szCs w:val="32"/>
-        </w:rPr>
-      </w:pPr>
-      <w:r>
-        <w:rPr>
-          <w:sz w:val="32"/>
-          <w:szCs w:val="32"/>
-        </w:rPr>
-        <w:t>Reszponzív megoldások:</w:t>
-      </w:r>
-    </w:p>
-    <w:p>
-      <w:pPr>
-        <w:pStyle w:val="Listaszerbekezds"/>
-        <w:numPr>
-          <w:ilvl w:val="1"/>
-          <w:numId w:val="31"/>
-        </w:numPr>
-        <w:rPr>
-          <w:sz w:val="32"/>
-          <w:szCs w:val="32"/>
-        </w:rPr>
-      </w:pPr>
-      <w:r>
-        <w:rPr>
-          <w:sz w:val="32"/>
-          <w:szCs w:val="32"/>
-        </w:rPr>
-        <w:t>Bootstrap grid, flexbox, mobilbarát elrendezés.</w:t>
-      </w:r>
-    </w:p>
-    <w:p>
-      <w:pPr>
-        <w:pStyle w:val="Listaszerbekezds"/>
-        <w:numPr>
-          <w:ilvl w:val="0"/>
-          <w:numId w:val="31"/>
-        </w:numPr>
-        <w:rPr>
-          <w:sz w:val="32"/>
-          <w:szCs w:val="32"/>
-        </w:rPr>
-      </w:pPr>
-      <w:r>
-        <w:rPr>
-          <w:sz w:val="32"/>
-          <w:szCs w:val="32"/>
-        </w:rPr>
-        <w:t>Komponensek egységes megjelenése:</w:t>
-      </w:r>
-    </w:p>
-    <w:p>
-      <w:pPr>
-        <w:pStyle w:val="Listaszerbekezds"/>
-        <w:numPr>
-          <w:ilvl w:val="1"/>
-          <w:numId w:val="31"/>
-        </w:numPr>
-        <w:rPr>
-          <w:sz w:val="32"/>
-          <w:szCs w:val="32"/>
-        </w:rPr>
-      </w:pPr>
-      <w:r>
-        <w:rPr>
-          <w:sz w:val="32"/>
-          <w:szCs w:val="32"/>
-        </w:rPr>
-        <w:t>Bootstrap és saját CSS kombinációja.</w:t>
-      </w:r>
-    </w:p>
-    <w:p>
-      <w:pPr>
-        <w:ind w:left="1080"/>
-        <w:rPr>
-          <w:sz w:val="32"/>
-          <w:szCs w:val="32"/>
-        </w:rPr>
-      </w:pPr>
-    </w:p>
-    <w:p>
-      <w:pPr>
-        <w:pStyle w:val="Cmsor2"/>
-      </w:pPr>
-      <w:bookmarkStart w:id="47" w:name="_Toc222827521"/>
-      <w:r>
-        <w:t>Hibakezelés:</w:t>
-      </w:r>
-      <w:bookmarkEnd w:id="47"/>
-    </w:p>
-    <w:p>
-      <w:pPr>
-        <w:pStyle w:val="Listaszerbekezds"/>
-        <w:numPr>
-          <w:ilvl w:val="0"/>
-          <w:numId w:val="32"/>
-        </w:numPr>
-        <w:rPr>
-          <w:sz w:val="32"/>
-          <w:szCs w:val="32"/>
-        </w:rPr>
-      </w:pPr>
-      <w:r>
-        <w:rPr>
-          <w:sz w:val="32"/>
-          <w:szCs w:val="32"/>
-        </w:rPr>
-        <w:t>Kliens oldali hibák kezelése:</w:t>
-      </w:r>
-    </w:p>
-    <w:p>
-      <w:pPr>
-        <w:pStyle w:val="Listaszerbekezds"/>
-        <w:numPr>
-          <w:ilvl w:val="1"/>
-          <w:numId w:val="32"/>
-        </w:numPr>
-        <w:rPr>
-          <w:sz w:val="32"/>
-          <w:szCs w:val="32"/>
-        </w:rPr>
-      </w:pPr>
-      <w:r>
-        <w:rPr>
-          <w:sz w:val="32"/>
-          <w:szCs w:val="32"/>
-        </w:rPr>
-        <w:t>error state, alert, piros szöveg.</w:t>
-      </w:r>
-    </w:p>
-    <w:p>
-      <w:pPr>
-        <w:pStyle w:val="Listaszerbekezds"/>
-        <w:numPr>
-          <w:ilvl w:val="0"/>
-          <w:numId w:val="32"/>
-        </w:numPr>
-        <w:rPr>
-          <w:sz w:val="32"/>
-          <w:szCs w:val="32"/>
-        </w:rPr>
-      </w:pPr>
-      <w:r>
-        <w:rPr>
-          <w:sz w:val="32"/>
-          <w:szCs w:val="32"/>
-        </w:rPr>
-        <w:t>Hibák megjelenítése a felhasználónak:</w:t>
-      </w:r>
-    </w:p>
-    <w:p>
-      <w:pPr>
-        <w:pStyle w:val="Listaszerbekezds"/>
-        <w:numPr>
-          <w:ilvl w:val="1"/>
-          <w:numId w:val="32"/>
-        </w:numPr>
-        <w:rPr>
-          <w:sz w:val="32"/>
-          <w:szCs w:val="32"/>
-        </w:rPr>
-      </w:pPr>
-      <w:r>
-        <w:rPr>
-          <w:sz w:val="32"/>
-          <w:szCs w:val="32"/>
-        </w:rPr>
-        <w:t>Űrlapoknál, API hibáknál, jogosultsági hibáknál.</w:t>
-      </w:r>
-    </w:p>
-    <w:p>
-      <w:pPr>
-        <w:pStyle w:val="Listaszerbekezds"/>
-        <w:numPr>
-          <w:ilvl w:val="0"/>
-          <w:numId w:val="32"/>
-        </w:numPr>
-        <w:rPr>
-          <w:sz w:val="32"/>
-          <w:szCs w:val="32"/>
-        </w:rPr>
-      </w:pPr>
-      <w:r>
-        <w:rPr>
-          <w:sz w:val="32"/>
-          <w:szCs w:val="32"/>
-        </w:rPr>
-        <w:t>Konzolos naplózás:</w:t>
-      </w:r>
-    </w:p>
-    <w:p>
-      <w:pPr>
-        <w:pStyle w:val="Listaszerbekezds"/>
-        <w:numPr>
-          <w:ilvl w:val="1"/>
-          <w:numId w:val="32"/>
-        </w:numPr>
-        <w:rPr>
-          <w:sz w:val="32"/>
-          <w:szCs w:val="32"/>
-        </w:rPr>
-      </w:pPr>
-      <w:r>
-        <w:rPr>
-          <w:sz w:val="32"/>
-          <w:szCs w:val="32"/>
-        </w:rPr>
-        <w:t>console.error, console.log fejlesztés közben.</w:t>
-      </w:r>
-    </w:p>
-    <w:p>
-      <w:pPr>
-        <w:pStyle w:val="Cmsor2"/>
-      </w:pPr>
-      <w:r>
-        <w:br w:type="page"/>
-      </w:r>
-      <w:bookmarkStart w:id="48" w:name="_Toc222827522"/>
-      <w:r>
-        <w:lastRenderedPageBreak/>
-        <w:t>Biztonsági megoldások:</w:t>
-      </w:r>
-      <w:bookmarkEnd w:id="48"/>
-    </w:p>
-    <w:p>
-      <w:pPr>
-        <w:pStyle w:val="Listaszerbekezds"/>
-        <w:numPr>
-          <w:ilvl w:val="0"/>
-          <w:numId w:val="33"/>
-        </w:numPr>
-        <w:rPr>
-          <w:sz w:val="32"/>
-          <w:szCs w:val="32"/>
-        </w:rPr>
-      </w:pPr>
-      <w:r>
-        <w:rPr>
-          <w:sz w:val="32"/>
-          <w:szCs w:val="32"/>
-        </w:rPr>
-        <w:t>Környezeti változók használata:</w:t>
-      </w:r>
-    </w:p>
-    <w:p>
-      <w:pPr>
-        <w:pStyle w:val="Listaszerbekezds"/>
-        <w:numPr>
-          <w:ilvl w:val="1"/>
-          <w:numId w:val="33"/>
-        </w:numPr>
-        <w:rPr>
-          <w:sz w:val="32"/>
-          <w:szCs w:val="32"/>
-        </w:rPr>
-      </w:pPr>
-      <w:r>
-        <w:rPr>
-          <w:sz w:val="32"/>
-          <w:szCs w:val="32"/>
-        </w:rPr>
-        <w:t>API URL, titkos adatok (http-common.js-ben, .env-ben)</w:t>
-      </w:r>
-    </w:p>
-    <w:p>
-      <w:pPr>
-        <w:pStyle w:val="Listaszerbekezds"/>
-        <w:numPr>
-          <w:ilvl w:val="0"/>
-          <w:numId w:val="33"/>
-        </w:numPr>
-        <w:rPr>
-          <w:sz w:val="32"/>
-          <w:szCs w:val="32"/>
-        </w:rPr>
-      </w:pPr>
-      <w:r>
-        <w:rPr>
-          <w:sz w:val="32"/>
-          <w:szCs w:val="32"/>
-        </w:rPr>
-        <w:t>Érzékeny adatok kezelése:</w:t>
-      </w:r>
-    </w:p>
-    <w:p>
-      <w:pPr>
-        <w:pStyle w:val="Listaszerbekezds"/>
-        <w:numPr>
-          <w:ilvl w:val="1"/>
-          <w:numId w:val="33"/>
-        </w:numPr>
-        <w:rPr>
-          <w:sz w:val="32"/>
-          <w:szCs w:val="32"/>
-        </w:rPr>
-      </w:pPr>
-      <w:r>
-        <w:rPr>
-          <w:sz w:val="32"/>
-          <w:szCs w:val="32"/>
-        </w:rPr>
-        <w:t>accessToken csak memóriában, nem localStorage-ban.</w:t>
-      </w:r>
-    </w:p>
-    <w:p>
-      <w:pPr>
-        <w:pStyle w:val="Listaszerbekezds"/>
-        <w:numPr>
-          <w:ilvl w:val="0"/>
-          <w:numId w:val="33"/>
-        </w:numPr>
-        <w:rPr>
-          <w:sz w:val="32"/>
-          <w:szCs w:val="32"/>
-        </w:rPr>
-      </w:pPr>
-      <w:r>
-        <w:rPr>
-          <w:sz w:val="32"/>
-          <w:szCs w:val="32"/>
-        </w:rPr>
-        <w:t>API kulcsok védelme:</w:t>
-      </w:r>
-    </w:p>
-    <w:p>
-      <w:pPr>
-        <w:pStyle w:val="Listaszerbekezds"/>
-        <w:numPr>
-          <w:ilvl w:val="1"/>
-          <w:numId w:val="33"/>
-        </w:numPr>
-        <w:rPr>
-          <w:sz w:val="32"/>
-          <w:szCs w:val="32"/>
-        </w:rPr>
-      </w:pPr>
-      <w:r>
-        <w:rPr>
-          <w:sz w:val="32"/>
-          <w:szCs w:val="32"/>
-        </w:rPr>
-        <w:t>Frontenden nincs, minden érzékeny logika backend oldalon.</w:t>
-      </w:r>
-    </w:p>
-    <w:p>
-      <w:pPr>
-        <w:rPr>
-          <w:sz w:val="32"/>
-          <w:szCs w:val="32"/>
-        </w:rPr>
-      </w:pPr>
-    </w:p>
-    <w:p>
-      <w:pPr>
-        <w:pStyle w:val="Cmsor2"/>
-      </w:pPr>
-      <w:bookmarkStart w:id="49" w:name="_Toc222827523"/>
-      <w:r>
-        <w:t>Tesztelés:</w:t>
-      </w:r>
-      <w:bookmarkEnd w:id="49"/>
-    </w:p>
-    <w:p>
-      <w:pPr>
-        <w:pStyle w:val="Listaszerbekezds"/>
-        <w:numPr>
-          <w:ilvl w:val="0"/>
-          <w:numId w:val="34"/>
-        </w:numPr>
-        <w:rPr>
-          <w:sz w:val="32"/>
-          <w:szCs w:val="32"/>
-        </w:rPr>
-      </w:pPr>
-      <w:r>
-        <w:rPr>
-          <w:sz w:val="32"/>
-          <w:szCs w:val="32"/>
-        </w:rPr>
-        <w:t>Manuális tesztelés:</w:t>
-      </w:r>
-    </w:p>
-    <w:p>
-      <w:pPr>
-        <w:pStyle w:val="Listaszerbekezds"/>
-        <w:numPr>
-          <w:ilvl w:val="1"/>
-          <w:numId w:val="34"/>
-        </w:numPr>
-        <w:rPr>
-          <w:sz w:val="32"/>
-          <w:szCs w:val="32"/>
-        </w:rPr>
-      </w:pPr>
-      <w:r>
-        <w:rPr>
-          <w:sz w:val="32"/>
-          <w:szCs w:val="32"/>
-        </w:rPr>
-        <w:t>Böngészőben, fejlesztői környezetben.</w:t>
-      </w:r>
-    </w:p>
-    <w:p>
-      <w:pPr>
-        <w:pStyle w:val="Listaszerbekezds"/>
-        <w:numPr>
-          <w:ilvl w:val="0"/>
-          <w:numId w:val="34"/>
-        </w:numPr>
-        <w:rPr>
-          <w:sz w:val="32"/>
-          <w:szCs w:val="32"/>
-        </w:rPr>
-      </w:pPr>
-      <w:r>
-        <w:rPr>
-          <w:sz w:val="32"/>
-          <w:szCs w:val="32"/>
-        </w:rPr>
-        <w:t>Automatikus tesztek:</w:t>
-      </w:r>
-    </w:p>
-    <w:p>
-      <w:pPr>
-        <w:pStyle w:val="Listaszerbekezds"/>
-        <w:numPr>
-          <w:ilvl w:val="1"/>
-          <w:numId w:val="34"/>
-        </w:numPr>
-        <w:rPr>
-          <w:sz w:val="32"/>
-          <w:szCs w:val="32"/>
-        </w:rPr>
-      </w:pPr>
-      <w:r>
-        <w:rPr>
-          <w:sz w:val="32"/>
-          <w:szCs w:val="32"/>
-        </w:rPr>
-        <w:t>Jelenleg nincs.</w:t>
-      </w:r>
-    </w:p>
-    <w:p>
-      <w:pPr>
-        <w:pStyle w:val="Listaszerbekezds"/>
-        <w:numPr>
-          <w:ilvl w:val="0"/>
-          <w:numId w:val="34"/>
-        </w:numPr>
-        <w:rPr>
-          <w:sz w:val="32"/>
-          <w:szCs w:val="32"/>
-        </w:rPr>
-      </w:pPr>
-      <w:r>
-        <w:rPr>
-          <w:sz w:val="32"/>
-          <w:szCs w:val="32"/>
-        </w:rPr>
-        <w:t>Tesztelési szempontok:</w:t>
-      </w:r>
-    </w:p>
-    <w:p>
-      <w:pPr>
-        <w:pStyle w:val="Listaszerbekezds"/>
-        <w:numPr>
-          <w:ilvl w:val="1"/>
-          <w:numId w:val="34"/>
-        </w:numPr>
-        <w:rPr>
-          <w:sz w:val="32"/>
-          <w:szCs w:val="32"/>
-        </w:rPr>
-      </w:pPr>
-      <w:r>
-        <w:rPr>
-          <w:sz w:val="32"/>
-          <w:szCs w:val="32"/>
-        </w:rPr>
-        <w:t>Jogosultságok (védett oldalak)</w:t>
-      </w:r>
-    </w:p>
-    <w:p>
-      <w:pPr>
-        <w:pStyle w:val="Listaszerbekezds"/>
-        <w:numPr>
-          <w:ilvl w:val="1"/>
-          <w:numId w:val="34"/>
-        </w:numPr>
-        <w:rPr>
-          <w:sz w:val="32"/>
-          <w:szCs w:val="32"/>
-        </w:rPr>
-      </w:pPr>
-      <w:r>
-        <w:rPr>
-          <w:sz w:val="32"/>
-          <w:szCs w:val="32"/>
-        </w:rPr>
-        <w:t>Hibakezelés</w:t>
-      </w:r>
-    </w:p>
-    <w:p>
-      <w:pPr>
-        <w:pStyle w:val="Listaszerbekezds"/>
-        <w:numPr>
-          <w:ilvl w:val="1"/>
-          <w:numId w:val="34"/>
-        </w:numPr>
-        <w:rPr>
-          <w:sz w:val="32"/>
-          <w:szCs w:val="32"/>
-        </w:rPr>
-      </w:pPr>
-      <w:r>
-        <w:rPr>
-          <w:sz w:val="32"/>
-          <w:szCs w:val="32"/>
-        </w:rPr>
-        <w:t>Űrlapok validációja</w:t>
-      </w:r>
-    </w:p>
-    <w:p>
-      <w:pPr>
-        <w:pStyle w:val="Listaszerbekezds"/>
-        <w:numPr>
-          <w:ilvl w:val="1"/>
-          <w:numId w:val="34"/>
-        </w:numPr>
-        <w:rPr>
-          <w:sz w:val="32"/>
-          <w:szCs w:val="32"/>
-        </w:rPr>
-      </w:pPr>
-      <w:r>
-        <w:rPr>
-          <w:sz w:val="32"/>
-          <w:szCs w:val="32"/>
-        </w:rPr>
-        <w:t>API kommunikáció</w:t>
-      </w:r>
-    </w:p>
-    <w:p>
-      <w:pPr>
-        <w:rPr>
-          <w:sz w:val="32"/>
-          <w:szCs w:val="32"/>
-        </w:rPr>
-      </w:pPr>
-      <w:r>
-        <w:rPr>
-          <w:sz w:val="32"/>
-          <w:szCs w:val="32"/>
-        </w:rPr>
-        <w:br w:type="page"/>
-      </w:r>
-    </w:p>
-    <w:p>
-      <w:pPr>
-        <w:pStyle w:val="Cmsor2"/>
-      </w:pPr>
-      <w:bookmarkStart w:id="50" w:name="_Toc222827524"/>
-      <w:r>
-        <w:lastRenderedPageBreak/>
-        <w:t>Továbbfejlesztési lehetőségek:</w:t>
-      </w:r>
-      <w:bookmarkEnd w:id="50"/>
-    </w:p>
-    <w:p>
-      <w:pPr>
-        <w:pStyle w:val="Listaszerbekezds"/>
-        <w:numPr>
-          <w:ilvl w:val="0"/>
-          <w:numId w:val="35"/>
-        </w:numPr>
-        <w:rPr>
-          <w:sz w:val="32"/>
-          <w:szCs w:val="32"/>
-        </w:rPr>
-      </w:pPr>
-      <w:r>
-        <w:rPr>
-          <w:sz w:val="32"/>
-          <w:szCs w:val="32"/>
-        </w:rPr>
-        <w:t>Új funkciók:</w:t>
-      </w:r>
-    </w:p>
-    <w:p>
-      <w:pPr>
-        <w:pStyle w:val="Listaszerbekezds"/>
-        <w:numPr>
-          <w:ilvl w:val="1"/>
-          <w:numId w:val="35"/>
-        </w:numPr>
-        <w:rPr>
-          <w:sz w:val="32"/>
-          <w:szCs w:val="32"/>
-        </w:rPr>
-      </w:pPr>
-      <w:r>
-        <w:rPr>
-          <w:sz w:val="32"/>
-          <w:szCs w:val="32"/>
-        </w:rPr>
-        <w:t>Jelszó visszaállítás</w:t>
-      </w:r>
-    </w:p>
-    <w:p>
-      <w:pPr>
-        <w:pStyle w:val="Listaszerbekezds"/>
-        <w:numPr>
-          <w:ilvl w:val="1"/>
-          <w:numId w:val="35"/>
-        </w:numPr>
-        <w:rPr>
-          <w:sz w:val="32"/>
-          <w:szCs w:val="32"/>
-        </w:rPr>
-      </w:pPr>
-      <w:r>
-        <w:rPr>
-          <w:sz w:val="32"/>
-          <w:szCs w:val="32"/>
-        </w:rPr>
-        <w:t>Email validáció</w:t>
-      </w:r>
-    </w:p>
-    <w:p>
-      <w:pPr>
-        <w:pStyle w:val="Listaszerbekezds"/>
-        <w:numPr>
-          <w:ilvl w:val="1"/>
-          <w:numId w:val="35"/>
-        </w:numPr>
-        <w:rPr>
-          <w:sz w:val="32"/>
-          <w:szCs w:val="32"/>
-        </w:rPr>
-      </w:pPr>
-      <w:r>
-        <w:rPr>
-          <w:sz w:val="32"/>
-          <w:szCs w:val="32"/>
-        </w:rPr>
-        <w:t>Többnyelvűség</w:t>
-      </w:r>
-    </w:p>
-    <w:p>
-      <w:pPr>
-        <w:pStyle w:val="Listaszerbekezds"/>
-        <w:numPr>
-          <w:ilvl w:val="1"/>
-          <w:numId w:val="35"/>
-        </w:numPr>
-        <w:rPr>
-          <w:sz w:val="32"/>
-          <w:szCs w:val="32"/>
-        </w:rPr>
-      </w:pPr>
-      <w:r>
-        <w:rPr>
-          <w:sz w:val="32"/>
-          <w:szCs w:val="32"/>
-        </w:rPr>
-        <w:t>Felhasználói értékelések</w:t>
-      </w:r>
-    </w:p>
-    <w:p>
-      <w:pPr>
-        <w:pStyle w:val="Listaszerbekezds"/>
-        <w:numPr>
-          <w:ilvl w:val="0"/>
-          <w:numId w:val="35"/>
-        </w:numPr>
-        <w:rPr>
-          <w:sz w:val="32"/>
-          <w:szCs w:val="32"/>
-        </w:rPr>
-      </w:pPr>
-      <w:r>
-        <w:rPr>
-          <w:sz w:val="32"/>
-          <w:szCs w:val="32"/>
-        </w:rPr>
-        <w:t>Teljesítményjavítás:</w:t>
-      </w:r>
-    </w:p>
-    <w:p>
-      <w:pPr>
-        <w:pStyle w:val="Listaszerbekezds"/>
-        <w:numPr>
-          <w:ilvl w:val="1"/>
-          <w:numId w:val="35"/>
-        </w:numPr>
-        <w:rPr>
-          <w:sz w:val="32"/>
-          <w:szCs w:val="32"/>
-        </w:rPr>
-      </w:pPr>
-      <w:r>
-        <w:rPr>
-          <w:sz w:val="32"/>
-          <w:szCs w:val="32"/>
-        </w:rPr>
-        <w:t>Lazy loading képek</w:t>
-      </w:r>
-    </w:p>
-    <w:p>
-      <w:pPr>
-        <w:pStyle w:val="Listaszerbekezds"/>
-        <w:numPr>
-          <w:ilvl w:val="1"/>
-          <w:numId w:val="35"/>
-        </w:numPr>
-        <w:rPr>
-          <w:sz w:val="32"/>
-          <w:szCs w:val="32"/>
-        </w:rPr>
-      </w:pPr>
-      <w:r>
-        <w:rPr>
-          <w:sz w:val="32"/>
-          <w:szCs w:val="32"/>
-        </w:rPr>
-        <w:t>Kisebb bundle méret</w:t>
-      </w:r>
-    </w:p>
-    <w:p>
-      <w:pPr>
-        <w:pStyle w:val="Listaszerbekezds"/>
-        <w:numPr>
-          <w:ilvl w:val="0"/>
-          <w:numId w:val="35"/>
-        </w:numPr>
-        <w:rPr>
-          <w:sz w:val="32"/>
-          <w:szCs w:val="32"/>
-        </w:rPr>
-      </w:pPr>
-      <w:r>
-        <w:rPr>
-          <w:sz w:val="32"/>
-          <w:szCs w:val="32"/>
-        </w:rPr>
-        <w:t>UI/UX fejlesztések:</w:t>
-      </w:r>
-    </w:p>
-    <w:p>
-      <w:pPr>
-        <w:pStyle w:val="Listaszerbekezds"/>
-        <w:numPr>
-          <w:ilvl w:val="1"/>
-          <w:numId w:val="35"/>
-        </w:numPr>
-        <w:rPr>
-          <w:sz w:val="32"/>
-          <w:szCs w:val="32"/>
-        </w:rPr>
-      </w:pPr>
-      <w:r>
-        <w:rPr>
-          <w:sz w:val="32"/>
-          <w:szCs w:val="32"/>
-        </w:rPr>
-        <w:t>Animációk, skeleton loading</w:t>
-      </w:r>
-    </w:p>
-    <w:p>
-      <w:pPr>
-        <w:pStyle w:val="Listaszerbekezds"/>
-        <w:numPr>
-          <w:ilvl w:val="1"/>
-          <w:numId w:val="35"/>
-        </w:numPr>
-        <w:rPr>
-          <w:sz w:val="32"/>
-          <w:szCs w:val="32"/>
-        </w:rPr>
-      </w:pPr>
-      <w:r>
-        <w:rPr>
-          <w:sz w:val="32"/>
-          <w:szCs w:val="32"/>
-        </w:rPr>
-        <w:t>Accessibility (akadálymentesség)</w:t>
-      </w:r>
-    </w:p>
-    <w:p>
-      <w:pPr>
-        <w:pStyle w:val="Listaszerbekezds"/>
-        <w:numPr>
-          <w:ilvl w:val="1"/>
-          <w:numId w:val="35"/>
-        </w:numPr>
-        <w:rPr>
-          <w:sz w:val="32"/>
-          <w:szCs w:val="32"/>
-        </w:rPr>
-      </w:pPr>
-      <w:r>
-        <w:rPr>
-          <w:sz w:val="32"/>
-          <w:szCs w:val="32"/>
-        </w:rPr>
-        <w:t>Részletesebb visszajelzések</w:t>
-      </w:r>
-    </w:p>
-    <w:p>
-      <w:pPr>
-        <w:rPr>
-          <w:sz w:val="32"/>
-          <w:szCs w:val="32"/>
-        </w:rPr>
-      </w:pPr>
-    </w:p>
-    <w:p>
-      <w:pPr>
-        <w:pStyle w:val="Cmsor2"/>
-      </w:pPr>
-      <w:bookmarkStart w:id="51" w:name="_Toc222827525"/>
-      <w:r>
-        <w:t>Lezárás:</w:t>
-      </w:r>
-      <w:bookmarkEnd w:id="51"/>
-    </w:p>
-    <w:p>
-      <w:pPr>
-        <w:rPr>
-          <w:sz w:val="32"/>
-          <w:szCs w:val="32"/>
-        </w:rPr>
-      </w:pPr>
-      <w:r>
-        <w:rPr>
-          <w:sz w:val="32"/>
-          <w:szCs w:val="32"/>
-        </w:rPr>
-        <w:t>Az Ndidi Autókereskedés frontendje egy átlátható, jól strukturált React-alapú alkalmazás, amely mind a felhasználók, mind az adminisztrátorok számára kényelmes és biztonságos felületet biztosít az autókereskedés online menedzseléséhez. A komponens-alapú felépítés, a modern technológiák és a reszponzív dizájn lehetővé teszi a projekt könnyű továbbfejlesztését, karbantartását és bővítését. A dokumentáció célja, hogy segítse a fejlesztőket a rendszer megértésében és a további fejlesztések hatékony megvalósításában.</w:t>
-      </w:r>
-    </w:p>
-    <w:p>
-      <w:r>
-        <w:br w:type="page"/>
-      </w:r>
-    </w:p>
-    <w:tbl>
-      <w:tblPr>
-        <w:tblStyle w:val="Rcsostblzat"/>
-        <w:tblW w:w="9178" w:type="dxa"/>
-        <w:tblLook w:val="04A0" w:firstRow="1" w:lastRow="0" w:firstColumn="1" w:lastColumn="0" w:noHBand="0" w:noVBand="1"/>
-      </w:tblPr>
-      <w:tblGrid>
-        <w:gridCol w:w="2294"/>
-        <w:gridCol w:w="2294"/>
-        <w:gridCol w:w="2295"/>
-        <w:gridCol w:w="2295"/>
-      </w:tblGrid>
-      <w:tr>
-        <w:trPr>
-          <w:trHeight w:val="359"/>
-        </w:trPr>
-        <w:tc>
-          <w:tcPr>
-            <w:tcW w:w="2294" w:type="dxa"/>
-          </w:tcPr>
-          <w:p/>
-        </w:tc>
-        <w:tc>
-          <w:tcPr>
-            <w:tcW w:w="2294" w:type="dxa"/>
-          </w:tcPr>
-          <w:p/>
-        </w:tc>
-        <w:tc>
-          <w:tcPr>
-            <w:tcW w:w="2295" w:type="dxa"/>
-          </w:tcPr>
-          <w:p/>
-        </w:tc>
-        <w:tc>
-          <w:tcPr>
-            <w:tcW w:w="2295" w:type="dxa"/>
-          </w:tcPr>
-          <w:p/>
-        </w:tc>
-      </w:tr>
-      <w:tr>
-        <w:trPr>
-          <w:trHeight w:val="359"/>
-        </w:trPr>
-        <w:tc>
-          <w:tcPr>
-            <w:tcW w:w="2294" w:type="dxa"/>
-          </w:tcPr>
-          <w:p/>
-        </w:tc>
-        <w:tc>
-          <w:tcPr>
-            <w:tcW w:w="2294" w:type="dxa"/>
-          </w:tcPr>
-          <w:p/>
-        </w:tc>
-        <w:tc>
-          <w:tcPr>
-            <w:tcW w:w="2295" w:type="dxa"/>
-          </w:tcPr>
-          <w:p/>
-        </w:tc>
-        <w:tc>
-          <w:tcPr>
-            <w:tcW w:w="2295" w:type="dxa"/>
-          </w:tcPr>
-          <w:p/>
-        </w:tc>
-      </w:tr>
-    </w:tbl>
-    <w:p>
-      <w:r>
-        <w:t>Backend dokumentáció – Autókereskedés</w:t>
-      </w:r>
-    </w:p>
-    <w:p>
-      <w:r>
-        <w:t>Áttekintés</w:t>
-      </w:r>
-    </w:p>
-    <w:p>
-      <w:r>
-        <w:t>A backend egy Node.js + Express alapú REST API, amely az autókereskedés adatainak kezelését végzi. A rendszer autók listázását és szűrését, felhasználói regisztrációt és bejelentkezést, érdeklődések és üzenetek kezelését, valamint számlázási adatok rögzítését támogatja. A backend egy MySQL adatbázishoz kapcsolódik, és statikus képek kiszolgálását is elvégzi.</w:t>
-      </w:r>
-    </w:p>
-    <w:p>
-      <w:r>
-        <w:t>A rendszer célja és funkciója</w:t>
-      </w:r>
-    </w:p>
-    <w:p>
-      <w:r>
-        <w:t>- Autók listázása, részletek lekérése, szűrés, ajánlott és véletlenszerű autók.</w:t>
-      </w:r>
-    </w:p>
-    <w:p>
-      <w:r>
-        <w:t>- Adminisztrátori műveletek: autók létrehozása, szerkesztése, törlése, segédtáblák bővítése.</w:t>
-      </w:r>
-    </w:p>
-    <w:p>
-      <w:r>
-        <w:t>- Felhasználói regisztráció, bejelentkezés, token alapú azonosítás.</w:t>
-      </w:r>
-    </w:p>
-    <w:p>
-      <w:r>
-        <w:t>- Érdeklődések, üzenetek és chat funkció kezelése.</w:t>
-      </w:r>
-    </w:p>
-    <w:p>
-      <w:r>
-        <w:t>- Számla- és rendelésadatok rögzítése.</w:t>
-      </w:r>
-    </w:p>
-    <w:p>
-      <w:r>
-        <w:t>- Képfeltöltés és képtörlés.</w:t>
-      </w:r>
-    </w:p>
-    <w:p>
-      <w:r>
-        <w:t>Rövid architektúra leírás</w:t>
-      </w:r>
-    </w:p>
-    <w:p>
-      <w:r>
-        <w:t>A backend MVC-szerű felépítésű. Az útvonalak (routes) irányítják a kéréseket a kontrollerekhez, a kontrollerek az üzleti logikát végzik, és a modelleken keresztül férnek hozzá az adatbázishoz. A JWT-alapú autentikációt middleware kezeli. Statikus fájlok a `backend/public` mappából szolgálódnak ki.</w:t>
-      </w:r>
-    </w:p>
-    <w:p>
-      <w:r>
-        <w:t>Fő komponensek és modulok</w:t>
-      </w:r>
-    </w:p>
-    <w:p>
-      <w:r>
-        <w:t>- `backend/app.js`: Express alkalmazás inicializálása, middleware-ek és route-ok bekötése.</w:t>
-      </w:r>
-    </w:p>
-    <w:p>
-      <w:r>
-        <w:t>- `backend/bin/www`: HTTP szerver indítása és port beállítása.</w:t>
-      </w:r>
-    </w:p>
-    <w:p>
-      <w:r>
-        <w:t>- `backend/routes/autoMod.js`: REST végpontok listája és middleware-ek.</w:t>
-      </w:r>
-    </w:p>
-    <w:p>
-      <w:r>
-        <w:t>- `backend/controllers/autoControllerMod.js`: üzleti logika, JWT kezelés, fájlkezelés.</w:t>
-      </w:r>
-    </w:p>
-    <w:p>
-      <w:r>
-        <w:t>- `backend/models/autoModellMod.js`: adatbázis műveletek, SQL lekérdezések.</w:t>
-      </w:r>
-    </w:p>
-    <w:p>
-      <w:r>
-        <w:t>- `backend/middleware/authAuto.js`: JWT ellenőrzés és `req.user` beállítás.</w:t>
-      </w:r>
-    </w:p>
-    <w:p>
-      <w:r>
-        <w:t>- `backend/config/db.js`: MySQL kapcsolat pool konfiguráció.</w:t>
-      </w:r>
-    </w:p>
-    <w:p>
-      <w:r>
-        <w:t>- `backend/public/img`: autók képei.</w:t>
-      </w:r>
-    </w:p>
-    <w:p>
-      <w:r>
-        <w:t>- `backend/tmp`: ideiglenes feltöltési mappa (multer).</w:t>
-      </w:r>
-    </w:p>
-    <w:p>
-      <w:r>
-        <w:t>Technológiai stack</w:t>
-      </w:r>
-    </w:p>
-    <w:p>
-      <w:r>
-        <w:t>- Nyelv: JavaScript (Node.js).</w:t>
-      </w:r>
-    </w:p>
-    <w:p>
-      <w:r>
-        <w:t>- Framework: Express 4.16.1.</w:t>
-      </w:r>
-    </w:p>
-    <w:p>
-      <w:r>
-        <w:t>- Adatbázis: MySQL (InnoDB, `utf8mb4_hungarian_ci` kolláció).</w:t>
-      </w:r>
-    </w:p>
-    <w:p>
-      <w:r>
-        <w:t>- ORM/DB driver: mysql2/promise 3.15.3.</w:t>
-      </w:r>
-    </w:p>
-    <w:p>
-      <w:r>
-        <w:t>- Autentikáció: jsonwebtoken 9.0.2, bcrypt 6.0.0.</w:t>
-      </w:r>
-    </w:p>
-    <w:p>
-      <w:r>
-        <w:t>- Fájlkezelés: multer 2.0.2.</w:t>
-      </w:r>
-    </w:p>
-    <w:p>
-      <w:r>
-        <w:t>- HTTP middleware-ek: cors 2.8.5, cookie-parser 1.4.4, morgan 1.9.1, dotenv 17.2.3.</w:t>
-      </w:r>
-    </w:p>
-    <w:p>
-      <w:r>
-        <w:t>- Fejlesztői eszköz: nodemon 3.1.10.</w:t>
-      </w:r>
-    </w:p>
-    <w:p>
-      <w:r>
-        <w:t>- Külső szolgáltatások / API-k: nincs.</w:t>
-      </w:r>
-    </w:p>
-    <w:p>
-      <w:r>
-        <w:t>Rendszerarchitektúra</w:t>
-      </w:r>
-    </w:p>
-    <w:p>
-      <w:r>
-        <w:t>Modulok és rétegek:</w:t>
-      </w:r>
-    </w:p>
-    <w:p>
-      <w:r>
-        <w:t>- Controller réteg: `backend/controllers/autoControllerMod.js`.</w:t>
-      </w:r>
-    </w:p>
-    <w:p>
-      <w:r>
-        <w:t>- Service réteg: nincs külön réteg, a controller közvetlenül hívja a modelleket.</w:t>
-      </w:r>
-    </w:p>
-    <w:p>
-      <w:r>
-        <w:t>- Repository/Model réteg: `backend/models/autoModellMod.js`.</w:t>
-      </w:r>
-    </w:p>
-    <w:p>
-      <w:r>
-        <w:t>- Middleware réteg: `backend/middleware/authAuto.js`.</w:t>
-      </w:r>
-    </w:p>
-    <w:p>
-      <w:r>
-        <w:t>Adatáramlás diagram:</w:t>
-      </w:r>
-    </w:p>
-    <w:p>
-      <w:r>
-        <w:t>flowchart LR</w:t>
-      </w:r>
-    </w:p>
-    <w:p>
-      <w:r>
-        <w:t xml:space="preserve">    Client[Frontend/Mobil kliens] --&gt;|HTTP JSON| Express[Express API]</w:t>
-      </w:r>
-    </w:p>
-    <w:p>
-      <w:r>
-        <w:t xml:space="preserve">    Express --&gt; Router[Routes]</w:t>
-      </w:r>
-    </w:p>
-    <w:p>
-      <w:r>
-        <w:t xml:space="preserve">    Router --&gt; Controller[Controller]</w:t>
-      </w:r>
-    </w:p>
-    <w:p>
-      <w:r>
-        <w:t xml:space="preserve">    Controller --&gt; Model[Model]</w:t>
-      </w:r>
-    </w:p>
-    <w:p>
-      <w:r>
-        <w:t xml:space="preserve">    Model --&gt; DB[(MySQL)]</w:t>
-      </w:r>
-    </w:p>
-    <w:p>
-      <w:r>
-        <w:t xml:space="preserve">    DB --&gt; Model --&gt; Controller --&gt; Router --&gt; Express --&gt; Client</w:t>
-      </w:r>
-    </w:p>
-    <w:p>
-      <w:r>
-        <w:t xml:space="preserve">    Express --&gt;|/img| Static[(public/img)]</w:t>
-      </w:r>
-    </w:p>
-    <w:p>
-      <w:r>
-        <w:t>Összefüggések más rendszerekkel:</w:t>
-      </w:r>
-    </w:p>
-    <w:p>
-      <w:r>
-        <w:t>- A backendet a webes frontend és a mobil kliens fogyasztja REST API-n keresztül.</w:t>
-      </w:r>
-    </w:p>
-    <w:p>
-      <w:r>
-        <w:t>- Képek kiszolgálása a backend statikus `/img` útvonalán keresztül történik.</w:t>
-      </w:r>
-    </w:p>
-    <w:p>
-      <w:r>
-        <w:t>- Külső integráció nincs.</w:t>
-      </w:r>
-    </w:p>
-    <w:p>
-      <w:r>
-        <w:t>Skálázási és deployment koncepciók:</w:t>
-      </w:r>
-    </w:p>
-    <w:p>
-      <w:r>
-        <w:t>- Jelenleg egyetlen Node.js processz fut, horizontális skálázás nincs konfigurálva.</w:t>
-      </w:r>
-    </w:p>
-    <w:p>
-      <w:r>
-        <w:t>- Javasolt: több példány futtatása (pl. PM2), reverse proxy (Nginx), és külön statikus fájlkiszolgáló vagy CDN.</w:t>
-      </w:r>
-    </w:p>
-    <w:p>
-      <w:r>
-        <w:t>- Adatbázis oldalon replikáció és rendszeres mentés javasolt, de nem része a jelenlegi kódnak.</w:t>
-      </w:r>
-    </w:p>
-    <w:p>
-      <w:r>
-        <w:t>Adatbázis és adatmodellezés</w:t>
-      </w:r>
-    </w:p>
-    <w:p>
-      <w:r>
-        <w:t>Adatbázis séma és ER összefoglaló:</w:t>
-      </w:r>
-    </w:p>
-    <w:p>
-      <w:r>
-        <w:t>- Az adatbázis fő táblái: `autok`, `vevok`, `erdeklodesek`, `uzenet`, `szamla`, `rendeles`.</w:t>
-      </w:r>
-    </w:p>
-    <w:p>
-      <w:r>
-        <w:t>- Törzsadat táblák: `marka`, `valtok`, `uzemanyag`, `szin`, `fizmodo`.</w:t>
-      </w:r>
-    </w:p>
-    <w:p>
-      <w:r>
-        <w:t>- Nézet: `osszes_auto` a `autok` + törzsadatok JOIN-olt lekérdezéséhez.</w:t>
-      </w:r>
-    </w:p>
-    <w:p>
-      <w:r>
-        <w:t>Főbb táblák, mezők és típusok:</w:t>
-      </w:r>
-    </w:p>
-    <w:p>
-      <w:r>
-        <w:t>- `autok`: `id` int PK, `marka_id` int FK, `model` varchar(100), `valto_id` int FK, `kiadasiev` int, `uzemanyag_id` int FK, `motormeret` int, `km` int, `ar` int, `ajtoszam` int, `szemelyek` int, `szin_id` int FK, `irat` tinyint(1) default 1, `leiras` varchar(200).</w:t>
-      </w:r>
-    </w:p>
-    <w:p>
-      <w:r>
-        <w:t>- `marka`: `id` int PK, `nev` varchar(50), `nev` unique.</w:t>
-      </w:r>
-    </w:p>
-    <w:p>
-      <w:r>
-        <w:t>- `valtok`: `id` int PK, `nev` varchar(50), `nev` unique.</w:t>
-      </w:r>
-    </w:p>
-    <w:p>
-      <w:r>
-        <w:t>- `uzemanyag`: `id` int PK, `nev` varchar(50), `nev` unique.</w:t>
-      </w:r>
-    </w:p>
-    <w:p>
-      <w:r>
-        <w:t>- `szin`: `id` int PK, `nev` varchar(50), `nev` unique.</w:t>
-      </w:r>
-    </w:p>
-    <w:p>
-      <w:r>
-        <w:t>- `vevok`: `id` int PK, `nev` varchar(70), `lakcim` varchar(255), `adoszam` varchar(40) unique, `jelszo` varchar(255), `email` varchar(50), `admin` tinyint default 0.</w:t>
-      </w:r>
-    </w:p>
-    <w:p>
-      <w:r>
-        <w:t>- `erdeklodesek`: `id` int PK, `vevo_id` int FK, `auto_id` int FK, `created_at` timestamp default CURRENT_TIMESTAMP.</w:t>
-      </w:r>
-    </w:p>
-    <w:p>
-      <w:r>
-        <w:t>- `uzenet`: `id` int PK, `vevo_id` int FK, `auto_id` int FK, `elkuldve` date, `uzenet_text` text, `valasz` text, `valasz_datum` date NULL.</w:t>
-      </w:r>
-    </w:p>
-    <w:p>
-      <w:r>
-        <w:t>- `szamla`: `szamlaid` varchar(255) PK, `felhasz_id` int FK, `kelt_datum` date, `tel_datum` date, `fiz_datim` date, `fiz_id` int FK.</w:t>
-      </w:r>
-    </w:p>
-    <w:p>
-      <w:r>
-        <w:t>- `rendeles`: `id` int PK, `szid` varchar(255) FK -&gt; `szamla.szamlaid`, `auto_Id` int FK -&gt; `autok.id`.</w:t>
-      </w:r>
-    </w:p>
-    <w:p>
-      <w:r>
-        <w:t>- `fizmodo`: `id` int PK, `mod` varchar(255).</w:t>
-      </w:r>
-    </w:p>
-    <w:p>
-      <w:r>
-        <w:t>Kapcsolatok:</w:t>
-      </w:r>
-    </w:p>
-    <w:p>
-      <w:r>
-        <w:t>- `autok` 1:N kapcsolatban van `erdeklodesek` és `uzenet` táblákkal.</w:t>
-      </w:r>
-    </w:p>
-    <w:p>
-      <w:r>
-        <w:t>- `vevok` 1:N kapcsolatban van `erdeklodesek` és `uzenet` táblákkal.</w:t>
-      </w:r>
-    </w:p>
-    <w:p>
-      <w:r>
-        <w:t>- `szamla` 1:N kapcsolatban van `rendeles` táblával.</w:t>
-      </w:r>
-    </w:p>
-    <w:p>
-      <w:r>
-        <w:t>- `fizmodo` 1:N kapcsolatban van `szamla` táblával.</w:t>
-      </w:r>
-    </w:p>
-    <w:p>
-      <w:r>
-        <w:t>- `autok` N:1 kapcsolatban van a törzsadat táblákkal (`marka`, `valtok`, `uzemanyag`, `szin`).</w:t>
-      </w:r>
-    </w:p>
-    <w:p>
-      <w:r>
-        <w:t>Indexek, kulcsok és constraint-ek:</w:t>
-      </w:r>
-    </w:p>
-    <w:p>
-      <w:r>
-        <w:t>- Minden fő táblában elsődleges kulcs (`PRIMARY KEY`) van.</w:t>
-      </w:r>
-    </w:p>
-    <w:p>
-      <w:r>
-        <w:t>- Külső kulcsok biztosítják az adatintegritást (pl. `autok.marka_id` -&gt; `marka.id`).</w:t>
-      </w:r>
-    </w:p>
-    <w:p>
-      <w:r>
-        <w:t>- Egyedi kulcsok: `marka.nev`, `valtok.nev`, `uzemanyag.nev`, `szin.nev`, `vevok.adoszam`.</w:t>
-      </w:r>
-    </w:p>
-    <w:p>
-      <w:r>
-        <w:t>Nézet (view): `osszes_auto`</w:t>
-      </w:r>
-    </w:p>
-    <w:p>
-      <w:r>
-        <w:t>- Cél: az `autok` tábla kiegészítése a márka, szín, üzemanyag és váltó megnevezésével.</w:t>
-      </w:r>
-    </w:p>
-    <w:p>
-      <w:r>
-        <w:t>- Forrás: `autok` JOIN `marka` JOIN `szin` JOIN `uzemanyag` JOIN `valtok`.</w:t>
-      </w:r>
-    </w:p>
-    <w:p>
-      <w:r>
-        <w:t>- Főbb mezők: `id`, `nev` (márka), `szin_nev`, `model`, `ajtoszam`, `ar`, `km`, `motormeret`, `kiadasiev`, `üzemanyag`, `váltó`, `leírás`, `irat`, `szemelyek`.</w:t>
-      </w:r>
-    </w:p>
-    <w:p>
-      <w:r>
-        <w:t>Adatmigrációk és seed adatok:</w:t>
-      </w:r>
-    </w:p>
-    <w:p>
-      <w:r>
-        <w:t>- Migrációs rendszer nincs.</w:t>
-      </w:r>
-    </w:p>
-    <w:p>
-      <w:r>
-        <w:t>- A teljes séma és seed adat a `mentes/automentvegleges.sql` fájlban található.</w:t>
-      </w:r>
-    </w:p>
-    <w:p>
-      <w:r>
-        <w:t>- A seed tartalmaz autókat, márkákat, színeket, üzemanyagokat, váltókat, fizetési módokat és teszt felhasználókat.</w:t>
-      </w:r>
-    </w:p>
-    <w:p>
-      <w:r>
-        <w:t>API dokumentáció</w:t>
-      </w:r>
-    </w:p>
-    <w:p>
-      <w:r>
-        <w:t>Alap útvonal: minden végpont a `/auto` prefix alatt érhető el.</w:t>
-      </w:r>
-    </w:p>
-    <w:p>
-      <w:r>
-        <w:t>Hitelesítés:</w:t>
-      </w:r>
-    </w:p>
-    <w:p>
-      <w:r>
-        <w:t>- A védett végpontok `Authorization: Bearer &lt;accessToken&gt;` fejlécet várnak.</w:t>
-      </w:r>
-    </w:p>
-    <w:p>
-      <w:r>
-        <w:t>- A refresh token `refreshToken` néven HTTP-only cookie-ban tárolódik.</w:t>
-      </w:r>
-    </w:p>
-    <w:p>
-      <w:r>
-        <w:t>Végpontok összefoglaló táblázat:</w:t>
-      </w:r>
-    </w:p>
-    <w:p>
-      <w:r>
-        <w:t>| Metódus | Útvonal | Auth | Leírás |</w:t>
-      </w:r>
-    </w:p>
-    <w:p>
-      <w:r>
-        <w:t>|---|---|---|---|</w:t>
-      </w:r>
-    </w:p>
-    <w:p>
-      <w:r>
-        <w:t>| GET | `/auto/minden` | Nem | Összes autó listázása (query: `limit`, `offset`). |</w:t>
-      </w:r>
-    </w:p>
-    <w:p>
-      <w:r>
-        <w:t>| GET | `/auto/egy/:id` | Nem | Egy autó részletei. |</w:t>
-      </w:r>
-    </w:p>
-    <w:p>
-      <w:r>
-        <w:t>| DELETE | `/auto/torol/:id` | Nem | Autó törlése. |</w:t>
-      </w:r>
-    </w:p>
-    <w:p>
-      <w:r>
-        <w:t>| GET | `/auto/marka` | Nem | Márkák listája. |</w:t>
-      </w:r>
-    </w:p>
-    <w:p>
-      <w:r>
-        <w:t>| GET | `/auto/szin` | Nem | Színek listája. |</w:t>
-      </w:r>
-    </w:p>
-    <w:p>
-      <w:r>
-        <w:t>| GET | `/auto/uzemanyag` | Nem | Üzemanyagok listája. |</w:t>
-      </w:r>
-    </w:p>
-    <w:p>
-      <w:r>
-        <w:t>| GET | `/auto/valtok` | Nem | Váltók listája. |</w:t>
-      </w:r>
-    </w:p>
-    <w:p>
-      <w:r>
-        <w:t>| GET | `/auto/ajtok` | Nem | Ajtószám opciók. |</w:t>
-      </w:r>
-    </w:p>
-    <w:p>
-      <w:r>
-        <w:t>| GET | `/auto/szemelyek` | Nem | Személy opciók. |</w:t>
-      </w:r>
-    </w:p>
-    <w:p>
-      <w:r>
-        <w:t>| GET | `/auto/count` | Nem | Autók száma. |</w:t>
-      </w:r>
-    </w:p>
-    <w:p>
-      <w:r>
-        <w:t>| GET | `/auto/ajanlott/:marka` | Nem | Ajánlott autók márka alapján. |</w:t>
-      </w:r>
-    </w:p>
-    <w:p>
-      <w:r>
-        <w:t>| GET | `/auto/random` | Nem | Véletlenszerű autók. |</w:t>
-      </w:r>
-    </w:p>
-    <w:p>
-      <w:r>
-        <w:t>| POST | `/auto/szuro` | Nem | Szűrő feltételek szerinti listázás. |</w:t>
-      </w:r>
-    </w:p>
-    <w:p>
-      <w:r>
-        <w:t>| POST | `/auto/login` | Nem | Bejelentkezés, access token + cookie refresh token. |</w:t>
-      </w:r>
-    </w:p>
-    <w:p>
-      <w:r>
-        <w:t>| POST | `/auto/regisztracio` | Nem | Regisztráció. |</w:t>
-      </w:r>
-    </w:p>
-    <w:p>
-      <w:r>
-        <w:t>| POST | `/auto/refresh` | Nem | Access token frissítése cookie-ból. |</w:t>
-      </w:r>
-    </w:p>
-    <w:p>
-      <w:r>
-        <w:t>| POST | `/auto/logout` | Nem | Refresh token törlése. |</w:t>
-      </w:r>
-    </w:p>
-    <w:p>
-      <w:r>
-        <w:t>| GET | `/auto/profil` | Igen | Saját profil adatok. |</w:t>
-      </w:r>
-    </w:p>
-    <w:p>
-      <w:r>
-        <w:t>| PUT | `/auto/profilmodosit` | Igen | Profil módosítás. |</w:t>
-      </w:r>
-    </w:p>
-    <w:p>
-      <w:r>
-        <w:t>| PUT | `/auto/jelszomodositas` | Igen | Jelszó módosítás. |</w:t>
-      </w:r>
-    </w:p>
-    <w:p>
-      <w:r>
-        <w:t>| POST | `/auto/erdekel` | Igen | Érdeklődés rögzítése. |</w:t>
-      </w:r>
-    </w:p>
-    <w:p>
-      <w:r>
-        <w:t>| GET | `/auto/erdekeltek` | Igen | Saját érdeklődött autók. |</w:t>
-      </w:r>
-    </w:p>
-    <w:p>
-      <w:r>
-        <w:t>| POST | `/auto/uzenet` | Igen | Új üzenet küldése. |</w:t>
-      </w:r>
-    </w:p>
-    <w:p>
-      <w:r>
-        <w:t>| GET | `/auto/uzenetek` | Igen | Saját üzenetek listája. |</w:t>
-      </w:r>
-    </w:p>
-    <w:p>
-      <w:r>
-        <w:t>| POST | `/auto/adminuzenetek` | Igen | Admin: megválaszolatlan üzenetek. |</w:t>
-      </w:r>
-    </w:p>
-    <w:p>
-      <w:r>
-        <w:t>| GET | `/auto/chatablak` | Igen | Chat előzmények lekérése. |</w:t>
-      </w:r>
-    </w:p>
-    <w:p>
-      <w:r>
-        <w:t>| POST | `/auto/admin/chatablak` | Igen | Admin válasz küldése. |</w:t>
-      </w:r>
-    </w:p>
-    <w:p>
-      <w:r>
-        <w:t>| POST | `/auto/felhasznalo/chatablak` | Igen | Felhasználói válasz küldése. |</w:t>
-      </w:r>
-    </w:p>
-    <w:p>
-      <w:r>
-        <w:t>| GET | `/auto/szamla` | Igen | Számlához szükséges adatok. |</w:t>
-      </w:r>
-    </w:p>
-    <w:p>
-      <w:r>
-        <w:t>| POST | `/auto/szamla` | Igen | Számla és rendelés mentése. |</w:t>
-      </w:r>
-    </w:p>
-    <w:p>
-      <w:r>
-        <w:t>| PUT | `/auto/szerkesztes/:id` | Igen | Autó módosítása. |</w:t>
-      </w:r>
-    </w:p>
-    <w:p>
-      <w:r>
-        <w:t>| POST | `/auto/ujauto` | Igen | Új autó létrehozása. |</w:t>
-      </w:r>
-    </w:p>
-    <w:p>
-      <w:r>
-        <w:t>| POST | `/auto/addszin` | Igen | Új szín felvitele. |</w:t>
-      </w:r>
-    </w:p>
-    <w:p>
-      <w:r>
-        <w:t>| POST | `/auto/adduzemanyag` | Igen | Új üzemanyag felvitele. |</w:t>
-      </w:r>
-    </w:p>
-    <w:p>
-      <w:r>
-        <w:t>| POST | `/auto/addmodell` | Igen | Új márka felvitele. |</w:t>
-      </w:r>
-    </w:p>
-    <w:p>
-      <w:r>
-        <w:t>| POST | `/auto/addvalto` | Igen | Új váltó felvitele. |</w:t>
-      </w:r>
-    </w:p>
-    <w:p>
-      <w:r>
-        <w:t>| POST | `/auto/kepek/:autoId` | Igen | Kép feltöltése (multipart/form-data). |</w:t>
-      </w:r>
-    </w:p>
-    <w:p>
-      <w:r>
-        <w:t>| DELETE | `/auto/kepek/:autoId/:index` | Igen | Kép törlése. |</w:t>
-      </w:r>
-    </w:p>
-    <w:p>
-      <w:r>
-        <w:t>| GET | `/auto/admin/unansweredcount` | Nem | Admin: megválaszolatlan üzenetek száma. |</w:t>
-      </w:r>
-    </w:p>
-    <w:p>
-      <w:r>
-        <w:t>Paraméterek és request body példák:</w:t>
-      </w:r>
-    </w:p>
-    <w:p>
-      <w:r>
-        <w:t>- `POST /auto/login`</w:t>
-      </w:r>
-    </w:p>
-    <w:p>
-      <w:r>
-        <w:t>{</w:t>
-      </w:r>
-    </w:p>
-    <w:p>
-      <w:r>
-        <w:t xml:space="preserve">  "email": "valaki@pelda.hu",</w:t>
-      </w:r>
-    </w:p>
-    <w:p>
-      <w:r>
-        <w:t xml:space="preserve">  "password": "titkosjelszo"</w:t>
-      </w:r>
-    </w:p>
-    <w:p>
-      <w:r>
-        <w:t>}</w:t>
-      </w:r>
-    </w:p>
-    <w:p>
-      <w:r>
-        <w:t>Válasz:</w:t>
-      </w:r>
-    </w:p>
-    <w:p>
-      <w:r>
-        <w:t>{</w:t>
-      </w:r>
-    </w:p>
-    <w:p>
-      <w:r>
-        <w:t xml:space="preserve">  "accessToken": "...",</w:t>
-      </w:r>
-    </w:p>
-    <w:p>
-      <w:r>
-        <w:t xml:space="preserve">  "user": { "id": 1, "email": "valaki@pelda.hu", "admin": 0 }</w:t>
-      </w:r>
-    </w:p>
-    <w:p>
-      <w:r>
-        <w:t>}</w:t>
-      </w:r>
-    </w:p>
-    <w:p>
-      <w:r>
-        <w:t>- `POST /auto/szuro`</w:t>
-      </w:r>
-    </w:p>
-    <w:p>
-      <w:r>
-        <w:t>{</w:t>
-      </w:r>
-    </w:p>
-    <w:p>
-      <w:r>
-        <w:t xml:space="preserve">  "markak": ["Hyundai", "Suzuki"],</w:t>
-      </w:r>
-    </w:p>
-    <w:p>
-      <w:r>
-        <w:t xml:space="preserve">  "uzemanyag": ["Diesel"],</w:t>
-      </w:r>
-    </w:p>
-    <w:p>
-      <w:r>
-        <w:t xml:space="preserve">  "szin": ["fekete"],</w:t>
-      </w:r>
-    </w:p>
-    <w:p>
-      <w:r>
-        <w:t xml:space="preserve">  "valto": ["Manual"],</w:t>
-      </w:r>
-    </w:p>
-    <w:p>
-      <w:r>
-        <w:t xml:space="preserve">  "ajto": [3, 5],</w:t>
-      </w:r>
-    </w:p>
-    <w:p>
-      <w:r>
-        <w:t xml:space="preserve">  "szemely": [4, 5],</w:t>
-      </w:r>
-    </w:p>
-    <w:p>
-      <w:r>
-        <w:t xml:space="preserve">  "arRange": [3000000, 8000000],</w:t>
-      </w:r>
-    </w:p>
-    <w:p>
-      <w:r>
-        <w:t xml:space="preserve">  "kmRange": [0, 80000],</w:t>
-      </w:r>
-    </w:p>
-    <w:p>
-      <w:r>
-        <w:t xml:space="preserve">  "evjarat": [2018, 2024],</w:t>
-      </w:r>
-    </w:p>
-    <w:p>
-      <w:r>
-        <w:t xml:space="preserve">  "irat": true,</w:t>
-      </w:r>
-    </w:p>
-    <w:p>
-      <w:r>
-        <w:t xml:space="preserve">  "motormeret": 1200,</w:t>
-      </w:r>
-    </w:p>
-    <w:p>
-      <w:r>
-        <w:t xml:space="preserve">  "keres": "i20",</w:t>
-      </w:r>
-    </w:p>
-    <w:p>
-      <w:r>
-        <w:t xml:space="preserve">  "limit": 10,</w:t>
-      </w:r>
-    </w:p>
-    <w:p>
-      <w:r>
-        <w:t xml:space="preserve">  "page": 1</w:t>
-      </w:r>
-    </w:p>
-    <w:p>
-      <w:r>
-        <w:t>}</w:t>
-      </w:r>
-    </w:p>
-    <w:p>
-      <w:r>
-        <w:t>- `POST /auto/erdekel`</w:t>
-      </w:r>
-    </w:p>
-    <w:p>
-      <w:r>
-        <w:t>{ "autoId": 42 }</w:t>
-      </w:r>
-    </w:p>
-    <w:p>
-      <w:r>
-        <w:t>- `POST /auto/uzenet`</w:t>
-      </w:r>
-    </w:p>
-    <w:p>
-      <w:r>
-        <w:t>{ "autoId": 42, "uzenet": "Érdeklődnék az autó iránt." }</w:t>
-      </w:r>
-    </w:p>
-    <w:p>
-      <w:r>
-        <w:t>- `POST /auto/kepek/:autoId`</w:t>
-      </w:r>
-    </w:p>
-    <w:p>
-      <w:r>
-        <w:t>A feltöltés `multipart/form-data` formátumban történik, a fájlmező neve `file`.</w:t>
-      </w:r>
-    </w:p>
-    <w:p>
-      <w:r>
-        <w:t>Autentikáció és jogosultságok:</w:t>
-      </w:r>
-    </w:p>
-    <w:p>
-      <w:r>
-        <w:t>- Access token érvényesség: 15 perc.</w:t>
-      </w:r>
-    </w:p>
-    <w:p>
-      <w:r>
-        <w:t>- Refresh token érvényesség: 7 nap (cookie).</w:t>
-      </w:r>
-    </w:p>
-    <w:p>
-      <w:r>
-        <w:t>- A token payload az `id`, `email`, `admin` mezőket tartalmazza.</w:t>
-      </w:r>
-    </w:p>
-    <w:p>
-      <w:r>
-        <w:t>- Admin jogosultság ellenőrzése nincs központilag implementálva, csak token validáció történik.</w:t>
-      </w:r>
-    </w:p>
-    <w:p>
-      <w:r>
-        <w:t>Biztonság</w:t>
-      </w:r>
-    </w:p>
-    <w:p>
-      <w:r>
-        <w:t>- Jelszavak bcrypt-tel hash-eltek, sima szöveg nem tárolódik.</w:t>
-      </w:r>
-    </w:p>
-    <w:p>
-      <w:r>
-        <w:t>- SQL injection ellen a legtöbb lekérdezés paraméterezett.</w:t>
-      </w:r>
-    </w:p>
-    <w:p>
-      <w:r>
-        <w:t>- A szűrő végpont dinamikus SQL-t épít, a `LIMIT/OFFSET` értékek közvetlenül kerülnek be, ezért validálás javasolt.</w:t>
-      </w:r>
-    </w:p>
-    <w:p>
-      <w:r>
-        <w:t>- CORS beállítás `origin: true` és `credentials: true`, ami fejlesztéshez jó, de élesben szigorítást igényelhet.</w:t>
-      </w:r>
-    </w:p>
-    <w:p>
-      <w:r>
-        <w:t>- Refresh token cookie `secure: false` értékkel van beállítva, HTTPS környezetben `true` javasolt.</w:t>
-      </w:r>
-    </w:p>
-    <w:p>
-      <w:r>
-        <w:t>- Input validáció minimális, javasolt központi validáció és hibakezelés (pl. Joi/Zod).</w:t>
-      </w:r>
-    </w:p>
-    <w:p>
-      <w:r>
-        <w:t>Hibakezelés és logolás</w:t>
-      </w:r>
-    </w:p>
-    <w:p>
-      <w:r>
-        <w:t>- Hibák többsége 500-as státuszkóddal és `{ message }` struktúrával tér vissza.</w:t>
-      </w:r>
-    </w:p>
-    <w:p>
-      <w:r>
-        <w:t>- Nincs egységes hibakód-katalógus.</w:t>
-      </w:r>
-    </w:p>
-    <w:p>
-      <w:r>
-        <w:t>- Logolás: `morgan('dev')` és `console.log`/`console.error` a futás során.</w:t>
-      </w:r>
-    </w:p>
-    <w:p>
-      <w:r>
-        <w:t>- Monitoring és alerting nincs beépítve.</w:t>
-      </w:r>
-    </w:p>
-    <w:p>
-      <w:r>
-        <w:t>Deployment és üzemeltetés</w:t>
-      </w:r>
-    </w:p>
-    <w:p>
-      <w:r>
-        <w:t>Környezetek:</w:t>
-      </w:r>
-    </w:p>
-    <w:p>
-      <w:r>
-        <w:t>- A rendszerhez nincs külön `dev/test/prod` konfiguráció, ugyanaz a kód fut mindenhol.</w:t>
-      </w:r>
-    </w:p>
-    <w:p>
-      <w:r>
-        <w:t>Konfiguráció és környezeti változók:</w:t>
-      </w:r>
-    </w:p>
-    <w:p>
-      <w:r>
-        <w:t>- `DB_HOST`, `DB_USER`, `DB_PASSWORD`, `DB_DATABASE`, `DB_PORT`.</w:t>
-      </w:r>
-    </w:p>
-    <w:p>
-      <w:r>
-        <w:t>- `ACCESS_SECRET`, `REFRESH_SECRET`.</w:t>
-      </w:r>
-    </w:p>
-    <w:p>
-      <w:r>
-        <w:t>Futtatás:</w:t>
-      </w:r>
-    </w:p>
-    <w:p>
-      <w:r>
-        <w:t>- Indítás: `npm start`.</w:t>
-      </w:r>
-    </w:p>
-    <w:p>
-      <w:r>
-        <w:t>- A szerver a `backend/bin/www` fájlban indul, a portot a `DB_PORT` változóból veszi.</w:t>
-      </w:r>
-    </w:p>
-    <w:p>
-      <w:r>
-        <w:t>Docker / Kubernetes:</w:t>
-      </w:r>
-    </w:p>
-    <w:p>
-      <w:r>
-        <w:t>- Nincs konfiguráció.</w:t>
-      </w:r>
-    </w:p>
-    <w:p>
-      <w:r>
-        <w:t>Backup és rollback:</w:t>
-      </w:r>
-    </w:p>
-    <w:p>
-      <w:r>
-        <w:t>- Nincs automatizálva.</w:t>
-      </w:r>
-    </w:p>
-    <w:p>
-      <w:r>
-        <w:t>- Javasolt: rendszeres `mysqldump` alapú mentés és verzionált SQL dump.</w:t>
-      </w:r>
-    </w:p>
-    <w:p>
-      <w:r>
-        <w:t>Tesztelés</w:t>
-      </w:r>
-    </w:p>
-    <w:p>
-      <w:r>
-        <w:t>- Automatikus tesztek nem találhatók.</w:t>
-      </w:r>
-    </w:p>
-    <w:p>
-      <w:r>
-        <w:t>- Javasolt: egységtesztek (Jest), integrációs tesztek (Supertest), valamint Postman gyűjtemény.</w:t>
-      </w:r>
-    </w:p>
-    <w:p>
-      <w:r>
-        <w:t>Karbantartás és további fejlesztés</w:t>
-      </w:r>
-    </w:p>
-    <w:p>
-      <w:r>
-        <w:t>Kód stílus és konvenciók:</w:t>
-      </w:r>
-    </w:p>
-    <w:p>
-      <w:r>
-        <w:t>- Nincs formalizált linting vagy formázási szabályrendszer.</w:t>
-      </w:r>
-    </w:p>
-    <w:p>
-      <w:r>
-        <w:t>- Javasolt: ESLint + Prettier.</w:t>
-      </w:r>
-    </w:p>
-    <w:p>
-      <w:r>
-        <w:t>Közös utility függvények:</w:t>
-      </w:r>
-    </w:p>
-    <w:p>
-      <w:r>
-        <w:t>- Jelenleg nincs külön `utils` réteg.</w:t>
-      </w:r>
-    </w:p>
-    <w:p>
-      <w:r>
-        <w:t>Jövőbeli fejlesztési irányok:</w:t>
-      </w:r>
-    </w:p>
-    <w:p>
-      <w:r>
-        <w:t>- Egységes validációs réteg és error handler middleware.</w:t>
-      </w:r>
-    </w:p>
-    <w:p>
-      <w:r>
-        <w:t>- Role-alapú jogosultságkezelés admin funkciókra.</w:t>
-      </w:r>
-    </w:p>
-    <w:p>
-      <w:r>
-        <w:t>- Rate limiting és audit log a biztonság növeléséhez.</w:t>
-      </w:r>
-    </w:p>
-    <w:p>
-      <w:r>
-        <w:t>- CI/CD pipeline és automatikus tesztek.</w:t>
-      </w:r>
-    </w:p>
-    <w:p>
-      <w:r>
-        <w:t>Tippek hibakereséshez</w:t>
-      </w:r>
-    </w:p>
-    <w:p>
-      <w:r>
-        <w:t>- DB kapcsolat hiba esetén ellenőrizd a `.env` változókat és a MySQL elérhetőséget.</w:t>
-      </w:r>
-    </w:p>
-    <w:p>
-      <w:r>
-        <w:t>- A szerver portját a `DB_PORT` változó vezérli, ami félrevezető lehet, ha adatbázis portot vársz.</w:t>
-      </w:r>
-    </w:p>
-    <w:p>
-      <w:r>
-        <w:t>- 401-es válasz esetén hiányzik vagy lejárt az `Authorization` token.</w:t>
-      </w:r>
-    </w:p>
-    <w:p>
-      <w:r>
-        <w:t>- 403-as válasz esetén a refresh token lejárt vagy hibás.</w:t>
-      </w:r>
-    </w:p>
-    <w:p>
-      <w:r>
-        <w:t>- Képfeltöltéskor a fájlnév és a törlésnél használt `autoId_index` név konzisztenciáját ellenőrizd.</w:t>
-      </w:r>
-    </w:p>
-    <w:p>
-      <w:r>
-        <w:t>- Szűrő esetén figyelj arra, hogy a `limit` és `page` szám típusú legyen.</w:t>
-      </w:r>
-    </w:p>
-    <w:p>
-      <w:r>
-        <w:t>- Ha a magyar ékezetes oszlopnevek miatt hibát kapsz, ellenőrizd a DB és a kliens karakterkódolását.</w:t>
-      </w:r>
+      </w:pPr>
     </w:p>
     <w:sectPr>
       <w:pgSz w:w="11906" w:h="16838"/>
@@ -15629,7 +10914,7 @@
 </file>
 
 <file path=customXml/itemProps1.xml><?xml version="1.0" encoding="utf-8"?>
-<ds:datastoreItem xmlns:ds="http://schemas.openxmlformats.org/officeDocument/2006/customXml" ds:itemID="{3C7B2A7B-98FD-4F4D-A2B7-E0CA4501F9E9}">
+<ds:datastoreItem xmlns:ds="http://schemas.openxmlformats.org/officeDocument/2006/customXml" ds:itemID="{572D4FA6-6A60-43C5-9273-CFDC3F42383C}">
   <ds:schemaRefs>
     <ds:schemaRef ds:uri="http://schemas.openxmlformats.org/officeDocument/2006/bibliography"/>
   </ds:schemaRefs>

--- a/mentes/Bevezető.docx
+++ b/mentes/Bevezető.docx
@@ -20,7 +20,7 @@
     </w:p>
     <w:p>
       <w:r>
-        <w:t>A jelen dokumentáció az autókereskedés projekt tényleges, jelenlegi állapotát foglalja össze. A rendszer ma már nem csak egy egyszerű autólistázó weboldal, hanem egy több klienssel használható megoldás: külön webes frontend, Node.js alapú backend API és egy Expo/React Native mobil kliens is tartozik hozzá.</w:t>
+        <w:t>A jelen dokumentáció az autókereskedés projekt aktuális, ténylegesen működő állapotát mutatja be. A rendszer mára egy többfelületű megoldássá vált: külön webes frontend, külön Node.js alapú backend API, valamint egy Expo és React Native alapokra épülő mobil kliens is kapcsolódik hozzá.</w:t>
       </w:r>
     </w:p>
     <w:p>
@@ -30,7 +30,7 @@
     </w:p>
     <w:p>
       <w:r>
-        <w:t>A felhasználói oldalon a látogatók böngészhetik az autók kínálatát, szűrhetnek márka, szín, váltó, üzemanyag, ár, futásteljesítmény és egyéb paraméterek szerint, megnyithatják az autók részletes adatlapját, érdeklődést jelezhetnek, valamint üzenetet küldhetnek. A regisztrált felhasználók saját profilt, érdeklődési listát és üzenetszálakat is kapnak.</w:t>
+        <w:t>A felhasználói oldalon a látogatók böngészhetik az autók kínálatát, több szempont szerint szűrhetnek, részletes adatlapot nyithatnak, érdeklődést jelezhetnek, valamint üzenetet küldhetnek. A regisztrált felhasználók saját profillal, érdeklődési listával és beszélgetési előzményekkel is rendelkeznek, így a rendszer már nem csupán bemutató felületként, hanem valódi ügyfélkapcsolati eszközként is működik.</w:t>
       </w:r>
     </w:p>
     <w:p>
@@ -40,7 +40,7 @@
     </w:p>
     <w:p>
       <w:r>
-        <w:t>A webes admin felület az autók kezelésére, új járművek felvitelére, a törzsadatok bővítésére, a bejövő üzenetek követésére, valamint a számla és az adásvételi nyomtatványok előállítására szolgál. A mobil kliens jelenleg a böngészésre, szűrésre, bejelentkezésre és az alapvető profilhasználatra koncentrál, tehát a projektben már egy jól elkülönülő webes és mobilos felhasználási irány is megjelent.</w:t>
+        <w:t>A webes adminisztrációs felület az autók kezelésére, új járművek felvitelére, a segédadatok bővítésére, a beérkező üzenetek követésére, valamint a számla és az adásvételi nyomtatványok előállítására szolgál. A mobil kliens jelenleg a böngészésre, a szűrésre, a bejelentkezésre és az alapvető profilhasználatra koncentrál, vagyis a projektben már jól elkülönül a teljes webes és a könnyített mobilos felhasználási irány.</w:t>
       </w:r>
     </w:p>
     <w:p>
@@ -50,7 +50,7 @@
     </w:p>
     <w:p>
       <w:r>
-        <w:t>A dokumentáció célja, hogy a mostani megvalósítást írja le, ezért a régebbi, már nem használt vagy csak tervezett működések helyett a valóban meglévő route-ok, komponensek és kliensoldali folyamatok kerülnek bemutatásra.</w:t>
+        <w:t>A dokumentáció célja, hogy a jelenlegi megvalósítást rögzítse. Ennek megfelelően a leírás nem régebbi elképzelésekből indul ki, hanem a mostani route-ok, komponensek, végpontok és felhasználói folyamatok alapján foglalja össze a rendszer működését.</w:t>
       </w:r>
     </w:p>
     <w:p>
@@ -64,6 +64,7 @@
         <w:rPr>
           <w:rStyle w:val="Cmsor1Char"/>
         </w:rPr>
+        <w:lastRenderedPageBreak/>
         <w:t>Adatbázis</w:t>
       </w:r>
       <w:r>
@@ -3712,7 +3713,7 @@
         <w:pStyle w:val="Cmsor2"/>
       </w:pPr>
       <w:r>
-        <w:t>Rövid összegzés:</w:t>
+        <w:t>Összefoglalás:</w:t>
       </w:r>
     </w:p>
     <w:p>
@@ -3722,7 +3723,7 @@
     </w:p>
     <w:p>
       <w:r>
-        <w:t>Az Ndidi Autókereskedés webes frontendje React 19 és Vite alapú egyoldalas alkalmazás. Ez a projekt elsődleges kliensoldali felülete: itt érhető el a teljes autólista, az autóadatlap, a regisztráció és bejelentkezés, a felhasználói profil, az üzenetkezelés, valamint az adminisztrációs modulok is.</w:t>
+        <w:t>Az Ndidi Autókereskedés webes frontendje React 19 és Vite alapú egyoldalas alkalmazás. Ez a projekt elsődleges kliensoldali felülete, ahol a nyilvános böngészés, a felhasználói fiókkezelés, az üzenetküldés és az adminisztrációs modulok is egy közös, egységes felületen érhetők el.</w:t>
       </w:r>
     </w:p>
     <w:p>
@@ -3735,7 +3736,7 @@
         <w:pStyle w:val="Cmsor2"/>
       </w:pPr>
       <w:r>
-        <w:t>Projekt áttekintése:</w:t>
+        <w:t>A webes felület szerepe:</w:t>
       </w:r>
     </w:p>
     <w:p>
@@ -3745,7 +3746,7 @@
     </w:p>
     <w:p>
       <w:r>
-        <w:t>Az alkalmazás célja, hogy a látogatók gyorsan megtalálják a számukra releváns autókat, a belépett felhasználók pedig további műveleteket is el tudjanak végezni ugyanazon a felületen.</w:t>
+        <w:t>A frontend feladata, hogy gyorsan áttekinthető és jól használható hozzáférést adjon a teljes kínálathoz, miközben a belépett felhasználók és az adminisztrátorok számára további műveleteket is biztosít.</w:t>
       </w:r>
     </w:p>
     <w:p>
@@ -3753,7 +3754,7 @@
         <w:pStyle w:val="Listaszerbekezds"/>
       </w:pPr>
       <w:r>
-        <w:t>- Nyilvános útvonalak: kezdőlap, autólista, autó részletek, regisztráció, bejelentkezés.</w:t>
+        <w:t>Nyilvános nézetek: kezdőlap, autólista, autó részletek, regisztráció, bejelentkezés.</w:t>
       </w:r>
     </w:p>
     <w:p>
@@ -3761,15 +3762,42 @@
         <w:pStyle w:val="Listaszerbekezds"/>
       </w:pPr>
       <w:r>
-        <w:t>- Bejelentkezés után elérhető funkciók: profil, profil szerkesztés, érdeklődött autók, üzenetek és chat.</w:t>
+        <w:t>Bejelentkezés után elérhető részek: profil, profil szerkesztés, érdeklődött autók, üzenetek és chat.</w:t>
+      </w:r>
+    </w:p>
+    <w:p>
+      <w:pPr>
+        <w:pStyle w:val="Cmsor1"/>
+        <w:rPr>
+          <w:rFonts w:asciiTheme="minorHAnsi" w:eastAsiaTheme="minorHAnsi" w:hAnsiTheme="minorHAnsi" w:cstheme="minorBidi"/>
+          <w:b w:val="0"/>
+          <w:color w:val="auto"/>
+          <w:sz w:val="22"/>
+          <w:szCs w:val="22"/>
+        </w:rPr>
+      </w:pPr>
+      <w:r>
+        <w:rPr>
+          <w:rFonts w:asciiTheme="minorHAnsi" w:eastAsiaTheme="minorHAnsi" w:hAnsiTheme="minorHAnsi" w:cstheme="minorBidi"/>
+          <w:b w:val="0"/>
+          <w:color w:val="auto"/>
+          <w:sz w:val="22"/>
+          <w:szCs w:val="22"/>
+        </w:rPr>
+        <w:t>Admin oldalon elérhető modulok: irányítópult, autókezelés, új autó felvitele, segédadatok módosítása, nyomtatványok, admin üzenetkezelés.</w:t>
       </w:r>
     </w:p>
     <w:p>
       <w:pPr>
         <w:pStyle w:val="Listaszerbekezds"/>
       </w:pPr>
-      <w:r>
-        <w:t>- Admin felületen elérhető modulok: dashboard, autókezelés, új autó felvitele, segédadatok bővítése, nyomtatványok, üzenetek.</w:t>
+    </w:p>
+    <w:p>
+      <w:pPr>
+        <w:pStyle w:val="Cmsor2"/>
+      </w:pPr>
+      <w:r>
+        <w:t>Technológiai alapok:</w:t>
       </w:r>
     </w:p>
     <w:p>
@@ -3778,11 +3806,91 @@
       </w:pPr>
     </w:p>
     <w:p>
+      <w:r>
+        <w:t>A frontend korszerű, komponensalapú felépítést használ, és több kiegészítő könyvtár segíti a kényelmesebb keresést, a vizuális egységességet és az admin funkciók működését.</w:t>
+      </w:r>
+    </w:p>
+    <w:p>
+      <w:pPr>
+        <w:pStyle w:val="Listaszerbekezds"/>
+      </w:pPr>
+      <w:r>
+        <w:t>React 19 és React DOM 19.</w:t>
+      </w:r>
+    </w:p>
+    <w:p>
+      <w:pPr>
+        <w:pStyle w:val="Listaszerbekezds"/>
+      </w:pPr>
+      <w:r>
+        <w:t>Vite fejlesztői szerver és build rendszer.</w:t>
+      </w:r>
+    </w:p>
+    <w:p>
+      <w:pPr>
+        <w:pStyle w:val="Listaszerbekezds"/>
+      </w:pPr>
+      <w:r>
+        <w:t>React Router DOM 7 az útvonalkezeléshez.</w:t>
+      </w:r>
+    </w:p>
+    <w:p>
+      <w:pPr>
+        <w:pStyle w:val="Listaszerbekezds"/>
+      </w:pPr>
+      <w:r>
+        <w:t>Axios a backend kommunikációhoz.</w:t>
+      </w:r>
+    </w:p>
+    <w:p>
+      <w:pPr>
+        <w:pStyle w:val="Listaszerbekezds"/>
+      </w:pPr>
+      <w:r>
+        <w:t>Bootstrap, react-bootstrap, bootstrap-icons és react-icons a felület felépítéséhez.</w:t>
+      </w:r>
+    </w:p>
+    <w:p>
+      <w:pPr>
+        <w:pStyle w:val="Listaszerbekezds"/>
+      </w:pPr>
+      <w:r>
+        <w:t>rc-slider és react-bootstrap-typeahead az összetettebb szűrési elemekhez.</w:t>
+      </w:r>
+    </w:p>
+    <w:p>
+      <w:pPr>
+        <w:pStyle w:val="Cmsor1"/>
+        <w:rPr>
+          <w:rFonts w:asciiTheme="minorHAnsi" w:eastAsiaTheme="minorHAnsi" w:hAnsiTheme="minorHAnsi" w:cstheme="minorBidi"/>
+          <w:b w:val="0"/>
+          <w:color w:val="auto"/>
+          <w:sz w:val="22"/>
+          <w:szCs w:val="22"/>
+        </w:rPr>
+      </w:pPr>
+      <w:r>
+        <w:rPr>
+          <w:rFonts w:asciiTheme="minorHAnsi" w:eastAsiaTheme="minorHAnsi" w:hAnsiTheme="minorHAnsi" w:cstheme="minorBidi"/>
+          <w:b w:val="0"/>
+          <w:color w:val="auto"/>
+          <w:sz w:val="22"/>
+          <w:szCs w:val="22"/>
+        </w:rPr>
+        <w:t>jsPDF és jspdf-autotable a számla PDF előállításához.</w:t>
+      </w:r>
+    </w:p>
+    <w:p>
+      <w:pPr>
+        <w:pStyle w:val="Listaszerbekezds"/>
+      </w:pPr>
+    </w:p>
+    <w:p>
       <w:pPr>
         <w:pStyle w:val="Cmsor2"/>
       </w:pPr>
       <w:r>
-        <w:t>Technológiai környezet:</w:t>
+        <w:t>Felépítés:</w:t>
       </w:r>
     </w:p>
     <w:p>
@@ -3792,7 +3900,7 @@
     </w:p>
     <w:p>
       <w:r>
-        <w:t>A frontend fő technológiái a React, a Vite és az axios alapú API kommunikáció. A felület a Bootstrap és a saját CSS réteg kombinációjára épül, a részletesebb keresést és admin műveleteket pedig több kiegészítő könyvtár támogatja.</w:t>
+        <w:t>A kód a `src` mappában található, azon belül jól elkülönülnek a felhasználói, profilkezelési, chat- és admin komponensek. Az `App.jsx` kezeli a legfontosabb globális állapotokat és a teljes route-rendszert, míg a `http-common.js` biztosítja az egységes axios kapcsolatot a backend felé.</w:t>
       </w:r>
     </w:p>
     <w:p>
@@ -3800,7 +3908,7 @@
         <w:pStyle w:val="Listaszerbekezds"/>
       </w:pPr>
       <w:r>
-        <w:t>- React 19, React DOM 19.</w:t>
+        <w:t>`components/felhasznaloi`: kezdőlap, autólista, részletek, menü, szűrés, lábléc.</w:t>
       </w:r>
     </w:p>
     <w:p>
@@ -3808,7 +3916,7 @@
         <w:pStyle w:val="Listaszerbekezds"/>
       </w:pPr>
       <w:r>
-        <w:t>- Vite fejlesztői szerver és build rendszer.</w:t>
+        <w:t>`components/profil`: bejelentkezés, regisztráció, profil és profil szerkesztés.</w:t>
       </w:r>
     </w:p>
     <w:p>
@@ -3816,15 +3924,52 @@
         <w:pStyle w:val="Listaszerbekezds"/>
       </w:pPr>
       <w:r>
-        <w:t>- React Router DOM 7 az útvonalkezeléshez.</w:t>
+        <w:t>`components/chatablak`: üzenetküldés, beszélgetéslista, chatablak.</w:t>
+      </w:r>
+    </w:p>
+    <w:p>
+      <w:pPr>
+        <w:pStyle w:val="Cmsor1"/>
+        <w:rPr>
+          <w:rFonts w:asciiTheme="minorHAnsi" w:eastAsiaTheme="minorHAnsi" w:hAnsiTheme="minorHAnsi" w:cstheme="minorBidi"/>
+          <w:b w:val="0"/>
+          <w:color w:val="auto"/>
+          <w:sz w:val="22"/>
+          <w:szCs w:val="22"/>
+        </w:rPr>
+      </w:pPr>
+      <w:r>
+        <w:rPr>
+          <w:rFonts w:asciiTheme="minorHAnsi" w:eastAsiaTheme="minorHAnsi" w:hAnsiTheme="minorHAnsi" w:cstheme="minorBidi"/>
+          <w:b w:val="0"/>
+          <w:color w:val="auto"/>
+          <w:sz w:val="22"/>
+          <w:szCs w:val="22"/>
+        </w:rPr>
+        <w:t>`components/admin`: admin dashboard, autókezelés, új autó, nyomtatványok, üzenetek, egyéb módosítások.</w:t>
       </w:r>
     </w:p>
     <w:p>
       <w:pPr>
         <w:pStyle w:val="Listaszerbekezds"/>
       </w:pPr>
-      <w:r>
-        <w:t>- Axios a backend hívásokhoz.</w:t>
+    </w:p>
+    <w:p>
+      <w:pPr>
+        <w:pStyle w:val="Cmsor2"/>
+      </w:pPr>
+      <w:r>
+        <w:t>Oldalak és útvonalak:</w:t>
+      </w:r>
+    </w:p>
+    <w:p>
+      <w:pPr>
+        <w:pStyle w:val="Cmsor1"/>
+      </w:pPr>
+    </w:p>
+    <w:p>
+      <w:r>
+        <w:t>Az alkalmazás route-struktúrája már jól elkülöníti a nyilvános, védett és admin nézeteket.</w:t>
       </w:r>
     </w:p>
     <w:p>
@@ -3832,7 +3977,7 @@
         <w:pStyle w:val="Listaszerbekezds"/>
       </w:pPr>
       <w:r>
-        <w:t>- Bootstrap, react-bootstrap, bootstrap-icons és react-icons a felülethez.</w:t>
+        <w:t>`/`: kezdőlap kiemelt autókkal és bemutatkozó tartalommal.</w:t>
       </w:r>
     </w:p>
     <w:p>
@@ -3840,7 +3985,7 @@
         <w:pStyle w:val="Listaszerbekezds"/>
       </w:pPr>
       <w:r>
-        <w:t>- rc-slider és react-bootstrap-typeahead az összetettebb szűrési elemekhez.</w:t>
+        <w:t>`/autok`: kereshető és szűrhető autólista, oldalsó szűrőpanellel.</w:t>
       </w:r>
     </w:p>
     <w:p>
@@ -3848,12 +3993,58 @@
         <w:pStyle w:val="Listaszerbekezds"/>
       </w:pPr>
       <w:r>
-        <w:t>- jsPDF és jspdf-autotable a számla PDF generálásához.</w:t>
+        <w:t>`/auto/:autoId`: autó részletes adatlapja ajánlott autókkal és képgalériával.</w:t>
+      </w:r>
+    </w:p>
+    <w:p>
+      <w:pPr>
+        <w:pStyle w:val="Listaszerbekezds"/>
+      </w:pPr>
+      <w:r>
+        <w:t>`/regisztracio`, `/bejelentkez`: hitelesítési oldalak.</w:t>
+      </w:r>
+    </w:p>
+    <w:p>
+      <w:pPr>
+        <w:pStyle w:val="Listaszerbekezds"/>
+      </w:pPr>
+      <w:r>
+        <w:t>`/profile`, `/profil/szerkesztes`: védett profiloldalak.</w:t>
+      </w:r>
+    </w:p>
+    <w:p>
+      <w:pPr>
+        <w:pStyle w:val="Listaszerbekezds"/>
+      </w:pPr>
+      <w:r>
+        <w:t>`/uzenet/:autoId`, `/uzenetek`, `/uzenetablak`: felhasználói üzenetküldés és chat.</w:t>
       </w:r>
     </w:p>
     <w:p>
       <w:pPr>
         <w:pStyle w:val="Cmsor1"/>
+        <w:rPr>
+          <w:rFonts w:asciiTheme="minorHAnsi" w:eastAsiaTheme="minorHAnsi" w:hAnsiTheme="minorHAnsi" w:cstheme="minorBidi"/>
+          <w:b w:val="0"/>
+          <w:color w:val="auto"/>
+          <w:sz w:val="22"/>
+          <w:szCs w:val="22"/>
+        </w:rPr>
+      </w:pPr>
+      <w:r>
+        <w:rPr>
+          <w:rFonts w:asciiTheme="minorHAnsi" w:eastAsiaTheme="minorHAnsi" w:hAnsiTheme="minorHAnsi" w:cstheme="minorBidi"/>
+          <w:b w:val="0"/>
+          <w:color w:val="auto"/>
+          <w:sz w:val="22"/>
+          <w:szCs w:val="22"/>
+        </w:rPr>
+        <w:t>`/admin`, `/admin/autok`, `/admin/auto/:autoId`, `/admin/ujauto`, `/admin/egyeb`, `/admin/nyomtatvanyok`, `/admin/uzenetek`, `/admin/chatablak`: admin felülethez tartozó útvonalak.</w:t>
+      </w:r>
+    </w:p>
+    <w:p>
+      <w:pPr>
+        <w:pStyle w:val="Listaszerbekezds"/>
       </w:pPr>
     </w:p>
     <w:p>
@@ -3861,7 +4052,7 @@
         <w:pStyle w:val="Cmsor2"/>
       </w:pPr>
       <w:r>
-        <w:t>Projekt struktúra:</w:t>
+        <w:t>Működés:</w:t>
       </w:r>
     </w:p>
     <w:p>
@@ -3871,55 +4062,7 @@
     </w:p>
     <w:p>
       <w:r>
-        <w:t>A frontend kód a `src` mappában koncentrálódik, azon belül külön almappák választják szét a felhasználói, admin és profilkezelési komponenseket.</w:t>
-      </w:r>
-    </w:p>
-    <w:p>
-      <w:pPr>
-        <w:pStyle w:val="Listaszerbekezds"/>
-      </w:pPr>
-      <w:r>
-        <w:t>- `App.jsx`: központi router, globális állapotok, menü és lábléc.</w:t>
-      </w:r>
-    </w:p>
-    <w:p>
-      <w:pPr>
-        <w:pStyle w:val="Listaszerbekezds"/>
-      </w:pPr>
-      <w:r>
-        <w:t>- `http-common.js`: axios példány, alapértelmezett backend cím és cookie támogatás.</w:t>
-      </w:r>
-    </w:p>
-    <w:p>
-      <w:pPr>
-        <w:pStyle w:val="Listaszerbekezds"/>
-      </w:pPr>
-      <w:r>
-        <w:t>- `components/felhasznaloi`: kezdőlap, autólista, részletek, menü, szűrés, lábléc.</w:t>
-      </w:r>
-    </w:p>
-    <w:p>
-      <w:pPr>
-        <w:pStyle w:val="Listaszerbekezds"/>
-      </w:pPr>
-      <w:r>
-        <w:t>- `components/profil`: bejelentkezés, regisztráció, profil és profil szerkesztés.</w:t>
-      </w:r>
-    </w:p>
-    <w:p>
-      <w:pPr>
-        <w:pStyle w:val="Listaszerbekezds"/>
-      </w:pPr>
-      <w:r>
-        <w:t>- `components/chatablak`: üzenetküldés, beszélgetéslista, chatablak.</w:t>
-      </w:r>
-    </w:p>
-    <w:p>
-      <w:pPr>
-        <w:pStyle w:val="Listaszerbekezds"/>
-      </w:pPr>
-      <w:r>
-        <w:t>- `components/admin`: admin dashboard, autókezelés, új autó, nyomtatványok, üzenetek, egyéb módosítások.</w:t>
+        <w:t>Az `App.jsx` a `belepett`, `isAdmin`, `accessToken`, `szuroNyitva` és `szur` állapotokkal dolgozik. A szűrőpanel nyitása, a görgetéshez igazodó megjelenés és a route-védelem már nem csak egyszerű állapotváltás, hanem összehangolt kliensoldali működés. A `VedettVonal` és az `AdminVonal` komponensek gondoskodnak arról, hogy a megfelelő nézetek csak a megfelelő felhasználói állapotban legyenek elérhetők.</w:t>
       </w:r>
     </w:p>
     <w:p>
@@ -3932,7 +4075,7 @@
         <w:pStyle w:val="Cmsor2"/>
       </w:pPr>
       <w:r>
-        <w:t>Oldalak és útvonalak:</w:t>
+        <w:t>Megjelenés és felhasználói élmény:</w:t>
       </w:r>
     </w:p>
     <w:p>
@@ -3942,63 +4085,7 @@
     </w:p>
     <w:p>
       <w:r>
-        <w:t>Az alkalmazás route-struktúrája a jelenlegi kódban már jól elkülöníti a nyilvános, a védett és az admin nézeteket.</w:t>
-      </w:r>
-    </w:p>
-    <w:p>
-      <w:pPr>
-        <w:pStyle w:val="Listaszerbekezds"/>
-      </w:pPr>
-      <w:r>
-        <w:t>- `/`: kezdőlap, kiemelt autókkal és bemutatkozó tartalommal.</w:t>
-      </w:r>
-    </w:p>
-    <w:p>
-      <w:pPr>
-        <w:pStyle w:val="Listaszerbekezds"/>
-      </w:pPr>
-      <w:r>
-        <w:t>- `/autok`: szűrhető és kereshető autólista, oldalsó szűrőpanellel.</w:t>
-      </w:r>
-    </w:p>
-    <w:p>
-      <w:pPr>
-        <w:pStyle w:val="Listaszerbekezds"/>
-      </w:pPr>
-      <w:r>
-        <w:t>- `/auto/:autoId`: autó részletes adatlapja ajánlott autókkal és képgalériával.</w:t>
-      </w:r>
-    </w:p>
-    <w:p>
-      <w:pPr>
-        <w:pStyle w:val="Listaszerbekezds"/>
-      </w:pPr>
-      <w:r>
-        <w:t>- `/regisztracio`, `/bejelentkez`: hitelesítési oldalak.</w:t>
-      </w:r>
-    </w:p>
-    <w:p>
-      <w:pPr>
-        <w:pStyle w:val="Listaszerbekezds"/>
-      </w:pPr>
-      <w:r>
-        <w:t>- `/profile`, `/profil/szerkesztes`: védett profilnézetek.</w:t>
-      </w:r>
-    </w:p>
-    <w:p>
-      <w:pPr>
-        <w:pStyle w:val="Listaszerbekezds"/>
-      </w:pPr>
-      <w:r>
-        <w:t>- `/uzenet/:autoId`, `/uzenetek`, `/uzenetablak`: felhasználói üzenetküldés és chat.</w:t>
-      </w:r>
-    </w:p>
-    <w:p>
-      <w:pPr>
-        <w:pStyle w:val="Listaszerbekezds"/>
-      </w:pPr>
-      <w:r>
-        <w:t>- `/admin`, `/admin/autok`, `/admin/auto/:autoId`, `/admin/ujauto`, `/admin/egyeb`, `/admin/nyomtatvanyok`, `/admin/uzenetek`, `/admin/chatablak`: admin felülethez tartozó route-ok.</w:t>
+        <w:t>A felület a Bootstrap alapokra épül, de a saját CSS réteggel és a `premium-theme.css` használatával jóval karakteresebb, egységesebb megjelenést kapott. A hero szekció, az autókártyák, az admin nézet külön navigációja és a csúszó szűrőpanel együtt egy rendezettebb, modernebb felhasználói élményt adnak, mint egy egyszerű sablonos felépítés.</w:t>
       </w:r>
     </w:p>
     <w:p>
@@ -4011,7 +4098,7 @@
         <w:pStyle w:val="Cmsor2"/>
       </w:pPr>
       <w:r>
-        <w:t>Működés és állapotkezelés:</w:t>
+        <w:t>Jelenlegi állapot és továbblépés:</w:t>
       </w:r>
     </w:p>
     <w:p>
@@ -4021,99 +4108,7 @@
     </w:p>
     <w:p>
       <w:r>
-        <w:t>Az `App.jsx` kezeli a legfontosabb globális állapotokat: `belepett`, `isAdmin`, `accessToken`, `szuroNyitva` és `szur`. A szűrőpanel nyitása és a scrollhoz kapcsolódó vizuális viselkedés már nem csak egyszerű `useState` alapú, hanem `useRef` és `useCallback` segítségével összehangolt viewport-kezelést is használ. A védett oldalakhoz külön `VedettVonal` és `AdminVonal` komponensek tartoznak.</w:t>
-      </w:r>
-    </w:p>
-    <w:p>
-      <w:pPr>
-        <w:pStyle w:val="Cmsor1"/>
-      </w:pPr>
-    </w:p>
-    <w:p>
-      <w:pPr>
-        <w:pStyle w:val="Cmsor2"/>
-      </w:pPr>
-      <w:r>
-        <w:t>API kommunikáció:</w:t>
-      </w:r>
-    </w:p>
-    <w:p>
-      <w:pPr>
-        <w:pStyle w:val="Cmsor1"/>
-      </w:pPr>
-    </w:p>
-    <w:p>
-      <w:r>
-        <w:t>A frontend a `http-common.js` fájlban létrehozott axios példányt használja, amely jelenleg a `http://localhost:80/` címet tekinti alapértelmezett backendnek és `withCredentials: true` beállítással dolgozik. A publikus és védett végpontok egyaránt a `/auto/...` útvonalak alatt érhetők el. A védett kérések a memóriában tárolt access tokent küldik az `Authorization` fejlécben, a frissítést pedig a backend refresh cookie mechanizmusa támogatja.</w:t>
-      </w:r>
-    </w:p>
-    <w:p>
-      <w:pPr>
-        <w:pStyle w:val="Cmsor1"/>
-      </w:pPr>
-    </w:p>
-    <w:p>
-      <w:pPr>
-        <w:pStyle w:val="Cmsor2"/>
-      </w:pPr>
-      <w:r>
-        <w:t>Stílus és felhasználói élmény:</w:t>
-      </w:r>
-    </w:p>
-    <w:p>
-      <w:pPr>
-        <w:pStyle w:val="Cmsor1"/>
-      </w:pPr>
-    </w:p>
-    <w:p>
-      <w:r>
-        <w:t>A felület vizuálisan már nem csak alap Bootstrap komponensekből áll. A `premium-theme.css`, az egyedi oldalstílusok, a kezdőlap hero szekciója, az autókártyák, valamint az autólista csúszó szűrőpanelje egy karakteresebb, reszponzívabb megjelenést adnak a projektnek. Az admin nézet külön navigációt használ, így az admin és felhasználói élmény egymástól jobban elkülönül.</w:t>
-      </w:r>
-    </w:p>
-    <w:p>
-      <w:pPr>
-        <w:pStyle w:val="Cmsor1"/>
-      </w:pPr>
-    </w:p>
-    <w:p>
-      <w:pPr>
-        <w:pStyle w:val="Cmsor2"/>
-      </w:pPr>
-      <w:r>
-        <w:t>Tesztelés és továbbfejlesztés:</w:t>
-      </w:r>
-    </w:p>
-    <w:p>
-      <w:pPr>
-        <w:pStyle w:val="Cmsor1"/>
-      </w:pPr>
-    </w:p>
-    <w:p>
-      <w:r>
-        <w:t>A projektben jelenleg nincs automatikus frontend tesztkészlet, ezért a működés főként manuális ellenőrzéssel követhető. A következő érdemi fejlesztési irányok közé tartozik a környezeti változó alapú API URL, az egységesebb kliensoldali validáció, a központosítottabb auth kezelés és az automatizált komponens- vagy integrációs tesztek bevezetése.</w:t>
-      </w:r>
-    </w:p>
-    <w:p>
-      <w:pPr>
-        <w:pStyle w:val="Cmsor1"/>
-      </w:pPr>
-    </w:p>
-    <w:p>
-      <w:pPr>
-        <w:pStyle w:val="Cmsor2"/>
-      </w:pPr>
-      <w:r>
-        <w:t>Lezárás:</w:t>
-      </w:r>
-    </w:p>
-    <w:p>
-      <w:pPr>
-        <w:pStyle w:val="Cmsor1"/>
-      </w:pPr>
-    </w:p>
-    <w:p>
-      <w:r>
-        <w:t>A jelenlegi frontend egy komplett, több szerepkört kiszolgáló webalkalmazás: ugyanabban a kódbázisban fér meg a nyilvános böngészés, a felhasználói profilkezelés, az üzenetküldés és az adminisztráció. Ez már jóval összetettebb állapot, mint a korábbi, általános leírásokban szereplő egyszerű autókereskedés-weboldal.</w:t>
+        <w:t>A frontend már egy teljes, több szerepkört kiszolgáló webalkalmazás benyomását kelti. A továbblépés fő iránya a kliensoldali validáció egységesítése, a környezeti változó alapú API-konfiguráció, az automatizált frontend tesztek bevezetése és az auth logika további tisztítása lehet.</w:t>
       </w:r>
     </w:p>
     <w:p>
@@ -4141,7 +4136,7 @@
         <w:pStyle w:val="Cmsor2"/>
       </w:pPr>
       <w:r>
-        <w:t>1. Áttekintés</w:t>
+        <w:t>Áttekintés</w:t>
       </w:r>
     </w:p>
     <w:p>
@@ -4158,7 +4153,7 @@
     </w:p>
     <w:p>
       <w:r>
-        <w:t>A backend egy Express alapú REST API, amelyet a webes frontend és a mobil kliens is használ. A fő funkciók az autók listázása, szűrése, részletek lekérése, a bejelentkezés és regisztráció, a profilkezelés, az érdeklődések és üzenetek kezelése, az admin oldali autókarbantartás, a képfeltöltés, valamint a számla és rendelés mentése.</w:t>
+        <w:t>A backend egy Express alapú REST API, amely a webes frontend és a mobil kliens közös háttérrendszereként működik. Feladata az autók listázása és szűrése, a részletes adatok kiszolgálása, a bejelentkezés és regisztráció kezelése, a profilkezelés, az érdeklődések és üzenetek rögzítése, valamint az admin oldal autókezelési, képfeltöltési és számlázási műveleteinek támogatása.</w:t>
       </w:r>
     </w:p>
     <w:p>
@@ -4178,7 +4173,7 @@
         <w:pStyle w:val="Cmsor2"/>
       </w:pPr>
       <w:r>
-        <w:t>2. Fő komponensek</w:t>
+        <w:t>Felépítés</w:t>
       </w:r>
     </w:p>
     <w:p>
@@ -4195,7 +4190,7 @@
     </w:p>
     <w:p>
       <w:r>
-        <w:t>A jelenlegi kódbázis egy egyszerű, jól követhető MVC-szerű struktúrát használ külön service réteg nélkül.</w:t>
+        <w:t>A kódbázis egyszerű, jól követhető MVC-szerű szerkezetet használ. Az útvonalak a kontrollerekhez irányítják a kéréseket, a kontrollerek dolgozzák fel az üzleti logikát, az adatbázis-elérést pedig a modellek végzik. Külön service réteg jelenleg nincs, ezért a szerkezet könnyen áttekinthető, ugyanakkor nagyobb bővítés esetén érdemes lehet később tovább rétegezni.</w:t>
       </w:r>
     </w:p>
     <w:p>
@@ -4203,7 +4198,7 @@
         <w:pStyle w:val="Listaszerbekezds"/>
       </w:pPr>
       <w:r>
-        <w:t>- `app.js`: middleware-ek, CORS és statikus útvonalak bekötése.</w:t>
+        <w:t>`app.js`: middleware-ek, CORS és statikus útvonalak bekötése.</w:t>
       </w:r>
     </w:p>
     <w:p>
@@ -4211,7 +4206,7 @@
         <w:pStyle w:val="Listaszerbekezds"/>
       </w:pPr>
       <w:r>
-        <w:t>- `bin/www`: HTTP szerver indítása.</w:t>
+        <w:t>`bin/www`: HTTP szerver indítása.</w:t>
       </w:r>
     </w:p>
     <w:p>
@@ -4219,7 +4214,7 @@
         <w:pStyle w:val="Listaszerbekezds"/>
       </w:pPr>
       <w:r>
-        <w:t>- `routes/autoMod.js`: az összes végpont definíciója.</w:t>
+        <w:t>`routes/autoMod.js`: végpontok definíciója.</w:t>
       </w:r>
     </w:p>
     <w:p>
@@ -4227,7 +4222,7 @@
         <w:pStyle w:val="Listaszerbekezds"/>
       </w:pPr>
       <w:r>
-        <w:t>- `controllers/autoControllerMod.js`: tokenkezelés, kérésfeldolgozás, válaszlogika.</w:t>
+        <w:t>`controllers/autoControllerMod.js`: tokenkezelés, kérésfeldolgozás, válaszlogika.</w:t>
       </w:r>
     </w:p>
     <w:p>
@@ -4235,7 +4230,7 @@
         <w:pStyle w:val="Listaszerbekezds"/>
       </w:pPr>
       <w:r>
-        <w:t>- `models/autoModellMod.js`: SQL műveletek és adatbázis-elérés.</w:t>
+        <w:t>`models/autoModellMod.js`: SQL műveletek és adatbázis-elérés.</w:t>
       </w:r>
     </w:p>
     <w:p>
@@ -4243,7 +4238,20 @@
         <w:pStyle w:val="Listaszerbekezds"/>
       </w:pPr>
       <w:r>
-        <w:t>- `middleware/authAuto.js`: JWT ellenőrzés.</w:t>
+        <w:t>`middleware/authAuto.js`: JWT ellenőrzés.</w:t>
+      </w:r>
+    </w:p>
+    <w:p>
+      <w:pPr>
+        <w:pStyle w:val="Listaszerbekezds"/>
+      </w:pPr>
+    </w:p>
+    <w:p>
+      <w:pPr>
+        <w:pStyle w:val="Cmsor2"/>
+      </w:pPr>
+      <w:r>
+        <w:t>Hitelesítés és jogosultságok</w:t>
       </w:r>
     </w:p>
     <w:p>
@@ -4259,11 +4267,8 @@
       </w:pPr>
     </w:p>
     <w:p>
-      <w:pPr>
-        <w:pStyle w:val="Cmsor2"/>
-      </w:pPr>
-      <w:r>
-        <w:t>3. Működés és adatáramlás</w:t>
+      <w:r>
+        <w:t>A backend access és refresh token párost használ. Az access token 15 percig érvényes, a refresh token 7 napig marad meg HTTP-only cookie-ban. Fontos jelenlegi sajátosság, hogy a middleware elsősorban a token érvényességét ellenőrzi, és a részletes admin szerepkör-ellenőrzés még nem minden admin jellegű végponton jelenik meg külön. Emiatt a kliensoldali admin route-védelem ma még fontosabb szerepet kap, mint egy teljesen lezárt szerveroldali jogosultsági modellben.</w:t>
       </w:r>
     </w:p>
     <w:p>
@@ -4279,8 +4284,11 @@
       </w:pPr>
     </w:p>
     <w:p>
-      <w:r>
-        <w:t>A kliens kérései a `/auto` prefix alá érkeznek, majd a route réteg a megfelelő controller függvényre irányítja őket. A controller összeállítja a szűrési vagy üzleti logikát, szükség esetén ellenőrzi a JWT tokent, végül a modelleken keresztül hajt végre MySQL lekérdezéseket. Az autóképek külön, a `/img` statikus útvonalon érhetők el a `backend/public/img` mappából.</w:t>
+      <w:pPr>
+        <w:pStyle w:val="Cmsor2"/>
+      </w:pPr>
+      <w:r>
+        <w:t>API-csoportok</w:t>
       </w:r>
     </w:p>
     <w:p>
@@ -4296,11 +4304,53 @@
       </w:pPr>
     </w:p>
     <w:p>
+      <w:r>
+        <w:t>A végpontok jól elkülöníthetők funkció szerint.</w:t>
+      </w:r>
+    </w:p>
+    <w:p>
+      <w:pPr>
+        <w:pStyle w:val="Listaszerbekezds"/>
+      </w:pPr>
+      <w:r>
+        <w:t>Nyilvános autós végpontok: `minden`, `egy/:id`, `szuro`, `marka`, `szin`, `uzemanyag`, `valtok`, `ajtok`, `szemelyek`, `count`, `ajanlott/:marka`, `random`.</w:t>
+      </w:r>
+    </w:p>
+    <w:p>
+      <w:pPr>
+        <w:pStyle w:val="Listaszerbekezds"/>
+      </w:pPr>
+      <w:r>
+        <w:t>Hitelesítési végpontok: `login`, `regisztracio`, `refresh`, `logout`.</w:t>
+      </w:r>
+    </w:p>
+    <w:p>
+      <w:pPr>
+        <w:pStyle w:val="Listaszerbekezds"/>
+      </w:pPr>
+      <w:r>
+        <w:t>Felhasználói végpontok: `profil`, `profilmodosit`, `jelszomodositas`, `erdekel`, `erdekeltek`, `uzenet`, `uzenetek`, `chatablak`, `felhasznalo/chatablak`.</w:t>
+      </w:r>
+    </w:p>
+    <w:p>
+      <w:pPr>
+        <w:pStyle w:val="Listaszerbekezds"/>
+      </w:pPr>
+      <w:r>
+        <w:t>Admin felületről használt végpontok: `szerkesztes/:id`, `ujauto`, `szamla`, `addszin`, `adduzemanyag`, `addmodell`, `addvalto`, `kepek/:autoId`, `adminuzenetek`, `admin/chatablak`.</w:t>
+      </w:r>
+    </w:p>
+    <w:p>
+      <w:pPr>
+        <w:pStyle w:val="Listaszerbekezds"/>
+      </w:pPr>
+    </w:p>
+    <w:p>
       <w:pPr>
         <w:pStyle w:val="Cmsor2"/>
       </w:pPr>
       <w:r>
-        <w:t>4. Auth és jogosultságok</w:t>
+        <w:t>Biztonság és üzemeltetés</w:t>
       </w:r>
     </w:p>
     <w:p>
@@ -4317,7 +4367,7 @@
     </w:p>
     <w:p>
       <w:r>
-        <w:t>A backend access és refresh token párost használ. Az access token 15 percig érvényes, a refresh token 7 napig marad meg HTTP-only cookie-ban. Fontos jelenlegi állapot, hogy a middleware csak a token érvényességét ellenőrzi, külön admin szerepkör-ellenőrzés több admin jellegű végpontnál nincs. Emiatt a webes admin felület route-védelme fontos kliensoldali korlát, de szerveroldalon is lenne még mit szigorítani. A kódban jelenleg a `DELETE /auto/torol/:id` és a `GET /auto/admin/unansweredcount` végpont nincs tokennel védve.</w:t>
+        <w:t>A jelszavak bcrypt hash formában tárolódnak, a legtöbb SQL művelet paraméterezett lekérdezést használ, a képek pedig a `backend/public/img` mappából érhetők el a `/img` útvonalon keresztül. Ugyanakkor a dinamikus szűrésnél további validáció, a CORS és cookie beállításoknál pedig későbbi szigorítás lehet indokolt. A szerver a `npm start` paranccsal indul, és jelenleg a `DB_PORT` környezeti változóból olvassa ki a HTTP portot, ami működik, de hosszabb távon érdemes külön alkalmazásporttal kiváltani.</w:t>
       </w:r>
     </w:p>
     <w:p>
@@ -4337,7 +4387,7 @@
         <w:pStyle w:val="Cmsor2"/>
       </w:pPr>
       <w:r>
-        <w:t>5. API csoportok</w:t>
+        <w:t>Jelenlegi állapot és továbbfejlesztés</w:t>
       </w:r>
     </w:p>
     <w:p>
@@ -4354,150 +4404,7 @@
     </w:p>
     <w:p>
       <w:r>
-        <w:t>A végpontok jól csoportosíthatók funkcionalitás szerint.</w:t>
-      </w:r>
-    </w:p>
-    <w:p>
-      <w:pPr>
-        <w:pStyle w:val="Listaszerbekezds"/>
-      </w:pPr>
-      <w:r>
-        <w:t>- Nyilvános autós végpontok: `minden`, `egy/:id`, `szuro`, `marka`, `szin`, `uzemanyag`, `valtok`, `ajtok`, `szemelyek`, `count`, `ajanlott/:marka`, `random`.</w:t>
-      </w:r>
-    </w:p>
-    <w:p>
-      <w:pPr>
-        <w:pStyle w:val="Listaszerbekezds"/>
-      </w:pPr>
-      <w:r>
-        <w:t>- Hitelesítési végpontok: `login`, `regisztracio`, `refresh`, `logout`.</w:t>
-      </w:r>
-    </w:p>
-    <w:p>
-      <w:pPr>
-        <w:pStyle w:val="Listaszerbekezds"/>
-      </w:pPr>
-      <w:r>
-        <w:t>- Felhasználói végpontok: `profil`, `profilmodosit`, `jelszomodositas`, `erdekel`, `erdekeltek`, `uzenet`, `uzenetek`, `chatablak`, `felhasznalo/chatablak`.</w:t>
-      </w:r>
-    </w:p>
-    <w:p>
-      <w:pPr>
-        <w:pStyle w:val="Listaszerbekezds"/>
-      </w:pPr>
-      <w:r>
-        <w:t>- Admin felületről használt végpontok: `szerkesztes/:id`, `ujauto`, `szamla`, `addszin`, `adduzemanyag`, `addmodell`, `addvalto`, `kepek/:autoId`, `adminuzenetek`, `admin/chatablak`.</w:t>
-      </w:r>
-    </w:p>
-    <w:p>
-      <w:pPr>
-        <w:pStyle w:val="Listaszerbekezds"/>
-        <w:rPr>
-          <w:rFonts w:ascii="Times New Roman" w:eastAsiaTheme="majorEastAsia" w:hAnsi="Times New Roman" w:cstheme="majorBidi"/>
-          <w:b/>
-          <w:color w:val="000000" w:themeColor="text1"/>
-          <w:sz w:val="32"/>
-          <w:szCs w:val="32"/>
-        </w:rPr>
-      </w:pPr>
-    </w:p>
-    <w:p>
-      <w:pPr>
-        <w:pStyle w:val="Cmsor2"/>
-      </w:pPr>
-      <w:r>
-        <w:t>6. Biztonság és hibakezelés</w:t>
-      </w:r>
-    </w:p>
-    <w:p>
-      <w:pPr>
-        <w:pStyle w:val="Listaszerbekezds"/>
-        <w:rPr>
-          <w:rFonts w:ascii="Times New Roman" w:eastAsiaTheme="majorEastAsia" w:hAnsi="Times New Roman" w:cstheme="majorBidi"/>
-          <w:b/>
-          <w:color w:val="000000" w:themeColor="text1"/>
-          <w:sz w:val="32"/>
-          <w:szCs w:val="32"/>
-        </w:rPr>
-      </w:pPr>
-    </w:p>
-    <w:p>
-      <w:r>
-        <w:t>A jelszavak bcrypt hash formában tárolódnak, a legtöbb SQL művelet paraméterezett lekérdezést használ. Ugyanakkor a dinamikus szűrésnél a `LIMIT` és `OFFSET` közvetlenül kerül az SQL-be, ezért ott további validáció javasolt. A CORS jelenleg megengedő beállítással fut (`origin: true`, `credentials: true`), a refresh cookie `secure: false` értékkel működik, és központi inputvalidáció vagy egységes hibakezelő middleware még nincs. A naplózás `morgan`, `console.log` és `console.error` használatával történik.</w:t>
-      </w:r>
-    </w:p>
-    <w:p>
-      <w:pPr>
-        <w:pStyle w:val="Listaszerbekezds"/>
-        <w:rPr>
-          <w:rFonts w:ascii="Times New Roman" w:eastAsiaTheme="majorEastAsia" w:hAnsi="Times New Roman" w:cstheme="majorBidi"/>
-          <w:b/>
-          <w:color w:val="000000" w:themeColor="text1"/>
-          <w:sz w:val="32"/>
-          <w:szCs w:val="32"/>
-        </w:rPr>
-      </w:pPr>
-    </w:p>
-    <w:p>
-      <w:pPr>
-        <w:pStyle w:val="Cmsor2"/>
-      </w:pPr>
-      <w:r>
-        <w:t>7. Üzemeltetés</w:t>
-      </w:r>
-    </w:p>
-    <w:p>
-      <w:pPr>
-        <w:pStyle w:val="Listaszerbekezds"/>
-        <w:rPr>
-          <w:rFonts w:ascii="Times New Roman" w:eastAsiaTheme="majorEastAsia" w:hAnsi="Times New Roman" w:cstheme="majorBidi"/>
-          <w:b/>
-          <w:color w:val="000000" w:themeColor="text1"/>
-          <w:sz w:val="32"/>
-          <w:szCs w:val="32"/>
-        </w:rPr>
-      </w:pPr>
-    </w:p>
-    <w:p>
-      <w:r>
-        <w:t>A szerver a `npm start` paranccsal indul, amely jelenleg `nodemon ./bin/www` futtatást jelent. A portot a kód a `DB_PORT` környezeti változóból olvassa ki, tehát az adatbázis-port és az alkalmazás portja jelenleg össze van kötve. A futtatáshoz szükséges fő változók a MySQL kapcsolat adatai, valamint az `ACCESS_SECRET` és `REFRESH_SECRET`. Dockeres vagy többkörnyezetes üzemeltetés most még nincs a projektben.</w:t>
-      </w:r>
-    </w:p>
-    <w:p>
-      <w:pPr>
-        <w:pStyle w:val="Listaszerbekezds"/>
-        <w:rPr>
-          <w:rFonts w:ascii="Times New Roman" w:eastAsiaTheme="majorEastAsia" w:hAnsi="Times New Roman" w:cstheme="majorBidi"/>
-          <w:b/>
-          <w:color w:val="000000" w:themeColor="text1"/>
-          <w:sz w:val="32"/>
-          <w:szCs w:val="32"/>
-        </w:rPr>
-      </w:pPr>
-    </w:p>
-    <w:p>
-      <w:pPr>
-        <w:pStyle w:val="Cmsor2"/>
-      </w:pPr>
-      <w:r>
-        <w:t>8. Tesztelés és következő lépések</w:t>
-      </w:r>
-    </w:p>
-    <w:p>
-      <w:pPr>
-        <w:pStyle w:val="Listaszerbekezds"/>
-        <w:rPr>
-          <w:rFonts w:ascii="Times New Roman" w:eastAsiaTheme="majorEastAsia" w:hAnsi="Times New Roman" w:cstheme="majorBidi"/>
-          <w:b/>
-          <w:color w:val="000000" w:themeColor="text1"/>
-          <w:sz w:val="32"/>
-          <w:szCs w:val="32"/>
-        </w:rPr>
-      </w:pPr>
-    </w:p>
-    <w:p>
-      <w:r>
-        <w:t>Automatikus backend tesztkészlet jelenleg nem található a projektben, ezért a végpontok ellenőrzése manuális próbákkal és a kliensek használatán keresztül történik. A következő fontos fejlesztési lépések közé tartozik a valódi admin jogosultságellenőrzés bevezetése, az egységes inputvalidáció, az automatizált API tesztelés, valamint a futtatási konfiguráció szétválasztása fejlesztői és éles környezetre.</w:t>
+        <w:t>A backend már most is képes egy teljes webes és egy részben elkészült mobil kliens kiszolgálására, ezért a projekt gerince stabilnak tekinthető. A következő komolyabb fejlesztési lépések közé tartozhat a központi inputvalidáció, az egységes hibakezelő middleware, a valódi admin jogosultságkezelés, valamint az automatizált API tesztek bevezetése.</w:t>
       </w:r>
     </w:p>
     <w:p>
@@ -10914,7 +10821,7 @@
 </file>
 
 <file path=customXml/itemProps1.xml><?xml version="1.0" encoding="utf-8"?>
-<ds:datastoreItem xmlns:ds="http://schemas.openxmlformats.org/officeDocument/2006/customXml" ds:itemID="{572D4FA6-6A60-43C5-9273-CFDC3F42383C}">
+<ds:datastoreItem xmlns:ds="http://schemas.openxmlformats.org/officeDocument/2006/customXml" ds:itemID="{BE288904-0198-4619-9165-7778C5CEF5E4}">
   <ds:schemaRefs>
     <ds:schemaRef ds:uri="http://schemas.openxmlformats.org/officeDocument/2006/bibliography"/>
   </ds:schemaRefs>
